--- a/04_Manuscripts/Manuscript_slope_fracture_20260307_TO_saito0414_healthandplace(2).docx
+++ b/04_Manuscripts/Manuscript_slope_fracture_20260307_TO_saito0414_healthandplace(2).docx
@@ -68,7 +68,7 @@
     <w:p>
       <w:r>
         <w:pict w14:anchorId="7A00CCE9">
-          <v:rect id="_x0000_i1025" style="width:0;height:1.5pt" o:hralign="center" o:hrstd="t" o:hr="t"/>
+          <v:rect id="_x0000_i1027" style="width:0;height:1.5pt" o:hralign="center" o:hrstd="t" o:hr="t"/>
         </w:pict>
       </w:r>
     </w:p>
@@ -89,7 +89,6 @@
         <w:pStyle w:val="a0"/>
         <w:rPr>
           <w:del w:id="6" w:author="治輝 齋藤" w:date="2026-04-14T14:23:00Z" w16du:dateUtc="2026-04-14T05:23:00Z"/>
-          <w:rFonts w:hint="eastAsia"/>
           <w:lang w:eastAsia="ja-JP"/>
         </w:rPr>
       </w:pPr>
@@ -869,7 +868,6 @@
       <w:pPr>
         <w:pStyle w:val="a0"/>
         <w:rPr>
-          <w:rFonts w:hint="eastAsia"/>
           <w:lang w:eastAsia="ja-JP"/>
         </w:rPr>
       </w:pPr>
@@ -957,7 +955,7 @@
     <w:p>
       <w:r>
         <w:pict w14:anchorId="0BC1EF66">
-          <v:rect id="_x0000_i1333" style="width:0;height:1.5pt" o:hralign="center" o:hrstd="t" o:hr="t"/>
+          <v:rect id="_x0000_i1028" style="width:0;height:1.5pt" o:hralign="center" o:hrstd="t" o:hr="t"/>
         </w:pict>
       </w:r>
     </w:p>
@@ -981,10 +979,7 @@
       </w:r>
       <w:ins w:id="155" w:author="治輝 齋藤" w:date="2026-04-14T12:32:00Z" w16du:dateUtc="2026-04-14T03:32:00Z">
         <w:r>
-          <w:t xml:space="preserve"> </w:t>
-        </w:r>
-        <w:r>
-          <w:t>[1, 2]</w:t>
+          <w:t xml:space="preserve"> [1, 2]</w:t>
         </w:r>
       </w:ins>
       <w:del w:id="156" w:author="治輝 齋藤" w:date="2026-04-14T12:32:00Z" w16du:dateUtc="2026-04-14T03:32:00Z">
@@ -993,19 +988,11 @@
         </w:r>
       </w:del>
       <w:r>
-        <w:t xml:space="preserve"> Hip fracture leads to prolonged hospitalization, functional decline, institutionalization, and increased mortality, imposing a substantial burden on both individuals and the healthcare </w:t>
-      </w:r>
-      <w:proofErr w:type="gramStart"/>
-      <w:r>
-        <w:t>system.</w:t>
+        <w:t xml:space="preserve"> Hip fracture leads to prolonged hospitalization, functional decline, institutionalization, and increased mortality, imposing a substantial burden on both individuals and the healthcare system.</w:t>
       </w:r>
       <w:ins w:id="157" w:author="治輝 齋藤" w:date="2026-04-14T12:33:00Z" w16du:dateUtc="2026-04-14T03:33:00Z">
         <w:r>
-          <w:t>[</w:t>
-        </w:r>
-        <w:proofErr w:type="gramEnd"/>
-        <w:r>
-          <w:t>1, 3]</w:t>
+          <w:t>[1, 3]</w:t>
         </w:r>
       </w:ins>
       <w:del w:id="158" w:author="治輝 齋藤" w:date="2026-04-14T12:33:00Z" w16du:dateUtc="2026-04-14T03:33:00Z">
@@ -1018,10 +1005,7 @@
       </w:r>
       <w:ins w:id="159" w:author="治輝 齋藤" w:date="2026-04-14T12:33:00Z" w16du:dateUtc="2026-04-14T03:33:00Z">
         <w:r>
-          <w:t xml:space="preserve"> </w:t>
-        </w:r>
-        <w:r>
-          <w:t>[4, 5]</w:t>
+          <w:t xml:space="preserve"> [4, 5]</w:t>
         </w:r>
       </w:ins>
       <w:del w:id="160" w:author="治輝 齋藤" w:date="2026-04-14T12:33:00Z" w16du:dateUtc="2026-04-14T03:33:00Z">
@@ -1042,10 +1026,7 @@
       </w:r>
       <w:ins w:id="161" w:author="治輝 齋藤" w:date="2026-04-14T12:33:00Z" w16du:dateUtc="2026-04-14T03:33:00Z">
         <w:r>
-          <w:t xml:space="preserve"> </w:t>
-        </w:r>
-        <w:r>
-          <w:t>[6]</w:t>
+          <w:t xml:space="preserve"> [6]</w:t>
         </w:r>
       </w:ins>
       <w:del w:id="162" w:author="治輝 齋藤" w:date="2026-04-14T12:33:00Z" w16du:dateUtc="2026-04-14T03:33:00Z">
@@ -1058,10 +1039,7 @@
       </w:r>
       <w:ins w:id="163" w:author="治輝 齋藤" w:date="2026-04-14T12:33:00Z" w16du:dateUtc="2026-04-14T03:33:00Z">
         <w:r>
-          <w:t xml:space="preserve"> </w:t>
-        </w:r>
-        <w:r>
-          <w:t>[7]</w:t>
+          <w:t xml:space="preserve"> [7]</w:t>
         </w:r>
       </w:ins>
       <w:del w:id="164" w:author="治輝 齋藤" w:date="2026-04-14T12:33:00Z" w16du:dateUtc="2026-04-14T03:33:00Z">
@@ -1074,10 +1052,7 @@
       </w:r>
       <w:ins w:id="165" w:author="治輝 齋藤" w:date="2026-04-14T12:33:00Z" w16du:dateUtc="2026-04-14T03:33:00Z">
         <w:r>
-          <w:t xml:space="preserve"> </w:t>
-        </w:r>
-        <w:r>
-          <w:t>[8]</w:t>
+          <w:t xml:space="preserve"> [8]</w:t>
         </w:r>
       </w:ins>
       <w:del w:id="166" w:author="治輝 齋藤" w:date="2026-04-14T12:33:00Z" w16du:dateUtc="2026-04-14T03:33:00Z">
@@ -1090,10 +1065,7 @@
       </w:r>
       <w:ins w:id="167" w:author="治輝 齋藤" w:date="2026-04-14T12:33:00Z" w16du:dateUtc="2026-04-14T03:33:00Z">
         <w:r>
-          <w:t xml:space="preserve"> </w:t>
-        </w:r>
-        <w:r>
-          <w:t>[9]</w:t>
+          <w:t xml:space="preserve"> [9]</w:t>
         </w:r>
       </w:ins>
       <w:del w:id="168" w:author="治輝 齋藤" w:date="2026-04-14T12:33:00Z" w16du:dateUtc="2026-04-14T03:33:00Z">
@@ -1118,10 +1090,7 @@
       </w:r>
       <w:ins w:id="169" w:author="治輝 齋藤" w:date="2026-04-14T12:34:00Z" w16du:dateUtc="2026-04-14T03:34:00Z">
         <w:r>
-          <w:t xml:space="preserve"> </w:t>
-        </w:r>
-        <w:r>
-          <w:t>[10, 11]</w:t>
+          <w:t xml:space="preserve"> [10, 11]</w:t>
         </w:r>
       </w:ins>
       <w:del w:id="170" w:author="治輝 齋藤" w:date="2026-04-14T12:34:00Z" w16du:dateUtc="2026-04-14T03:34:00Z">
@@ -1138,10 +1107,7 @@
       </w:r>
       <w:ins w:id="171" w:author="治輝 齋藤" w:date="2026-04-14T12:34:00Z" w16du:dateUtc="2026-04-14T03:34:00Z">
         <w:r>
-          <w:t xml:space="preserve"> </w:t>
-        </w:r>
-        <w:r>
-          <w:t>[12, 13]</w:t>
+          <w:t xml:space="preserve"> [12, 13]</w:t>
         </w:r>
       </w:ins>
       <w:del w:id="172" w:author="治輝 齋藤" w:date="2026-04-14T12:34:00Z" w16du:dateUtc="2026-04-14T03:34:00Z">
@@ -1162,10 +1128,7 @@
       </w:r>
       <w:ins w:id="173" w:author="治輝 齋藤" w:date="2026-04-14T12:34:00Z" w16du:dateUtc="2026-04-14T03:34:00Z">
         <w:r>
-          <w:t xml:space="preserve"> </w:t>
-        </w:r>
-        <w:r>
-          <w:t>[14]</w:t>
+          <w:t xml:space="preserve"> [14]</w:t>
         </w:r>
       </w:ins>
       <w:del w:id="174" w:author="治輝 齋藤" w:date="2026-04-14T12:34:00Z" w16du:dateUtc="2026-04-14T03:34:00Z">
@@ -1323,7 +1286,7 @@
     <w:p>
       <w:r>
         <w:pict w14:anchorId="2A09CD22">
-          <v:rect id="_x0000_i1334" style="width:0;height:1.5pt" o:hralign="center" o:hrstd="t" o:hr="t"/>
+          <v:rect id="_x0000_i1029" style="width:0;height:1.5pt" o:hralign="center" o:hrstd="t" o:hr="t"/>
         </w:pict>
       </w:r>
     </w:p>
@@ -1395,10 +1358,7 @@
       </w:r>
       <w:ins w:id="197" w:author="治輝 齋藤" w:date="2026-04-14T12:37:00Z" w16du:dateUtc="2026-04-14T03:37:00Z">
         <w:r>
-          <w:t xml:space="preserve"> </w:t>
-        </w:r>
-        <w:r>
-          <w:t>[10]</w:t>
+          <w:t xml:space="preserve"> [10]</w:t>
         </w:r>
       </w:ins>
       <w:del w:id="198" w:author="治輝 齋藤" w:date="2026-04-14T12:37:00Z" w16du:dateUtc="2026-04-14T03:37:00Z">
@@ -1596,12 +1556,10 @@
       <w:r>
         <w:t xml:space="preserve">) with the </w:t>
       </w:r>
-      <w:proofErr w:type="spellStart"/>
       <w:ins w:id="212" w:author="治輝 齋藤" w:date="2026-04-14T11:35:00Z" w16du:dateUtc="2026-04-14T02:35:00Z">
         <w:r>
           <w:t>statsmodels</w:t>
         </w:r>
-        <w:proofErr w:type="spellEnd"/>
         <w:r>
           <w:rPr>
             <w:rFonts w:hint="eastAsia"/>
@@ -1638,15 +1596,7 @@
       </w:r>
       <w:ins w:id="215" w:author="治輝 齋藤" w:date="2026-04-14T11:34:00Z" w16du:dateUtc="2026-04-14T02:34:00Z">
         <w:r>
-          <w:t xml:space="preserve"> Linear regression models were estimated by ordinary least squares (OLS) using the </w:t>
-        </w:r>
-        <w:proofErr w:type="spellStart"/>
-        <w:r>
-          <w:t>statsmodels</w:t>
-        </w:r>
-        <w:proofErr w:type="spellEnd"/>
-        <w:r>
-          <w:t xml:space="preserve"> formula interface</w:t>
+          <w:t xml:space="preserve"> Linear regression models were estimated by ordinary least squares (OLS) using the statsmodels formula interface</w:t>
         </w:r>
       </w:ins>
       <w:ins w:id="216" w:author="治輝 齋藤" w:date="2026-04-14T11:35:00Z" w16du:dateUtc="2026-04-14T02:35:00Z">
@@ -1663,7 +1613,6 @@
       <w:pPr>
         <w:pStyle w:val="a0"/>
         <w:rPr>
-          <w:rFonts w:hint="eastAsia"/>
           <w:lang w:eastAsia="ja-JP"/>
         </w:rPr>
       </w:pPr>
@@ -1725,7 +1674,7 @@
     <w:p>
       <w:r>
         <w:pict w14:anchorId="550F6A37">
-          <v:rect id="_x0000_i1335" style="width:0;height:1.5pt" o:hralign="center" o:hrstd="t" o:hr="t"/>
+          <v:rect id="_x0000_i1030" style="width:0;height:1.5pt" o:hralign="center" o:hrstd="t" o:hr="t"/>
         </w:pict>
       </w:r>
     </w:p>
@@ -2022,7 +1971,6 @@
       <w:pPr>
         <w:pStyle w:val="a0"/>
         <w:rPr>
-          <w:rFonts w:hint="eastAsia"/>
           <w:lang w:eastAsia="ja-JP"/>
         </w:rPr>
       </w:pPr>
@@ -2173,7 +2121,7 @@
     <w:p>
       <w:r>
         <w:pict w14:anchorId="4B6AAA27">
-          <v:rect id="_x0000_i1336" style="width:0;height:1.5pt" o:hralign="center" o:hrstd="t" o:hr="t"/>
+          <v:rect id="_x0000_i1031" style="width:0;height:1.5pt" o:hralign="center" o:hrstd="t" o:hr="t"/>
         </w:pict>
       </w:r>
     </w:p>
@@ -2515,10 +2463,7 @@
       </w:r>
       <w:ins w:id="285" w:author="治輝 齋藤" w:date="2026-04-14T12:39:00Z" w16du:dateUtc="2026-04-14T03:39:00Z">
         <w:r>
-          <w:t xml:space="preserve"> </w:t>
-        </w:r>
-        <w:r>
-          <w:t>[28]</w:t>
+          <w:t xml:space="preserve"> [28]</w:t>
         </w:r>
       </w:ins>
       <w:del w:id="286" w:author="治輝 齋藤" w:date="2026-04-14T12:39:00Z" w16du:dateUtc="2026-04-14T03:39:00Z">
@@ -2555,10 +2500,7 @@
       </w:r>
       <w:ins w:id="290" w:author="治輝 齋藤" w:date="2026-04-14T12:40:00Z" w16du:dateUtc="2026-04-14T03:40:00Z">
         <w:r>
-          <w:t xml:space="preserve"> </w:t>
-        </w:r>
-        <w:r>
-          <w:t>[11, 13]</w:t>
+          <w:t xml:space="preserve"> [11, 13]</w:t>
         </w:r>
       </w:ins>
       <w:del w:id="291" w:author="治輝 齋藤" w:date="2026-04-14T12:40:00Z" w16du:dateUtc="2026-04-14T03:40:00Z">
@@ -2571,10 +2513,7 @@
       </w:r>
       <w:ins w:id="292" w:author="治輝 齋藤" w:date="2026-04-14T12:40:00Z" w16du:dateUtc="2026-04-14T03:40:00Z">
         <w:r>
-          <w:t xml:space="preserve"> </w:t>
-        </w:r>
-        <w:r>
-          <w:t>[12, 28]</w:t>
+          <w:t xml:space="preserve"> [12, 28]</w:t>
         </w:r>
       </w:ins>
       <w:del w:id="293" w:author="治輝 齋藤" w:date="2026-04-14T12:40:00Z" w16du:dateUtc="2026-04-14T03:40:00Z">
@@ -3317,10 +3256,7 @@
       </w:pPr>
       <w:ins w:id="388" w:author="治輝 齋藤" w:date="2026-04-14T14:04:00Z" w16du:dateUtc="2026-04-14T05:04:00Z">
         <w:r>
-          <w:t>In our ecological data, terrain slope was negatively correlated with prefecture-level fast walking rate (r = −0.264), consistent with residents of steeper prefectures reporting slower habitual walking on average.</w:t>
-        </w:r>
-        <w:r>
-          <w:t xml:space="preserve"> </w:t>
+          <w:t xml:space="preserve">In our ecological data, terrain slope was negatively correlated with prefecture-level fast walking rate (r = −0.264), consistent with residents of steeper prefectures reporting slower habitual walking on average. </w:t>
         </w:r>
       </w:ins>
       <w:r>
@@ -3789,7 +3725,7 @@
     <w:p>
       <w:r>
         <w:pict w14:anchorId="560E82C4">
-          <v:rect id="_x0000_i1337" style="width:0;height:1.5pt" o:hralign="center" o:hrstd="t" o:hr="t"/>
+          <v:rect id="_x0000_i1032" style="width:0;height:1.5pt" o:hralign="center" o:hrstd="t" o:hr="t"/>
         </w:pict>
       </w:r>
     </w:p>
@@ -4081,7 +4017,7 @@
       </w:pPr>
       <w:r>
         <w:pict w14:anchorId="05BB88ED">
-          <v:rect id="_x0000_i1343" style="width:0;height:1.5pt" o:hralign="center" o:bullet="t" o:hrstd="t" o:hr="t"/>
+          <v:rect id="_x0000_i1068" style="width:0;height:1.5pt" o:hralign="center" o:bullet="t" o:hrstd="t" o:hr="t"/>
         </w:pict>
       </w:r>
     </w:p>
@@ -4121,31 +4057,7 @@
       </w:pPr>
       <w:ins w:id="484" w:author="治輝 齋藤" w:date="2026-04-14T14:26:00Z" w16du:dateUtc="2026-04-14T05:26:00Z">
         <w:r>
-          <w:t xml:space="preserve">Aggregate data used in this study are publicly available from the Japanese National Database Open Data and official statistics cited in the Methods. Under Ministry of Health, </w:t>
-        </w:r>
-        <w:proofErr w:type="spellStart"/>
-        <w:r>
-          <w:t>Labour</w:t>
-        </w:r>
-        <w:proofErr w:type="spellEnd"/>
-        <w:r>
-          <w:t xml:space="preserve"> and Welfare distribution rules, individual-level claims and identifiable records cannot be shared. Prefecture-level values supporting this analysis can be reproduced from those public sources using the procedures described. We encourage deposition of analysis code and derived prefecture-level tables in a public repository (e.g., </w:t>
-        </w:r>
-        <w:proofErr w:type="spellStart"/>
-        <w:r>
-          <w:t>Zenodo</w:t>
-        </w:r>
-        <w:proofErr w:type="spellEnd"/>
-        <w:r>
-          <w:t xml:space="preserve">) with a DOI and citation in this article, in line with the journal's research data guidance (Option B). Author contributions will be reported using the </w:t>
-        </w:r>
-        <w:proofErr w:type="spellStart"/>
-        <w:r>
-          <w:t>CRediT</w:t>
-        </w:r>
-        <w:proofErr w:type="spellEnd"/>
-        <w:r>
-          <w:t xml:space="preserve"> taxonomy on the separate title page required for double-anonymized submission</w:t>
+          <w:t>Aggregate data used in this study are publicly available from the Japanese National Database Open Data and official statistics cited in the Methods. Under Ministry of Health, Labour and Welfare distribution rules, individual-level claims and identifiable records cannot be shared. Prefecture-level values supporting this analysis can be reproduced from those public sources using the procedures described. We encourage deposition of analysis code and derived prefecture-level tables in a public repository (e.g., Zenodo) with a DOI and citation in this article, in line with the journal's research data guidance (Option B). Author contributions will be reported using the CRediT taxonomy on the separate title page required for double-anonymized submission</w:t>
         </w:r>
       </w:ins>
       <w:ins w:id="485" w:author="治輝 齋藤" w:date="2026-04-14T12:47:00Z" w16du:dateUtc="2026-04-14T03:47:00Z">
@@ -4171,40 +4083,106 @@
         <w:r>
           <w:lastRenderedPageBreak/>
           <w:pict w14:anchorId="0AA4F1B8">
-            <v:rect id="_x0000_i1344" style="width:0;height:1.5pt" o:hralign="center" o:hrstd="t" o:hr="t"/>
+            <v:rect id="_x0000_i1069" style="width:0;height:1.5pt" o:hralign="center" o:hrstd="t" o:hr="t"/>
           </w:pict>
         </w:r>
       </w:ins>
     </w:p>
+    <w:p>
+      <w:pPr>
+        <w:keepNext/>
+        <w:keepLines/>
+        <w:spacing w:before="360" w:after="80"/>
+        <w:outlineLvl w:val="0"/>
+        <w:rPr>
+          <w:ins w:id="488" w:author="治輝 齋藤" w:date="2026-04-14T15:54:00Z" w16du:dateUtc="2026-04-14T06:54:00Z"/>
+          <w:rFonts w:asciiTheme="majorHAnsi" w:eastAsiaTheme="majorEastAsia" w:hAnsiTheme="majorHAnsi" w:cstheme="majorBidi"/>
+          <w:color w:val="0F4761" w:themeColor="accent1" w:themeShade="BF"/>
+          <w:sz w:val="40"/>
+          <w:szCs w:val="40"/>
+        </w:rPr>
+      </w:pPr>
+      <w:commentRangeStart w:id="489"/>
+      <w:ins w:id="490" w:author="治輝 齋藤" w:date="2026-04-14T15:55:00Z" w16du:dateUtc="2026-04-14T06:55:00Z">
+        <w:r>
+          <w:rPr>
+            <w:rFonts w:asciiTheme="majorHAnsi" w:eastAsiaTheme="majorEastAsia" w:hAnsiTheme="majorHAnsi" w:cstheme="majorBidi"/>
+            <w:color w:val="0F4761" w:themeColor="accent1" w:themeShade="BF"/>
+            <w:sz w:val="40"/>
+            <w:szCs w:val="40"/>
+          </w:rPr>
+          <w:t>Declaration of generative AI and AI-assisted technologies in the manuscript preparation process</w:t>
+        </w:r>
+      </w:ins>
+    </w:p>
+    <w:p>
+      <w:pPr>
+        <w:spacing w:before="180" w:after="180"/>
+        <w:rPr>
+          <w:ins w:id="491" w:author="治輝 齋藤" w:date="2026-04-14T15:54:00Z" w16du:dateUtc="2026-04-14T06:54:00Z"/>
+        </w:rPr>
+      </w:pPr>
+      <w:ins w:id="492" w:author="治輝 齋藤" w:date="2026-04-14T15:55:00Z" w16du:dateUtc="2026-04-14T06:55:00Z">
+        <w:r>
+          <w:t>During the preparation of this work, the authors used AI-assisted tools (including large language models) for literature organization, coding assistance, language editing, and manuscript structuring. No individually identifiable data or protected raw NDB values were entered into external cloud AI services; the authors reviewed and finalized all content and take full responsibility</w:t>
+        </w:r>
+      </w:ins>
+      <w:ins w:id="493" w:author="治輝 齋藤" w:date="2026-04-14T15:54:00Z" w16du:dateUtc="2026-04-14T06:54:00Z">
+        <w:r>
+          <w:t>.</w:t>
+        </w:r>
+        <w:commentRangeEnd w:id="489"/>
+        <w:r>
+          <w:rPr>
+            <w:rStyle w:val="af2"/>
+          </w:rPr>
+          <w:commentReference w:id="489"/>
+        </w:r>
+      </w:ins>
+    </w:p>
+    <w:p>
+      <w:pPr>
+        <w:rPr>
+          <w:ins w:id="494" w:author="治輝 齋藤" w:date="2026-04-14T15:54:00Z" w16du:dateUtc="2026-04-14T06:54:00Z"/>
+        </w:rPr>
+      </w:pPr>
+      <w:ins w:id="495" w:author="治輝 齋藤" w:date="2026-04-14T15:54:00Z" w16du:dateUtc="2026-04-14T06:54:00Z">
+        <w:r>
+          <w:pict w14:anchorId="27B74F69">
+            <v:rect id="_x0000_i1075" style="width:0;height:1.5pt" o:hralign="center" o:hrstd="t" o:hr="t"/>
+          </w:pict>
+        </w:r>
+      </w:ins>
+    </w:p>
     <w:p/>
     <w:p>
       <w:pPr>
         <w:pStyle w:val="1"/>
       </w:pPr>
-      <w:bookmarkStart w:id="488" w:name="references"/>
+      <w:bookmarkStart w:id="496" w:name="references"/>
       <w:bookmarkEnd w:id="441"/>
-      <w:commentRangeStart w:id="489"/>
-      <w:commentRangeStart w:id="490"/>
+      <w:commentRangeStart w:id="497"/>
+      <w:commentRangeStart w:id="498"/>
       <w:r>
         <w:t>References</w:t>
       </w:r>
-      <w:commentRangeEnd w:id="489"/>
+      <w:commentRangeEnd w:id="497"/>
       <w:r>
         <w:rPr>
           <w:rStyle w:val="af2"/>
           <w:rFonts w:asciiTheme="minorHAnsi" w:eastAsiaTheme="minorEastAsia" w:hAnsiTheme="minorHAnsi" w:cstheme="minorBidi"/>
           <w:color w:val="auto"/>
         </w:rPr>
-        <w:commentReference w:id="489"/>
-      </w:r>
-      <w:commentRangeEnd w:id="490"/>
+        <w:commentReference w:id="497"/>
+      </w:r>
+      <w:commentRangeEnd w:id="498"/>
       <w:r>
         <w:rPr>
           <w:rStyle w:val="af2"/>
           <w:rFonts w:asciiTheme="minorHAnsi" w:eastAsiaTheme="minorEastAsia" w:hAnsiTheme="minorHAnsi" w:cstheme="minorBidi"/>
           <w:color w:val="auto"/>
         </w:rPr>
-        <w:commentReference w:id="490"/>
+        <w:commentReference w:id="498"/>
       </w:r>
     </w:p>
     <w:p>
@@ -4227,13 +4205,8 @@
           <w:numId w:val="3"/>
         </w:numPr>
       </w:pPr>
-      <w:proofErr w:type="spellStart"/>
-      <w:r>
-        <w:t>Orimo</w:t>
-      </w:r>
-      <w:proofErr w:type="spellEnd"/>
-      <w:r>
-        <w:t xml:space="preserve"> H, Yaegashi Y, Hosoi T, Fukushima Y, Onoda T, Hashimoto T, et al. Hip fracture incidence in Japan: estimates of new patients in 2012 and 25-year trends. Osteoporos Int. 2016;27(5):1777-1784.</w:t>
+      <w:r>
+        <w:t>Orimo H, Yaegashi Y, Hosoi T, Fukushima Y, Onoda T, Hashimoto T, et al. Hip fracture incidence in Japan: estimates of new patients in 2012 and 25-year trends. Osteoporos Int. 2016;27(5):1777-1784.</w:t>
       </w:r>
     </w:p>
     <w:p>
@@ -4317,6 +4290,7 @@
         </w:numPr>
       </w:pPr>
       <w:r>
+        <w:lastRenderedPageBreak/>
         <w:t>Li W, Keegan TH, Sternfeld B, Sidney S, Quesenberry CP Jr, Kelsey JL. Outdoor falls among middle-aged and older adults: a neglected public health problem. Am J Public Health. 2006;96(7):1192-1200.</w:t>
       </w:r>
     </w:p>
@@ -4353,15 +4327,7 @@
         </w:numPr>
       </w:pPr>
       <w:r>
-        <w:t xml:space="preserve">Reimann H, Ramadan R, Fettrow T, Hafer JF, Geyer H, Jeka JJ. Interactions between different age-related factors affecting balance control in walking. Front Sports Act Living. </w:t>
-      </w:r>
-      <w:proofErr w:type="gramStart"/>
-      <w:r>
-        <w:t>2020;2:94</w:t>
-      </w:r>
-      <w:proofErr w:type="gramEnd"/>
-      <w:r>
-        <w:t>.</w:t>
+        <w:t>Reimann H, Ramadan R, Fettrow T, Hafer JF, Geyer H, Jeka JJ. Interactions between different age-related factors affecting balance control in walking. Front Sports Act Living. 2020;2:94.</w:t>
       </w:r>
     </w:p>
     <w:p>
@@ -4384,41 +4350,40 @@
           <w:numId w:val="3"/>
         </w:numPr>
         <w:rPr>
-          <w:del w:id="491" w:author="治輝 齋藤" w:date="2026-04-13T18:04:00Z" w16du:dateUtc="2026-04-13T09:04:00Z"/>
-        </w:rPr>
-      </w:pPr>
-      <w:commentRangeStart w:id="492"/>
-      <w:commentRangeStart w:id="493"/>
-      <w:del w:id="494" w:author="治輝 齋藤" w:date="2026-04-13T18:04:00Z" w16du:dateUtc="2026-04-13T09:04:00Z">
+          <w:del w:id="499" w:author="治輝 齋藤" w:date="2026-04-13T18:04:00Z" w16du:dateUtc="2026-04-13T09:04:00Z"/>
+        </w:rPr>
+      </w:pPr>
+      <w:commentRangeStart w:id="500"/>
+      <w:commentRangeStart w:id="501"/>
+      <w:del w:id="502" w:author="治輝 齋藤" w:date="2026-04-13T18:04:00Z" w16du:dateUtc="2026-04-13T09:04:00Z">
         <w:r>
           <w:rPr>
             <w:highlight w:val="yellow"/>
-            <w:rPrChange w:id="495" w:author="哲也 大平" w:date="2026-04-12T22:20:00Z" w16du:dateUtc="2026-04-12T13:20:00Z">
+            <w:rPrChange w:id="503" w:author="哲也 大平" w:date="2026-04-12T22:20:00Z" w16du:dateUtc="2026-04-12T13:20:00Z">
               <w:rPr/>
             </w:rPrChange>
           </w:rPr>
-          <w:lastRenderedPageBreak/>
           <w:delText>[UNVERIFIED]</w:delText>
         </w:r>
         <w:r>
           <w:delText xml:space="preserve"> </w:delText>
         </w:r>
-        <w:commentRangeEnd w:id="492"/>
+        <w:commentRangeEnd w:id="500"/>
         <w:r>
           <w:rPr>
             <w:rStyle w:val="af2"/>
           </w:rPr>
-          <w:commentReference w:id="492"/>
-        </w:r>
-      </w:del>
-      <w:commentRangeEnd w:id="493"/>
+          <w:commentReference w:id="500"/>
+        </w:r>
+      </w:del>
+      <w:commentRangeEnd w:id="501"/>
       <w:r>
         <w:rPr>
           <w:rStyle w:val="af2"/>
         </w:rPr>
-        <w:commentReference w:id="493"/>
-      </w:r>
-      <w:del w:id="496" w:author="治輝 齋藤" w:date="2026-04-13T18:04:00Z" w16du:dateUtc="2026-04-13T09:04:00Z">
+        <w:commentReference w:id="501"/>
+      </w:r>
+      <w:del w:id="504" w:author="治輝 齋藤" w:date="2026-04-13T18:04:00Z" w16du:dateUtc="2026-04-13T09:04:00Z">
         <w:r>
           <w:delText>Nakamura K, Oyama M, Saito T, Oshiki R. Characteristics of community-dwelling older people in mountainous regions: implications for fall prevention. J Epidemiol. 2010;20(4):299-306.</w:delText>
         </w:r>
@@ -4433,15 +4398,7 @@
         </w:numPr>
       </w:pPr>
       <w:r>
-        <w:t xml:space="preserve">Fujita K, Fujiwara Y, Chaves PH, Motohashi Y, Shinkai S. Frequency of going outdoors as a </w:t>
-      </w:r>
-      <w:proofErr w:type="gramStart"/>
-      <w:r>
-        <w:t>good predictors</w:t>
-      </w:r>
-      <w:proofErr w:type="gramEnd"/>
-      <w:r>
-        <w:t xml:space="preserve"> for incident disability of physical function as well as disability recovery in community-dwelling older adults in rural Japan. J Epidemiol. 2006;16(6):261-270.</w:t>
+        <w:t>Fujita K, Fujiwara Y, Chaves PH, Motohashi Y, Shinkai S. Frequency of going outdoors as a good predictors for incident disability of physical function as well as disability recovery in community-dwelling older adults in rural Japan. J Epidemiol. 2006;16(6):261-270.</w:t>
       </w:r>
     </w:p>
     <w:p>
@@ -4525,6 +4482,7 @@
         </w:numPr>
       </w:pPr>
       <w:r>
+        <w:lastRenderedPageBreak/>
         <w:t>Wang S, Zhang F, Guo Y, Chen C, Zhong Y, Hao D, Zhu S, Wu Y. Exposure to high altitude is associated with an elevated risk of hip fracture: a retrospective cohort study using data from the CHARLS. BMC Geriatr. 2025;25(1):884.</w:t>
       </w:r>
     </w:p>
@@ -4536,10 +4494,10 @@
           <w:numId w:val="3"/>
         </w:numPr>
         <w:rPr>
-          <w:del w:id="497" w:author="治輝 齋藤" w:date="2026-04-13T18:06:00Z" w16du:dateUtc="2026-04-13T09:06:00Z"/>
-        </w:rPr>
-      </w:pPr>
-      <w:del w:id="498" w:author="治輝 齋藤" w:date="2026-04-13T18:06:00Z" w16du:dateUtc="2026-04-13T09:06:00Z">
+          <w:del w:id="505" w:author="治輝 齋藤" w:date="2026-04-13T18:06:00Z" w16du:dateUtc="2026-04-13T09:06:00Z"/>
+        </w:rPr>
+      </w:pPr>
+      <w:del w:id="506" w:author="治輝 齋藤" w:date="2026-04-13T18:06:00Z" w16du:dateUtc="2026-04-13T09:06:00Z">
         <w:r>
           <w:delText>Guo Y, Zhang Y, Jiao TT. Application value of FRAX in high-altitude areas in China: a systematic review and meta-analysis. Front Endocrinol (Lausanne). 2026;17:1656377.</w:delText>
         </w:r>
@@ -4590,7 +4548,6 @@
         </w:numPr>
       </w:pPr>
       <w:r>
-        <w:lastRenderedPageBreak/>
         <w:t>Sarvi MN, Luo Y. A two-level subject-specific biomechanical model for improving prediction of hip fracture risk. Clin Biomech (Bristol, Avon). 2015;30(8):881-887.</w:t>
       </w:r>
     </w:p>
@@ -4614,10 +4571,10 @@
           <w:numId w:val="3"/>
         </w:numPr>
         <w:rPr>
-          <w:del w:id="499" w:author="治輝 齋藤" w:date="2026-04-13T20:40:00Z" w16du:dateUtc="2026-04-13T11:40:00Z"/>
-        </w:rPr>
-      </w:pPr>
-      <w:del w:id="500" w:author="治輝 齋藤" w:date="2026-04-13T20:40:00Z" w16du:dateUtc="2026-04-13T11:40:00Z">
+          <w:del w:id="507" w:author="治輝 齋藤" w:date="2026-04-13T20:40:00Z" w16du:dateUtc="2026-04-13T11:40:00Z"/>
+        </w:rPr>
+      </w:pPr>
+      <w:del w:id="508" w:author="治輝 齋藤" w:date="2026-04-13T20:40:00Z" w16du:dateUtc="2026-04-13T11:40:00Z">
         <w:r>
           <w:delText>Galliker ES, Laing AC, Ferguson SJ, et al. The influence of fall direction and hip protector on fracture risk: FE model predictions driven by experimental data. Ann Biomed Eng. 2022;50(3):278-290.</w:delText>
         </w:r>
@@ -4644,15 +4601,7 @@
         </w:numPr>
       </w:pPr>
       <w:r>
-        <w:t xml:space="preserve">Tesio L, Rota V. The motion of body center of mass during walking: a review oriented to clinical applications. Front Neurol. </w:t>
-      </w:r>
-      <w:proofErr w:type="gramStart"/>
-      <w:r>
-        <w:t>2019;10:999</w:t>
-      </w:r>
-      <w:proofErr w:type="gramEnd"/>
-      <w:r>
-        <w:t>.</w:t>
+        <w:t>Tesio L, Rota V. The motion of body center of mass during walking: a review oriented to clinical applications. Front Neurol. 2019;10:999.</w:t>
       </w:r>
     </w:p>
     <w:p>
@@ -4687,10 +4636,10 @@
           <w:numId w:val="3"/>
         </w:numPr>
         <w:rPr>
-          <w:del w:id="501" w:author="治輝 齋藤" w:date="2026-04-13T20:41:00Z" w16du:dateUtc="2026-04-13T11:41:00Z"/>
-        </w:rPr>
-      </w:pPr>
-      <w:del w:id="502" w:author="治輝 齋藤" w:date="2026-04-13T20:41:00Z" w16du:dateUtc="2026-04-13T11:41:00Z">
+          <w:del w:id="509" w:author="治輝 齋藤" w:date="2026-04-13T20:41:00Z" w16du:dateUtc="2026-04-13T11:41:00Z"/>
+        </w:rPr>
+      </w:pPr>
+      <w:del w:id="510" w:author="治輝 齋藤" w:date="2026-04-13T20:41:00Z" w16du:dateUtc="2026-04-13T11:41:00Z">
         <w:r>
           <w:delText>Burkhart TA. Biomechanics of the upper extremity in response to dynamic impact loading indicative of a forward fall. University of Windsor (Canada) ProQuest Dissertations &amp; Theses,  2012. NR77921.</w:delText>
         </w:r>
@@ -4705,15 +4654,7 @@
         </w:numPr>
       </w:pPr>
       <w:r>
-        <w:t xml:space="preserve">O’Neill TW, </w:t>
-      </w:r>
-      <w:proofErr w:type="spellStart"/>
-      <w:r>
-        <w:t>Varlow</w:t>
-      </w:r>
-      <w:proofErr w:type="spellEnd"/>
-      <w:r>
-        <w:t xml:space="preserve"> J, Silman AJ, et al. Age and sex influences on fall characteristics. Ann Rheum Dis. 1994;53(11):773-775.</w:t>
+        <w:t>O’Neill TW, Varlow J, Silman AJ, et al. Age and sex influences on fall characteristics. Ann Rheum Dis. 1994;53(11):773-775.</w:t>
       </w:r>
     </w:p>
     <w:p>
@@ -4725,6 +4666,7 @@
         </w:numPr>
       </w:pPr>
       <w:r>
+        <w:lastRenderedPageBreak/>
         <w:t>Court-Brown CM, Caesar B. Epidemiology of adult fractures: a review. Injury. 2006;37(8):691-697.</w:t>
       </w:r>
     </w:p>
@@ -4736,10 +4678,10 @@
           <w:numId w:val="3"/>
         </w:numPr>
         <w:rPr>
-          <w:del w:id="503" w:author="治輝 齋藤" w:date="2026-04-13T20:41:00Z" w16du:dateUtc="2026-04-13T11:41:00Z"/>
-        </w:rPr>
-      </w:pPr>
-      <w:del w:id="504" w:author="治輝 齋藤" w:date="2026-04-13T20:41:00Z" w16du:dateUtc="2026-04-13T11:41:00Z">
+          <w:del w:id="511" w:author="治輝 齋藤" w:date="2026-04-13T20:41:00Z" w16du:dateUtc="2026-04-13T11:41:00Z"/>
+        </w:rPr>
+      </w:pPr>
+      <w:del w:id="512" w:author="治輝 齋藤" w:date="2026-04-13T20:41:00Z" w16du:dateUtc="2026-04-13T11:41:00Z">
         <w:r>
           <w:delText>Østergaard HK, Budtz CR, Sumrein BO, Madsen MN, Brorson S, Launonen AP. Increased all-cause mortality following proximal humerus fractures in Danish adults: a register-based matched cohort study of 93,952 fracture cases and 469,760 controls. Osteoporos Int. 2025;36(11):2157-2165.</w:delText>
         </w:r>
@@ -4753,10 +4695,10 @@
           <w:numId w:val="3"/>
         </w:numPr>
         <w:rPr>
-          <w:del w:id="505" w:author="治輝 齋藤" w:date="2026-04-13T20:41:00Z" w16du:dateUtc="2026-04-13T11:41:00Z"/>
-        </w:rPr>
-      </w:pPr>
-      <w:del w:id="506" w:author="治輝 齋藤" w:date="2026-04-13T20:41:00Z" w16du:dateUtc="2026-04-13T11:41:00Z">
+          <w:del w:id="513" w:author="治輝 齋藤" w:date="2026-04-13T20:41:00Z" w16du:dateUtc="2026-04-13T11:41:00Z"/>
+        </w:rPr>
+      </w:pPr>
+      <w:del w:id="514" w:author="治輝 齋藤" w:date="2026-04-13T20:41:00Z" w16du:dateUtc="2026-04-13T11:41:00Z">
         <w:r>
           <w:delText>Forsén L, Søgaard AJ, Holvik K, et al. Geographic variations in hip fracture incidence in a high-risk country stretching into the Arctic: a NOREPOS study. Osteoporos Int. 2020;31(7):1323-1331.</w:delText>
         </w:r>
@@ -4770,10 +4712,10 @@
           <w:numId w:val="3"/>
         </w:numPr>
         <w:rPr>
-          <w:del w:id="507" w:author="治輝 齋藤" w:date="2026-04-13T20:41:00Z" w16du:dateUtc="2026-04-13T11:41:00Z"/>
-        </w:rPr>
-      </w:pPr>
-      <w:del w:id="508" w:author="治輝 齋藤" w:date="2026-04-13T20:41:00Z" w16du:dateUtc="2026-04-13T11:41:00Z">
+          <w:del w:id="515" w:author="治輝 齋藤" w:date="2026-04-13T20:41:00Z" w16du:dateUtc="2026-04-13T11:41:00Z"/>
+        </w:rPr>
+      </w:pPr>
+      <w:del w:id="516" w:author="治輝 齋藤" w:date="2026-04-13T20:41:00Z" w16du:dateUtc="2026-04-13T11:41:00Z">
         <w:r>
           <w:delText>Ahmed LA, Schirmer H, Bjørnerem Å, Emaus N, Jørgensen L, Størmer J, Joakimsen RM. The gender- and age-specific 10-year and lifetime absolute fracture risk in Tromsø, Norway. Eur J Epidemiol. 2009;24(8):441-448.</w:delText>
         </w:r>
@@ -4788,11 +4730,7 @@
         </w:numPr>
       </w:pPr>
       <w:r>
-        <w:t xml:space="preserve">Dahl C, Madsen C, Omsland TK, et al. The association of cold ambient temperature with fracture risk and mortality: national data from Norway—a </w:t>
-      </w:r>
-      <w:r>
-        <w:lastRenderedPageBreak/>
-        <w:t>Norwegian Epidemiologic Osteoporosis Studies (NOREPOS) study. J Bone Miner Res. 2022;37(8):1527-1536.</w:t>
+        <w:t>Dahl C, Madsen C, Omsland TK, et al. The association of cold ambient temperature with fracture risk and mortality: national data from Norway—a Norwegian Epidemiologic Osteoporosis Studies (NOREPOS) study. J Bone Miner Res. 2022;37(8):1527-1536.</w:t>
       </w:r>
     </w:p>
     <w:p>
@@ -4803,10 +4741,10 @@
           <w:numId w:val="3"/>
         </w:numPr>
         <w:rPr>
-          <w:del w:id="509" w:author="治輝 齋藤" w:date="2026-04-13T20:42:00Z" w16du:dateUtc="2026-04-13T11:42:00Z"/>
-        </w:rPr>
-      </w:pPr>
-      <w:del w:id="510" w:author="治輝 齋藤" w:date="2026-04-13T20:42:00Z" w16du:dateUtc="2026-04-13T11:42:00Z">
+          <w:del w:id="517" w:author="治輝 齋藤" w:date="2026-04-13T20:42:00Z" w16du:dateUtc="2026-04-13T11:42:00Z"/>
+        </w:rPr>
+      </w:pPr>
+      <w:del w:id="518" w:author="治輝 齋藤" w:date="2026-04-13T20:42:00Z" w16du:dateUtc="2026-04-13T11:42:00Z">
         <w:r>
           <w:delText>Morin SN, Lix LM, Leslie WD. The importance of previous fracture site on osteoporosis diagnosis and incident fractures in women. J Bone Miner Res. 2014;29(7):1675-1680.</w:delText>
         </w:r>
@@ -4821,15 +4759,7 @@
         </w:numPr>
       </w:pPr>
       <w:r>
-        <w:t>Blackwood J, Suzuki R, Karczewski H. Perceived neighborhood walkability is associated with recent falls in urban dwelling older adults. J Geriatr Phys Ther. 2022;45(1</w:t>
-      </w:r>
-      <w:proofErr w:type="gramStart"/>
-      <w:r>
-        <w:t>):E</w:t>
-      </w:r>
-      <w:proofErr w:type="gramEnd"/>
-      <w:r>
-        <w:t>8-E15.</w:t>
+        <w:t>Blackwood J, Suzuki R, Karczewski H. Perceived neighborhood walkability is associated with recent falls in urban dwelling older adults. J Geriatr Phys Ther. 2022;45(1):E8-E15.</w:t>
       </w:r>
     </w:p>
     <w:p>
@@ -4840,10 +4770,10 @@
           <w:numId w:val="3"/>
         </w:numPr>
         <w:rPr>
-          <w:del w:id="511" w:author="治輝 齋藤" w:date="2026-04-13T20:42:00Z" w16du:dateUtc="2026-04-13T11:42:00Z"/>
-        </w:rPr>
-      </w:pPr>
-      <w:del w:id="512" w:author="治輝 齋藤" w:date="2026-04-13T20:42:00Z" w16du:dateUtc="2026-04-13T11:42:00Z">
+          <w:del w:id="519" w:author="治輝 齋藤" w:date="2026-04-13T20:42:00Z" w16du:dateUtc="2026-04-13T11:42:00Z"/>
+        </w:rPr>
+      </w:pPr>
+      <w:del w:id="520" w:author="治輝 齋藤" w:date="2026-04-13T20:42:00Z" w16du:dateUtc="2026-04-13T11:42:00Z">
         <w:r>
           <w:delText>Lin J, Leung J, Yu B, Woo J, Kwok T, Lau KK. Association of green space with bone mineral density change and incident fracture in elderly Hong Kong Chinese. Environ Res. 2021;201:111547.</w:delText>
         </w:r>
@@ -4893,10 +4823,10 @@
           <w:numId w:val="3"/>
         </w:numPr>
         <w:rPr>
-          <w:del w:id="513" w:author="治輝 齋藤" w:date="2026-04-13T20:43:00Z" w16du:dateUtc="2026-04-13T11:43:00Z"/>
-        </w:rPr>
-      </w:pPr>
-      <w:del w:id="514" w:author="治輝 齋藤" w:date="2026-04-13T20:43:00Z" w16du:dateUtc="2026-04-13T11:43:00Z">
+          <w:del w:id="521" w:author="治輝 齋藤" w:date="2026-04-13T20:43:00Z" w16du:dateUtc="2026-04-13T11:43:00Z"/>
+        </w:rPr>
+      </w:pPr>
+      <w:del w:id="522" w:author="治輝 齋藤" w:date="2026-04-13T20:43:00Z" w16du:dateUtc="2026-04-13T11:43:00Z">
         <w:r>
           <w:delText>Kim DC. Depopulation, aging, and rural restructuring in Japan. Ager. 2021;33:107-123.</w:delText>
         </w:r>
@@ -4910,11 +4840,12 @@
           <w:numId w:val="3"/>
         </w:numPr>
         <w:rPr>
-          <w:del w:id="515" w:author="治輝 齋藤" w:date="2026-04-13T20:43:00Z" w16du:dateUtc="2026-04-13T11:43:00Z"/>
-        </w:rPr>
-      </w:pPr>
-      <w:del w:id="516" w:author="治輝 齋藤" w:date="2026-04-13T20:43:00Z" w16du:dateUtc="2026-04-13T11:43:00Z">
-        <w:r>
+          <w:del w:id="523" w:author="治輝 齋藤" w:date="2026-04-13T20:43:00Z" w16du:dateUtc="2026-04-13T11:43:00Z"/>
+        </w:rPr>
+      </w:pPr>
+      <w:del w:id="524" w:author="治輝 齋藤" w:date="2026-04-13T20:43:00Z" w16du:dateUtc="2026-04-13T11:43:00Z">
+        <w:r>
+          <w:lastRenderedPageBreak/>
           <w:delText>Okubo M, Mohammed A, Inoue M. Out-migrants and local institutions: case study of a depopulated mountain village in Japan. Asian Cult Hist. 2015;8(1):1.</w:delText>
         </w:r>
       </w:del>
@@ -4927,10 +4858,10 @@
           <w:numId w:val="3"/>
         </w:numPr>
         <w:rPr>
-          <w:del w:id="517" w:author="治輝 齋藤" w:date="2026-04-13T20:43:00Z" w16du:dateUtc="2026-04-13T11:43:00Z"/>
-        </w:rPr>
-      </w:pPr>
-      <w:del w:id="518" w:author="治輝 齋藤" w:date="2026-04-13T20:43:00Z" w16du:dateUtc="2026-04-13T11:43:00Z">
+          <w:del w:id="525" w:author="治輝 齋藤" w:date="2026-04-13T20:43:00Z" w16du:dateUtc="2026-04-13T11:43:00Z"/>
+        </w:rPr>
+      </w:pPr>
+      <w:del w:id="526" w:author="治輝 齋藤" w:date="2026-04-13T20:43:00Z" w16du:dateUtc="2026-04-13T11:43:00Z">
         <w:r>
           <w:delText>Wang W, Saito Y. Aging in place in a depopulated, mountainous area: the role of hometown-visiting family members in Shimogo, Japan. Sustainability. 2024;16(23):10547.</w:delText>
         </w:r>
@@ -4944,10 +4875,10 @@
           <w:numId w:val="3"/>
         </w:numPr>
         <w:rPr>
-          <w:del w:id="519" w:author="治輝 齋藤" w:date="2026-04-13T20:43:00Z" w16du:dateUtc="2026-04-13T11:43:00Z"/>
-        </w:rPr>
-      </w:pPr>
-      <w:del w:id="520" w:author="治輝 齋藤" w:date="2026-04-13T20:43:00Z" w16du:dateUtc="2026-04-13T11:43:00Z">
+          <w:del w:id="527" w:author="治輝 齋藤" w:date="2026-04-13T20:43:00Z" w16du:dateUtc="2026-04-13T11:43:00Z"/>
+        </w:rPr>
+      </w:pPr>
+      <w:del w:id="528" w:author="治輝 齋藤" w:date="2026-04-13T20:43:00Z" w16du:dateUtc="2026-04-13T11:43:00Z">
         <w:r>
           <w:delText>Matous P, Todo Y. Analyzing the coevolution of interorganizational networks and organizational performance: Automakers’ production networks in Japan. Appl Netw Sci. 2017;2(1):5.</w:delText>
         </w:r>
@@ -4974,15 +4905,7 @@
         </w:numPr>
       </w:pPr>
       <w:r>
-        <w:t xml:space="preserve">Murayama H, Nishi M, Matsuo E, et al. Do bonding and bridging social capital affect self-rated health, depressive mood and cognitive decline in older Japanese? A prospective cohort study. Soc Sci Med. </w:t>
-      </w:r>
-      <w:proofErr w:type="gramStart"/>
-      <w:r>
-        <w:t>2013;98:247</w:t>
-      </w:r>
-      <w:proofErr w:type="gramEnd"/>
-      <w:r>
-        <w:t>-252.</w:t>
+        <w:t>Murayama H, Nishi M, Matsuo E, et al. Do bonding and bridging social capital affect self-rated health, depressive mood and cognitive decline in older Japanese? A prospective cohort study. Soc Sci Med. 2013;98:247-252.</w:t>
       </w:r>
     </w:p>
     <w:p>
@@ -4993,12 +4916,11 @@
           <w:numId w:val="3"/>
         </w:numPr>
         <w:rPr>
-          <w:del w:id="521" w:author="治輝 齋藤" w:date="2026-04-13T20:43:00Z" w16du:dateUtc="2026-04-13T11:43:00Z"/>
-        </w:rPr>
-      </w:pPr>
-      <w:del w:id="522" w:author="治輝 齋藤" w:date="2026-04-13T20:43:00Z" w16du:dateUtc="2026-04-13T11:43:00Z">
-        <w:r>
-          <w:lastRenderedPageBreak/>
+          <w:del w:id="529" w:author="治輝 齋藤" w:date="2026-04-13T20:43:00Z" w16du:dateUtc="2026-04-13T11:43:00Z"/>
+        </w:rPr>
+      </w:pPr>
+      <w:del w:id="530" w:author="治輝 齋藤" w:date="2026-04-13T20:43:00Z" w16du:dateUtc="2026-04-13T11:43:00Z">
+        <w:r>
           <w:delText>Abellan van Kan G, Rolland Y, Andrieu S, et al. Gait speed at usual pace as a predictor of adverse outcomes in community-dwelling older people an International Academy on Nutrition and Aging (IANA) Task Force. J Nutr Health Aging. 2009;13(10):881-889.</w:delText>
         </w:r>
       </w:del>
@@ -5011,10 +4933,10 @@
           <w:numId w:val="3"/>
         </w:numPr>
         <w:rPr>
-          <w:del w:id="523" w:author="治輝 齋藤" w:date="2026-04-13T20:43:00Z" w16du:dateUtc="2026-04-13T11:43:00Z"/>
-        </w:rPr>
-      </w:pPr>
-      <w:del w:id="524" w:author="治輝 齋藤" w:date="2026-04-13T20:43:00Z" w16du:dateUtc="2026-04-13T11:43:00Z">
+          <w:del w:id="531" w:author="治輝 齋藤" w:date="2026-04-13T20:43:00Z" w16du:dateUtc="2026-04-13T11:43:00Z"/>
+        </w:rPr>
+      </w:pPr>
+      <w:del w:id="532" w:author="治輝 齋藤" w:date="2026-04-13T20:43:00Z" w16du:dateUtc="2026-04-13T11:43:00Z">
         <w:r>
           <w:delText>Cawthon PM, Fox KM, Gandra SR, et al. Do muscle mass, muscle density, strength, and physical function similarly influence risk of hospitalization in older adults? J Am Geriatr Soc. 2009;57(8):1411-1419.</w:delText>
         </w:r>
@@ -5028,10 +4950,10 @@
           <w:numId w:val="3"/>
         </w:numPr>
         <w:rPr>
-          <w:del w:id="525" w:author="治輝 齋藤" w:date="2026-04-13T20:43:00Z" w16du:dateUtc="2026-04-13T11:43:00Z"/>
-        </w:rPr>
-      </w:pPr>
-      <w:del w:id="526" w:author="治輝 齋藤" w:date="2026-04-13T20:43:00Z" w16du:dateUtc="2026-04-13T11:43:00Z">
+          <w:del w:id="533" w:author="治輝 齋藤" w:date="2026-04-13T20:43:00Z" w16du:dateUtc="2026-04-13T11:43:00Z"/>
+        </w:rPr>
+      </w:pPr>
+      <w:del w:id="534" w:author="治輝 齋藤" w:date="2026-04-13T20:43:00Z" w16du:dateUtc="2026-04-13T11:43:00Z">
         <w:r>
           <w:delText>Peel NM, Navanathan S, Hubbard RE. Gait speed as a predictor of outcomes in post-acute transitional care for older people. Geriatr Gerontol Int. 2014;14(4):906-910.</w:delText>
         </w:r>
@@ -5045,13 +4967,8 @@
           <w:numId w:val="3"/>
         </w:numPr>
       </w:pPr>
-      <w:proofErr w:type="spellStart"/>
-      <w:r>
-        <w:t>Delbaere</w:t>
-      </w:r>
-      <w:proofErr w:type="spellEnd"/>
-      <w:r>
-        <w:t xml:space="preserve"> K, Close JC, Brodaty H, Sachdev P, Lord SR. Determinants of disparities between perceived and physiological risk of falling among elderly people: cohort study. BMJ. 2010;341:c4165.</w:t>
+      <w:r>
+        <w:t>Delbaere K, Close JC, Brodaty H, Sachdev P, Lord SR. Determinants of disparities between perceived and physiological risk of falling among elderly people: cohort study. BMJ. 2010;341:c4165.</w:t>
       </w:r>
     </w:p>
     <w:p>
@@ -5063,15 +4980,7 @@
         </w:numPr>
       </w:pPr>
       <w:r>
-        <w:t xml:space="preserve">Kempen GI, van Haastregt JC, McKee KJ, Delbaere K, Zijlstra GA. Socio-demographic, health-related and psychosocial correlates of fear of falling and avoidance of activity in community-living older persons who avoid activity due to fear of falling. BMC Public Health. </w:t>
-      </w:r>
-      <w:proofErr w:type="gramStart"/>
-      <w:r>
-        <w:t>2009;9:170</w:t>
-      </w:r>
-      <w:proofErr w:type="gramEnd"/>
-      <w:r>
-        <w:t>.</w:t>
+        <w:t>Kempen GI, van Haastregt JC, McKee KJ, Delbaere K, Zijlstra GA. Socio-demographic, health-related and psychosocial correlates of fear of falling and avoidance of activity in community-living older persons who avoid activity due to fear of falling. BMC Public Health. 2009;9:170.</w:t>
       </w:r>
     </w:p>
     <w:p>
@@ -5083,15 +4992,7 @@
         </w:numPr>
       </w:pPr>
       <w:r>
-        <w:t xml:space="preserve">Inage K, Kondo N, Komatsubara S, et al. Current status of patients with hip fracture in Japan: a nationwide survey. J Orthop Sci. 2025. </w:t>
-      </w:r>
-      <w:proofErr w:type="gramStart"/>
-      <w:r>
-        <w:t>doi:10.1016/j.jos</w:t>
-      </w:r>
-      <w:proofErr w:type="gramEnd"/>
-      <w:r>
-        <w:t>.2025.05.014.</w:t>
+        <w:t>Inage K, Kondo N, Komatsubara S, et al. Current status of patients with hip fracture in Japan: a nationwide survey. J Orthop Sci. 2025. doi:10.1016/j.jos.2025.05.014.</w:t>
       </w:r>
     </w:p>
     <w:p>
@@ -5115,7 +5016,11 @@
         </w:numPr>
       </w:pPr>
       <w:r>
-        <w:t>Yamamoto N, Sawaguchi T, Matsushita T, et al. Fragility Fracture Network-Japan: the challenge of establishment of a national hip fracture database and successful achievement of nationwide health system change for hip fracture care in Japan. Injury. 2024;55(6):111452.</w:t>
+        <w:t xml:space="preserve">Yamamoto N, Sawaguchi T, Matsushita T, et al. Fragility Fracture Network-Japan: the challenge of establishment of a national hip fracture </w:t>
+      </w:r>
+      <w:r>
+        <w:lastRenderedPageBreak/>
+        <w:t>database and successful achievement of nationwide health system change for hip fracture care in Japan. Injury. 2024;55(6):111452.</w:t>
       </w:r>
     </w:p>
     <w:p>
@@ -5127,15 +5032,7 @@
         </w:numPr>
       </w:pPr>
       <w:r>
-        <w:t xml:space="preserve">Miyachi M, Tripette J, Kawakami R, Murakami H. “+10 min of physical activity per day”: Japan is looking for efficient but feasible recommendations for its population. J Nutr Sci Vitaminol (Tokyo). 2015;61 </w:t>
-      </w:r>
-      <w:proofErr w:type="gramStart"/>
-      <w:r>
-        <w:t>Suppl:S</w:t>
-      </w:r>
-      <w:proofErr w:type="gramEnd"/>
-      <w:r>
-        <w:t>7-9.</w:t>
+        <w:t>Miyachi M, Tripette J, Kawakami R, Murakami H. “+10 min of physical activity per day”: Japan is looking for efficient but feasible recommendations for its population. J Nutr Sci Vitaminol (Tokyo). 2015;61 Suppl:S7-9.</w:t>
       </w:r>
     </w:p>
     <w:p>
@@ -5158,10 +5055,10 @@
           <w:numId w:val="3"/>
         </w:numPr>
         <w:rPr>
-          <w:del w:id="527" w:author="治輝 齋藤" w:date="2026-04-13T20:43:00Z" w16du:dateUtc="2026-04-13T11:43:00Z"/>
-        </w:rPr>
-      </w:pPr>
-      <w:del w:id="528" w:author="治輝 齋藤" w:date="2026-04-13T20:43:00Z" w16du:dateUtc="2026-04-13T11:43:00Z">
+          <w:del w:id="535" w:author="治輝 齋藤" w:date="2026-04-13T20:43:00Z" w16du:dateUtc="2026-04-13T11:43:00Z"/>
+        </w:rPr>
+      </w:pPr>
+      <w:del w:id="536" w:author="治輝 齋藤" w:date="2026-04-13T20:43:00Z" w16du:dateUtc="2026-04-13T11:43:00Z">
         <w:r>
           <w:delText>Ministry of Health, Labour and Welfare, Japan. Physical Activity Guide for Health Promotion 2023. Tokyo: MHLW; 2023.</w:delText>
         </w:r>
@@ -5175,10 +5072,10 @@
           <w:numId w:val="3"/>
         </w:numPr>
         <w:rPr>
-          <w:del w:id="529" w:author="治輝 齋藤" w:date="2026-04-13T20:43:00Z" w16du:dateUtc="2026-04-13T11:43:00Z"/>
-        </w:rPr>
-      </w:pPr>
-      <w:del w:id="530" w:author="治輝 齋藤" w:date="2026-04-13T20:43:00Z" w16du:dateUtc="2026-04-13T11:43:00Z">
+          <w:del w:id="537" w:author="治輝 齋藤" w:date="2026-04-13T20:43:00Z" w16du:dateUtc="2026-04-13T11:43:00Z"/>
+        </w:rPr>
+      </w:pPr>
+      <w:del w:id="538" w:author="治輝 齋藤" w:date="2026-04-13T20:43:00Z" w16du:dateUtc="2026-04-13T11:43:00Z">
         <w:r>
           <w:delText>Roux AV, Evenson KR, McGinn AP, et al. Availability of recreational resources and physical activity in adults. Am J Public Health. 2007;97(3):493-499.</w:delText>
         </w:r>
@@ -5193,15 +5090,7 @@
         </w:numPr>
       </w:pPr>
       <w:r>
-        <w:t xml:space="preserve">Sherrington C, </w:t>
-      </w:r>
-      <w:proofErr w:type="spellStart"/>
-      <w:r>
-        <w:t>Fairhall</w:t>
-      </w:r>
-      <w:proofErr w:type="spellEnd"/>
-      <w:r>
-        <w:t xml:space="preserve"> NJ, Wallbank GK, et al. Exercise for preventing falls in older people living in the community. Cochrane Database Syst Rev. 2019;1(1):CD012424.</w:t>
+        <w:t>Sherrington C, Fairhall NJ, Wallbank GK, et al. Exercise for preventing falls in older people living in the community. Cochrane Database Syst Rev. 2019;1(1):CD012424.</w:t>
       </w:r>
     </w:p>
     <w:p>
@@ -5213,14 +5102,13 @@
         </w:numPr>
       </w:pPr>
       <w:r>
-        <w:lastRenderedPageBreak/>
         <w:t>Rothman KJ, Greenland S, Lash TL. Modern Epidemiology. 3rd ed. Philadelphia: Lippincott Williams &amp; Wilkins; 2008.</w:t>
       </w:r>
     </w:p>
     <w:p>
       <w:r>
         <w:pict w14:anchorId="068098E9">
-          <v:rect id="_x0000_i1338" style="width:0;height:1.5pt" o:hralign="center" o:hrstd="t" o:hr="t"/>
+          <v:rect id="_x0000_i1070" style="width:0;height:1.5pt" o:hralign="center" o:hrstd="t" o:hr="t"/>
         </w:pict>
       </w:r>
     </w:p>
@@ -5228,8 +5116,8 @@
       <w:pPr>
         <w:pStyle w:val="1"/>
       </w:pPr>
-      <w:bookmarkStart w:id="531" w:name="tables-and-figures"/>
-      <w:bookmarkEnd w:id="488"/>
+      <w:bookmarkStart w:id="539" w:name="tables-and-figures"/>
+      <w:bookmarkEnd w:id="496"/>
       <w:r>
         <w:t>Tables and Figures</w:t>
       </w:r>
@@ -5238,29 +5126,29 @@
       <w:pPr>
         <w:pStyle w:val="2"/>
       </w:pPr>
-      <w:bookmarkStart w:id="532" w:name="Xd12e5d2fabb7f7da04933f49b094ec2cca003f6"/>
-      <w:commentRangeStart w:id="533"/>
-      <w:commentRangeStart w:id="534"/>
+      <w:bookmarkStart w:id="540" w:name="Xd12e5d2fabb7f7da04933f49b094ec2cca003f6"/>
+      <w:commentRangeStart w:id="541"/>
+      <w:commentRangeStart w:id="542"/>
       <w:r>
         <w:t>Table 1. Descriptive Statistics of Prefecture-Level Variables (N = 47)</w:t>
       </w:r>
-      <w:commentRangeEnd w:id="533"/>
+      <w:commentRangeEnd w:id="541"/>
       <w:r>
         <w:rPr>
           <w:rStyle w:val="af2"/>
           <w:rFonts w:asciiTheme="minorHAnsi" w:eastAsiaTheme="minorEastAsia" w:hAnsiTheme="minorHAnsi" w:cstheme="minorBidi"/>
           <w:color w:val="auto"/>
         </w:rPr>
-        <w:commentReference w:id="533"/>
-      </w:r>
-      <w:commentRangeEnd w:id="534"/>
+        <w:commentReference w:id="541"/>
+      </w:r>
+      <w:commentRangeEnd w:id="542"/>
       <w:r>
         <w:rPr>
           <w:rStyle w:val="af2"/>
           <w:rFonts w:asciiTheme="minorHAnsi" w:eastAsiaTheme="minorEastAsia" w:hAnsiTheme="minorHAnsi" w:cstheme="minorBidi"/>
           <w:color w:val="auto"/>
         </w:rPr>
-        <w:commentReference w:id="534"/>
+        <w:commentReference w:id="542"/>
       </w:r>
     </w:p>
     <w:tbl>
@@ -5405,13 +5293,12 @@
               <w:pStyle w:val="Compact"/>
               <w:jc w:val="right"/>
               <w:rPr>
-                <w:rFonts w:hint="eastAsia"/>
                 <w:sz w:val="18"/>
                 <w:szCs w:val="18"/>
                 <w:lang w:eastAsia="ja-JP"/>
               </w:rPr>
             </w:pPr>
-            <w:ins w:id="535" w:author="治輝 齋藤" w:date="2026-04-14T11:49:00Z" w16du:dateUtc="2026-04-14T02:49:00Z">
+            <w:ins w:id="543" w:author="治輝 齋藤" w:date="2026-04-14T11:49:00Z" w16du:dateUtc="2026-04-14T02:49:00Z">
               <w:r>
                 <w:rPr>
                   <w:rFonts w:hint="eastAsia"/>
@@ -5433,13 +5320,12 @@
               <w:pStyle w:val="Compact"/>
               <w:jc w:val="right"/>
               <w:rPr>
-                <w:rFonts w:hint="eastAsia"/>
                 <w:sz w:val="18"/>
                 <w:szCs w:val="18"/>
                 <w:lang w:eastAsia="ja-JP"/>
               </w:rPr>
             </w:pPr>
-            <w:ins w:id="536" w:author="治輝 齋藤" w:date="2026-04-14T11:51:00Z" w16du:dateUtc="2026-04-14T02:51:00Z">
+            <w:ins w:id="544" w:author="治輝 齋藤" w:date="2026-04-14T11:51:00Z" w16du:dateUtc="2026-04-14T02:51:00Z">
               <w:r>
                 <w:rPr>
                   <w:rFonts w:hint="eastAsia"/>
@@ -5461,13 +5347,12 @@
               <w:pStyle w:val="Compact"/>
               <w:jc w:val="right"/>
               <w:rPr>
-                <w:rFonts w:hint="eastAsia"/>
                 <w:sz w:val="18"/>
                 <w:szCs w:val="18"/>
                 <w:lang w:eastAsia="ja-JP"/>
               </w:rPr>
             </w:pPr>
-            <w:ins w:id="537" w:author="治輝 齋藤" w:date="2026-04-14T11:51:00Z" w16du:dateUtc="2026-04-14T02:51:00Z">
+            <w:ins w:id="545" w:author="治輝 齋藤" w:date="2026-04-14T11:51:00Z" w16du:dateUtc="2026-04-14T02:51:00Z">
               <w:r>
                 <w:rPr>
                   <w:rFonts w:hint="eastAsia"/>
@@ -5515,7 +5400,7 @@
                 <w:szCs w:val="18"/>
               </w:rPr>
             </w:pPr>
-            <w:del w:id="538" w:author="治輝 齋藤" w:date="2026-04-14T10:58:00Z" w16du:dateUtc="2026-04-14T01:58:00Z">
+            <w:del w:id="546" w:author="治輝 齋藤" w:date="2026-04-14T10:58:00Z" w16du:dateUtc="2026-04-14T01:58:00Z">
               <w:r>
                 <w:rPr>
                   <w:sz w:val="18"/>
@@ -5832,13 +5717,12 @@
               <w:pStyle w:val="Compact"/>
               <w:jc w:val="right"/>
               <w:rPr>
-                <w:rFonts w:hint="eastAsia"/>
                 <w:sz w:val="18"/>
                 <w:szCs w:val="18"/>
                 <w:lang w:eastAsia="ja-JP"/>
               </w:rPr>
             </w:pPr>
-            <w:ins w:id="539" w:author="治輝 齋藤" w:date="2026-04-14T11:49:00Z" w16du:dateUtc="2026-04-14T02:49:00Z">
+            <w:ins w:id="547" w:author="治輝 齋藤" w:date="2026-04-14T11:49:00Z" w16du:dateUtc="2026-04-14T02:49:00Z">
               <w:r>
                 <w:rPr>
                   <w:rFonts w:hint="eastAsia"/>
@@ -5860,13 +5744,12 @@
               <w:pStyle w:val="Compact"/>
               <w:jc w:val="right"/>
               <w:rPr>
-                <w:rFonts w:hint="eastAsia"/>
                 <w:sz w:val="18"/>
                 <w:szCs w:val="18"/>
                 <w:lang w:eastAsia="ja-JP"/>
               </w:rPr>
             </w:pPr>
-            <w:ins w:id="540" w:author="治輝 齋藤" w:date="2026-04-14T11:51:00Z" w16du:dateUtc="2026-04-14T02:51:00Z">
+            <w:ins w:id="548" w:author="治輝 齋藤" w:date="2026-04-14T11:51:00Z" w16du:dateUtc="2026-04-14T02:51:00Z">
               <w:r>
                 <w:rPr>
                   <w:rFonts w:hint="eastAsia"/>
@@ -5888,13 +5771,12 @@
               <w:pStyle w:val="Compact"/>
               <w:jc w:val="right"/>
               <w:rPr>
-                <w:rFonts w:hint="eastAsia"/>
                 <w:sz w:val="18"/>
                 <w:szCs w:val="18"/>
                 <w:lang w:eastAsia="ja-JP"/>
               </w:rPr>
             </w:pPr>
-            <w:ins w:id="541" w:author="治輝 齋藤" w:date="2026-04-14T11:51:00Z" w16du:dateUtc="2026-04-14T02:51:00Z">
+            <w:ins w:id="549" w:author="治輝 齋藤" w:date="2026-04-14T11:51:00Z" w16du:dateUtc="2026-04-14T02:51:00Z">
               <w:r>
                 <w:rPr>
                   <w:rFonts w:hint="eastAsia"/>
@@ -5942,7 +5824,7 @@
                 <w:szCs w:val="18"/>
               </w:rPr>
             </w:pPr>
-            <w:del w:id="542" w:author="治輝 齋藤" w:date="2026-04-14T10:58:00Z" w16du:dateUtc="2026-04-14T01:58:00Z">
+            <w:del w:id="550" w:author="治輝 齋藤" w:date="2026-04-14T10:58:00Z" w16du:dateUtc="2026-04-14T01:58:00Z">
               <w:r>
                 <w:rPr>
                   <w:sz w:val="18"/>
@@ -6094,13 +5976,12 @@
               <w:pStyle w:val="Compact"/>
               <w:jc w:val="right"/>
               <w:rPr>
-                <w:rFonts w:hint="eastAsia"/>
                 <w:sz w:val="18"/>
                 <w:szCs w:val="18"/>
                 <w:lang w:eastAsia="ja-JP"/>
               </w:rPr>
             </w:pPr>
-            <w:ins w:id="543" w:author="治輝 齋藤" w:date="2026-04-14T11:49:00Z" w16du:dateUtc="2026-04-14T02:49:00Z">
+            <w:ins w:id="551" w:author="治輝 齋藤" w:date="2026-04-14T11:49:00Z" w16du:dateUtc="2026-04-14T02:49:00Z">
               <w:r>
                 <w:rPr>
                   <w:rFonts w:hint="eastAsia"/>
@@ -6122,13 +6003,12 @@
               <w:pStyle w:val="Compact"/>
               <w:jc w:val="right"/>
               <w:rPr>
-                <w:rFonts w:hint="eastAsia"/>
                 <w:sz w:val="18"/>
                 <w:szCs w:val="18"/>
                 <w:lang w:eastAsia="ja-JP"/>
               </w:rPr>
             </w:pPr>
-            <w:ins w:id="544" w:author="治輝 齋藤" w:date="2026-04-14T11:51:00Z" w16du:dateUtc="2026-04-14T02:51:00Z">
+            <w:ins w:id="552" w:author="治輝 齋藤" w:date="2026-04-14T11:51:00Z" w16du:dateUtc="2026-04-14T02:51:00Z">
               <w:r>
                 <w:rPr>
                   <w:rFonts w:hint="eastAsia"/>
@@ -6150,13 +6030,12 @@
               <w:pStyle w:val="Compact"/>
               <w:jc w:val="right"/>
               <w:rPr>
-                <w:rFonts w:hint="eastAsia"/>
                 <w:sz w:val="18"/>
                 <w:szCs w:val="18"/>
                 <w:lang w:eastAsia="ja-JP"/>
               </w:rPr>
             </w:pPr>
-            <w:ins w:id="545" w:author="治輝 齋藤" w:date="2026-04-14T11:51:00Z" w16du:dateUtc="2026-04-14T02:51:00Z">
+            <w:ins w:id="553" w:author="治輝 齋藤" w:date="2026-04-14T11:51:00Z" w16du:dateUtc="2026-04-14T02:51:00Z">
               <w:r>
                 <w:rPr>
                   <w:rFonts w:hint="eastAsia"/>
@@ -6204,7 +6083,7 @@
                 <w:szCs w:val="18"/>
               </w:rPr>
             </w:pPr>
-            <w:del w:id="546" w:author="治輝 齋藤" w:date="2026-04-14T10:58:00Z" w16du:dateUtc="2026-04-14T01:58:00Z">
+            <w:del w:id="554" w:author="治輝 齋藤" w:date="2026-04-14T10:58:00Z" w16du:dateUtc="2026-04-14T01:58:00Z">
               <w:r>
                 <w:rPr>
                   <w:sz w:val="18"/>
@@ -6256,7 +6135,15 @@
                 <w:sz w:val="18"/>
                 <w:szCs w:val="18"/>
               </w:rPr>
-              <w:t>Humerus fracture surgery rate</w:t>
+              <w:t xml:space="preserve">Humerus fracture </w:t>
+            </w:r>
+            <w:r>
+              <w:rPr>
+                <w:sz w:val="18"/>
+                <w:szCs w:val="18"/>
+              </w:rPr>
+              <w:lastRenderedPageBreak/>
+              <w:t>surgery rate</w:t>
             </w:r>
           </w:p>
         </w:tc>
@@ -6277,6 +6164,7 @@
                 <w:sz w:val="18"/>
                 <w:szCs w:val="18"/>
               </w:rPr>
+              <w:lastRenderedPageBreak/>
               <w:t>per 100,000</w:t>
             </w:r>
           </w:p>
@@ -6356,13 +6244,12 @@
               <w:pStyle w:val="Compact"/>
               <w:jc w:val="right"/>
               <w:rPr>
-                <w:rFonts w:hint="eastAsia"/>
                 <w:sz w:val="18"/>
                 <w:szCs w:val="18"/>
                 <w:lang w:eastAsia="ja-JP"/>
               </w:rPr>
             </w:pPr>
-            <w:ins w:id="547" w:author="治輝 齋藤" w:date="2026-04-14T11:49:00Z" w16du:dateUtc="2026-04-14T02:49:00Z">
+            <w:ins w:id="555" w:author="治輝 齋藤" w:date="2026-04-14T11:49:00Z" w16du:dateUtc="2026-04-14T02:49:00Z">
               <w:r>
                 <w:rPr>
                   <w:rFonts w:hint="eastAsia"/>
@@ -6384,13 +6271,12 @@
               <w:pStyle w:val="Compact"/>
               <w:jc w:val="right"/>
               <w:rPr>
-                <w:rFonts w:hint="eastAsia"/>
                 <w:sz w:val="18"/>
                 <w:szCs w:val="18"/>
                 <w:lang w:eastAsia="ja-JP"/>
               </w:rPr>
             </w:pPr>
-            <w:ins w:id="548" w:author="治輝 齋藤" w:date="2026-04-14T11:52:00Z" w16du:dateUtc="2026-04-14T02:52:00Z">
+            <w:ins w:id="556" w:author="治輝 齋藤" w:date="2026-04-14T11:52:00Z" w16du:dateUtc="2026-04-14T02:52:00Z">
               <w:r>
                 <w:rPr>
                   <w:rFonts w:hint="eastAsia"/>
@@ -6412,13 +6298,12 @@
               <w:pStyle w:val="Compact"/>
               <w:jc w:val="right"/>
               <w:rPr>
-                <w:rFonts w:hint="eastAsia"/>
                 <w:sz w:val="18"/>
                 <w:szCs w:val="18"/>
                 <w:lang w:eastAsia="ja-JP"/>
               </w:rPr>
             </w:pPr>
-            <w:ins w:id="549" w:author="治輝 齋藤" w:date="2026-04-14T11:52:00Z" w16du:dateUtc="2026-04-14T02:52:00Z">
+            <w:ins w:id="557" w:author="治輝 齋藤" w:date="2026-04-14T11:52:00Z" w16du:dateUtc="2026-04-14T02:52:00Z">
               <w:r>
                 <w:rPr>
                   <w:rFonts w:hint="eastAsia"/>
@@ -6466,7 +6351,7 @@
                 <w:szCs w:val="18"/>
               </w:rPr>
             </w:pPr>
-            <w:del w:id="550" w:author="治輝 齋藤" w:date="2026-04-14T10:58:00Z" w16du:dateUtc="2026-04-14T01:58:00Z">
+            <w:del w:id="558" w:author="治輝 齋藤" w:date="2026-04-14T10:58:00Z" w16du:dateUtc="2026-04-14T01:58:00Z">
               <w:r>
                 <w:rPr>
                   <w:sz w:val="18"/>
@@ -6618,13 +6503,12 @@
               <w:pStyle w:val="Compact"/>
               <w:jc w:val="right"/>
               <w:rPr>
-                <w:rFonts w:hint="eastAsia"/>
                 <w:sz w:val="18"/>
                 <w:szCs w:val="18"/>
                 <w:lang w:eastAsia="ja-JP"/>
               </w:rPr>
             </w:pPr>
-            <w:ins w:id="551" w:author="治輝 齋藤" w:date="2026-04-14T11:49:00Z" w16du:dateUtc="2026-04-14T02:49:00Z">
+            <w:ins w:id="559" w:author="治輝 齋藤" w:date="2026-04-14T11:49:00Z" w16du:dateUtc="2026-04-14T02:49:00Z">
               <w:r>
                 <w:rPr>
                   <w:rFonts w:hint="eastAsia"/>
@@ -6646,13 +6530,12 @@
               <w:pStyle w:val="Compact"/>
               <w:jc w:val="right"/>
               <w:rPr>
-                <w:rFonts w:hint="eastAsia"/>
                 <w:sz w:val="18"/>
                 <w:szCs w:val="18"/>
                 <w:lang w:eastAsia="ja-JP"/>
               </w:rPr>
             </w:pPr>
-            <w:ins w:id="552" w:author="治輝 齋藤" w:date="2026-04-14T11:52:00Z" w16du:dateUtc="2026-04-14T02:52:00Z">
+            <w:ins w:id="560" w:author="治輝 齋藤" w:date="2026-04-14T11:52:00Z" w16du:dateUtc="2026-04-14T02:52:00Z">
               <w:r>
                 <w:rPr>
                   <w:rFonts w:hint="eastAsia"/>
@@ -6674,13 +6557,12 @@
               <w:pStyle w:val="Compact"/>
               <w:jc w:val="right"/>
               <w:rPr>
-                <w:rFonts w:hint="eastAsia"/>
                 <w:sz w:val="18"/>
                 <w:szCs w:val="18"/>
                 <w:lang w:eastAsia="ja-JP"/>
               </w:rPr>
             </w:pPr>
-            <w:ins w:id="553" w:author="治輝 齋藤" w:date="2026-04-14T11:52:00Z" w16du:dateUtc="2026-04-14T02:52:00Z">
+            <w:ins w:id="561" w:author="治輝 齋藤" w:date="2026-04-14T11:52:00Z" w16du:dateUtc="2026-04-14T02:52:00Z">
               <w:r>
                 <w:rPr>
                   <w:rFonts w:hint="eastAsia"/>
@@ -6728,7 +6610,7 @@
                 <w:szCs w:val="18"/>
               </w:rPr>
             </w:pPr>
-            <w:del w:id="554" w:author="治輝 齋藤" w:date="2026-04-14T10:58:00Z" w16du:dateUtc="2026-04-14T01:58:00Z">
+            <w:del w:id="562" w:author="治輝 齋藤" w:date="2026-04-14T10:58:00Z" w16du:dateUtc="2026-04-14T01:58:00Z">
               <w:r>
                 <w:rPr>
                   <w:sz w:val="18"/>
@@ -7045,13 +6927,12 @@
               <w:pStyle w:val="Compact"/>
               <w:jc w:val="right"/>
               <w:rPr>
-                <w:rFonts w:hint="eastAsia"/>
                 <w:sz w:val="18"/>
                 <w:szCs w:val="18"/>
                 <w:lang w:eastAsia="ja-JP"/>
               </w:rPr>
             </w:pPr>
-            <w:ins w:id="555" w:author="治輝 齋藤" w:date="2026-04-14T11:49:00Z" w16du:dateUtc="2026-04-14T02:49:00Z">
+            <w:ins w:id="563" w:author="治輝 齋藤" w:date="2026-04-14T11:49:00Z" w16du:dateUtc="2026-04-14T02:49:00Z">
               <w:r>
                 <w:rPr>
                   <w:rFonts w:hint="eastAsia"/>
@@ -7073,13 +6954,12 @@
               <w:pStyle w:val="Compact"/>
               <w:jc w:val="right"/>
               <w:rPr>
-                <w:rFonts w:hint="eastAsia"/>
                 <w:sz w:val="18"/>
                 <w:szCs w:val="18"/>
                 <w:lang w:eastAsia="ja-JP"/>
               </w:rPr>
             </w:pPr>
-            <w:ins w:id="556" w:author="治輝 齋藤" w:date="2026-04-14T11:52:00Z" w16du:dateUtc="2026-04-14T02:52:00Z">
+            <w:ins w:id="564" w:author="治輝 齋藤" w:date="2026-04-14T11:52:00Z" w16du:dateUtc="2026-04-14T02:52:00Z">
               <w:r>
                 <w:rPr>
                   <w:rFonts w:hint="eastAsia"/>
@@ -7101,13 +6981,12 @@
               <w:pStyle w:val="Compact"/>
               <w:jc w:val="right"/>
               <w:rPr>
-                <w:rFonts w:hint="eastAsia"/>
                 <w:sz w:val="18"/>
                 <w:szCs w:val="18"/>
                 <w:lang w:eastAsia="ja-JP"/>
               </w:rPr>
             </w:pPr>
-            <w:ins w:id="557" w:author="治輝 齋藤" w:date="2026-04-14T11:52:00Z" w16du:dateUtc="2026-04-14T02:52:00Z">
+            <w:ins w:id="565" w:author="治輝 齋藤" w:date="2026-04-14T11:52:00Z" w16du:dateUtc="2026-04-14T02:52:00Z">
               <w:r>
                 <w:rPr>
                   <w:rFonts w:hint="eastAsia"/>
@@ -7155,7 +7034,7 @@
                 <w:szCs w:val="18"/>
               </w:rPr>
             </w:pPr>
-            <w:del w:id="558" w:author="治輝 齋藤" w:date="2026-04-14T10:58:00Z" w16du:dateUtc="2026-04-14T01:58:00Z">
+            <w:del w:id="566" w:author="治輝 齋藤" w:date="2026-04-14T10:58:00Z" w16du:dateUtc="2026-04-14T01:58:00Z">
               <w:r>
                 <w:rPr>
                   <w:sz w:val="18"/>
@@ -7207,7 +7086,6 @@
                 <w:sz w:val="18"/>
                 <w:szCs w:val="18"/>
               </w:rPr>
-              <w:lastRenderedPageBreak/>
               <w:t>Simple mean slope</w:t>
             </w:r>
           </w:p>
@@ -7308,13 +7186,12 @@
               <w:pStyle w:val="Compact"/>
               <w:jc w:val="right"/>
               <w:rPr>
-                <w:rFonts w:hint="eastAsia"/>
                 <w:sz w:val="18"/>
                 <w:szCs w:val="18"/>
                 <w:lang w:eastAsia="ja-JP"/>
               </w:rPr>
             </w:pPr>
-            <w:ins w:id="559" w:author="治輝 齋藤" w:date="2026-04-14T11:49:00Z" w16du:dateUtc="2026-04-14T02:49:00Z">
+            <w:ins w:id="567" w:author="治輝 齋藤" w:date="2026-04-14T11:49:00Z" w16du:dateUtc="2026-04-14T02:49:00Z">
               <w:r>
                 <w:rPr>
                   <w:rFonts w:hint="eastAsia"/>
@@ -7336,13 +7213,12 @@
               <w:pStyle w:val="Compact"/>
               <w:jc w:val="right"/>
               <w:rPr>
-                <w:rFonts w:hint="eastAsia"/>
                 <w:sz w:val="18"/>
                 <w:szCs w:val="18"/>
                 <w:lang w:eastAsia="ja-JP"/>
               </w:rPr>
             </w:pPr>
-            <w:ins w:id="560" w:author="治輝 齋藤" w:date="2026-04-14T11:52:00Z" w16du:dateUtc="2026-04-14T02:52:00Z">
+            <w:ins w:id="568" w:author="治輝 齋藤" w:date="2026-04-14T11:52:00Z" w16du:dateUtc="2026-04-14T02:52:00Z">
               <w:r>
                 <w:rPr>
                   <w:rFonts w:hint="eastAsia"/>
@@ -7364,13 +7240,12 @@
               <w:pStyle w:val="Compact"/>
               <w:jc w:val="right"/>
               <w:rPr>
-                <w:rFonts w:hint="eastAsia"/>
                 <w:sz w:val="18"/>
                 <w:szCs w:val="18"/>
                 <w:lang w:eastAsia="ja-JP"/>
               </w:rPr>
             </w:pPr>
-            <w:ins w:id="561" w:author="治輝 齋藤" w:date="2026-04-14T11:52:00Z" w16du:dateUtc="2026-04-14T02:52:00Z">
+            <w:ins w:id="569" w:author="治輝 齋藤" w:date="2026-04-14T11:52:00Z" w16du:dateUtc="2026-04-14T02:52:00Z">
               <w:r>
                 <w:rPr>
                   <w:rFonts w:hint="eastAsia"/>
@@ -7418,7 +7293,7 @@
                 <w:szCs w:val="18"/>
               </w:rPr>
             </w:pPr>
-            <w:del w:id="562" w:author="治輝 齋藤" w:date="2026-04-14T10:58:00Z" w16du:dateUtc="2026-04-14T01:58:00Z">
+            <w:del w:id="570" w:author="治輝 齋藤" w:date="2026-04-14T10:58:00Z" w16du:dateUtc="2026-04-14T01:58:00Z">
               <w:r>
                 <w:rPr>
                   <w:sz w:val="18"/>
@@ -7735,13 +7610,12 @@
               <w:pStyle w:val="Compact"/>
               <w:jc w:val="right"/>
               <w:rPr>
-                <w:rFonts w:hint="eastAsia"/>
                 <w:sz w:val="18"/>
                 <w:szCs w:val="18"/>
                 <w:lang w:eastAsia="ja-JP"/>
               </w:rPr>
             </w:pPr>
-            <w:ins w:id="563" w:author="治輝 齋藤" w:date="2026-04-14T11:49:00Z" w16du:dateUtc="2026-04-14T02:49:00Z">
+            <w:ins w:id="571" w:author="治輝 齋藤" w:date="2026-04-14T11:49:00Z" w16du:dateUtc="2026-04-14T02:49:00Z">
               <w:r>
                 <w:rPr>
                   <w:rFonts w:hint="eastAsia"/>
@@ -7763,13 +7637,12 @@
               <w:pStyle w:val="Compact"/>
               <w:jc w:val="right"/>
               <w:rPr>
-                <w:rFonts w:hint="eastAsia"/>
                 <w:sz w:val="18"/>
                 <w:szCs w:val="18"/>
                 <w:lang w:eastAsia="ja-JP"/>
               </w:rPr>
             </w:pPr>
-            <w:ins w:id="564" w:author="治輝 齋藤" w:date="2026-04-14T11:52:00Z" w16du:dateUtc="2026-04-14T02:52:00Z">
+            <w:ins w:id="572" w:author="治輝 齋藤" w:date="2026-04-14T11:52:00Z" w16du:dateUtc="2026-04-14T02:52:00Z">
               <w:r>
                 <w:rPr>
                   <w:rFonts w:hint="eastAsia"/>
@@ -7791,13 +7664,12 @@
               <w:pStyle w:val="Compact"/>
               <w:jc w:val="right"/>
               <w:rPr>
-                <w:rFonts w:hint="eastAsia"/>
                 <w:sz w:val="18"/>
                 <w:szCs w:val="18"/>
                 <w:lang w:eastAsia="ja-JP"/>
               </w:rPr>
             </w:pPr>
-            <w:ins w:id="565" w:author="治輝 齋藤" w:date="2026-04-14T11:52:00Z" w16du:dateUtc="2026-04-14T02:52:00Z">
+            <w:ins w:id="573" w:author="治輝 齋藤" w:date="2026-04-14T11:52:00Z" w16du:dateUtc="2026-04-14T02:52:00Z">
               <w:r>
                 <w:rPr>
                   <w:rFonts w:hint="eastAsia"/>
@@ -7845,7 +7717,7 @@
                 <w:szCs w:val="18"/>
               </w:rPr>
             </w:pPr>
-            <w:del w:id="566" w:author="治輝 齋藤" w:date="2026-04-14T10:58:00Z" w16du:dateUtc="2026-04-14T01:58:00Z">
+            <w:del w:id="574" w:author="治輝 齋藤" w:date="2026-04-14T10:58:00Z" w16du:dateUtc="2026-04-14T01:58:00Z">
               <w:r>
                 <w:rPr>
                   <w:sz w:val="18"/>
@@ -7997,13 +7869,12 @@
               <w:pStyle w:val="Compact"/>
               <w:jc w:val="right"/>
               <w:rPr>
-                <w:rFonts w:hint="eastAsia"/>
                 <w:sz w:val="18"/>
                 <w:szCs w:val="18"/>
                 <w:lang w:eastAsia="ja-JP"/>
               </w:rPr>
             </w:pPr>
-            <w:ins w:id="567" w:author="治輝 齋藤" w:date="2026-04-14T11:49:00Z" w16du:dateUtc="2026-04-14T02:49:00Z">
+            <w:ins w:id="575" w:author="治輝 齋藤" w:date="2026-04-14T11:49:00Z" w16du:dateUtc="2026-04-14T02:49:00Z">
               <w:r>
                 <w:rPr>
                   <w:rFonts w:hint="eastAsia"/>
@@ -8025,13 +7896,12 @@
               <w:pStyle w:val="Compact"/>
               <w:jc w:val="right"/>
               <w:rPr>
-                <w:rFonts w:hint="eastAsia"/>
                 <w:sz w:val="18"/>
                 <w:szCs w:val="18"/>
                 <w:lang w:eastAsia="ja-JP"/>
               </w:rPr>
             </w:pPr>
-            <w:ins w:id="568" w:author="治輝 齋藤" w:date="2026-04-14T11:52:00Z" w16du:dateUtc="2026-04-14T02:52:00Z">
+            <w:ins w:id="576" w:author="治輝 齋藤" w:date="2026-04-14T11:52:00Z" w16du:dateUtc="2026-04-14T02:52:00Z">
               <w:r>
                 <w:rPr>
                   <w:rFonts w:hint="eastAsia"/>
@@ -8053,13 +7923,12 @@
               <w:pStyle w:val="Compact"/>
               <w:jc w:val="right"/>
               <w:rPr>
-                <w:rFonts w:hint="eastAsia"/>
                 <w:sz w:val="18"/>
                 <w:szCs w:val="18"/>
                 <w:lang w:eastAsia="ja-JP"/>
               </w:rPr>
             </w:pPr>
-            <w:ins w:id="569" w:author="治輝 齋藤" w:date="2026-04-14T11:52:00Z" w16du:dateUtc="2026-04-14T02:52:00Z">
+            <w:ins w:id="577" w:author="治輝 齋藤" w:date="2026-04-14T11:52:00Z" w16du:dateUtc="2026-04-14T02:52:00Z">
               <w:r>
                 <w:rPr>
                   <w:rFonts w:hint="eastAsia"/>
@@ -8070,7 +7939,7 @@
                 <w:t>5</w:t>
               </w:r>
             </w:ins>
-            <w:ins w:id="570" w:author="治輝 齋藤" w:date="2026-04-14T11:53:00Z" w16du:dateUtc="2026-04-14T02:53:00Z">
+            <w:ins w:id="578" w:author="治輝 齋藤" w:date="2026-04-14T11:53:00Z" w16du:dateUtc="2026-04-14T02:53:00Z">
               <w:r>
                 <w:rPr>
                   <w:rFonts w:hint="eastAsia"/>
@@ -8118,7 +7987,7 @@
                 <w:szCs w:val="18"/>
               </w:rPr>
             </w:pPr>
-            <w:del w:id="571" w:author="治輝 齋藤" w:date="2026-04-14T10:58:00Z" w16du:dateUtc="2026-04-14T01:58:00Z">
+            <w:del w:id="579" w:author="治輝 齋藤" w:date="2026-04-14T10:58:00Z" w16du:dateUtc="2026-04-14T01:58:00Z">
               <w:r>
                 <w:rPr>
                   <w:sz w:val="18"/>
@@ -8270,13 +8139,12 @@
               <w:pStyle w:val="Compact"/>
               <w:jc w:val="right"/>
               <w:rPr>
-                <w:rFonts w:hint="eastAsia"/>
                 <w:sz w:val="18"/>
                 <w:szCs w:val="18"/>
                 <w:lang w:eastAsia="ja-JP"/>
               </w:rPr>
             </w:pPr>
-            <w:ins w:id="572" w:author="治輝 齋藤" w:date="2026-04-14T11:49:00Z" w16du:dateUtc="2026-04-14T02:49:00Z">
+            <w:ins w:id="580" w:author="治輝 齋藤" w:date="2026-04-14T11:49:00Z" w16du:dateUtc="2026-04-14T02:49:00Z">
               <w:r>
                 <w:rPr>
                   <w:rFonts w:hint="eastAsia"/>
@@ -8298,13 +8166,12 @@
               <w:pStyle w:val="Compact"/>
               <w:jc w:val="right"/>
               <w:rPr>
-                <w:rFonts w:hint="eastAsia"/>
                 <w:sz w:val="18"/>
                 <w:szCs w:val="18"/>
                 <w:lang w:eastAsia="ja-JP"/>
               </w:rPr>
             </w:pPr>
-            <w:ins w:id="573" w:author="治輝 齋藤" w:date="2026-04-14T11:53:00Z" w16du:dateUtc="2026-04-14T02:53:00Z">
+            <w:ins w:id="581" w:author="治輝 齋藤" w:date="2026-04-14T11:53:00Z" w16du:dateUtc="2026-04-14T02:53:00Z">
               <w:r>
                 <w:rPr>
                   <w:rFonts w:hint="eastAsia"/>
@@ -8326,13 +8193,12 @@
               <w:pStyle w:val="Compact"/>
               <w:jc w:val="right"/>
               <w:rPr>
-                <w:rFonts w:hint="eastAsia"/>
                 <w:sz w:val="18"/>
                 <w:szCs w:val="18"/>
                 <w:lang w:eastAsia="ja-JP"/>
               </w:rPr>
             </w:pPr>
-            <w:ins w:id="574" w:author="治輝 齋藤" w:date="2026-04-14T11:53:00Z" w16du:dateUtc="2026-04-14T02:53:00Z">
+            <w:ins w:id="582" w:author="治輝 齋藤" w:date="2026-04-14T11:53:00Z" w16du:dateUtc="2026-04-14T02:53:00Z">
               <w:r>
                 <w:rPr>
                   <w:rFonts w:hint="eastAsia"/>
@@ -8380,7 +8246,7 @@
                 <w:szCs w:val="18"/>
               </w:rPr>
             </w:pPr>
-            <w:del w:id="575" w:author="治輝 齋藤" w:date="2026-04-14T10:58:00Z" w16du:dateUtc="2026-04-14T01:58:00Z">
+            <w:del w:id="583" w:author="治輝 齋藤" w:date="2026-04-14T10:58:00Z" w16du:dateUtc="2026-04-14T01:58:00Z">
               <w:r>
                 <w:rPr>
                   <w:sz w:val="18"/>
@@ -8418,17 +8284,17 @@
     <w:p>
       <w:pPr>
         <w:rPr>
-          <w:ins w:id="576" w:author="治輝 齋藤" w:date="2026-04-14T11:53:00Z" w16du:dateUtc="2026-04-14T02:53:00Z"/>
+          <w:ins w:id="584" w:author="治輝 齋藤" w:date="2026-04-14T11:53:00Z" w16du:dateUtc="2026-04-14T02:53:00Z"/>
         </w:rPr>
       </w:pPr>
       <w:r>
         <w:pict w14:anchorId="0E76C796">
-          <v:rect id="_x0000_i1342" style="width:0;height:1.5pt" o:hralign="center" o:bullet="t" o:hrstd="t" o:hr="t"/>
+          <v:rect id="_x0000_i1071" style="width:0;height:1.5pt" o:hralign="center" o:bullet="t" o:hrstd="t" o:hr="t"/>
         </w:pict>
       </w:r>
     </w:p>
     <w:p>
-      <w:ins w:id="577" w:author="治輝 齋藤" w:date="2026-04-14T11:53:00Z" w16du:dateUtc="2026-04-14T02:53:00Z">
+      <w:ins w:id="585" w:author="治輝 齋藤" w:date="2026-04-14T11:53:00Z" w16du:dateUtc="2026-04-14T02:53:00Z">
         <w:r>
           <w:rPr>
             <w:b/>
@@ -8440,7 +8306,7 @@
           <w:t xml:space="preserve"> </w:t>
         </w:r>
       </w:ins>
-      <w:ins w:id="578" w:author="治輝 齋藤" w:date="2026-04-14T14:11:00Z" w16du:dateUtc="2026-04-14T05:11:00Z">
+      <w:ins w:id="586" w:author="治輝 齋藤" w:date="2026-04-14T14:11:00Z" w16du:dateUtc="2026-04-14T05:11:00Z">
         <w:r>
           <w:t xml:space="preserve">Q1 and Q3 denote 25th and 75th percentiles (prefecture-level observations). Exploratory Shapiro–Wilk tests rejected normality for fast walking rate and population density (both </w:t>
         </w:r>
@@ -8465,7 +8331,7 @@
           <w:t xml:space="preserve"> = 0.090). Marginal normality is not required for ordinary least squares; median and quartiles are presented to describe skewed distributions alongside mean and SD</w:t>
         </w:r>
       </w:ins>
-      <w:ins w:id="579" w:author="治輝 齋藤" w:date="2026-04-14T11:53:00Z" w16du:dateUtc="2026-04-14T02:53:00Z">
+      <w:ins w:id="587" w:author="治輝 齋藤" w:date="2026-04-14T11:53:00Z" w16du:dateUtc="2026-04-14T02:53:00Z">
         <w:r>
           <w:t>.</w:t>
         </w:r>
@@ -8475,9 +8341,10 @@
       <w:pPr>
         <w:pStyle w:val="2"/>
       </w:pPr>
-      <w:bookmarkStart w:id="580" w:name="Xc4d8efe96bb5dc084b3a6055df59151a4b74ad0"/>
-      <w:bookmarkEnd w:id="532"/>
-      <w:r>
+      <w:bookmarkStart w:id="588" w:name="Xc4d8efe96bb5dc084b3a6055df59151a4b74ad0"/>
+      <w:bookmarkEnd w:id="540"/>
+      <w:r>
+        <w:lastRenderedPageBreak/>
         <w:t>Table 2. Pearson Correlation Matrix of Study Variables (N = 47)</w:t>
       </w:r>
     </w:p>
@@ -8949,7 +8816,6 @@
               <w:pStyle w:val="Compact"/>
             </w:pPr>
             <w:r>
-              <w:lastRenderedPageBreak/>
               <w:t>Forearm Fracture</w:t>
             </w:r>
           </w:p>
@@ -9590,7 +9456,7 @@
     <w:p>
       <w:r>
         <w:pict w14:anchorId="7DD38E05">
-          <v:rect id="_x0000_i1339" style="width:0;height:1.5pt" o:hralign="center" o:hrstd="t" o:hr="t"/>
+          <v:rect id="_x0000_i1072" style="width:0;height:1.5pt" o:hralign="center" o:hrstd="t" o:hr="t"/>
         </w:pict>
       </w:r>
     </w:p>
@@ -9598,9 +9464,10 @@
       <w:pPr>
         <w:pStyle w:val="2"/>
       </w:pPr>
-      <w:bookmarkStart w:id="581" w:name="X6fac7f2e493ef5b618f5ac39729b4328cfa1bc7"/>
-      <w:bookmarkEnd w:id="580"/>
-      <w:r>
+      <w:bookmarkStart w:id="589" w:name="X6fac7f2e493ef5b618f5ac39729b4328cfa1bc7"/>
+      <w:bookmarkEnd w:id="588"/>
+      <w:r>
+        <w:lastRenderedPageBreak/>
         <w:t>Table 3. Linear Regression Analysis: Association between Terrain Slope and Hip Fracture Surgery Rate (N = 47)</w:t>
       </w:r>
     </w:p>
@@ -10180,7 +10047,6 @@
                 <w:b/>
                 <w:bCs/>
               </w:rPr>
-              <w:lastRenderedPageBreak/>
               <w:t>Adjusted R²</w:t>
             </w:r>
           </w:p>
@@ -10322,7 +10188,7 @@
       <w:pPr>
         <w:pStyle w:val="a0"/>
         <w:rPr>
-          <w:ins w:id="582" w:author="治輝 齋藤" w:date="2026-04-14T11:56:00Z" w16du:dateUtc="2026-04-14T02:56:00Z"/>
+          <w:ins w:id="590" w:author="治輝 齋藤" w:date="2026-04-14T11:56:00Z" w16du:dateUtc="2026-04-14T02:56:00Z"/>
         </w:rPr>
       </w:pPr>
       <w:r>
@@ -10348,7 +10214,7 @@
       <w:r>
         <w:t xml:space="preserve"> &lt; 0.05</w:t>
       </w:r>
-      <w:ins w:id="583" w:author="治輝 齋藤" w:date="2026-04-14T11:56:00Z" w16du:dateUtc="2026-04-14T02:56:00Z">
+      <w:ins w:id="591" w:author="治輝 齋藤" w:date="2026-04-14T11:56:00Z" w16du:dateUtc="2026-04-14T02:56:00Z">
         <w:r>
           <w:t xml:space="preserve"> (conventional model-based standard errors)</w:t>
         </w:r>
@@ -10361,8 +10227,8 @@
       <w:pPr>
         <w:pStyle w:val="a0"/>
       </w:pPr>
-      <w:commentRangeStart w:id="584"/>
-      <w:ins w:id="585" w:author="治輝 齋藤" w:date="2026-04-14T11:57:00Z" w16du:dateUtc="2026-04-14T02:57:00Z">
+      <w:commentRangeStart w:id="592"/>
+      <w:ins w:id="593" w:author="治輝 齋藤" w:date="2026-04-14T11:57:00Z" w16du:dateUtc="2026-04-14T02:57:00Z">
         <w:r>
           <w:rPr>
             <w:b/>
@@ -10374,7 +10240,7 @@
           <w:t xml:space="preserve"> </w:t>
         </w:r>
       </w:ins>
-      <w:ins w:id="586" w:author="治輝 齋藤" w:date="2026-04-14T14:12:00Z" w16du:dateUtc="2026-04-14T05:12:00Z">
+      <w:ins w:id="594" w:author="治輝 齋藤" w:date="2026-04-14T14:12:00Z" w16du:dateUtc="2026-04-14T05:12:00Z">
         <w:r>
           <w:t xml:space="preserve">heteroskedasticity-robust (HC3) β = 3.49 (95% CI, −0.19–7.17; </w:t>
         </w:r>
@@ -10399,25 +10265,25 @@
           <w:t xml:space="preserve"> = 5,000) = −0.03–7.09</w:t>
         </w:r>
       </w:ins>
-      <w:ins w:id="587" w:author="治輝 齋藤" w:date="2026-04-14T11:57:00Z" w16du:dateUtc="2026-04-14T02:57:00Z">
+      <w:ins w:id="595" w:author="治輝 齋藤" w:date="2026-04-14T11:57:00Z" w16du:dateUtc="2026-04-14T02:57:00Z">
         <w:r>
           <w:t>.</w:t>
         </w:r>
       </w:ins>
-      <w:commentRangeEnd w:id="584"/>
-      <w:ins w:id="588" w:author="治輝 齋藤" w:date="2026-04-14T11:58:00Z" w16du:dateUtc="2026-04-14T02:58:00Z">
+      <w:commentRangeEnd w:id="592"/>
+      <w:ins w:id="596" w:author="治輝 齋藤" w:date="2026-04-14T11:58:00Z" w16du:dateUtc="2026-04-14T02:58:00Z">
         <w:r>
           <w:rPr>
             <w:rStyle w:val="af2"/>
           </w:rPr>
-          <w:commentReference w:id="584"/>
+          <w:commentReference w:id="592"/>
         </w:r>
       </w:ins>
     </w:p>
     <w:p>
       <w:r>
         <w:pict w14:anchorId="37FC4F6D">
-          <v:rect id="_x0000_i1340" style="width:0;height:1.5pt" o:hralign="center" o:hrstd="t" o:hr="t"/>
+          <v:rect id="_x0000_i1073" style="width:0;height:1.5pt" o:hralign="center" o:hrstd="t" o:hr="t"/>
         </w:pict>
       </w:r>
     </w:p>
@@ -10425,8 +10291,8 @@
       <w:pPr>
         <w:pStyle w:val="2"/>
       </w:pPr>
-      <w:bookmarkStart w:id="589" w:name="Xdeb87af7aa3e82ca70e47e493f4f841d319d1c1"/>
-      <w:bookmarkEnd w:id="581"/>
+      <w:bookmarkStart w:id="597" w:name="Xdeb87af7aa3e82ca70e47e493f4f841d319d1c1"/>
+      <w:bookmarkEnd w:id="589"/>
       <w:r>
         <w:t>Table 4. Linear Regression Results for All Fracture Outcomes: Model 2 (Multivariable, N = 47)</w:t>
       </w:r>
@@ -10715,6 +10581,7 @@
               <w:pStyle w:val="Compact"/>
             </w:pPr>
             <w:r>
+              <w:lastRenderedPageBreak/>
               <w:t>Total fracture</w:t>
             </w:r>
           </w:p>
@@ -11015,7 +10882,7 @@
       <w:pPr>
         <w:pStyle w:val="a0"/>
         <w:rPr>
-          <w:ins w:id="590" w:author="治輝 齋藤" w:date="2026-04-14T12:00:00Z" w16du:dateUtc="2026-04-14T03:00:00Z"/>
+          <w:ins w:id="598" w:author="治輝 齋藤" w:date="2026-04-14T12:00:00Z" w16du:dateUtc="2026-04-14T03:00:00Z"/>
         </w:rPr>
       </w:pPr>
       <w:r>
@@ -11046,35 +10913,34 @@
       <w:pPr>
         <w:pStyle w:val="a0"/>
       </w:pPr>
-      <w:commentRangeStart w:id="591"/>
-      <w:ins w:id="592" w:author="治輝 齋藤" w:date="2026-04-14T12:00:00Z" w16du:dateUtc="2026-04-14T03:00:00Z">
+      <w:commentRangeStart w:id="599"/>
+      <w:ins w:id="600" w:author="治輝 齋藤" w:date="2026-04-14T12:00:00Z" w16du:dateUtc="2026-04-14T03:00:00Z">
         <w:r>
           <w:t xml:space="preserve">For </w:t>
         </w:r>
       </w:ins>
-      <w:ins w:id="593" w:author="治輝 齋藤" w:date="2026-04-14T14:12:00Z" w16du:dateUtc="2026-04-14T05:12:00Z">
+      <w:ins w:id="601" w:author="治輝 齋藤" w:date="2026-04-14T14:12:00Z" w16du:dateUtc="2026-04-14T05:12:00Z">
         <w:r>
           <w:t>the hip (femur) outcome, heteroskedasticity-robust (HC3) inference and bootstrap CIs for the slope coefficient were borderline (Table 3 footnote)</w:t>
         </w:r>
       </w:ins>
-      <w:ins w:id="594" w:author="治輝 齋藤" w:date="2026-04-14T12:00:00Z" w16du:dateUtc="2026-04-14T03:00:00Z">
+      <w:ins w:id="602" w:author="治輝 齋藤" w:date="2026-04-14T12:00:00Z" w16du:dateUtc="2026-04-14T03:00:00Z">
         <w:r>
           <w:t>.</w:t>
         </w:r>
-        <w:commentRangeEnd w:id="591"/>
+        <w:commentRangeEnd w:id="599"/>
         <w:r>
           <w:rPr>
             <w:rStyle w:val="af2"/>
           </w:rPr>
-          <w:commentReference w:id="591"/>
+          <w:commentReference w:id="599"/>
         </w:r>
       </w:ins>
     </w:p>
     <w:p>
       <w:r>
-        <w:lastRenderedPageBreak/>
         <w:pict w14:anchorId="657FDAF1">
-          <v:rect id="_x0000_i1341" style="width:0;height:1.5pt" o:hralign="center" o:hrstd="t" o:hr="t"/>
+          <v:rect id="_x0000_i1074" style="width:0;height:1.5pt" o:hralign="center" o:hrstd="t" o:hr="t"/>
         </w:pict>
       </w:r>
     </w:p>
@@ -11082,8 +10948,8 @@
       <w:pPr>
         <w:pStyle w:val="2"/>
       </w:pPr>
-      <w:bookmarkStart w:id="595" w:name="figure-legends"/>
-      <w:bookmarkEnd w:id="589"/>
+      <w:bookmarkStart w:id="603" w:name="figure-legends"/>
+      <w:bookmarkEnd w:id="597"/>
       <w:r>
         <w:t>Figure Legends</w:t>
       </w:r>
@@ -11122,10 +10988,10 @@
       <w:pPr>
         <w:pStyle w:val="a0"/>
         <w:rPr>
-          <w:del w:id="596" w:author="治輝 齋藤" w:date="2026-04-14T12:04:00Z" w16du:dateUtc="2026-04-14T03:04:00Z"/>
-        </w:rPr>
-      </w:pPr>
-      <w:del w:id="597" w:author="治輝 齋藤" w:date="2026-04-14T12:04:00Z" w16du:dateUtc="2026-04-14T03:04:00Z">
+          <w:del w:id="604" w:author="治輝 齋藤" w:date="2026-04-14T12:04:00Z" w16du:dateUtc="2026-04-14T03:04:00Z"/>
+        </w:rPr>
+      </w:pPr>
+      <w:del w:id="605" w:author="治輝 齋藤" w:date="2026-04-14T12:04:00Z" w16du:dateUtc="2026-04-14T03:04:00Z">
         <w:r>
           <w:rPr>
             <w:b/>
@@ -11142,7 +11008,7 @@
       <w:pPr>
         <w:pStyle w:val="a0"/>
       </w:pPr>
-      <w:commentRangeStart w:id="598"/>
+      <w:commentRangeStart w:id="606"/>
       <w:r>
         <w:rPr>
           <w:b/>
@@ -11150,7 +11016,7 @@
         </w:rPr>
         <w:t xml:space="preserve">Figure </w:t>
       </w:r>
-      <w:ins w:id="599" w:author="治輝 齋藤" w:date="2026-04-14T12:04:00Z" w16du:dateUtc="2026-04-14T03:04:00Z">
+      <w:ins w:id="607" w:author="治輝 齋藤" w:date="2026-04-14T12:04:00Z" w16du:dateUtc="2026-04-14T03:04:00Z">
         <w:r>
           <w:rPr>
             <w:rFonts w:hint="eastAsia"/>
@@ -11161,7 +11027,7 @@
           <w:t>3</w:t>
         </w:r>
       </w:ins>
-      <w:del w:id="600" w:author="治輝 齋藤" w:date="2026-04-14T12:04:00Z" w16du:dateUtc="2026-04-14T03:04:00Z">
+      <w:del w:id="608" w:author="治輝 齋藤" w:date="2026-04-14T12:04:00Z" w16du:dateUtc="2026-04-14T03:04:00Z">
         <w:r>
           <w:rPr>
             <w:b/>
@@ -11178,17 +11044,9 @@
         <w:t>.</w:t>
       </w:r>
       <w:r>
-        <w:t xml:space="preserve"> Prefectural distribution of habitable-area-weighted terrain slope (degrees) across Japan. Darker shading indicates steeper terrain. Prefectures in the Chugoku, Shikoku, and </w:t>
-      </w:r>
-      <w:proofErr w:type="gramStart"/>
-      <w:r>
-        <w:t>Kyushu mountain</w:t>
-      </w:r>
-      <w:proofErr w:type="gramEnd"/>
-      <w:r>
-        <w:t xml:space="preserve"> ranges show the highest slope values.</w:t>
-      </w:r>
-      <w:ins w:id="601" w:author="治輝 齋藤" w:date="2026-04-14T14:28:00Z" w16du:dateUtc="2026-04-14T05:28:00Z">
+        <w:t xml:space="preserve"> Prefectural distribution of habitable-area-weighted terrain slope (degrees) across Japan. Darker shading indicates steeper terrain. Prefectures in the Chugoku, Shikoku, and Kyushu mountain ranges show the highest slope values.</w:t>
+      </w:r>
+      <w:ins w:id="609" w:author="治輝 齋藤" w:date="2026-04-14T14:28:00Z" w16du:dateUtc="2026-04-14T05:28:00Z">
         <w:r>
           <w:t xml:space="preserve"> </w:t>
         </w:r>
@@ -11203,7 +11061,7 @@
           <w:t xml:space="preserve"> map lines delineate study areas and do not necessarily depict accepted national boundaries (here, prefectures used as the analytic geography)</w:t>
         </w:r>
       </w:ins>
-      <w:ins w:id="602" w:author="治輝 齋藤" w:date="2026-04-14T12:50:00Z" w16du:dateUtc="2026-04-14T03:50:00Z">
+      <w:ins w:id="610" w:author="治輝 齋藤" w:date="2026-04-14T12:50:00Z" w16du:dateUtc="2026-04-14T03:50:00Z">
         <w:r>
           <w:t>.</w:t>
         </w:r>
@@ -11218,9 +11076,10 @@
           <w:b/>
           <w:bCs/>
         </w:rPr>
+        <w:lastRenderedPageBreak/>
         <w:t xml:space="preserve">Figure </w:t>
       </w:r>
-      <w:ins w:id="603" w:author="治輝 齋藤" w:date="2026-04-14T12:04:00Z" w16du:dateUtc="2026-04-14T03:04:00Z">
+      <w:ins w:id="611" w:author="治輝 齋藤" w:date="2026-04-14T12:04:00Z" w16du:dateUtc="2026-04-14T03:04:00Z">
         <w:r>
           <w:rPr>
             <w:rFonts w:hint="eastAsia"/>
@@ -11231,7 +11090,7 @@
           <w:t>4</w:t>
         </w:r>
       </w:ins>
-      <w:del w:id="604" w:author="治輝 齋藤" w:date="2026-04-14T12:04:00Z" w16du:dateUtc="2026-04-14T03:04:00Z">
+      <w:del w:id="612" w:author="治輝 齋藤" w:date="2026-04-14T12:04:00Z" w16du:dateUtc="2026-04-14T03:04:00Z">
         <w:r>
           <w:rPr>
             <w:b/>
@@ -11250,7 +11109,7 @@
       <w:r>
         <w:t xml:space="preserve"> Prefectural distribution of hip fracture surgery rate (per 100,000 population) across Japan. Darker shading indicates higher rates. Prefectures in mountainous regions tend to show elevated rates.</w:t>
       </w:r>
-      <w:ins w:id="605" w:author="治輝 齋藤" w:date="2026-04-14T14:29:00Z" w16du:dateUtc="2026-04-14T05:29:00Z">
+      <w:ins w:id="613" w:author="治輝 齋藤" w:date="2026-04-14T14:29:00Z" w16du:dateUtc="2026-04-14T05:29:00Z">
         <w:r>
           <w:t xml:space="preserve"> </w:t>
         </w:r>
@@ -11265,7 +11124,7 @@
           <w:t xml:space="preserve"> map lines delineate study areas and do not necessarily depict accepted national boundaries (here, prefectures used as the analytic geography)</w:t>
         </w:r>
       </w:ins>
-      <w:ins w:id="606" w:author="治輝 齋藤" w:date="2026-04-14T12:50:00Z" w16du:dateUtc="2026-04-14T03:50:00Z">
+      <w:ins w:id="614" w:author="治輝 齋藤" w:date="2026-04-14T12:50:00Z" w16du:dateUtc="2026-04-14T03:50:00Z">
         <w:r>
           <w:t>.</w:t>
         </w:r>
@@ -11282,7 +11141,7 @@
         </w:rPr>
         <w:t xml:space="preserve">Figure </w:t>
       </w:r>
-      <w:ins w:id="607" w:author="治輝 齋藤" w:date="2026-04-14T12:04:00Z" w16du:dateUtc="2026-04-14T03:04:00Z">
+      <w:ins w:id="615" w:author="治輝 齋藤" w:date="2026-04-14T12:04:00Z" w16du:dateUtc="2026-04-14T03:04:00Z">
         <w:r>
           <w:rPr>
             <w:rFonts w:hint="eastAsia"/>
@@ -11293,7 +11152,7 @@
           <w:t>5</w:t>
         </w:r>
       </w:ins>
-      <w:del w:id="608" w:author="治輝 齋藤" w:date="2026-04-14T12:04:00Z" w16du:dateUtc="2026-04-14T03:04:00Z">
+      <w:del w:id="616" w:author="治輝 齋藤" w:date="2026-04-14T12:04:00Z" w16du:dateUtc="2026-04-14T03:04:00Z">
         <w:r>
           <w:rPr>
             <w:b/>
@@ -11312,12 +11171,12 @@
       <w:r>
         <w:t xml:space="preserve"> Bivariate choropleth map displaying the joint distribution of terrain slope (horizontal axis of legend) and hip fracture surgery rate (vertical axis of legend) by prefecture. The 3×3 color grid classifies each prefecture into one of nine categories based on tertile rankings of each variable. Purple-brown colors indicate high slope and high fracture rate; light grey indicates low on both dimensions.</w:t>
       </w:r>
-      <w:ins w:id="609" w:author="治輝 齋藤" w:date="2026-04-14T12:51:00Z" w16du:dateUtc="2026-04-14T03:51:00Z">
+      <w:ins w:id="617" w:author="治輝 齋藤" w:date="2026-04-14T12:51:00Z" w16du:dateUtc="2026-04-14T03:51:00Z">
         <w:r>
           <w:t xml:space="preserve"> </w:t>
         </w:r>
       </w:ins>
-      <w:ins w:id="610" w:author="治輝 齋藤" w:date="2026-04-14T14:29:00Z" w16du:dateUtc="2026-04-14T05:29:00Z">
+      <w:ins w:id="618" w:author="治輝 齋藤" w:date="2026-04-14T14:29:00Z" w16du:dateUtc="2026-04-14T05:29:00Z">
         <w:r>
           <w:rPr>
             <w:b/>
@@ -11329,16 +11188,16 @@
           <w:t xml:space="preserve"> map lines delineate study areas and do not necessarily depict accepted national boundaries (here, prefectures used as the analytic geography)</w:t>
         </w:r>
       </w:ins>
-      <w:ins w:id="611" w:author="治輝 齋藤" w:date="2026-04-14T12:51:00Z" w16du:dateUtc="2026-04-14T03:51:00Z">
+      <w:ins w:id="619" w:author="治輝 齋藤" w:date="2026-04-14T12:51:00Z" w16du:dateUtc="2026-04-14T03:51:00Z">
         <w:r>
           <w:t>.</w:t>
         </w:r>
-        <w:commentRangeEnd w:id="598"/>
+        <w:commentRangeEnd w:id="606"/>
         <w:r>
           <w:rPr>
             <w:rStyle w:val="af2"/>
           </w:rPr>
-          <w:commentReference w:id="598"/>
+          <w:commentReference w:id="606"/>
         </w:r>
       </w:ins>
     </w:p>
@@ -11346,8 +11205,8 @@
       <w:pPr>
         <w:pStyle w:val="2"/>
       </w:pPr>
-      <w:bookmarkStart w:id="612" w:name="figure-1"/>
-      <w:bookmarkEnd w:id="595"/>
+      <w:bookmarkStart w:id="620" w:name="figure-1"/>
+      <w:bookmarkEnd w:id="603"/>
       <w:r>
         <w:t>Figure 1</w:t>
       </w:r>
@@ -11356,13 +11215,13 @@
       <w:pPr>
         <w:pStyle w:val="FirstParagraph"/>
         <w:rPr>
-          <w:ins w:id="613" w:author="治輝 齋藤" w:date="2026-04-14T11:20:00Z" w16du:dateUtc="2026-04-14T02:20:00Z"/>
-          <w:lang w:eastAsia="ja-JP"/>
-        </w:rPr>
-      </w:pPr>
-      <w:commentRangeStart w:id="614"/>
-      <w:commentRangeStart w:id="615"/>
-      <w:del w:id="616" w:author="治輝 齋藤" w:date="2026-04-14T11:20:00Z" w16du:dateUtc="2026-04-14T02:20:00Z">
+          <w:ins w:id="621" w:author="治輝 齋藤" w:date="2026-04-14T11:20:00Z" w16du:dateUtc="2026-04-14T02:20:00Z"/>
+          <w:lang w:eastAsia="ja-JP"/>
+        </w:rPr>
+      </w:pPr>
+      <w:commentRangeStart w:id="622"/>
+      <w:commentRangeStart w:id="623"/>
+      <w:del w:id="624" w:author="治輝 齋藤" w:date="2026-04-14T11:20:00Z" w16du:dateUtc="2026-04-14T02:20:00Z">
         <w:r>
           <w:rPr>
             <w:noProof/>
@@ -11410,19 +11269,19 @@
           </w:drawing>
         </w:r>
       </w:del>
-      <w:commentRangeEnd w:id="614"/>
+      <w:commentRangeEnd w:id="622"/>
       <w:r>
         <w:rPr>
           <w:rStyle w:val="af2"/>
         </w:rPr>
-        <w:commentReference w:id="614"/>
-      </w:r>
-      <w:commentRangeEnd w:id="615"/>
+        <w:commentReference w:id="622"/>
+      </w:r>
+      <w:commentRangeEnd w:id="623"/>
       <w:r>
         <w:rPr>
           <w:rStyle w:val="af2"/>
         </w:rPr>
-        <w:commentReference w:id="615"/>
+        <w:commentReference w:id="623"/>
       </w:r>
     </w:p>
     <w:p>
@@ -11432,7 +11291,7 @@
           <w:lang w:eastAsia="ja-JP"/>
         </w:rPr>
       </w:pPr>
-      <w:ins w:id="617" w:author="治輝 齋藤" w:date="2026-04-14T11:20:00Z" w16du:dateUtc="2026-04-14T02:20:00Z">
+      <w:ins w:id="625" w:author="治輝 齋藤" w:date="2026-04-14T11:20:00Z" w16du:dateUtc="2026-04-14T02:20:00Z">
         <w:r>
           <w:rPr>
             <w:rFonts w:hint="eastAsia"/>
@@ -11508,8 +11367,8 @@
       <w:pPr>
         <w:pStyle w:val="2"/>
       </w:pPr>
-      <w:bookmarkStart w:id="618" w:name="figure-2"/>
-      <w:bookmarkEnd w:id="612"/>
+      <w:bookmarkStart w:id="626" w:name="figure-2"/>
+      <w:bookmarkEnd w:id="620"/>
       <w:r>
         <w:lastRenderedPageBreak/>
         <w:t>Figure 2</w:t>
@@ -11570,43 +11429,43 @@
       <w:pPr>
         <w:pStyle w:val="2"/>
         <w:rPr>
-          <w:del w:id="619" w:author="治輝 齋藤" w:date="2026-04-14T09:22:00Z" w16du:dateUtc="2026-04-14T00:22:00Z"/>
-        </w:rPr>
-      </w:pPr>
-      <w:bookmarkStart w:id="620" w:name="figure-3"/>
-      <w:bookmarkEnd w:id="618"/>
-      <w:commentRangeStart w:id="621"/>
-      <w:commentRangeStart w:id="622"/>
-      <w:del w:id="623" w:author="治輝 齋藤" w:date="2026-04-14T09:22:00Z" w16du:dateUtc="2026-04-14T00:22:00Z">
+          <w:del w:id="627" w:author="治輝 齋藤" w:date="2026-04-14T09:22:00Z" w16du:dateUtc="2026-04-14T00:22:00Z"/>
+        </w:rPr>
+      </w:pPr>
+      <w:bookmarkStart w:id="628" w:name="figure-3"/>
+      <w:bookmarkEnd w:id="626"/>
+      <w:commentRangeStart w:id="629"/>
+      <w:commentRangeStart w:id="630"/>
+      <w:del w:id="631" w:author="治輝 齋藤" w:date="2026-04-14T09:22:00Z" w16du:dateUtc="2026-04-14T00:22:00Z">
         <w:r>
           <w:lastRenderedPageBreak/>
           <w:delText>Figure 3</w:delText>
         </w:r>
-        <w:commentRangeEnd w:id="621"/>
+        <w:commentRangeEnd w:id="629"/>
         <w:r>
           <w:rPr>
             <w:rStyle w:val="af2"/>
             <w:rFonts w:asciiTheme="minorHAnsi" w:eastAsiaTheme="minorEastAsia" w:hAnsiTheme="minorHAnsi" w:cstheme="minorBidi"/>
             <w:color w:val="auto"/>
           </w:rPr>
-          <w:commentReference w:id="621"/>
-        </w:r>
-      </w:del>
-      <w:commentRangeEnd w:id="622"/>
+          <w:commentReference w:id="629"/>
+        </w:r>
+      </w:del>
+      <w:commentRangeEnd w:id="630"/>
       <w:r>
         <w:rPr>
           <w:rStyle w:val="af2"/>
           <w:rFonts w:asciiTheme="minorHAnsi" w:eastAsiaTheme="minorEastAsia" w:hAnsiTheme="minorHAnsi" w:cstheme="minorBidi"/>
           <w:color w:val="auto"/>
         </w:rPr>
-        <w:commentReference w:id="622"/>
+        <w:commentReference w:id="630"/>
       </w:r>
     </w:p>
     <w:p>
       <w:pPr>
         <w:pStyle w:val="FirstParagraph"/>
       </w:pPr>
-      <w:del w:id="624" w:author="治輝 齋藤" w:date="2026-04-14T10:58:00Z" w16du:dateUtc="2026-04-14T01:58:00Z">
+      <w:del w:id="632" w:author="治輝 齋藤" w:date="2026-04-14T10:58:00Z" w16du:dateUtc="2026-04-14T01:58:00Z">
         <w:r>
           <w:rPr>
             <w:noProof/>
@@ -11659,13 +11518,13 @@
       <w:pPr>
         <w:pStyle w:val="2"/>
       </w:pPr>
-      <w:bookmarkStart w:id="625" w:name="figure-4"/>
-      <w:bookmarkEnd w:id="620"/>
+      <w:bookmarkStart w:id="633" w:name="figure-4"/>
+      <w:bookmarkEnd w:id="628"/>
       <w:r>
         <w:lastRenderedPageBreak/>
         <w:t xml:space="preserve">Figure </w:t>
       </w:r>
-      <w:ins w:id="626" w:author="治輝 齋藤" w:date="2026-04-14T09:23:00Z" w16du:dateUtc="2026-04-14T00:23:00Z">
+      <w:ins w:id="634" w:author="治輝 齋藤" w:date="2026-04-14T09:23:00Z" w16du:dateUtc="2026-04-14T00:23:00Z">
         <w:r>
           <w:rPr>
             <w:rFonts w:hint="eastAsia"/>
@@ -11674,7 +11533,7 @@
           <w:t>3</w:t>
         </w:r>
       </w:ins>
-      <w:del w:id="627" w:author="治輝 齋藤" w:date="2026-04-14T09:23:00Z" w16du:dateUtc="2026-04-14T00:23:00Z">
+      <w:del w:id="635" w:author="治輝 齋藤" w:date="2026-04-14T09:23:00Z" w16du:dateUtc="2026-04-14T00:23:00Z">
         <w:r>
           <w:delText>4</w:delText>
         </w:r>
@@ -11684,11 +11543,11 @@
       <w:pPr>
         <w:pStyle w:val="FirstParagraph"/>
         <w:rPr>
-          <w:ins w:id="628" w:author="治輝 齋藤" w:date="2026-04-14T11:21:00Z" w16du:dateUtc="2026-04-14T02:21:00Z"/>
-          <w:lang w:eastAsia="ja-JP"/>
-        </w:rPr>
-      </w:pPr>
-      <w:del w:id="629" w:author="治輝 齋藤" w:date="2026-04-14T11:21:00Z" w16du:dateUtc="2026-04-14T02:21:00Z">
+          <w:ins w:id="636" w:author="治輝 齋藤" w:date="2026-04-14T11:21:00Z" w16du:dateUtc="2026-04-14T02:21:00Z"/>
+          <w:lang w:eastAsia="ja-JP"/>
+        </w:rPr>
+      </w:pPr>
+      <w:del w:id="637" w:author="治輝 齋藤" w:date="2026-04-14T11:21:00Z" w16du:dateUtc="2026-04-14T02:21:00Z">
         <w:r>
           <w:rPr>
             <w:noProof/>
@@ -11744,7 +11603,7 @@
           <w:lang w:eastAsia="ja-JP"/>
         </w:rPr>
       </w:pPr>
-      <w:ins w:id="630" w:author="治輝 齋藤" w:date="2026-04-14T11:21:00Z" w16du:dateUtc="2026-04-14T02:21:00Z">
+      <w:ins w:id="638" w:author="治輝 齋藤" w:date="2026-04-14T11:21:00Z" w16du:dateUtc="2026-04-14T02:21:00Z">
         <w:r>
           <w:rPr>
             <w:rFonts w:hint="eastAsia"/>
@@ -11820,13 +11679,13 @@
       <w:pPr>
         <w:pStyle w:val="2"/>
       </w:pPr>
-      <w:bookmarkStart w:id="631" w:name="figure-5"/>
-      <w:bookmarkEnd w:id="625"/>
+      <w:bookmarkStart w:id="639" w:name="figure-5"/>
+      <w:bookmarkEnd w:id="633"/>
       <w:r>
         <w:lastRenderedPageBreak/>
         <w:t xml:space="preserve">Figure </w:t>
       </w:r>
-      <w:ins w:id="632" w:author="治輝 齋藤" w:date="2026-04-14T09:23:00Z" w16du:dateUtc="2026-04-14T00:23:00Z">
+      <w:ins w:id="640" w:author="治輝 齋藤" w:date="2026-04-14T09:23:00Z" w16du:dateUtc="2026-04-14T00:23:00Z">
         <w:r>
           <w:rPr>
             <w:rFonts w:hint="eastAsia"/>
@@ -11835,7 +11694,7 @@
           <w:t>4</w:t>
         </w:r>
       </w:ins>
-      <w:del w:id="633" w:author="治輝 齋藤" w:date="2026-04-14T09:23:00Z" w16du:dateUtc="2026-04-14T00:23:00Z">
+      <w:del w:id="641" w:author="治輝 齋藤" w:date="2026-04-14T09:23:00Z" w16du:dateUtc="2026-04-14T00:23:00Z">
         <w:r>
           <w:delText>5</w:delText>
         </w:r>
@@ -11845,11 +11704,11 @@
       <w:pPr>
         <w:pStyle w:val="FirstParagraph"/>
         <w:rPr>
-          <w:ins w:id="634" w:author="治輝 齋藤" w:date="2026-04-14T11:22:00Z" w16du:dateUtc="2026-04-14T02:22:00Z"/>
-          <w:lang w:eastAsia="ja-JP"/>
-        </w:rPr>
-      </w:pPr>
-      <w:del w:id="635" w:author="治輝 齋藤" w:date="2026-04-14T11:23:00Z" w16du:dateUtc="2026-04-14T02:23:00Z">
+          <w:ins w:id="642" w:author="治輝 齋藤" w:date="2026-04-14T11:22:00Z" w16du:dateUtc="2026-04-14T02:22:00Z"/>
+          <w:lang w:eastAsia="ja-JP"/>
+        </w:rPr>
+      </w:pPr>
+      <w:del w:id="643" w:author="治輝 齋藤" w:date="2026-04-14T11:23:00Z" w16du:dateUtc="2026-04-14T02:23:00Z">
         <w:r>
           <w:rPr>
             <w:noProof/>
@@ -11905,7 +11764,7 @@
           <w:lang w:eastAsia="ja-JP"/>
         </w:rPr>
       </w:pPr>
-      <w:ins w:id="636" w:author="治輝 齋藤" w:date="2026-04-14T11:22:00Z" w16du:dateUtc="2026-04-14T02:22:00Z">
+      <w:ins w:id="644" w:author="治輝 齋藤" w:date="2026-04-14T11:22:00Z" w16du:dateUtc="2026-04-14T02:22:00Z">
         <w:r>
           <w:rPr>
             <w:rFonts w:hint="eastAsia"/>
@@ -11981,13 +11840,13 @@
       <w:pPr>
         <w:pStyle w:val="2"/>
       </w:pPr>
-      <w:bookmarkStart w:id="637" w:name="figure-6"/>
-      <w:bookmarkEnd w:id="631"/>
+      <w:bookmarkStart w:id="645" w:name="figure-6"/>
+      <w:bookmarkEnd w:id="639"/>
       <w:r>
         <w:lastRenderedPageBreak/>
         <w:t xml:space="preserve">Figure </w:t>
       </w:r>
-      <w:ins w:id="638" w:author="治輝 齋藤" w:date="2026-04-14T09:23:00Z" w16du:dateUtc="2026-04-14T00:23:00Z">
+      <w:ins w:id="646" w:author="治輝 齋藤" w:date="2026-04-14T09:23:00Z" w16du:dateUtc="2026-04-14T00:23:00Z">
         <w:r>
           <w:rPr>
             <w:rFonts w:hint="eastAsia"/>
@@ -11996,7 +11855,7 @@
           <w:t>5</w:t>
         </w:r>
       </w:ins>
-      <w:del w:id="639" w:author="治輝 齋藤" w:date="2026-04-14T09:23:00Z" w16du:dateUtc="2026-04-14T00:23:00Z">
+      <w:del w:id="647" w:author="治輝 齋藤" w:date="2026-04-14T09:23:00Z" w16du:dateUtc="2026-04-14T00:23:00Z">
         <w:r>
           <w:delText>6</w:delText>
         </w:r>
@@ -12006,11 +11865,11 @@
       <w:pPr>
         <w:pStyle w:val="FirstParagraph"/>
         <w:rPr>
-          <w:ins w:id="640" w:author="治輝 齋藤" w:date="2026-04-14T11:23:00Z" w16du:dateUtc="2026-04-14T02:23:00Z"/>
-          <w:lang w:eastAsia="ja-JP"/>
-        </w:rPr>
-      </w:pPr>
-      <w:del w:id="641" w:author="治輝 齋藤" w:date="2026-04-14T11:24:00Z" w16du:dateUtc="2026-04-14T02:24:00Z">
+          <w:ins w:id="648" w:author="治輝 齋藤" w:date="2026-04-14T11:23:00Z" w16du:dateUtc="2026-04-14T02:23:00Z"/>
+          <w:lang w:eastAsia="ja-JP"/>
+        </w:rPr>
+      </w:pPr>
+      <w:del w:id="649" w:author="治輝 齋藤" w:date="2026-04-14T11:24:00Z" w16du:dateUtc="2026-04-14T02:24:00Z">
         <w:r>
           <w:rPr>
             <w:noProof/>
@@ -12058,8 +11917,8 @@
           </w:drawing>
         </w:r>
       </w:del>
-      <w:bookmarkEnd w:id="531"/>
-      <w:bookmarkEnd w:id="637"/>
+      <w:bookmarkEnd w:id="539"/>
+      <w:bookmarkEnd w:id="645"/>
     </w:p>
     <w:p>
       <w:pPr>
@@ -12068,7 +11927,7 @@
           <w:lang w:eastAsia="ja-JP"/>
         </w:rPr>
       </w:pPr>
-      <w:ins w:id="642" w:author="治輝 齋藤" w:date="2026-04-14T11:24:00Z" w16du:dateUtc="2026-04-14T02:24:00Z">
+      <w:ins w:id="650" w:author="治輝 齋藤" w:date="2026-04-14T11:24:00Z" w16du:dateUtc="2026-04-14T02:24:00Z">
         <w:r>
           <w:rPr>
             <w:rFonts w:hint="eastAsia"/>
@@ -12618,7 +12477,6 @@
       <w:pPr>
         <w:pStyle w:val="af3"/>
         <w:rPr>
-          <w:rFonts w:hint="eastAsia"/>
           <w:lang w:eastAsia="ja-JP"/>
         </w:rPr>
       </w:pPr>
@@ -12663,7 +12521,6 @@
       <w:pPr>
         <w:pStyle w:val="af3"/>
         <w:rPr>
-          <w:rFonts w:hint="eastAsia"/>
           <w:lang w:eastAsia="ja-JP"/>
         </w:rPr>
       </w:pPr>
@@ -12874,9 +12731,38 @@
       <w:pPr>
         <w:pStyle w:val="af3"/>
         <w:rPr>
+          <w:lang w:eastAsia="ja-JP"/>
+        </w:rPr>
+      </w:pPr>
+      <w:r>
+        <w:rPr>
+          <w:rStyle w:val="af2"/>
+        </w:rPr>
+        <w:annotationRef/>
+      </w:r>
+      <w:r>
+        <w:rPr>
           <w:rFonts w:hint="eastAsia"/>
           <w:lang w:eastAsia="ja-JP"/>
         </w:rPr>
+        <w:t>Data availability</w:t>
+      </w:r>
+      <w:r>
+        <w:rPr>
+          <w:rFonts w:hint="eastAsia"/>
+          <w:lang w:eastAsia="ja-JP"/>
+        </w:rPr>
+        <w:t>の項目を追加しました。</w:t>
+      </w:r>
+    </w:p>
+  </w:comment>
+  <w:comment w:id="489" w:author="治輝 齋藤" w:date="2026-04-14T12:47:00Z" w:initials="治齋">
+    <w:p>
+      <w:pPr>
+        <w:pStyle w:val="af3"/>
+        <w:rPr>
+          <w:lang w:eastAsia="ja-JP"/>
+        </w:rPr>
       </w:pPr>
       <w:r>
         <w:rPr>
@@ -12889,18 +12775,32 @@
           <w:rFonts w:hint="eastAsia"/>
           <w:lang w:eastAsia="ja-JP"/>
         </w:rPr>
-        <w:t>Data availability</w:t>
+        <w:t>生成</w:t>
       </w:r>
       <w:r>
         <w:rPr>
           <w:rFonts w:hint="eastAsia"/>
           <w:lang w:eastAsia="ja-JP"/>
         </w:rPr>
-        <w:t>の項目を追加しました。</w:t>
+        <w:t>AI</w:t>
+      </w:r>
+      <w:r>
+        <w:rPr>
+          <w:rFonts w:hint="eastAsia"/>
+          <w:lang w:eastAsia="ja-JP"/>
+        </w:rPr>
+        <w:t>の使用に関する開示の</w:t>
+      </w:r>
+      <w:r>
+        <w:rPr>
+          <w:rFonts w:hint="eastAsia"/>
+          <w:lang w:eastAsia="ja-JP"/>
+        </w:rPr>
+        <w:t>項目を追加しました。</w:t>
       </w:r>
     </w:p>
   </w:comment>
-  <w:comment w:id="489" w:author="哲也 大平" w:date="2026-04-12T22:18:00Z" w:initials="哲大">
+  <w:comment w:id="497" w:author="哲也 大平" w:date="2026-04-12T22:18:00Z" w:initials="哲大">
     <w:p>
       <w:pPr>
         <w:pStyle w:val="af3"/>
@@ -12965,7 +12865,7 @@
       </w:r>
     </w:p>
   </w:comment>
-  <w:comment w:id="490" w:author="治輝 齋藤" w:date="2026-04-13T20:44:00Z" w:initials="治齋">
+  <w:comment w:id="498" w:author="治輝 齋藤" w:date="2026-04-13T20:44:00Z" w:initials="治齋">
     <w:p>
       <w:pPr>
         <w:pStyle w:val="af3"/>
@@ -13002,7 +12902,7 @@
       </w:r>
     </w:p>
   </w:comment>
-  <w:comment w:id="492" w:author="哲也 大平" w:date="2026-04-12T22:20:00Z" w:initials="哲大">
+  <w:comment w:id="500" w:author="哲也 大平" w:date="2026-04-12T22:20:00Z" w:initials="哲大">
     <w:p>
       <w:pPr>
         <w:pStyle w:val="af3"/>
@@ -13025,7 +12925,7 @@
       </w:r>
     </w:p>
   </w:comment>
-  <w:comment w:id="493" w:author="治輝 齋藤" w:date="2026-04-13T20:44:00Z" w:initials="治齋">
+  <w:comment w:id="501" w:author="治輝 齋藤" w:date="2026-04-13T20:44:00Z" w:initials="治齋">
     <w:p>
       <w:pPr>
         <w:pStyle w:val="af3"/>
@@ -13048,7 +12948,7 @@
       </w:r>
     </w:p>
   </w:comment>
-  <w:comment w:id="533" w:author="哲也 大平" w:date="2026-04-12T21:39:00Z" w:initials="哲大">
+  <w:comment w:id="541" w:author="哲也 大平" w:date="2026-04-12T21:39:00Z" w:initials="哲大">
     <w:p>
       <w:pPr>
         <w:pStyle w:val="af3"/>
@@ -13148,14 +13048,112 @@
       </w:r>
     </w:p>
   </w:comment>
-  <w:comment w:id="534" w:author="治輝 齋藤" w:date="2026-04-14T10:58:00Z" w:initials="治齋">
+  <w:comment w:id="542" w:author="治輝 齋藤" w:date="2026-04-14T10:58:00Z" w:initials="治齋">
     <w:p>
       <w:pPr>
         <w:pStyle w:val="af3"/>
         <w:rPr>
+          <w:lang w:eastAsia="ja-JP"/>
+        </w:rPr>
+      </w:pPr>
+      <w:r>
+        <w:rPr>
+          <w:rStyle w:val="af2"/>
+        </w:rPr>
+        <w:annotationRef/>
+      </w:r>
+      <w:r>
+        <w:rPr>
           <w:rFonts w:hint="eastAsia"/>
           <w:lang w:eastAsia="ja-JP"/>
         </w:rPr>
+        <w:t>表について、</w:t>
+      </w:r>
+      <w:r>
+        <w:rPr>
+          <w:rFonts w:hint="eastAsia"/>
+          <w:lang w:eastAsia="ja-JP"/>
+        </w:rPr>
+        <w:t>25%</w:t>
+      </w:r>
+      <w:r>
+        <w:rPr>
+          <w:rFonts w:hint="eastAsia"/>
+          <w:lang w:eastAsia="ja-JP"/>
+        </w:rPr>
+        <w:t>タイルと</w:t>
+      </w:r>
+      <w:r>
+        <w:rPr>
+          <w:rFonts w:hint="eastAsia"/>
+          <w:lang w:eastAsia="ja-JP"/>
+        </w:rPr>
+        <w:t>75%</w:t>
+      </w:r>
+      <w:r>
+        <w:rPr>
+          <w:rFonts w:hint="eastAsia"/>
+          <w:lang w:eastAsia="ja-JP"/>
+        </w:rPr>
+        <w:t>タイルの記載を追加しました。</w:t>
+      </w:r>
+      <w:r>
+        <w:rPr>
+          <w:lang w:eastAsia="ja-JP"/>
+        </w:rPr>
+        <w:t xml:space="preserve"> </w:t>
+      </w:r>
+      <w:r>
+        <w:rPr>
+          <w:rFonts w:hint="eastAsia"/>
+          <w:lang w:eastAsia="ja-JP"/>
+        </w:rPr>
+        <w:t>Mean</w:t>
+      </w:r>
+      <w:r>
+        <w:rPr>
+          <w:rFonts w:hint="eastAsia"/>
+          <w:lang w:eastAsia="ja-JP"/>
+        </w:rPr>
+        <w:t>・</w:t>
+      </w:r>
+      <w:r>
+        <w:rPr>
+          <w:rFonts w:hint="eastAsia"/>
+          <w:lang w:eastAsia="ja-JP"/>
+        </w:rPr>
+        <w:t>SD</w:t>
+      </w:r>
+      <w:r>
+        <w:rPr>
+          <w:rFonts w:hint="eastAsia"/>
+          <w:lang w:eastAsia="ja-JP"/>
+        </w:rPr>
+        <w:t>・</w:t>
+      </w:r>
+      <w:r>
+        <w:rPr>
+          <w:rFonts w:hint="eastAsia"/>
+          <w:lang w:eastAsia="ja-JP"/>
+        </w:rPr>
+        <w:t>Median</w:t>
+      </w:r>
+      <w:r>
+        <w:rPr>
+          <w:rFonts w:hint="eastAsia"/>
+          <w:lang w:eastAsia="ja-JP"/>
+        </w:rPr>
+        <w:t>についての記載は、比較も兼ねて残しております。</w:t>
+      </w:r>
+    </w:p>
+  </w:comment>
+  <w:comment w:id="592" w:author="治輝 齋藤" w:date="2026-04-14T11:58:00Z" w:initials="治齋">
+    <w:p>
+      <w:pPr>
+        <w:pStyle w:val="af3"/>
+        <w:rPr>
+          <w:lang w:eastAsia="ja-JP"/>
+        </w:rPr>
       </w:pPr>
       <w:r>
         <w:rPr>
@@ -13168,87 +13166,81 @@
           <w:rFonts w:hint="eastAsia"/>
           <w:lang w:eastAsia="ja-JP"/>
         </w:rPr>
-        <w:t>表について、</w:t>
+        <w:t>ロバスト標準誤差</w:t>
       </w:r>
       <w:r>
         <w:rPr>
           <w:rFonts w:hint="eastAsia"/>
           <w:lang w:eastAsia="ja-JP"/>
         </w:rPr>
-        <w:t>25%</w:t>
+        <w:t>（</w:t>
       </w:r>
       <w:r>
         <w:rPr>
           <w:rFonts w:hint="eastAsia"/>
           <w:lang w:eastAsia="ja-JP"/>
         </w:rPr>
-        <w:t>タイルと</w:t>
+        <w:t>HC3</w:t>
       </w:r>
       <w:r>
         <w:rPr>
           <w:rFonts w:hint="eastAsia"/>
           <w:lang w:eastAsia="ja-JP"/>
         </w:rPr>
-        <w:t>75%</w:t>
+        <w:t>）</w:t>
       </w:r>
       <w:r>
         <w:rPr>
           <w:rFonts w:hint="eastAsia"/>
           <w:lang w:eastAsia="ja-JP"/>
         </w:rPr>
-        <w:t>タイルの記載を追加しました。</w:t>
-      </w:r>
-      <w:r>
-        <w:rPr>
-          <w:lang w:eastAsia="ja-JP"/>
-        </w:rPr>
-        <w:t xml:space="preserve"> </w:t>
+        <w:t>・</w:t>
       </w:r>
       <w:r>
         <w:rPr>
           <w:rFonts w:hint="eastAsia"/>
           <w:lang w:eastAsia="ja-JP"/>
         </w:rPr>
-        <w:t>Mean</w:t>
+        <w:t>ブートストラップ</w:t>
       </w:r>
       <w:r>
         <w:rPr>
           <w:rFonts w:hint="eastAsia"/>
           <w:lang w:eastAsia="ja-JP"/>
         </w:rPr>
-        <w:t>・</w:t>
+        <w:t>法で</w:t>
       </w:r>
       <w:r>
         <w:rPr>
           <w:rFonts w:hint="eastAsia"/>
           <w:lang w:eastAsia="ja-JP"/>
         </w:rPr>
-        <w:t>SD</w:t>
+        <w:t>の</w:t>
       </w:r>
       <w:r>
         <w:rPr>
           <w:rFonts w:hint="eastAsia"/>
           <w:lang w:eastAsia="ja-JP"/>
         </w:rPr>
-        <w:t>・</w:t>
+        <w:t>結果の</w:t>
       </w:r>
       <w:r>
         <w:rPr>
           <w:rFonts w:hint="eastAsia"/>
           <w:lang w:eastAsia="ja-JP"/>
         </w:rPr>
-        <w:t>Median</w:t>
+        <w:t>数値を記載</w:t>
       </w:r>
       <w:r>
         <w:rPr>
           <w:rFonts w:hint="eastAsia"/>
           <w:lang w:eastAsia="ja-JP"/>
         </w:rPr>
-        <w:t>についての記載は、比較も兼ねて残しております。</w:t>
+        <w:t>しました。</w:t>
       </w:r>
     </w:p>
   </w:comment>
-  <w:comment w:id="584" w:author="治輝 齋藤" w:date="2026-04-14T11:58:00Z" w:initials="治齋">
+  <w:comment w:id="599" w:author="治輝 齋藤" w:date="2026-04-14T12:00:00Z" w:initials="治齋">
     <w:p>
       <w:pPr>
         <w:pStyle w:val="af3"/>
@@ -13267,225 +13259,131 @@
           <w:rFonts w:hint="eastAsia"/>
           <w:lang w:eastAsia="ja-JP"/>
         </w:rPr>
-        <w:t>ロバスト標準誤差</w:t>
+        <w:t>股関節について</w:t>
       </w:r>
       <w:r>
         <w:rPr>
           <w:rFonts w:hint="eastAsia"/>
           <w:lang w:eastAsia="ja-JP"/>
         </w:rPr>
-        <w:t>（</w:t>
+        <w:t xml:space="preserve"> Table 3 </w:t>
       </w:r>
       <w:r>
         <w:rPr>
           <w:rFonts w:hint="eastAsia"/>
           <w:lang w:eastAsia="ja-JP"/>
         </w:rPr>
-        <w:t>HC3</w:t>
+        <w:t>脚注を参照する一文を追加</w:t>
       </w:r>
       <w:r>
         <w:rPr>
           <w:rFonts w:hint="eastAsia"/>
           <w:lang w:eastAsia="ja-JP"/>
         </w:rPr>
-        <w:t>）</w:t>
+        <w:t>しました。</w:t>
+      </w:r>
+    </w:p>
+  </w:comment>
+  <w:comment w:id="606" w:author="治輝 齋藤" w:date="2026-04-14T12:51:00Z" w:initials="治齋">
+    <w:p>
+      <w:pPr>
+        <w:pStyle w:val="af3"/>
+        <w:rPr>
+          <w:lang w:eastAsia="ja-JP"/>
+        </w:rPr>
+      </w:pPr>
+      <w:r>
+        <w:rPr>
+          <w:rStyle w:val="af2"/>
+        </w:rPr>
+        <w:annotationRef/>
       </w:r>
       <w:r>
         <w:rPr>
           <w:rFonts w:hint="eastAsia"/>
           <w:lang w:eastAsia="ja-JP"/>
         </w:rPr>
-        <w:t>・</w:t>
+        <w:t>Figure 3-5</w:t>
       </w:r>
       <w:r>
         <w:rPr>
           <w:rFonts w:hint="eastAsia"/>
           <w:lang w:eastAsia="ja-JP"/>
         </w:rPr>
-        <w:t>ブートストラップ</w:t>
+        <w:t>について、説明を加えました。</w:t>
+      </w:r>
+    </w:p>
+  </w:comment>
+  <w:comment w:id="622" w:author="哲也 大平" w:date="2026-04-12T21:46:00Z" w:initials="哲大">
+    <w:p>
+      <w:pPr>
+        <w:pStyle w:val="af3"/>
+        <w:rPr>
+          <w:lang w:eastAsia="ja-JP"/>
+        </w:rPr>
+      </w:pPr>
+      <w:r>
+        <w:rPr>
+          <w:rStyle w:val="af2"/>
+        </w:rPr>
+        <w:annotationRef/>
       </w:r>
       <w:r>
         <w:rPr>
           <w:rFonts w:hint="eastAsia"/>
           <w:lang w:eastAsia="ja-JP"/>
         </w:rPr>
-        <w:t>法で</w:t>
+        <w:t>この都道府県名は英文にすること可能でしょうか。</w:t>
+      </w:r>
+    </w:p>
+  </w:comment>
+  <w:comment w:id="623" w:author="治輝 齋藤" w:date="2026-04-14T11:20:00Z" w:initials="治齋">
+    <w:p>
+      <w:pPr>
+        <w:pStyle w:val="af3"/>
+        <w:rPr>
+          <w:lang w:eastAsia="ja-JP"/>
+        </w:rPr>
+      </w:pPr>
+      <w:r>
+        <w:rPr>
+          <w:rStyle w:val="af2"/>
+        </w:rPr>
+        <w:annotationRef/>
       </w:r>
       <w:r>
         <w:rPr>
           <w:rFonts w:hint="eastAsia"/>
           <w:lang w:eastAsia="ja-JP"/>
         </w:rPr>
-        <w:t>の</w:t>
+        <w:t>英文の状態にした図に差し替えました。</w:t>
+      </w:r>
+    </w:p>
+  </w:comment>
+  <w:comment w:id="629" w:author="哲也 大平" w:date="2026-04-12T22:31:00Z" w:initials="哲大">
+    <w:p>
+      <w:pPr>
+        <w:pStyle w:val="af3"/>
+        <w:rPr>
+          <w:lang w:eastAsia="ja-JP"/>
+        </w:rPr>
+      </w:pPr>
+      <w:r>
+        <w:rPr>
+          <w:rStyle w:val="af2"/>
+        </w:rPr>
+        <w:annotationRef/>
       </w:r>
       <w:r>
         <w:rPr>
           <w:rFonts w:hint="eastAsia"/>
           <w:lang w:eastAsia="ja-JP"/>
         </w:rPr>
-        <w:t>結果の</w:t>
-      </w:r>
-      <w:r>
-        <w:rPr>
-          <w:rFonts w:hint="eastAsia"/>
-          <w:lang w:eastAsia="ja-JP"/>
-        </w:rPr>
-        <w:t>数値を記載</w:t>
-      </w:r>
-      <w:r>
-        <w:rPr>
-          <w:rFonts w:hint="eastAsia"/>
-          <w:lang w:eastAsia="ja-JP"/>
-        </w:rPr>
-        <w:t>しました。</w:t>
+        <w:t>全体的に図表が多いので、このグラフは削除してもよいかと思います。</w:t>
       </w:r>
     </w:p>
   </w:comment>
-  <w:comment w:id="591" w:author="治輝 齋藤" w:date="2026-04-14T12:00:00Z" w:initials="治齋">
-    <w:p>
-      <w:pPr>
-        <w:pStyle w:val="af3"/>
-        <w:rPr>
-          <w:lang w:eastAsia="ja-JP"/>
-        </w:rPr>
-      </w:pPr>
-      <w:r>
-        <w:rPr>
-          <w:rStyle w:val="af2"/>
-        </w:rPr>
-        <w:annotationRef/>
-      </w:r>
-      <w:r>
-        <w:rPr>
-          <w:rFonts w:hint="eastAsia"/>
-          <w:lang w:eastAsia="ja-JP"/>
-        </w:rPr>
-        <w:t>股関節について</w:t>
-      </w:r>
-      <w:r>
-        <w:rPr>
-          <w:rFonts w:hint="eastAsia"/>
-          <w:lang w:eastAsia="ja-JP"/>
-        </w:rPr>
-        <w:t xml:space="preserve"> Table 3 </w:t>
-      </w:r>
-      <w:r>
-        <w:rPr>
-          <w:rFonts w:hint="eastAsia"/>
-          <w:lang w:eastAsia="ja-JP"/>
-        </w:rPr>
-        <w:t>脚注を参照する一文を追加</w:t>
-      </w:r>
-      <w:r>
-        <w:rPr>
-          <w:rFonts w:hint="eastAsia"/>
-          <w:lang w:eastAsia="ja-JP"/>
-        </w:rPr>
-        <w:t>しました。</w:t>
-      </w:r>
-    </w:p>
-  </w:comment>
-  <w:comment w:id="598" w:author="治輝 齋藤" w:date="2026-04-14T12:51:00Z" w:initials="治齋">
-    <w:p>
-      <w:pPr>
-        <w:pStyle w:val="af3"/>
-        <w:rPr>
-          <w:rFonts w:hint="eastAsia"/>
-          <w:lang w:eastAsia="ja-JP"/>
-        </w:rPr>
-      </w:pPr>
-      <w:r>
-        <w:rPr>
-          <w:rStyle w:val="af2"/>
-        </w:rPr>
-        <w:annotationRef/>
-      </w:r>
-      <w:r>
-        <w:rPr>
-          <w:rFonts w:hint="eastAsia"/>
-          <w:lang w:eastAsia="ja-JP"/>
-        </w:rPr>
-        <w:t>Figure 3-5</w:t>
-      </w:r>
-      <w:r>
-        <w:rPr>
-          <w:rFonts w:hint="eastAsia"/>
-          <w:lang w:eastAsia="ja-JP"/>
-        </w:rPr>
-        <w:t>について、説明を加えました。</w:t>
-      </w:r>
-    </w:p>
-  </w:comment>
-  <w:comment w:id="614" w:author="哲也 大平" w:date="2026-04-12T21:46:00Z" w:initials="哲大">
-    <w:p>
-      <w:pPr>
-        <w:pStyle w:val="af3"/>
-        <w:rPr>
-          <w:lang w:eastAsia="ja-JP"/>
-        </w:rPr>
-      </w:pPr>
-      <w:r>
-        <w:rPr>
-          <w:rStyle w:val="af2"/>
-        </w:rPr>
-        <w:annotationRef/>
-      </w:r>
-      <w:r>
-        <w:rPr>
-          <w:rFonts w:hint="eastAsia"/>
-          <w:lang w:eastAsia="ja-JP"/>
-        </w:rPr>
-        <w:t>この都道府県名は英文にすること可能でしょうか。</w:t>
-      </w:r>
-    </w:p>
-  </w:comment>
-  <w:comment w:id="615" w:author="治輝 齋藤" w:date="2026-04-14T11:20:00Z" w:initials="治齋">
-    <w:p>
-      <w:pPr>
-        <w:pStyle w:val="af3"/>
-        <w:rPr>
-          <w:lang w:eastAsia="ja-JP"/>
-        </w:rPr>
-      </w:pPr>
-      <w:r>
-        <w:rPr>
-          <w:rStyle w:val="af2"/>
-        </w:rPr>
-        <w:annotationRef/>
-      </w:r>
-      <w:r>
-        <w:rPr>
-          <w:rFonts w:hint="eastAsia"/>
-          <w:lang w:eastAsia="ja-JP"/>
-        </w:rPr>
-        <w:t>英文の状態にした図に差し替えました。</w:t>
-      </w:r>
-    </w:p>
-  </w:comment>
-  <w:comment w:id="621" w:author="哲也 大平" w:date="2026-04-12T22:31:00Z" w:initials="哲大">
-    <w:p>
-      <w:pPr>
-        <w:pStyle w:val="af3"/>
-        <w:rPr>
-          <w:lang w:eastAsia="ja-JP"/>
-        </w:rPr>
-      </w:pPr>
-      <w:r>
-        <w:rPr>
-          <w:rStyle w:val="af2"/>
-        </w:rPr>
-        <w:annotationRef/>
-      </w:r>
-      <w:r>
-        <w:rPr>
-          <w:rFonts w:hint="eastAsia"/>
-          <w:lang w:eastAsia="ja-JP"/>
-        </w:rPr>
-        <w:t>全体的に図表が多いので、このグラフは削除してもよいかと思います。</w:t>
-      </w:r>
-    </w:p>
-  </w:comment>
-  <w:comment w:id="622" w:author="治輝 齋藤" w:date="2026-04-14T10:59:00Z" w:initials="治齋">
+  <w:comment w:id="630" w:author="治輝 齋藤" w:date="2026-04-14T10:59:00Z" w:initials="治齋">
     <w:p>
       <w:pPr>
         <w:pStyle w:val="af3"/>
@@ -13538,6 +13436,7 @@
   <w15:commentEx w15:paraId="432847EA" w15:done="0"/>
   <w15:commentEx w15:paraId="16D9205E" w15:paraIdParent="432847EA" w15:done="0"/>
   <w15:commentEx w15:paraId="1239E2C3" w15:done="0"/>
+  <w15:commentEx w15:paraId="6D174477" w15:done="0"/>
   <w15:commentEx w15:paraId="06E7B501" w15:done="0"/>
   <w15:commentEx w15:paraId="27BB4EC8" w15:paraIdParent="06E7B501" w15:done="0"/>
   <w15:commentEx w15:paraId="7FFECA5F" w15:done="0"/>
@@ -13574,6 +13473,7 @@
   <w16cex:commentExtensible w16cex:durableId="04E749A5" w16cex:dateUtc="2026-04-12T13:39:00Z"/>
   <w16cex:commentExtensible w16cex:durableId="497C350D" w16cex:dateUtc="2026-04-13T05:11:00Z"/>
   <w16cex:commentExtensible w16cex:durableId="552A5B6B" w16cex:dateUtc="2026-04-14T03:47:00Z"/>
+  <w16cex:commentExtensible w16cex:durableId="4DF6A88C" w16cex:dateUtc="2026-04-14T03:47:00Z"/>
   <w16cex:commentExtensible w16cex:durableId="00E58D9F" w16cex:dateUtc="2026-04-12T13:18:00Z"/>
   <w16cex:commentExtensible w16cex:durableId="59C5D15F" w16cex:dateUtc="2026-04-13T11:44:00Z"/>
   <w16cex:commentExtensible w16cex:durableId="2EBF0DB3" w16cex:dateUtc="2026-04-12T13:20:00Z"/>
@@ -13610,6 +13510,7 @@
   <w16cid:commentId w16cid:paraId="432847EA" w16cid:durableId="04E749A5"/>
   <w16cid:commentId w16cid:paraId="16D9205E" w16cid:durableId="497C350D"/>
   <w16cid:commentId w16cid:paraId="1239E2C3" w16cid:durableId="552A5B6B"/>
+  <w16cid:commentId w16cid:paraId="6D174477" w16cid:durableId="4DF6A88C"/>
   <w16cid:commentId w16cid:paraId="06E7B501" w16cid:durableId="00E58D9F"/>
   <w16cid:commentId w16cid:paraId="27BB4EC8" w16cid:durableId="59C5D15F"/>
   <w16cid:commentId w16cid:paraId="7FFECA5F" w16cid:durableId="2EBF0DB3"/>
@@ -13630,12 +13531,12 @@
 <w:numbering xmlns:wpc="http://schemas.microsoft.com/office/word/2010/wordprocessingCanvas" xmlns:cx="http://schemas.microsoft.com/office/drawing/2014/chartex" xmlns:cx1="http://schemas.microsoft.com/office/drawing/2015/9/8/chartex" xmlns:cx2="http://schemas.microsoft.com/office/drawing/2015/10/21/chartex" xmlns:cx3="http://schemas.microsoft.com/office/drawing/2016/5/9/chartex" xmlns:cx4="http://schemas.microsoft.com/office/drawing/2016/5/10/chartex" xmlns:cx5="http://schemas.microsoft.com/office/drawing/2016/5/11/chartex" xmlns:cx6="http://schemas.microsoft.com/office/drawing/2016/5/12/chartex" xmlns:cx7="http://schemas.microsoft.com/office/drawing/2016/5/13/chartex" xmlns:cx8="http://schemas.microsoft.com/office/drawing/2016/5/14/chartex" xmlns:mc="http://schemas.openxmlformats.org/markup-compatibility/2006" xmlns:aink="http://schemas.microsoft.com/office/drawing/2016/ink" xmlns:am3d="http://schemas.microsoft.com/office/drawing/2017/model3d" xmlns:o="urn:schemas-microsoft-com:office:office" xmlns:oel="http://schemas.microsoft.com/office/2019/extlst" xmlns:r="http://schemas.openxmlformats.org/officeDocument/2006/relationships" xmlns:m="http://schemas.openxmlformats.org/officeDocument/2006/math" xmlns:v="urn:schemas-microsoft-com:vml" xmlns:wp14="http://schemas.microsoft.com/office/word/2010/wordprocessingDrawing" xmlns:wp="http://schemas.openxmlformats.org/drawingml/2006/wordprocessingDrawing" xmlns:w10="urn:schemas-microsoft-com:office:word" xmlns:w="http://schemas.openxmlformats.org/wordprocessingml/2006/main" xmlns:w14="http://schemas.microsoft.com/office/word/2010/wordml" xmlns:w15="http://schemas.microsoft.com/office/word/2012/wordml" xmlns:w16cex="http://schemas.microsoft.com/office/word/2018/wordml/cex" xmlns:w16cid="http://schemas.microsoft.com/office/word/2016/wordml/cid" xmlns:w16="http://schemas.microsoft.com/office/word/2018/wordml" xmlns:w16du="http://schemas.microsoft.com/office/word/2023/wordml/word16du" xmlns:w16sdtdh="http://schemas.microsoft.com/office/word/2020/wordml/sdtdatahash" xmlns:w16sdtfl="http://schemas.microsoft.com/office/word/2024/wordml/sdtformatlock" xmlns:w16se="http://schemas.microsoft.com/office/word/2015/wordml/symex" xmlns:wpg="http://schemas.microsoft.com/office/word/2010/wordprocessingGroup" xmlns:wpi="http://schemas.microsoft.com/office/word/2010/wordprocessingInk" xmlns:wne="http://schemas.microsoft.com/office/word/2006/wordml" xmlns:wps="http://schemas.microsoft.com/office/word/2010/wordprocessingShape" mc:Ignorable="w14 w15 w16se w16cid w16 w16cex w16sdtdh w16sdtfl w16du wp14">
   <w:numPicBullet w:numPicBulletId="0">
     <w:pict>
-      <v:rect id="_x0000_i1145" style="width:0;height:1.5pt" o:hralign="center" o:bullet="t" o:hrstd="t" o:hr="t"/>
+      <v:rect id="_x0000_i1044" style="width:0;height:1.5pt" o:hralign="center" o:bullet="t" o:hrstd="t" o:hr="t"/>
     </w:pict>
   </w:numPicBullet>
   <w:numPicBullet w:numPicBulletId="1">
     <w:pict>
-      <v:rect id="_x0000_i1146" style="width:0;height:1.5pt" o:hralign="center" o:bullet="t" o:hrstd="t" o:hr="t"/>
+      <v:rect id="_x0000_i1045" style="width:0;height:1.5pt" o:hralign="center" o:bullet="t" o:hrstd="t" o:hr="t"/>
     </w:pict>
   </w:numPicBullet>
   <w:abstractNum w:abstractNumId="0" w15:restartNumberingAfterBreak="0">
@@ -14422,6 +14323,7 @@
   <w:style w:type="character" w:default="1" w:styleId="a1">
     <w:name w:val="Default Paragraph Font"/>
     <w:uiPriority w:val="1"/>
+    <w:semiHidden/>
     <w:unhideWhenUsed/>
   </w:style>
   <w:style w:type="table" w:default="1" w:styleId="a2">

--- a/04_Manuscripts/Manuscript_slope_fracture_20260307_TO_saito0414_healthandplace(2).docx
+++ b/04_Manuscripts/Manuscript_slope_fracture_20260307_TO_saito0414_healthandplace(2).docx
@@ -988,11 +988,19 @@
         </w:r>
       </w:del>
       <w:r>
-        <w:t xml:space="preserve"> Hip fracture leads to prolonged hospitalization, functional decline, institutionalization, and increased mortality, imposing a substantial burden on both individuals and the healthcare system.</w:t>
+        <w:t xml:space="preserve"> Hip fracture leads to prolonged hospitalization, functional decline, institutionalization, and increased mortality, imposing a substantial burden on both individuals and the healthcare </w:t>
+      </w:r>
+      <w:proofErr w:type="gramStart"/>
+      <w:r>
+        <w:t>system.</w:t>
       </w:r>
       <w:ins w:id="157" w:author="治輝 齋藤" w:date="2026-04-14T12:33:00Z" w16du:dateUtc="2026-04-14T03:33:00Z">
         <w:r>
-          <w:t>[1, 3]</w:t>
+          <w:t>[</w:t>
+        </w:r>
+        <w:proofErr w:type="gramEnd"/>
+        <w:r>
+          <w:t>1, 3]</w:t>
         </w:r>
       </w:ins>
       <w:del w:id="158" w:author="治輝 齋藤" w:date="2026-04-14T12:33:00Z" w16du:dateUtc="2026-04-14T03:33:00Z">
@@ -1556,10 +1564,12 @@
       <w:r>
         <w:t xml:space="preserve">) with the </w:t>
       </w:r>
+      <w:proofErr w:type="spellStart"/>
       <w:ins w:id="212" w:author="治輝 齋藤" w:date="2026-04-14T11:35:00Z" w16du:dateUtc="2026-04-14T02:35:00Z">
         <w:r>
           <w:t>statsmodels</w:t>
         </w:r>
+        <w:proofErr w:type="spellEnd"/>
         <w:r>
           <w:rPr>
             <w:rFonts w:hint="eastAsia"/>
@@ -1596,7 +1606,15 @@
       </w:r>
       <w:ins w:id="215" w:author="治輝 齋藤" w:date="2026-04-14T11:34:00Z" w16du:dateUtc="2026-04-14T02:34:00Z">
         <w:r>
-          <w:t xml:space="preserve"> Linear regression models were estimated by ordinary least squares (OLS) using the statsmodels formula interface</w:t>
+          <w:t xml:space="preserve"> Linear regression models were estimated by ordinary least squares (OLS) using the </w:t>
+        </w:r>
+        <w:proofErr w:type="spellStart"/>
+        <w:r>
+          <w:t>statsmodels</w:t>
+        </w:r>
+        <w:proofErr w:type="spellEnd"/>
+        <w:r>
+          <w:t xml:space="preserve"> formula interface</w:t>
         </w:r>
       </w:ins>
       <w:ins w:id="216" w:author="治輝 齋藤" w:date="2026-04-14T11:35:00Z" w16du:dateUtc="2026-04-14T02:35:00Z">
@@ -4057,7 +4075,31 @@
       </w:pPr>
       <w:ins w:id="484" w:author="治輝 齋藤" w:date="2026-04-14T14:26:00Z" w16du:dateUtc="2026-04-14T05:26:00Z">
         <w:r>
-          <w:t>Aggregate data used in this study are publicly available from the Japanese National Database Open Data and official statistics cited in the Methods. Under Ministry of Health, Labour and Welfare distribution rules, individual-level claims and identifiable records cannot be shared. Prefecture-level values supporting this analysis can be reproduced from those public sources using the procedures described. We encourage deposition of analysis code and derived prefecture-level tables in a public repository (e.g., Zenodo) with a DOI and citation in this article, in line with the journal's research data guidance (Option B). Author contributions will be reported using the CRediT taxonomy on the separate title page required for double-anonymized submission</w:t>
+          <w:t xml:space="preserve">Aggregate data used in this study are publicly available from the Japanese National Database Open Data and official statistics cited in the Methods. Under Ministry of Health, </w:t>
+        </w:r>
+        <w:proofErr w:type="spellStart"/>
+        <w:r>
+          <w:t>Labour</w:t>
+        </w:r>
+        <w:proofErr w:type="spellEnd"/>
+        <w:r>
+          <w:t xml:space="preserve"> and Welfare distribution rules, individual-level claims and identifiable records cannot be shared. Prefecture-level values supporting this analysis can be reproduced from those public sources using the procedures described. We encourage deposition of analysis code and derived prefecture-level tables in a public repository (e.g., </w:t>
+        </w:r>
+        <w:proofErr w:type="spellStart"/>
+        <w:r>
+          <w:t>Zenodo</w:t>
+        </w:r>
+        <w:proofErr w:type="spellEnd"/>
+        <w:r>
+          <w:t xml:space="preserve">) with a DOI and citation in this article, in line with the journal's research data guidance (Option B). Author contributions will be reported using the </w:t>
+        </w:r>
+        <w:proofErr w:type="spellStart"/>
+        <w:r>
+          <w:t>CRediT</w:t>
+        </w:r>
+        <w:proofErr w:type="spellEnd"/>
+        <w:r>
+          <w:t xml:space="preserve"> taxonomy on the separate title page required for double-anonymized submission</w:t>
         </w:r>
       </w:ins>
       <w:ins w:id="485" w:author="治輝 齋藤" w:date="2026-04-14T12:47:00Z" w16du:dateUtc="2026-04-14T03:47:00Z">
@@ -4122,9 +4164,9 @@
           <w:ins w:id="491" w:author="治輝 齋藤" w:date="2026-04-14T15:54:00Z" w16du:dateUtc="2026-04-14T06:54:00Z"/>
         </w:rPr>
       </w:pPr>
-      <w:ins w:id="492" w:author="治輝 齋藤" w:date="2026-04-14T15:55:00Z" w16du:dateUtc="2026-04-14T06:55:00Z">
-        <w:r>
-          <w:t>During the preparation of this work, the authors used AI-assisted tools (including large language models) for literature organization, coding assistance, language editing, and manuscript structuring. No individually identifiable data or protected raw NDB values were entered into external cloud AI services; the authors reviewed and finalized all content and take full responsibility</w:t>
+      <w:ins w:id="492" w:author="治輝 齋藤" w:date="2026-04-14T16:04:00Z" w16du:dateUtc="2026-04-14T07:04:00Z">
+        <w:r>
+          <w:t>The authors used AI-assisted coding and writing tools to support manuscript preparation and analysis scripting. No individually identifiable data or protected raw NDB values were entered into external cloud AI services. The authors were solely responsible for the selection of statistical methods, interpretation of findings, conclusions, and final reference list, and verified all AI-assisted code and text. AI was not listed as an author</w:t>
         </w:r>
       </w:ins>
       <w:ins w:id="493" w:author="治輝 齋藤" w:date="2026-04-14T15:54:00Z" w16du:dateUtc="2026-04-14T06:54:00Z">
@@ -4205,8 +4247,13 @@
           <w:numId w:val="3"/>
         </w:numPr>
       </w:pPr>
-      <w:r>
-        <w:t>Orimo H, Yaegashi Y, Hosoi T, Fukushima Y, Onoda T, Hashimoto T, et al. Hip fracture incidence in Japan: estimates of new patients in 2012 and 25-year trends. Osteoporos Int. 2016;27(5):1777-1784.</w:t>
+      <w:proofErr w:type="spellStart"/>
+      <w:r>
+        <w:t>Orimo</w:t>
+      </w:r>
+      <w:proofErr w:type="spellEnd"/>
+      <w:r>
+        <w:t xml:space="preserve"> H, Yaegashi Y, Hosoi T, Fukushima Y, Onoda T, Hashimoto T, et al. Hip fracture incidence in Japan: estimates of new patients in 2012 and 25-year trends. Osteoporos Int. 2016;27(5):1777-1784.</w:t>
       </w:r>
     </w:p>
     <w:p>
@@ -4327,7 +4374,15 @@
         </w:numPr>
       </w:pPr>
       <w:r>
-        <w:t>Reimann H, Ramadan R, Fettrow T, Hafer JF, Geyer H, Jeka JJ. Interactions between different age-related factors affecting balance control in walking. Front Sports Act Living. 2020;2:94.</w:t>
+        <w:t xml:space="preserve">Reimann H, Ramadan R, Fettrow T, Hafer JF, Geyer H, Jeka JJ. Interactions between different age-related factors affecting balance control in walking. Front Sports Act Living. </w:t>
+      </w:r>
+      <w:proofErr w:type="gramStart"/>
+      <w:r>
+        <w:t>2020;2:94</w:t>
+      </w:r>
+      <w:proofErr w:type="gramEnd"/>
+      <w:r>
+        <w:t>.</w:t>
       </w:r>
     </w:p>
     <w:p>
@@ -4398,7 +4453,15 @@
         </w:numPr>
       </w:pPr>
       <w:r>
-        <w:t>Fujita K, Fujiwara Y, Chaves PH, Motohashi Y, Shinkai S. Frequency of going outdoors as a good predictors for incident disability of physical function as well as disability recovery in community-dwelling older adults in rural Japan. J Epidemiol. 2006;16(6):261-270.</w:t>
+        <w:t xml:space="preserve">Fujita K, Fujiwara Y, Chaves PH, Motohashi Y, Shinkai S. Frequency of going outdoors as a </w:t>
+      </w:r>
+      <w:proofErr w:type="gramStart"/>
+      <w:r>
+        <w:t>good predictors</w:t>
+      </w:r>
+      <w:proofErr w:type="gramEnd"/>
+      <w:r>
+        <w:t xml:space="preserve"> for incident disability of physical function as well as disability recovery in community-dwelling older adults in rural Japan. J Epidemiol. 2006;16(6):261-270.</w:t>
       </w:r>
     </w:p>
     <w:p>
@@ -4601,7 +4664,15 @@
         </w:numPr>
       </w:pPr>
       <w:r>
-        <w:t>Tesio L, Rota V. The motion of body center of mass during walking: a review oriented to clinical applications. Front Neurol. 2019;10:999.</w:t>
+        <w:t xml:space="preserve">Tesio L, Rota V. The motion of body center of mass during walking: a review oriented to clinical applications. Front Neurol. </w:t>
+      </w:r>
+      <w:proofErr w:type="gramStart"/>
+      <w:r>
+        <w:t>2019;10:999</w:t>
+      </w:r>
+      <w:proofErr w:type="gramEnd"/>
+      <w:r>
+        <w:t>.</w:t>
       </w:r>
     </w:p>
     <w:p>
@@ -4654,7 +4725,15 @@
         </w:numPr>
       </w:pPr>
       <w:r>
-        <w:t>O’Neill TW, Varlow J, Silman AJ, et al. Age and sex influences on fall characteristics. Ann Rheum Dis. 1994;53(11):773-775.</w:t>
+        <w:t xml:space="preserve">O’Neill TW, </w:t>
+      </w:r>
+      <w:proofErr w:type="spellStart"/>
+      <w:r>
+        <w:t>Varlow</w:t>
+      </w:r>
+      <w:proofErr w:type="spellEnd"/>
+      <w:r>
+        <w:t xml:space="preserve"> J, Silman AJ, et al. Age and sex influences on fall characteristics. Ann Rheum Dis. 1994;53(11):773-775.</w:t>
       </w:r>
     </w:p>
     <w:p>
@@ -4759,7 +4838,15 @@
         </w:numPr>
       </w:pPr>
       <w:r>
-        <w:t>Blackwood J, Suzuki R, Karczewski H. Perceived neighborhood walkability is associated with recent falls in urban dwelling older adults. J Geriatr Phys Ther. 2022;45(1):E8-E15.</w:t>
+        <w:t>Blackwood J, Suzuki R, Karczewski H. Perceived neighborhood walkability is associated with recent falls in urban dwelling older adults. J Geriatr Phys Ther. 2022;45(1</w:t>
+      </w:r>
+      <w:proofErr w:type="gramStart"/>
+      <w:r>
+        <w:t>):E</w:t>
+      </w:r>
+      <w:proofErr w:type="gramEnd"/>
+      <w:r>
+        <w:t>8-E15.</w:t>
       </w:r>
     </w:p>
     <w:p>
@@ -4905,7 +4992,15 @@
         </w:numPr>
       </w:pPr>
       <w:r>
-        <w:t>Murayama H, Nishi M, Matsuo E, et al. Do bonding and bridging social capital affect self-rated health, depressive mood and cognitive decline in older Japanese? A prospective cohort study. Soc Sci Med. 2013;98:247-252.</w:t>
+        <w:t xml:space="preserve">Murayama H, Nishi M, Matsuo E, et al. Do bonding and bridging social capital affect self-rated health, depressive mood and cognitive decline in older Japanese? A prospective cohort study. Soc Sci Med. </w:t>
+      </w:r>
+      <w:proofErr w:type="gramStart"/>
+      <w:r>
+        <w:t>2013;98:247</w:t>
+      </w:r>
+      <w:proofErr w:type="gramEnd"/>
+      <w:r>
+        <w:t>-252.</w:t>
       </w:r>
     </w:p>
     <w:p>
@@ -4967,8 +5062,13 @@
           <w:numId w:val="3"/>
         </w:numPr>
       </w:pPr>
-      <w:r>
-        <w:t>Delbaere K, Close JC, Brodaty H, Sachdev P, Lord SR. Determinants of disparities between perceived and physiological risk of falling among elderly people: cohort study. BMJ. 2010;341:c4165.</w:t>
+      <w:proofErr w:type="spellStart"/>
+      <w:r>
+        <w:t>Delbaere</w:t>
+      </w:r>
+      <w:proofErr w:type="spellEnd"/>
+      <w:r>
+        <w:t xml:space="preserve"> K, Close JC, Brodaty H, Sachdev P, Lord SR. Determinants of disparities between perceived and physiological risk of falling among elderly people: cohort study. BMJ. 2010;341:c4165.</w:t>
       </w:r>
     </w:p>
     <w:p>
@@ -4980,7 +5080,15 @@
         </w:numPr>
       </w:pPr>
       <w:r>
-        <w:t>Kempen GI, van Haastregt JC, McKee KJ, Delbaere K, Zijlstra GA. Socio-demographic, health-related and psychosocial correlates of fear of falling and avoidance of activity in community-living older persons who avoid activity due to fear of falling. BMC Public Health. 2009;9:170.</w:t>
+        <w:t xml:space="preserve">Kempen GI, van Haastregt JC, McKee KJ, Delbaere K, Zijlstra GA. Socio-demographic, health-related and psychosocial correlates of fear of falling and avoidance of activity in community-living older persons who avoid activity due to fear of falling. BMC Public Health. </w:t>
+      </w:r>
+      <w:proofErr w:type="gramStart"/>
+      <w:r>
+        <w:t>2009;9:170</w:t>
+      </w:r>
+      <w:proofErr w:type="gramEnd"/>
+      <w:r>
+        <w:t>.</w:t>
       </w:r>
     </w:p>
     <w:p>
@@ -4992,7 +5100,15 @@
         </w:numPr>
       </w:pPr>
       <w:r>
-        <w:t>Inage K, Kondo N, Komatsubara S, et al. Current status of patients with hip fracture in Japan: a nationwide survey. J Orthop Sci. 2025. doi:10.1016/j.jos.2025.05.014.</w:t>
+        <w:t xml:space="preserve">Inage K, Kondo N, Komatsubara S, et al. Current status of patients with hip fracture in Japan: a nationwide survey. J Orthop Sci. 2025. </w:t>
+      </w:r>
+      <w:proofErr w:type="gramStart"/>
+      <w:r>
+        <w:t>doi:10.1016/j.jos</w:t>
+      </w:r>
+      <w:proofErr w:type="gramEnd"/>
+      <w:r>
+        <w:t>.2025.05.014.</w:t>
       </w:r>
     </w:p>
     <w:p>
@@ -5032,7 +5148,15 @@
         </w:numPr>
       </w:pPr>
       <w:r>
-        <w:t>Miyachi M, Tripette J, Kawakami R, Murakami H. “+10 min of physical activity per day”: Japan is looking for efficient but feasible recommendations for its population. J Nutr Sci Vitaminol (Tokyo). 2015;61 Suppl:S7-9.</w:t>
+        <w:t xml:space="preserve">Miyachi M, Tripette J, Kawakami R, Murakami H. “+10 min of physical activity per day”: Japan is looking for efficient but feasible recommendations for its population. J Nutr Sci Vitaminol (Tokyo). 2015;61 </w:t>
+      </w:r>
+      <w:proofErr w:type="gramStart"/>
+      <w:r>
+        <w:t>Suppl:S</w:t>
+      </w:r>
+      <w:proofErr w:type="gramEnd"/>
+      <w:r>
+        <w:t>7-9.</w:t>
       </w:r>
     </w:p>
     <w:p>
@@ -5090,7 +5214,15 @@
         </w:numPr>
       </w:pPr>
       <w:r>
-        <w:t>Sherrington C, Fairhall NJ, Wallbank GK, et al. Exercise for preventing falls in older people living in the community. Cochrane Database Syst Rev. 2019;1(1):CD012424.</w:t>
+        <w:t xml:space="preserve">Sherrington C, </w:t>
+      </w:r>
+      <w:proofErr w:type="spellStart"/>
+      <w:r>
+        <w:t>Fairhall</w:t>
+      </w:r>
+      <w:proofErr w:type="spellEnd"/>
+      <w:r>
+        <w:t xml:space="preserve"> NJ, Wallbank GK, et al. Exercise for preventing falls in older people living in the community. Cochrane Database Syst Rev. 2019;1(1):CD012424.</w:t>
       </w:r>
     </w:p>
     <w:p>
@@ -11044,7 +11176,15 @@
         <w:t>.</w:t>
       </w:r>
       <w:r>
-        <w:t xml:space="preserve"> Prefectural distribution of habitable-area-weighted terrain slope (degrees) across Japan. Darker shading indicates steeper terrain. Prefectures in the Chugoku, Shikoku, and Kyushu mountain ranges show the highest slope values.</w:t>
+        <w:t xml:space="preserve"> Prefectural distribution of habitable-area-weighted terrain slope (degrees) across Japan. Darker shading indicates steeper terrain. Prefectures in the Chugoku, Shikoku, and </w:t>
+      </w:r>
+      <w:proofErr w:type="gramStart"/>
+      <w:r>
+        <w:t>Kyushu mountain</w:t>
+      </w:r>
+      <w:proofErr w:type="gramEnd"/>
+      <w:r>
+        <w:t xml:space="preserve"> ranges show the highest slope values.</w:t>
       </w:r>
       <w:ins w:id="609" w:author="治輝 齋藤" w:date="2026-04-14T14:28:00Z" w16du:dateUtc="2026-04-14T05:28:00Z">
         <w:r>
@@ -13531,12 +13671,12 @@
 <w:numbering xmlns:wpc="http://schemas.microsoft.com/office/word/2010/wordprocessingCanvas" xmlns:cx="http://schemas.microsoft.com/office/drawing/2014/chartex" xmlns:cx1="http://schemas.microsoft.com/office/drawing/2015/9/8/chartex" xmlns:cx2="http://schemas.microsoft.com/office/drawing/2015/10/21/chartex" xmlns:cx3="http://schemas.microsoft.com/office/drawing/2016/5/9/chartex" xmlns:cx4="http://schemas.microsoft.com/office/drawing/2016/5/10/chartex" xmlns:cx5="http://schemas.microsoft.com/office/drawing/2016/5/11/chartex" xmlns:cx6="http://schemas.microsoft.com/office/drawing/2016/5/12/chartex" xmlns:cx7="http://schemas.microsoft.com/office/drawing/2016/5/13/chartex" xmlns:cx8="http://schemas.microsoft.com/office/drawing/2016/5/14/chartex" xmlns:mc="http://schemas.openxmlformats.org/markup-compatibility/2006" xmlns:aink="http://schemas.microsoft.com/office/drawing/2016/ink" xmlns:am3d="http://schemas.microsoft.com/office/drawing/2017/model3d" xmlns:o="urn:schemas-microsoft-com:office:office" xmlns:oel="http://schemas.microsoft.com/office/2019/extlst" xmlns:r="http://schemas.openxmlformats.org/officeDocument/2006/relationships" xmlns:m="http://schemas.openxmlformats.org/officeDocument/2006/math" xmlns:v="urn:schemas-microsoft-com:vml" xmlns:wp14="http://schemas.microsoft.com/office/word/2010/wordprocessingDrawing" xmlns:wp="http://schemas.openxmlformats.org/drawingml/2006/wordprocessingDrawing" xmlns:w10="urn:schemas-microsoft-com:office:word" xmlns:w="http://schemas.openxmlformats.org/wordprocessingml/2006/main" xmlns:w14="http://schemas.microsoft.com/office/word/2010/wordml" xmlns:w15="http://schemas.microsoft.com/office/word/2012/wordml" xmlns:w16cex="http://schemas.microsoft.com/office/word/2018/wordml/cex" xmlns:w16cid="http://schemas.microsoft.com/office/word/2016/wordml/cid" xmlns:w16="http://schemas.microsoft.com/office/word/2018/wordml" xmlns:w16du="http://schemas.microsoft.com/office/word/2023/wordml/word16du" xmlns:w16sdtdh="http://schemas.microsoft.com/office/word/2020/wordml/sdtdatahash" xmlns:w16sdtfl="http://schemas.microsoft.com/office/word/2024/wordml/sdtformatlock" xmlns:w16se="http://schemas.microsoft.com/office/word/2015/wordml/symex" xmlns:wpg="http://schemas.microsoft.com/office/word/2010/wordprocessingGroup" xmlns:wpi="http://schemas.microsoft.com/office/word/2010/wordprocessingInk" xmlns:wne="http://schemas.microsoft.com/office/word/2006/wordml" xmlns:wps="http://schemas.microsoft.com/office/word/2010/wordprocessingShape" mc:Ignorable="w14 w15 w16se w16cid w16 w16cex w16sdtdh w16sdtfl w16du wp14">
   <w:numPicBullet w:numPicBulletId="0">
     <w:pict>
-      <v:rect id="_x0000_i1044" style="width:0;height:1.5pt" o:hralign="center" o:bullet="t" o:hrstd="t" o:hr="t"/>
+      <v:rect id="_x0000_i1050" style="width:0;height:1.5pt" o:hralign="center" o:bullet="t" o:hrstd="t" o:hr="t"/>
     </w:pict>
   </w:numPicBullet>
   <w:numPicBullet w:numPicBulletId="1">
     <w:pict>
-      <v:rect id="_x0000_i1045" style="width:0;height:1.5pt" o:hralign="center" o:bullet="t" o:hrstd="t" o:hr="t"/>
+      <v:rect id="_x0000_i1051" style="width:0;height:1.5pt" o:hralign="center" o:bullet="t" o:hrstd="t" o:hr="t"/>
     </w:pict>
   </w:numPicBullet>
   <w:abstractNum w:abstractNumId="0" w15:restartNumberingAfterBreak="0">

--- a/04_Manuscripts/Manuscript_slope_fracture_20260307_TO_saito0414_healthandplace(2).docx
+++ b/04_Manuscripts/Manuscript_slope_fracture_20260307_TO_saito0414_healthandplace(2).docx
@@ -1631,11 +1631,12 @@
       <w:pPr>
         <w:pStyle w:val="a0"/>
         <w:rPr>
-          <w:lang w:eastAsia="ja-JP"/>
-        </w:rPr>
-      </w:pPr>
-      <w:commentRangeStart w:id="217"/>
-      <w:ins w:id="218" w:author="治輝 齋藤" w:date="2026-04-14T13:37:00Z" w16du:dateUtc="2026-04-14T04:37:00Z">
+          <w:ins w:id="217" w:author="治輝 齋藤" w:date="2026-04-14T19:21:00Z" w16du:dateUtc="2026-04-14T10:21:00Z"/>
+          <w:lang w:eastAsia="ja-JP"/>
+        </w:rPr>
+      </w:pPr>
+      <w:commentRangeStart w:id="218"/>
+      <w:ins w:id="219" w:author="治輝 齋藤" w:date="2026-04-14T13:37:00Z" w16du:dateUtc="2026-04-14T04:37:00Z">
         <w:r>
           <w:rPr>
             <w:lang w:eastAsia="ja-JP"/>
@@ -1671,78 +1672,83 @@
           <w:t xml:space="preserve"> = 5,000 resamples of prefectures (with replacement) to obtain a percentile 95% CI for the terrain slope coefficient.</w:t>
         </w:r>
       </w:ins>
-      <w:commentRangeEnd w:id="217"/>
-      <w:ins w:id="219" w:author="治輝 齋藤" w:date="2026-04-14T13:39:00Z" w16du:dateUtc="2026-04-14T04:39:00Z">
+      <w:commentRangeEnd w:id="218"/>
+      <w:ins w:id="220" w:author="治輝 齋藤" w:date="2026-04-14T13:39:00Z" w16du:dateUtc="2026-04-14T04:39:00Z">
         <w:r>
           <w:rPr>
             <w:rStyle w:val="af2"/>
           </w:rPr>
-          <w:commentReference w:id="217"/>
+          <w:commentReference w:id="218"/>
         </w:r>
       </w:ins>
     </w:p>
     <w:p>
       <w:pPr>
         <w:pStyle w:val="a0"/>
-      </w:pPr>
-      <w:r>
-        <w:t>This study used publicly available aggregate data; individual informed consent was not required, and institutional ethics review was not applicable in accordance with Japanese ethical guidelines for epidemiological research.</w:t>
-      </w:r>
-    </w:p>
-    <w:p>
-      <w:r>
-        <w:pict w14:anchorId="550F6A37">
-          <v:rect id="_x0000_i1030" style="width:0;height:1.5pt" o:hralign="center" o:hrstd="t" o:hr="t"/>
-        </w:pict>
-      </w:r>
-    </w:p>
-    <w:p>
-      <w:pPr>
-        <w:pStyle w:val="1"/>
-      </w:pPr>
-      <w:bookmarkStart w:id="220" w:name="results-1"/>
-      <w:bookmarkEnd w:id="193"/>
-      <w:bookmarkEnd w:id="201"/>
-      <w:r>
-        <w:t>Results</w:t>
-      </w:r>
-    </w:p>
-    <w:p>
-      <w:pPr>
-        <w:pStyle w:val="2"/>
-      </w:pPr>
-      <w:bookmarkStart w:id="221" w:name="descriptive-statistics"/>
-      <w:r>
-        <w:t>1. Descriptive Statistics</w:t>
-      </w:r>
-    </w:p>
-    <w:p>
-      <w:pPr>
-        <w:pStyle w:val="FirstParagraph"/>
-      </w:pPr>
-      <w:r>
-        <w:t>Across the 47 Japanese prefectures, the mean habitable-area-weighted terrain slope was 8.57 ± 3.16 degrees (</w:t>
-      </w:r>
-      <w:ins w:id="222" w:author="治輝 齋藤" w:date="2026-04-14T13:41:00Z" w16du:dateUtc="2026-04-14T04:41:00Z">
-        <w:r>
-          <w:t xml:space="preserve">median 8.36; interquartile range [IQR] 6.56–10.95; </w:t>
+        <w:rPr>
+          <w:lang w:eastAsia="ja-JP"/>
+        </w:rPr>
+      </w:pPr>
+      <w:commentRangeStart w:id="221"/>
+      <w:ins w:id="222" w:author="治輝 齋藤" w:date="2026-04-14T19:21:00Z" w16du:dateUtc="2026-04-14T10:21:00Z">
+        <w:r>
+          <w:rPr>
+            <w:lang w:eastAsia="ja-JP"/>
+          </w:rPr>
+          <w:t xml:space="preserve">All manuscript figures were generated programmatically from study data (not by image-generative AI tools) using reproducible Python workflows: Python 3.14.2 with pandas 2.3.3, </w:t>
+        </w:r>
+        <w:proofErr w:type="spellStart"/>
+        <w:r>
+          <w:rPr>
+            <w:lang w:eastAsia="ja-JP"/>
+          </w:rPr>
+          <w:t>numpy</w:t>
+        </w:r>
+        <w:proofErr w:type="spellEnd"/>
+        <w:r>
+          <w:rPr>
+            <w:lang w:eastAsia="ja-JP"/>
+          </w:rPr>
+          <w:t xml:space="preserve"> 2.3.5, matplotlib 3.10.8, seaborn 0.13.2, </w:t>
+        </w:r>
+        <w:proofErr w:type="spellStart"/>
+        <w:r>
+          <w:rPr>
+            <w:lang w:eastAsia="ja-JP"/>
+          </w:rPr>
+          <w:t>scipy</w:t>
+        </w:r>
+        <w:proofErr w:type="spellEnd"/>
+        <w:r>
+          <w:rPr>
+            <w:lang w:eastAsia="ja-JP"/>
+          </w:rPr>
+          <w:t xml:space="preserve"> 1.16.3, </w:t>
+        </w:r>
+        <w:proofErr w:type="spellStart"/>
+        <w:r>
+          <w:rPr>
+            <w:lang w:eastAsia="ja-JP"/>
+          </w:rPr>
+          <w:t>geopandas</w:t>
+        </w:r>
+        <w:proofErr w:type="spellEnd"/>
+        <w:r>
+          <w:rPr>
+            <w:lang w:eastAsia="ja-JP"/>
+          </w:rPr>
+          <w:t xml:space="preserve"> 1.1.2, and </w:t>
+        </w:r>
+        <w:proofErr w:type="spellStart"/>
+        <w:r>
+          <w:rPr>
+            <w:lang w:eastAsia="ja-JP"/>
+          </w:rPr>
+          <w:t>japanize</w:t>
         </w:r>
       </w:ins>
-      <w:r>
-        <w:t>range</w:t>
-      </w:r>
-      <w:del w:id="223" w:author="治輝 齋藤" w:date="2026-04-14T13:41:00Z" w16du:dateUtc="2026-04-14T04:41:00Z">
-        <w:r>
-          <w:delText>:</w:delText>
-        </w:r>
-      </w:del>
-      <w:r>
-        <w:t xml:space="preserve"> 1.81–15.43 degrees) (Table 1). The mean hip fracture surgery rate was 254.0 ± 37.6 per 100,000 population (</w:t>
-      </w:r>
-      <w:ins w:id="224" w:author="治輝 齋藤" w:date="2026-04-14T13:42:00Z" w16du:dateUtc="2026-04-14T04:42:00Z">
-        <w:r>
-          <w:t>median 253.9; IQR 228.6–286.3;</w:t>
-        </w:r>
+      <w:proofErr w:type="spellEnd"/>
+      <w:ins w:id="223" w:author="治輝 齋藤" w:date="2026-04-14T19:22:00Z" w16du:dateUtc="2026-04-14T10:22:00Z">
         <w:r>
           <w:rPr>
             <w:rFonts w:hint="eastAsia"/>
@@ -1751,97 +1757,86 @@
           <w:t xml:space="preserve"> </w:t>
         </w:r>
       </w:ins>
+      <w:ins w:id="224" w:author="治輝 齋藤" w:date="2026-04-14T19:21:00Z" w16du:dateUtc="2026-04-14T10:21:00Z">
+        <w:r>
+          <w:rPr>
+            <w:lang w:eastAsia="ja-JP"/>
+          </w:rPr>
+          <w:t>matplotlib 1.1.3. Figure 1 was generated via linear-fit visualization from the prefecture-level analytical dataset, Figure 2 from the corresponding correlation matrix, and Figures 3-5 by joining prefecture-level indicators to national prefectural boundary geodata and rendering choropleth maps.</w:t>
+        </w:r>
+      </w:ins>
+      <w:commentRangeEnd w:id="221"/>
+      <w:ins w:id="225" w:author="治輝 齋藤" w:date="2026-04-14T19:22:00Z" w16du:dateUtc="2026-04-14T10:22:00Z">
+        <w:r>
+          <w:rPr>
+            <w:rStyle w:val="af2"/>
+          </w:rPr>
+          <w:commentReference w:id="221"/>
+        </w:r>
+      </w:ins>
+    </w:p>
+    <w:p>
+      <w:pPr>
+        <w:pStyle w:val="a0"/>
+      </w:pPr>
+      <w:r>
+        <w:t>This study used publicly available aggregate data; individual informed consent was not required, and institutional ethics review was not applicable in accordance with Japanese ethical guidelines for epidemiological research.</w:t>
+      </w:r>
+    </w:p>
+    <w:p>
+      <w:r>
+        <w:pict w14:anchorId="550F6A37">
+          <v:rect id="_x0000_i1030" style="width:0;height:1.5pt" o:hralign="center" o:hrstd="t" o:hr="t"/>
+        </w:pict>
+      </w:r>
+    </w:p>
+    <w:p>
+      <w:pPr>
+        <w:pStyle w:val="1"/>
+      </w:pPr>
+      <w:bookmarkStart w:id="226" w:name="results-1"/>
+      <w:bookmarkEnd w:id="193"/>
+      <w:bookmarkEnd w:id="201"/>
+      <w:r>
+        <w:lastRenderedPageBreak/>
+        <w:t>Results</w:t>
+      </w:r>
+    </w:p>
+    <w:p>
+      <w:pPr>
+        <w:pStyle w:val="2"/>
+      </w:pPr>
+      <w:bookmarkStart w:id="227" w:name="descriptive-statistics"/>
+      <w:r>
+        <w:t>1. Descriptive Statistics</w:t>
+      </w:r>
+    </w:p>
+    <w:p>
+      <w:pPr>
+        <w:pStyle w:val="FirstParagraph"/>
+      </w:pPr>
+      <w:r>
+        <w:t>Across the 47 Japanese prefectures, the mean habitable-area-weighted terrain slope was 8.57 ± 3.16 degrees (</w:t>
+      </w:r>
+      <w:ins w:id="228" w:author="治輝 齋藤" w:date="2026-04-14T13:41:00Z" w16du:dateUtc="2026-04-14T04:41:00Z">
+        <w:r>
+          <w:t xml:space="preserve">median 8.36; interquartile range [IQR] 6.56–10.95; </w:t>
+        </w:r>
+      </w:ins>
       <w:r>
         <w:t>range</w:t>
       </w:r>
-      <w:del w:id="225" w:author="治輝 齋藤" w:date="2026-04-14T13:42:00Z" w16du:dateUtc="2026-04-14T04:42:00Z">
+      <w:del w:id="229" w:author="治輝 齋藤" w:date="2026-04-14T13:41:00Z" w16du:dateUtc="2026-04-14T04:41:00Z">
         <w:r>
           <w:delText>:</w:delText>
         </w:r>
       </w:del>
       <w:r>
-        <w:t xml:space="preserve"> 167.6–329.6), and the mean total fracture surgery rate was 352.8 ± 54.9 per 100,000</w:t>
-      </w:r>
-      <w:ins w:id="226" w:author="治輝 齋藤" w:date="2026-04-14T13:42:00Z" w16du:dateUtc="2026-04-14T04:42:00Z">
-        <w:r>
-          <w:t xml:space="preserve"> (median 356.1; IQR 306.4–397.1)</w:t>
-        </w:r>
-      </w:ins>
-      <w:r>
-        <w:t>. The mean aging rate was 30.7 ± 3.1%</w:t>
-      </w:r>
-      <w:ins w:id="227" w:author="治輝 齋藤" w:date="2026-04-14T13:42:00Z" w16du:dateUtc="2026-04-14T04:42:00Z">
-        <w:r>
-          <w:t xml:space="preserve"> (median 31.3%; IQR 29.3–32.9%)</w:t>
-        </w:r>
-      </w:ins>
-      <w:r>
-        <w:t>, and the mean proportion with fast walking speed was 48.6 ± 4.3%</w:t>
-      </w:r>
-      <w:ins w:id="228" w:author="治輝 齋藤" w:date="2026-04-14T13:42:00Z" w16du:dateUtc="2026-04-14T04:42:00Z">
-        <w:r>
-          <w:t xml:space="preserve"> (median 49.2%; IQR </w:t>
-        </w:r>
-        <w:r>
-          <w:lastRenderedPageBreak/>
-          <w:t xml:space="preserve">46.2–51.2%). </w:t>
-        </w:r>
-        <w:commentRangeStart w:id="229"/>
-        <w:r>
-          <w:t>Population density was right-skewed (mean 657 persons/km² versus median 265; IQR 173–469)</w:t>
-        </w:r>
-      </w:ins>
-      <w:r>
-        <w:t>.</w:t>
-      </w:r>
-      <w:commentRangeEnd w:id="229"/>
-      <w:r>
-        <w:rPr>
-          <w:rStyle w:val="af2"/>
-        </w:rPr>
-        <w:commentReference w:id="229"/>
-      </w:r>
-    </w:p>
-    <w:p>
-      <w:pPr>
-        <w:pStyle w:val="2"/>
-      </w:pPr>
-      <w:bookmarkStart w:id="230" w:name="correlation-analysis"/>
-      <w:bookmarkEnd w:id="221"/>
-      <w:r>
-        <w:t>2. Correlation Analysis</w:t>
-      </w:r>
-    </w:p>
-    <w:p>
-      <w:pPr>
-        <w:pStyle w:val="FirstParagraph"/>
-      </w:pPr>
-      <w:r>
-        <w:t xml:space="preserve">Terrain slope showed a moderate positive correlation with hip fracture surgery rate (r = 0.475, </w:t>
-      </w:r>
-      <w:r>
-        <w:rPr>
-          <w:i/>
-          <w:iCs/>
-        </w:rPr>
-        <w:t>p</w:t>
-      </w:r>
-      <w:r>
-        <w:t xml:space="preserve"> &lt; 0.01) and with total fracture surgery rate (r = 0.394, </w:t>
-      </w:r>
-      <w:r>
-        <w:rPr>
-          <w:i/>
-          <w:iCs/>
-        </w:rPr>
-        <w:t>p</w:t>
-      </w:r>
-      <w:r>
-        <w:t xml:space="preserve"> &lt; 0.01) (Table 2). </w:t>
-      </w:r>
-      <w:ins w:id="231" w:author="治輝 齋藤" w:date="2026-04-14T12:37:00Z" w16du:dateUtc="2026-04-14T03:37:00Z">
-        <w:r>
-          <w:t>Figure 1 illustrates the bivariate association between terrain slope and hip fracture surgery rate; Figure 2 displays the correlation matrix.</w:t>
+        <w:t xml:space="preserve"> 1.81–15.43 degrees) (Table 1). The mean hip fracture surgery rate was 254.0 ± 37.6 per 100,000 population (</w:t>
+      </w:r>
+      <w:ins w:id="230" w:author="治輝 齋藤" w:date="2026-04-14T13:42:00Z" w16du:dateUtc="2026-04-14T04:42:00Z">
+        <w:r>
+          <w:t>median 253.9; IQR 228.6–286.3;</w:t>
         </w:r>
         <w:r>
           <w:rPr>
@@ -1852,7 +1847,68 @@
         </w:r>
       </w:ins>
       <w:r>
-        <w:t xml:space="preserve">Slope was also positively correlated with aging rate (r = 0.505, </w:t>
+        <w:t>range</w:t>
+      </w:r>
+      <w:del w:id="231" w:author="治輝 齋藤" w:date="2026-04-14T13:42:00Z" w16du:dateUtc="2026-04-14T04:42:00Z">
+        <w:r>
+          <w:delText>:</w:delText>
+        </w:r>
+      </w:del>
+      <w:r>
+        <w:t xml:space="preserve"> 167.6–329.6), and the mean total fracture surgery rate was 352.8 ± 54.9 per 100,000</w:t>
+      </w:r>
+      <w:ins w:id="232" w:author="治輝 齋藤" w:date="2026-04-14T13:42:00Z" w16du:dateUtc="2026-04-14T04:42:00Z">
+        <w:r>
+          <w:t xml:space="preserve"> (median 356.1; IQR 306.4–397.1)</w:t>
+        </w:r>
+      </w:ins>
+      <w:r>
+        <w:t>. The mean aging rate was 30.7 ± 3.1%</w:t>
+      </w:r>
+      <w:ins w:id="233" w:author="治輝 齋藤" w:date="2026-04-14T13:42:00Z" w16du:dateUtc="2026-04-14T04:42:00Z">
+        <w:r>
+          <w:t xml:space="preserve"> (median 31.3%; IQR 29.3–32.9%)</w:t>
+        </w:r>
+      </w:ins>
+      <w:r>
+        <w:t>, and the mean proportion with fast walking speed was 48.6 ± 4.3%</w:t>
+      </w:r>
+      <w:ins w:id="234" w:author="治輝 齋藤" w:date="2026-04-14T13:42:00Z" w16du:dateUtc="2026-04-14T04:42:00Z">
+        <w:r>
+          <w:t xml:space="preserve"> (median 49.2%; IQR 46.2–51.2%). </w:t>
+        </w:r>
+        <w:commentRangeStart w:id="235"/>
+        <w:r>
+          <w:t>Population density was right-skewed (mean 657 persons/km² versus median 265; IQR 173–469)</w:t>
+        </w:r>
+      </w:ins>
+      <w:r>
+        <w:t>.</w:t>
+      </w:r>
+      <w:commentRangeEnd w:id="235"/>
+      <w:r>
+        <w:rPr>
+          <w:rStyle w:val="af2"/>
+        </w:rPr>
+        <w:commentReference w:id="235"/>
+      </w:r>
+    </w:p>
+    <w:p>
+      <w:pPr>
+        <w:pStyle w:val="2"/>
+      </w:pPr>
+      <w:bookmarkStart w:id="236" w:name="correlation-analysis"/>
+      <w:bookmarkEnd w:id="227"/>
+      <w:r>
+        <w:t>2. Correlation Analysis</w:t>
+      </w:r>
+    </w:p>
+    <w:p>
+      <w:pPr>
+        <w:pStyle w:val="FirstParagraph"/>
+      </w:pPr>
+      <w:r>
+        <w:t xml:space="preserve">Terrain slope showed a moderate positive correlation with hip fracture surgery rate (r = 0.475, </w:t>
       </w:r>
       <w:r>
         <w:rPr>
@@ -1862,28 +1918,7 @@
         <w:t>p</w:t>
       </w:r>
       <w:r>
-        <w:t xml:space="preserve"> &lt; 0.01), indicating that prefectures with steeper terrain tend to have older populations. In contrast, slope showed a weak negative correlation with fast walking rate (r = −0.264), suggesting that residents in steeper prefectures were less likely to report fast walking. Slope showed weak and non-significant correlations with humerus fracture rate (r = 0.138) and forearm fracture rate (r = 0.177).</w:t>
-      </w:r>
-    </w:p>
-    <w:p>
-      <w:pPr>
-        <w:pStyle w:val="2"/>
-      </w:pPr>
-      <w:bookmarkStart w:id="232" w:name="regression-analysis-hip-fracture"/>
-      <w:bookmarkEnd w:id="230"/>
-      <w:r>
-        <w:t>3. Regression Analysis: Hip Fracture</w:t>
-      </w:r>
-    </w:p>
-    <w:p>
-      <w:pPr>
-        <w:pStyle w:val="FirstParagraph"/>
-        <w:rPr>
-          <w:ins w:id="233" w:author="治輝 齋藤" w:date="2026-04-14T13:47:00Z" w16du:dateUtc="2026-04-14T04:47:00Z"/>
-        </w:rPr>
-      </w:pPr>
-      <w:r>
-        <w:t xml:space="preserve">In the unadjusted model (Model 1), terrain slope was significantly and positively associated with hip fracture surgery rate (β = 5.65; 95% CI, 2.50–8.79; R² = 0.225; </w:t>
+        <w:t xml:space="preserve"> &lt; 0.01) and with total fracture surgery rate (r = 0.394, </w:t>
       </w:r>
       <w:r>
         <w:rPr>
@@ -1893,9 +1928,65 @@
         <w:t>p</w:t>
       </w:r>
       <w:r>
+        <w:t xml:space="preserve"> &lt; 0.01) (Table 2). </w:t>
+      </w:r>
+      <w:ins w:id="237" w:author="治輝 齋藤" w:date="2026-04-14T12:37:00Z" w16du:dateUtc="2026-04-14T03:37:00Z">
+        <w:r>
+          <w:t>Figure 1 illustrates the bivariate association between terrain slope and hip fracture surgery rate; Figure 2 displays the correlation matrix.</w:t>
+        </w:r>
+        <w:r>
+          <w:rPr>
+            <w:rFonts w:hint="eastAsia"/>
+            <w:lang w:eastAsia="ja-JP"/>
+          </w:rPr>
+          <w:t xml:space="preserve"> </w:t>
+        </w:r>
+      </w:ins>
+      <w:r>
+        <w:t xml:space="preserve">Slope was also positively correlated with aging rate (r = 0.505, </w:t>
+      </w:r>
+      <w:r>
+        <w:rPr>
+          <w:i/>
+          <w:iCs/>
+        </w:rPr>
+        <w:t>p</w:t>
+      </w:r>
+      <w:r>
+        <w:t xml:space="preserve"> &lt; 0.01), indicating that prefectures with steeper terrain tend to have older populations. In contrast, slope showed a weak negative correlation with fast walking rate (r = −0.264), suggesting that residents in steeper prefectures were less likely to report fast walking. Slope showed weak and non-significant correlations with humerus fracture rate (r = 0.138) and forearm fracture rate (r = 0.177).</w:t>
+      </w:r>
+    </w:p>
+    <w:p>
+      <w:pPr>
+        <w:pStyle w:val="2"/>
+      </w:pPr>
+      <w:bookmarkStart w:id="238" w:name="regression-analysis-hip-fracture"/>
+      <w:bookmarkEnd w:id="236"/>
+      <w:r>
+        <w:t>3. Regression Analysis: Hip Fracture</w:t>
+      </w:r>
+    </w:p>
+    <w:p>
+      <w:pPr>
+        <w:pStyle w:val="FirstParagraph"/>
+        <w:rPr>
+          <w:ins w:id="239" w:author="治輝 齋藤" w:date="2026-04-14T13:47:00Z" w16du:dateUtc="2026-04-14T04:47:00Z"/>
+        </w:rPr>
+      </w:pPr>
+      <w:r>
+        <w:t xml:space="preserve">In the unadjusted model (Model 1), terrain slope was significantly and positively associated with hip fracture surgery rate (β = 5.65; 95% CI, 2.50–8.79; R² = 0.225; </w:t>
+      </w:r>
+      <w:r>
+        <w:rPr>
+          <w:i/>
+          <w:iCs/>
+        </w:rPr>
+        <w:t>p</w:t>
+      </w:r>
+      <w:r>
         <w:t xml:space="preserve"> = 0.001). After adjustment for aging rate, fast walking rate, and population density (Model 2), </w:t>
       </w:r>
-      <w:ins w:id="234" w:author="治輝 齋藤" w:date="2026-04-14T13:43:00Z" w16du:dateUtc="2026-04-14T04:43:00Z">
+      <w:ins w:id="240" w:author="治輝 齋藤" w:date="2026-04-14T13:43:00Z" w16du:dateUtc="2026-04-14T04:43:00Z">
         <w:r>
           <w:t xml:space="preserve">the slope coefficient was 3.49 (95% CI, 0.11–6.86; R² = 0.385; </w:t>
         </w:r>
@@ -1910,7 +2001,7 @@
           <w:t xml:space="preserve"> = 0.043) using conventional (model-based) standard errors</w:t>
         </w:r>
       </w:ins>
-      <w:del w:id="235" w:author="治輝 齋藤" w:date="2026-04-14T13:43:00Z" w16du:dateUtc="2026-04-14T04:43:00Z">
+      <w:del w:id="241" w:author="治輝 齋藤" w:date="2026-04-14T13:43:00Z" w16du:dateUtc="2026-04-14T04:43:00Z">
         <w:r>
           <w:delText xml:space="preserve">the association between slope and hip fracture rate remained statistically significant (β = 3.49; 95% CI, 0.11–6.86; R² = 0.385; </w:delText>
         </w:r>
@@ -1928,7 +2019,7 @@
       <w:r>
         <w:t xml:space="preserve"> (Table 3). Aging rate was also </w:t>
       </w:r>
-      <w:del w:id="236" w:author="治輝 齋藤" w:date="2026-04-14T13:44:00Z" w16du:dateUtc="2026-04-14T04:44:00Z">
+      <w:del w:id="242" w:author="治輝 齋藤" w:date="2026-04-14T13:44:00Z" w16du:dateUtc="2026-04-14T04:44:00Z">
         <w:r>
           <w:delText xml:space="preserve">independently </w:delText>
         </w:r>
@@ -1946,17 +2037,17 @@
       <w:r>
         <w:t xml:space="preserve"> = 0.011). Fast walking rate </w:t>
       </w:r>
-      <w:ins w:id="237" w:author="治輝 齋藤" w:date="2026-04-14T13:44:00Z" w16du:dateUtc="2026-04-14T04:44:00Z">
+      <w:ins w:id="243" w:author="治輝 齋藤" w:date="2026-04-14T13:44:00Z" w16du:dateUtc="2026-04-14T04:44:00Z">
         <w:r>
           <w:t>was positively associated with hip fracture rate under HC3 robust inference (β = 2.02; 95% CI, 0.29–3.74; *p* = 0.022) but not under conventional standard errors (β = 2.02; 95% CI, −0.34–4.37;</w:t>
         </w:r>
       </w:ins>
-      <w:del w:id="238" w:author="治輝 齋藤" w:date="2026-04-14T13:44:00Z" w16du:dateUtc="2026-04-14T04:44:00Z">
+      <w:del w:id="244" w:author="治輝 齋藤" w:date="2026-04-14T13:44:00Z" w16du:dateUtc="2026-04-14T04:44:00Z">
         <w:r>
           <w:delText>showed a tendency toward a negative association with hip fracture rate, although this did not reach statistical significance (β = 2.02</w:delText>
         </w:r>
       </w:del>
-      <w:del w:id="239" w:author="治輝 齋藤" w:date="2026-04-14T13:45:00Z" w16du:dateUtc="2026-04-14T04:45:00Z">
+      <w:del w:id="245" w:author="治輝 齋藤" w:date="2026-04-14T13:45:00Z" w16du:dateUtc="2026-04-14T04:45:00Z">
         <w:r>
           <w:delText>;</w:delText>
         </w:r>
@@ -1992,12 +2083,13 @@
           <w:lang w:eastAsia="ja-JP"/>
         </w:rPr>
       </w:pPr>
-      <w:commentRangeStart w:id="240"/>
-      <w:ins w:id="241" w:author="治輝 齋藤" w:date="2026-04-14T13:47:00Z" w16du:dateUtc="2026-04-14T04:47:00Z">
+      <w:commentRangeStart w:id="246"/>
+      <w:ins w:id="247" w:author="治輝 齋藤" w:date="2026-04-14T13:47:00Z" w16du:dateUtc="2026-04-14T04:47:00Z">
         <w:r>
           <w:rPr>
             <w:lang w:eastAsia="ja-JP"/>
           </w:rPr>
+          <w:lastRenderedPageBreak/>
           <w:t xml:space="preserve">Residual diagnostics for Model 2 did not indicate gross deviations from linearity in residuals versus fitted values. The Shapiro–Wilk test on OLS residuals was </w:t>
         </w:r>
         <w:r>
@@ -2057,13 +2149,13 @@
           <w:t xml:space="preserve"> = 5,000) was −0.03 to 7.09 (both intervals include null). We therefore interpret the adjusted slope–hip fracture association as statistically borderline under alternative variance assumptions appropriate for ecological units.</w:t>
         </w:r>
       </w:ins>
-      <w:commentRangeEnd w:id="240"/>
-      <w:ins w:id="242" w:author="治輝 齋藤" w:date="2026-04-14T13:50:00Z" w16du:dateUtc="2026-04-14T04:50:00Z">
+      <w:commentRangeEnd w:id="246"/>
+      <w:ins w:id="248" w:author="治輝 齋藤" w:date="2026-04-14T13:50:00Z" w16du:dateUtc="2026-04-14T04:50:00Z">
         <w:r>
           <w:rPr>
             <w:rStyle w:val="af2"/>
           </w:rPr>
-          <w:commentReference w:id="240"/>
+          <w:commentReference w:id="246"/>
         </w:r>
       </w:ins>
     </w:p>
@@ -2071,10 +2163,9 @@
       <w:pPr>
         <w:pStyle w:val="2"/>
       </w:pPr>
-      <w:bookmarkStart w:id="243" w:name="X19b7a829deade195ab8e30bfbfddb97c9ee92ae"/>
-      <w:bookmarkEnd w:id="232"/>
-      <w:r>
-        <w:lastRenderedPageBreak/>
+      <w:bookmarkStart w:id="249" w:name="X19b7a829deade195ab8e30bfbfddb97c9ee92ae"/>
+      <w:bookmarkEnd w:id="238"/>
+      <w:r>
         <w:t>4. Regression Analysis: Total, Humerus, and Forearm Fractures</w:t>
       </w:r>
     </w:p>
@@ -2147,9 +2238,9 @@
       <w:pPr>
         <w:pStyle w:val="1"/>
       </w:pPr>
-      <w:bookmarkStart w:id="244" w:name="discussion"/>
-      <w:bookmarkEnd w:id="220"/>
-      <w:bookmarkEnd w:id="243"/>
+      <w:bookmarkStart w:id="250" w:name="discussion"/>
+      <w:bookmarkEnd w:id="226"/>
+      <w:bookmarkEnd w:id="249"/>
       <w:r>
         <w:t>Discussion</w:t>
       </w:r>
@@ -2158,7 +2249,7 @@
       <w:pPr>
         <w:pStyle w:val="2"/>
       </w:pPr>
-      <w:bookmarkStart w:id="245" w:name="main-findings"/>
+      <w:bookmarkStart w:id="251" w:name="main-findings"/>
       <w:r>
         <w:t>1. Main Findings</w:t>
       </w:r>
@@ -2167,17 +2258,17 @@
       <w:pPr>
         <w:pStyle w:val="FirstParagraph"/>
       </w:pPr>
-      <w:commentRangeStart w:id="246"/>
-      <w:commentRangeStart w:id="247"/>
+      <w:commentRangeStart w:id="252"/>
+      <w:commentRangeStart w:id="253"/>
       <w:r>
         <w:t xml:space="preserve">This ecological study demonstrated </w:t>
       </w:r>
-      <w:ins w:id="248" w:author="治輝 齋藤" w:date="2026-04-14T13:54:00Z" w16du:dateUtc="2026-04-14T04:54:00Z">
+      <w:ins w:id="254" w:author="治輝 齋藤" w:date="2026-04-14T13:54:00Z" w16du:dateUtc="2026-04-14T04:54:00Z">
         <w:r>
           <w:t>a positive adjusted association between prefectural-level terrain slope and</w:t>
         </w:r>
       </w:ins>
-      <w:del w:id="249" w:author="治輝 齋藤" w:date="2026-04-14T13:54:00Z" w16du:dateUtc="2026-04-14T04:54:00Z">
+      <w:del w:id="255" w:author="治輝 齋藤" w:date="2026-04-14T13:54:00Z" w16du:dateUtc="2026-04-14T04:54:00Z">
         <w:r>
           <w:delText>that prefectural-level terrain slope was independently associated with</w:delText>
         </w:r>
@@ -2185,7 +2276,7 @@
       <w:r>
         <w:t xml:space="preserve"> hip fracture surgery rates </w:t>
       </w:r>
-      <w:del w:id="250" w:author="治輝 齋藤" w:date="2026-04-14T13:54:00Z" w16du:dateUtc="2026-04-14T04:54:00Z">
+      <w:del w:id="256" w:author="治輝 齋藤" w:date="2026-04-14T13:54:00Z" w16du:dateUtc="2026-04-14T04:54:00Z">
         <w:r>
           <w:delText xml:space="preserve">across Japan </w:delText>
         </w:r>
@@ -2193,12 +2284,12 @@
       <w:r>
         <w:t>after adjustment for aging rate, walking speed, and population density (β = 3.49 per one-degree increase</w:t>
       </w:r>
-      <w:ins w:id="251" w:author="治輝 齋藤" w:date="2026-04-14T13:55:00Z" w16du:dateUtc="2026-04-14T04:55:00Z">
+      <w:ins w:id="257" w:author="治輝 齋藤" w:date="2026-04-14T13:55:00Z" w16du:dateUtc="2026-04-14T04:55:00Z">
         <w:r>
           <w:t>; conventional 95% CI, 0.11–6.86;</w:t>
         </w:r>
       </w:ins>
-      <w:del w:id="252" w:author="治輝 齋藤" w:date="2026-04-14T13:55:00Z" w16du:dateUtc="2026-04-14T04:55:00Z">
+      <w:del w:id="258" w:author="治輝 齋藤" w:date="2026-04-14T13:55:00Z" w16du:dateUtc="2026-04-14T04:55:00Z">
         <w:r>
           <w:delText>,</w:delText>
         </w:r>
@@ -2216,7 +2307,7 @@
       <w:r>
         <w:t xml:space="preserve"> = 0.043)</w:t>
       </w:r>
-      <w:ins w:id="253" w:author="治輝 齋藤" w:date="2026-04-14T13:56:00Z" w16du:dateUtc="2026-04-14T04:56:00Z">
+      <w:ins w:id="259" w:author="治輝 齋藤" w:date="2026-04-14T13:56:00Z" w16du:dateUtc="2026-04-14T04:56:00Z">
         <w:r>
           <w:t>, while acknowledging that heteroskedasticity-robust and bootstrap intervals for the slope coefficient were compatible with no association at α = 0.05</w:t>
         </w:r>
@@ -2224,12 +2315,12 @@
       <w:r>
         <w:t xml:space="preserve">. Each additional degree of slope </w:t>
       </w:r>
-      <w:ins w:id="254" w:author="治輝 齋藤" w:date="2026-04-14T13:56:00Z" w16du:dateUtc="2026-04-14T04:56:00Z">
+      <w:ins w:id="260" w:author="治輝 齋藤" w:date="2026-04-14T13:56:00Z" w16du:dateUtc="2026-04-14T04:56:00Z">
         <w:r>
           <w:t>corresponded to</w:t>
         </w:r>
       </w:ins>
-      <w:del w:id="255" w:author="治輝 齋藤" w:date="2026-04-14T13:56:00Z" w16du:dateUtc="2026-04-14T04:56:00Z">
+      <w:del w:id="261" w:author="治輝 齋藤" w:date="2026-04-14T13:56:00Z" w16du:dateUtc="2026-04-14T04:56:00Z">
         <w:r>
           <w:delText>was associated with</w:delText>
         </w:r>
@@ -2237,7 +2328,7 @@
       <w:r>
         <w:t xml:space="preserve"> approximately 3.5 additional hip fracture surgeries per 100,000 population</w:t>
       </w:r>
-      <w:ins w:id="256" w:author="治輝 齋藤" w:date="2026-04-14T13:57:00Z" w16du:dateUtc="2026-04-14T04:57:00Z">
+      <w:ins w:id="262" w:author="治輝 齋藤" w:date="2026-04-14T13:57:00Z" w16du:dateUtc="2026-04-14T04:57:00Z">
         <w:r>
           <w:rPr>
             <w:rFonts w:hint="eastAsia"/>
@@ -2252,12 +2343,12 @@
       <w:r>
         <w:t xml:space="preserve">. </w:t>
       </w:r>
-      <w:ins w:id="257" w:author="治輝 齋藤" w:date="2026-04-14T13:57:00Z" w16du:dateUtc="2026-04-14T04:57:00Z">
+      <w:ins w:id="263" w:author="治輝 齋藤" w:date="2026-04-14T13:57:00Z" w16du:dateUtc="2026-04-14T04:57:00Z">
         <w:r>
           <w:t>The adjusted</w:t>
         </w:r>
       </w:ins>
-      <w:del w:id="258" w:author="治輝 齋藤" w:date="2026-04-14T13:57:00Z" w16du:dateUtc="2026-04-14T04:57:00Z">
+      <w:del w:id="264" w:author="治輝 齋藤" w:date="2026-04-14T13:57:00Z" w16du:dateUtc="2026-04-14T04:57:00Z">
         <w:r>
           <w:delText>This</w:delText>
         </w:r>
@@ -2265,31 +2356,35 @@
       <w:r>
         <w:t xml:space="preserve"> association was specific to hip fractures and was not observed for humerus or forearm fractures.</w:t>
       </w:r>
-      <w:commentRangeEnd w:id="246"/>
+      <w:commentRangeEnd w:id="252"/>
       <w:r>
         <w:rPr>
           <w:rStyle w:val="af2"/>
         </w:rPr>
-        <w:commentReference w:id="246"/>
-      </w:r>
-      <w:commentRangeEnd w:id="247"/>
+        <w:commentReference w:id="252"/>
+      </w:r>
+      <w:commentRangeEnd w:id="253"/>
       <w:r>
         <w:rPr>
           <w:rStyle w:val="af2"/>
         </w:rPr>
-        <w:commentReference w:id="247"/>
-      </w:r>
-      <w:ins w:id="259" w:author="治輝 齋藤" w:date="2026-04-13T13:45:00Z" w16du:dateUtc="2026-04-13T04:45:00Z">
+        <w:commentReference w:id="253"/>
+      </w:r>
+      <w:ins w:id="265" w:author="治輝 齋藤" w:date="2026-04-13T13:45:00Z" w16du:dateUtc="2026-04-13T04:45:00Z">
         <w:r>
           <w:t xml:space="preserve"> </w:t>
         </w:r>
       </w:ins>
-      <w:ins w:id="260" w:author="治輝 齋藤" w:date="2026-04-14T13:57:00Z" w16du:dateUtc="2026-04-14T04:57:00Z">
-        <w:r>
-          <w:t>Figures 3–5 map prefectural distributions of terrain slope, hip fracture rates, and their joint classification. Together, these findings suggest that, at the population level, steeper habitable terrain may track hip-specific surgical burden beyond compositional aging and self-reported walking pace, consistent with outdoor environments amplifying lateral-fall mechanisms rather than raising fracture risk indiscriminately across skeletal sites, pending confirmation under more robust inferential approaches at small ecological N</w:t>
+      <w:ins w:id="266" w:author="治輝 齋藤" w:date="2026-04-14T13:57:00Z" w16du:dateUtc="2026-04-14T04:57:00Z">
+        <w:r>
+          <w:t xml:space="preserve">Figures 3–5 map prefectural distributions of terrain slope, hip fracture rates, and their joint classification. Together, these findings suggest that, at the population level, steeper habitable terrain may track hip-specific surgical burden beyond compositional aging and self-reported walking pace, consistent with outdoor environments amplifying lateral-fall mechanisms rather than </w:t>
+        </w:r>
+        <w:r>
+          <w:lastRenderedPageBreak/>
+          <w:t>raising fracture risk indiscriminately across skeletal sites, pending confirmation under more robust inferential approaches at small ecological N</w:t>
         </w:r>
       </w:ins>
-      <w:ins w:id="261" w:author="治輝 齋藤" w:date="2026-04-13T13:45:00Z" w16du:dateUtc="2026-04-13T04:45:00Z">
+      <w:ins w:id="267" w:author="治輝 齋藤" w:date="2026-04-13T13:45:00Z" w16du:dateUtc="2026-04-13T04:45:00Z">
         <w:r>
           <w:t>.</w:t>
         </w:r>
@@ -2299,8 +2394,8 @@
       <w:pPr>
         <w:pStyle w:val="2"/>
       </w:pPr>
-      <w:bookmarkStart w:id="262" w:name="biological-plausibility"/>
-      <w:bookmarkEnd w:id="245"/>
+      <w:bookmarkStart w:id="268" w:name="biological-plausibility"/>
+      <w:bookmarkEnd w:id="251"/>
       <w:r>
         <w:t>2. Biological Plausibility</w:t>
       </w:r>
@@ -2312,7 +2407,7 @@
       <w:r>
         <w:t>The specificity of the slope–fracture association to the hip is biologically plausible and supported by extensive biomechanical evidence. Hip fractures typically result from lateral (sideways) falls,</w:t>
       </w:r>
-      <w:ins w:id="263" w:author="治輝 齋藤" w:date="2026-04-14T12:38:00Z" w16du:dateUtc="2026-04-14T03:38:00Z">
+      <w:ins w:id="269" w:author="治輝 齋藤" w:date="2026-04-14T12:38:00Z" w16du:dateUtc="2026-04-14T03:38:00Z">
         <w:r>
           <w:t xml:space="preserve"> </w:t>
         </w:r>
@@ -2323,34 +2418,30 @@
           <w:t>[22, 23]</w:t>
         </w:r>
       </w:ins>
-      <w:del w:id="264" w:author="治輝 齋藤" w:date="2026-04-13T13:46:00Z" w16du:dateUtc="2026-04-13T04:46:00Z">
+      <w:del w:id="270" w:author="治輝 齋藤" w:date="2026-04-13T13:46:00Z" w16du:dateUtc="2026-04-13T04:46:00Z">
         <w:r>
           <w:delText>24</w:delText>
         </w:r>
       </w:del>
-      <w:del w:id="265" w:author="治輝 齋藤" w:date="2026-04-14T12:38:00Z" w16du:dateUtc="2026-04-14T03:38:00Z">
+      <w:del w:id="271" w:author="治輝 齋藤" w:date="2026-04-14T12:38:00Z" w16du:dateUtc="2026-04-14T03:38:00Z">
         <w:r>
           <w:delText xml:space="preserve">), </w:delText>
         </w:r>
       </w:del>
-      <w:del w:id="266" w:author="治輝 齋藤" w:date="2026-04-13T13:46:00Z" w16du:dateUtc="2026-04-13T04:46:00Z">
+      <w:del w:id="272" w:author="治輝 齋藤" w:date="2026-04-13T13:46:00Z" w16du:dateUtc="2026-04-13T04:46:00Z">
         <w:r>
           <w:delText>25</w:delText>
         </w:r>
       </w:del>
-      <w:del w:id="267" w:author="治輝 齋藤" w:date="2026-04-14T12:38:00Z" w16du:dateUtc="2026-04-14T03:38:00Z">
+      <w:del w:id="273" w:author="治輝 齋藤" w:date="2026-04-14T12:38:00Z" w16du:dateUtc="2026-04-14T03:38:00Z">
         <w:r>
           <w:delText>)</w:delText>
         </w:r>
       </w:del>
       <w:r>
-        <w:t xml:space="preserve"> which are the predominant fall mechanism on inclined surfaces. Real-world video-capture studies of falls in long-term care facilities have demonstrated that lateral landing configuration increases hip </w:t>
-      </w:r>
-      <w:r>
-        <w:lastRenderedPageBreak/>
-        <w:t>fracture risk by 5.5 to 6-fold compared to forward or backward falls, and direct impact to the greater trochanter elevates fracture risk by up to 30-fold.</w:t>
-      </w:r>
-      <w:ins w:id="268" w:author="治輝 齋藤" w:date="2026-04-14T12:38:00Z" w16du:dateUtc="2026-04-14T03:38:00Z">
+        <w:t xml:space="preserve"> which are the predominant fall mechanism on inclined surfaces. Real-world video-capture studies of falls in long-term care facilities have demonstrated that lateral landing configuration increases hip fracture risk by 5.5 to 6-fold compared to forward or backward falls, and direct impact to the greater trochanter elevates fracture risk by up to 30-fold.</w:t>
+      </w:r>
+      <w:ins w:id="274" w:author="治輝 齋藤" w:date="2026-04-14T12:38:00Z" w16du:dateUtc="2026-04-14T03:38:00Z">
         <w:r>
           <w:t xml:space="preserve"> </w:t>
         </w:r>
@@ -2361,22 +2452,22 @@
           <w:t>[23, 24]</w:t>
         </w:r>
       </w:ins>
-      <w:del w:id="269" w:author="治輝 齋藤" w:date="2026-04-13T13:47:00Z" w16du:dateUtc="2026-04-13T04:47:00Z">
+      <w:del w:id="275" w:author="治輝 齋藤" w:date="2026-04-13T13:47:00Z" w16du:dateUtc="2026-04-13T04:47:00Z">
         <w:r>
           <w:delText>25</w:delText>
         </w:r>
       </w:del>
-      <w:del w:id="270" w:author="治輝 齋藤" w:date="2026-04-14T12:38:00Z" w16du:dateUtc="2026-04-14T03:38:00Z">
+      <w:del w:id="276" w:author="治輝 齋藤" w:date="2026-04-14T12:38:00Z" w16du:dateUtc="2026-04-14T03:38:00Z">
         <w:r>
           <w:delText xml:space="preserve">), </w:delText>
         </w:r>
       </w:del>
-      <w:del w:id="271" w:author="治輝 齋藤" w:date="2026-04-13T13:47:00Z" w16du:dateUtc="2026-04-13T04:47:00Z">
+      <w:del w:id="277" w:author="治輝 齋藤" w:date="2026-04-13T13:47:00Z" w16du:dateUtc="2026-04-13T04:47:00Z">
         <w:r>
           <w:delText>26</w:delText>
         </w:r>
       </w:del>
-      <w:del w:id="272" w:author="治輝 齋藤" w:date="2026-04-14T12:38:00Z" w16du:dateUtc="2026-04-14T03:38:00Z">
+      <w:del w:id="278" w:author="治輝 齋藤" w:date="2026-04-14T12:38:00Z" w16du:dateUtc="2026-04-14T03:38:00Z">
         <w:r>
           <w:delText>)</w:delText>
         </w:r>
@@ -2384,7 +2475,7 @@
       <w:r>
         <w:t xml:space="preserve"> The impact forces generated during lateral falls typically reach 2,000 to 4,000 N, exceeding the physiological tolerance of osteoporotic femoral necks.</w:t>
       </w:r>
-      <w:ins w:id="273" w:author="治輝 齋藤" w:date="2026-04-14T12:39:00Z" w16du:dateUtc="2026-04-14T03:39:00Z">
+      <w:ins w:id="279" w:author="治輝 齋藤" w:date="2026-04-14T12:39:00Z" w16du:dateUtc="2026-04-14T03:39:00Z">
         <w:r>
           <w:t xml:space="preserve"> </w:t>
         </w:r>
@@ -2395,12 +2486,12 @@
           <w:t>[25]</w:t>
         </w:r>
       </w:ins>
-      <w:del w:id="274" w:author="治輝 齋藤" w:date="2026-04-13T13:47:00Z" w16du:dateUtc="2026-04-13T04:47:00Z">
+      <w:del w:id="280" w:author="治輝 齋藤" w:date="2026-04-13T13:47:00Z" w16du:dateUtc="2026-04-13T04:47:00Z">
         <w:r>
           <w:delText>27</w:delText>
         </w:r>
       </w:del>
-      <w:del w:id="275" w:author="治輝 齋藤" w:date="2026-04-14T12:39:00Z" w16du:dateUtc="2026-04-14T03:39:00Z">
+      <w:del w:id="281" w:author="治輝 齋藤" w:date="2026-04-14T12:39:00Z" w16du:dateUtc="2026-04-14T03:39:00Z">
         <w:r>
           <w:delText>)</w:delText>
         </w:r>
@@ -2408,7 +2499,7 @@
       <w:r>
         <w:t xml:space="preserve"> Finite element method (FEM) simulations have further confirmed that posterolateral and lateral impacts generate maximum tensile and compressive stresses at the superior and inferior aspects of the femoral neck, maximizing fracture vulnerability.</w:t>
       </w:r>
-      <w:ins w:id="276" w:author="治輝 齋藤" w:date="2026-04-14T12:39:00Z" w16du:dateUtc="2026-04-14T03:39:00Z">
+      <w:ins w:id="282" w:author="治輝 齋藤" w:date="2026-04-14T12:39:00Z" w16du:dateUtc="2026-04-14T03:39:00Z">
         <w:r>
           <w:t xml:space="preserve"> </w:t>
         </w:r>
@@ -2419,17 +2510,17 @@
           <w:t>[26]</w:t>
         </w:r>
       </w:ins>
-      <w:del w:id="277" w:author="治輝 齋藤" w:date="2026-04-13T13:47:00Z" w16du:dateUtc="2026-04-13T04:47:00Z">
+      <w:del w:id="283" w:author="治輝 齋藤" w:date="2026-04-13T13:47:00Z" w16du:dateUtc="2026-04-13T04:47:00Z">
         <w:r>
           <w:delText>28</w:delText>
         </w:r>
       </w:del>
-      <w:del w:id="278" w:author="治輝 齋藤" w:date="2026-04-14T12:39:00Z" w16du:dateUtc="2026-04-14T03:39:00Z">
+      <w:del w:id="284" w:author="治輝 齋藤" w:date="2026-04-14T12:39:00Z" w16du:dateUtc="2026-04-14T03:39:00Z">
         <w:r>
           <w:delText>)</w:delText>
         </w:r>
       </w:del>
-      <w:del w:id="279" w:author="治輝 齋藤" w:date="2026-04-13T13:47:00Z" w16du:dateUtc="2026-04-13T04:47:00Z">
+      <w:del w:id="285" w:author="治輝 齋藤" w:date="2026-04-13T13:47:00Z" w16du:dateUtc="2026-04-13T04:47:00Z">
         <w:r>
           <w:delText>, 29)</w:delText>
         </w:r>
@@ -2445,7 +2536,7 @@
       <w:r>
         <w:t>When walking downhill or across a slope, the body’s center of mass (CoM) shifts laterally, and the control of lateral stability becomes increasingly difficult.</w:t>
       </w:r>
-      <w:ins w:id="280" w:author="治輝 齋藤" w:date="2026-04-14T12:39:00Z" w16du:dateUtc="2026-04-14T03:39:00Z">
+      <w:ins w:id="286" w:author="治輝 齋藤" w:date="2026-04-14T12:39:00Z" w16du:dateUtc="2026-04-14T03:39:00Z">
         <w:r>
           <w:t xml:space="preserve"> </w:t>
         </w:r>
@@ -2456,22 +2547,22 @@
           <w:t>[27, 28]</w:t>
         </w:r>
       </w:ins>
-      <w:del w:id="281" w:author="治輝 齋藤" w:date="2026-04-13T13:47:00Z" w16du:dateUtc="2026-04-13T04:47:00Z">
+      <w:del w:id="287" w:author="治輝 齋藤" w:date="2026-04-13T13:47:00Z" w16du:dateUtc="2026-04-13T04:47:00Z">
         <w:r>
           <w:delText>30</w:delText>
         </w:r>
       </w:del>
-      <w:del w:id="282" w:author="治輝 齋藤" w:date="2026-04-14T12:39:00Z" w16du:dateUtc="2026-04-14T03:39:00Z">
+      <w:del w:id="288" w:author="治輝 齋藤" w:date="2026-04-14T12:39:00Z" w16du:dateUtc="2026-04-14T03:39:00Z">
         <w:r>
           <w:delText xml:space="preserve">), </w:delText>
         </w:r>
       </w:del>
-      <w:del w:id="283" w:author="治輝 齋藤" w:date="2026-04-13T13:47:00Z" w16du:dateUtc="2026-04-13T04:47:00Z">
+      <w:del w:id="289" w:author="治輝 齋藤" w:date="2026-04-13T13:47:00Z" w16du:dateUtc="2026-04-13T04:47:00Z">
         <w:r>
           <w:delText>31</w:delText>
         </w:r>
       </w:del>
-      <w:del w:id="284" w:author="治輝 齋藤" w:date="2026-04-14T12:39:00Z" w16du:dateUtc="2026-04-14T03:39:00Z">
+      <w:del w:id="290" w:author="治輝 齋藤" w:date="2026-04-14T12:39:00Z" w16du:dateUtc="2026-04-14T03:39:00Z">
         <w:r>
           <w:delText>)</w:delText>
         </w:r>
@@ -2479,12 +2570,12 @@
       <w:r>
         <w:t xml:space="preserve"> The human gait pattern is biomechanically analogous to an inverted pendulum, with CoM tracing a bow-tie-shaped trajectory in three-dimensional space.</w:t>
       </w:r>
-      <w:ins w:id="285" w:author="治輝 齋藤" w:date="2026-04-14T12:39:00Z" w16du:dateUtc="2026-04-14T03:39:00Z">
+      <w:ins w:id="291" w:author="治輝 齋藤" w:date="2026-04-14T12:39:00Z" w16du:dateUtc="2026-04-14T03:39:00Z">
         <w:r>
           <w:t xml:space="preserve"> [28]</w:t>
         </w:r>
       </w:ins>
-      <w:del w:id="286" w:author="治輝 齋藤" w:date="2026-04-14T12:39:00Z" w16du:dateUtc="2026-04-14T03:39:00Z">
+      <w:del w:id="292" w:author="治輝 齋藤" w:date="2026-04-14T12:39:00Z" w16du:dateUtc="2026-04-14T03:39:00Z">
         <w:r>
           <w:delText>31)</w:delText>
         </w:r>
@@ -2492,7 +2583,7 @@
       <w:r>
         <w:t xml:space="preserve"> On sloped terrain, maintaining CoM within the base of support (BoS) requires precise step-by-step adjustments of step width and foot placement.</w:t>
       </w:r>
-      <w:ins w:id="287" w:author="治輝 齋藤" w:date="2026-04-14T12:40:00Z" w16du:dateUtc="2026-04-14T03:40:00Z">
+      <w:ins w:id="293" w:author="治輝 齋藤" w:date="2026-04-14T12:40:00Z" w16du:dateUtc="2026-04-14T03:40:00Z">
         <w:r>
           <w:t xml:space="preserve"> </w:t>
         </w:r>
@@ -2503,12 +2594,12 @@
           <w:t>[29]</w:t>
         </w:r>
       </w:ins>
-      <w:del w:id="288" w:author="治輝 齋藤" w:date="2026-04-13T13:48:00Z" w16du:dateUtc="2026-04-13T04:48:00Z">
+      <w:del w:id="294" w:author="治輝 齋藤" w:date="2026-04-13T13:48:00Z" w16du:dateUtc="2026-04-13T04:48:00Z">
         <w:r>
           <w:delText>32</w:delText>
         </w:r>
       </w:del>
-      <w:del w:id="289" w:author="治輝 齋藤" w:date="2026-04-14T12:40:00Z" w16du:dateUtc="2026-04-14T03:40:00Z">
+      <w:del w:id="295" w:author="治輝 齋藤" w:date="2026-04-14T12:40:00Z" w16du:dateUtc="2026-04-14T03:40:00Z">
         <w:r>
           <w:delText>)</w:delText>
         </w:r>
@@ -2516,12 +2607,12 @@
       <w:r>
         <w:t xml:space="preserve"> For older adults with age-related declines in hip abductor strength and ankle dorsiflexion, the margin of stability (MoS) during inclined walking is dramatically reduced.</w:t>
       </w:r>
-      <w:ins w:id="290" w:author="治輝 齋藤" w:date="2026-04-14T12:40:00Z" w16du:dateUtc="2026-04-14T03:40:00Z">
+      <w:ins w:id="296" w:author="治輝 齋藤" w:date="2026-04-14T12:40:00Z" w16du:dateUtc="2026-04-14T03:40:00Z">
         <w:r>
           <w:t xml:space="preserve"> [11, 13]</w:t>
         </w:r>
       </w:ins>
-      <w:del w:id="291" w:author="治輝 齋藤" w:date="2026-04-14T12:40:00Z" w16du:dateUtc="2026-04-14T03:40:00Z">
+      <w:del w:id="297" w:author="治輝 齋藤" w:date="2026-04-14T12:40:00Z" w16du:dateUtc="2026-04-14T03:40:00Z">
         <w:r>
           <w:delText>11), 13)</w:delText>
         </w:r>
@@ -2529,22 +2620,22 @@
       <w:r>
         <w:t xml:space="preserve"> Slips or minor perturbations that could be corrected via cross-over steps on flat surfaces become unarrested lateral falls on slopes due to delayed postural reflexes and environmental constraints.</w:t>
       </w:r>
-      <w:ins w:id="292" w:author="治輝 齋藤" w:date="2026-04-14T12:40:00Z" w16du:dateUtc="2026-04-14T03:40:00Z">
+      <w:ins w:id="298" w:author="治輝 齋藤" w:date="2026-04-14T12:40:00Z" w16du:dateUtc="2026-04-14T03:40:00Z">
         <w:r>
           <w:t xml:space="preserve"> [12, 28]</w:t>
         </w:r>
       </w:ins>
-      <w:del w:id="293" w:author="治輝 齋藤" w:date="2026-04-14T12:40:00Z" w16du:dateUtc="2026-04-14T03:40:00Z">
+      <w:del w:id="299" w:author="治輝 齋藤" w:date="2026-04-14T12:40:00Z" w16du:dateUtc="2026-04-14T03:40:00Z">
         <w:r>
           <w:delText xml:space="preserve">12), </w:delText>
         </w:r>
       </w:del>
-      <w:del w:id="294" w:author="治輝 齋藤" w:date="2026-04-13T13:48:00Z" w16du:dateUtc="2026-04-13T04:48:00Z">
+      <w:del w:id="300" w:author="治輝 齋藤" w:date="2026-04-13T13:48:00Z" w16du:dateUtc="2026-04-13T04:48:00Z">
         <w:r>
           <w:delText>31</w:delText>
         </w:r>
       </w:del>
-      <w:del w:id="295" w:author="治輝 齋藤" w:date="2026-04-14T12:40:00Z" w16du:dateUtc="2026-04-14T03:40:00Z">
+      <w:del w:id="301" w:author="治輝 齋藤" w:date="2026-04-14T12:40:00Z" w16du:dateUtc="2026-04-14T03:40:00Z">
         <w:r>
           <w:delText>)</w:delText>
         </w:r>
@@ -2557,7 +2648,7 @@
       <w:r>
         <w:t>In contrast, wrist (forearm) fractures are more commonly caused by protective extension reflexes during forward falls on flat surfaces.</w:t>
       </w:r>
-      <w:ins w:id="296" w:author="治輝 齋藤" w:date="2026-04-14T12:40:00Z" w16du:dateUtc="2026-04-14T03:40:00Z">
+      <w:ins w:id="302" w:author="治輝 齋藤" w:date="2026-04-14T12:40:00Z" w16du:dateUtc="2026-04-14T03:40:00Z">
         <w:r>
           <w:t xml:space="preserve"> </w:t>
         </w:r>
@@ -2568,17 +2659,17 @@
           <w:t>[30]</w:t>
         </w:r>
       </w:ins>
-      <w:del w:id="297" w:author="治輝 齋藤" w:date="2026-04-13T13:49:00Z" w16du:dateUtc="2026-04-13T04:49:00Z">
+      <w:del w:id="303" w:author="治輝 齋藤" w:date="2026-04-13T13:49:00Z" w16du:dateUtc="2026-04-13T04:49:00Z">
         <w:r>
           <w:delText>33</w:delText>
         </w:r>
       </w:del>
-      <w:del w:id="298" w:author="治輝 齋藤" w:date="2026-04-14T12:40:00Z" w16du:dateUtc="2026-04-14T03:40:00Z">
+      <w:del w:id="304" w:author="治輝 齋藤" w:date="2026-04-14T12:40:00Z" w16du:dateUtc="2026-04-14T03:40:00Z">
         <w:r>
           <w:delText>)</w:delText>
         </w:r>
       </w:del>
-      <w:del w:id="299" w:author="治輝 齋藤" w:date="2026-04-13T13:49:00Z" w16du:dateUtc="2026-04-13T04:49:00Z">
+      <w:del w:id="305" w:author="治輝 齋藤" w:date="2026-04-13T13:49:00Z" w16du:dateUtc="2026-04-13T04:49:00Z">
         <w:r>
           <w:delText>, 34)</w:delText>
         </w:r>
@@ -2586,7 +2677,7 @@
       <w:r>
         <w:t xml:space="preserve"> When falling forward, individuals instinctively extend their arms to protect the head and torso, and kinematic studies show that elbow flexion and wrist dorsiflexion absorb fall energy, dramatically reducing pelvic impact velocity.</w:t>
       </w:r>
-      <w:ins w:id="300" w:author="治輝 齋藤" w:date="2026-04-14T12:40:00Z" w16du:dateUtc="2026-04-14T03:40:00Z">
+      <w:ins w:id="306" w:author="治輝 齋藤" w:date="2026-04-14T12:40:00Z" w16du:dateUtc="2026-04-14T03:40:00Z">
         <w:r>
           <w:t xml:space="preserve"> </w:t>
         </w:r>
@@ -2597,12 +2688,12 @@
           <w:t>[30]</w:t>
         </w:r>
       </w:ins>
-      <w:del w:id="301" w:author="治輝 齋藤" w:date="2026-04-13T13:50:00Z" w16du:dateUtc="2026-04-13T04:50:00Z">
+      <w:del w:id="307" w:author="治輝 齋藤" w:date="2026-04-13T13:50:00Z" w16du:dateUtc="2026-04-13T04:50:00Z">
         <w:r>
           <w:delText>33</w:delText>
         </w:r>
       </w:del>
-      <w:del w:id="302" w:author="治輝 齋藤" w:date="2026-04-14T12:40:00Z" w16du:dateUtc="2026-04-14T03:40:00Z">
+      <w:del w:id="308" w:author="治輝 齋藤" w:date="2026-04-14T12:40:00Z" w16du:dateUtc="2026-04-14T03:40:00Z">
         <w:r>
           <w:delText>)</w:delText>
         </w:r>
@@ -2610,7 +2701,7 @@
       <w:r>
         <w:t xml:space="preserve"> Such forward falls typically occur from tripping on minor obstacles or steps indoors, rather than from rapid lateral displacement on steep slopes.</w:t>
       </w:r>
-      <w:ins w:id="303" w:author="治輝 齋藤" w:date="2026-04-14T12:41:00Z" w16du:dateUtc="2026-04-14T03:41:00Z">
+      <w:ins w:id="309" w:author="治輝 齋藤" w:date="2026-04-14T12:41:00Z" w16du:dateUtc="2026-04-14T03:41:00Z">
         <w:r>
           <w:rPr>
             <w:rFonts w:hint="eastAsia"/>
@@ -2619,7 +2710,7 @@
           <w:t xml:space="preserve"> </w:t>
         </w:r>
       </w:ins>
-      <w:ins w:id="304" w:author="治輝 齋藤" w:date="2026-04-14T12:40:00Z" w16du:dateUtc="2026-04-14T03:40:00Z">
+      <w:ins w:id="310" w:author="治輝 齋藤" w:date="2026-04-14T12:40:00Z" w16du:dateUtc="2026-04-14T03:40:00Z">
         <w:r>
           <w:rPr>
             <w:lang w:eastAsia="ja-JP"/>
@@ -2627,12 +2718,12 @@
           <w:t>[31]</w:t>
         </w:r>
       </w:ins>
-      <w:del w:id="305" w:author="治輝 齋藤" w:date="2026-04-13T13:50:00Z" w16du:dateUtc="2026-04-13T04:50:00Z">
+      <w:del w:id="311" w:author="治輝 齋藤" w:date="2026-04-13T13:50:00Z" w16du:dateUtc="2026-04-13T04:50:00Z">
         <w:r>
           <w:delText>35</w:delText>
         </w:r>
       </w:del>
-      <w:del w:id="306" w:author="治輝 齋藤" w:date="2026-04-14T12:40:00Z" w16du:dateUtc="2026-04-14T03:40:00Z">
+      <w:del w:id="312" w:author="治輝 齋藤" w:date="2026-04-14T12:40:00Z" w16du:dateUtc="2026-04-14T03:40:00Z">
         <w:r>
           <w:delText>)</w:delText>
         </w:r>
@@ -2640,7 +2731,7 @@
       <w:r>
         <w:t xml:space="preserve"> Similarly, humerus fractures in older adults often result from low-energy obliquely forward falls on level ground and occur in relatively younger, more ambulatory individuals who retain arm-protective reflexes.</w:t>
       </w:r>
-      <w:ins w:id="307" w:author="治輝 齋藤" w:date="2026-04-14T12:41:00Z" w16du:dateUtc="2026-04-14T03:41:00Z">
+      <w:ins w:id="313" w:author="治輝 齋藤" w:date="2026-04-14T12:41:00Z" w16du:dateUtc="2026-04-14T03:41:00Z">
         <w:r>
           <w:t xml:space="preserve"> </w:t>
         </w:r>
@@ -2651,31 +2742,35 @@
           <w:t>[32]</w:t>
         </w:r>
       </w:ins>
-      <w:del w:id="308" w:author="治輝 齋藤" w:date="2026-04-13T13:50:00Z" w16du:dateUtc="2026-04-13T04:50:00Z">
+      <w:del w:id="314" w:author="治輝 齋藤" w:date="2026-04-13T13:50:00Z" w16du:dateUtc="2026-04-13T04:50:00Z">
         <w:r>
           <w:delText>36</w:delText>
         </w:r>
       </w:del>
-      <w:del w:id="309" w:author="治輝 齋藤" w:date="2026-04-14T12:41:00Z" w16du:dateUtc="2026-04-14T03:41:00Z">
+      <w:del w:id="315" w:author="治輝 齋藤" w:date="2026-04-14T12:41:00Z" w16du:dateUtc="2026-04-14T03:41:00Z">
         <w:r>
           <w:delText>)</w:delText>
         </w:r>
       </w:del>
-      <w:del w:id="310" w:author="治輝 齋藤" w:date="2026-04-13T13:50:00Z" w16du:dateUtc="2026-04-13T04:50:00Z">
+      <w:del w:id="316" w:author="治輝 齋藤" w:date="2026-04-13T13:50:00Z" w16du:dateUtc="2026-04-13T04:50:00Z">
         <w:r>
           <w:delText>, 37)</w:delText>
         </w:r>
       </w:del>
       <w:r>
-        <w:t xml:space="preserve"> The fracture-site specificity observed in our data—significant association with hip fractures but not with humerus or forearm fractures—thus provides internal evidence consistent with the biomechanical paradigm that terrain slope specifically amplifies lateral fall risk.</w:t>
+        <w:t xml:space="preserve"> The fracture-site specificity observed in our data—significant association with hip fractures but not with humerus or forearm fractures—thus provides internal </w:t>
+      </w:r>
+      <w:r>
+        <w:lastRenderedPageBreak/>
+        <w:t>evidence consistent with the biomechanical paradigm that terrain slope specifically amplifies lateral fall risk.</w:t>
       </w:r>
     </w:p>
     <w:p>
       <w:pPr>
         <w:pStyle w:val="2"/>
       </w:pPr>
-      <w:bookmarkStart w:id="311" w:name="comparison-with-previous-studies"/>
-      <w:bookmarkEnd w:id="262"/>
+      <w:bookmarkStart w:id="317" w:name="comparison-with-previous-studies"/>
+      <w:bookmarkEnd w:id="268"/>
       <w:r>
         <w:t>3. Comparison with Previous Studies</w:t>
       </w:r>
@@ -2685,13 +2780,9 @@
         <w:pStyle w:val="FirstParagraph"/>
       </w:pPr>
       <w:r>
-        <w:t xml:space="preserve">Our findings align with and extend international ecological studies examining geospatial determinants of hip fracture risk. The Norwegian Epidemiologic Osteoporosis Studies (NOREPOS), conducted in one of the world’s highest hip fracture incidence countries, used GIS-linked nationwide hospital records to demonstrate that residents of inland, high-elevation, topographically complex areas </w:t>
-      </w:r>
-      <w:r>
-        <w:lastRenderedPageBreak/>
-        <w:t>experienced significantly higher hip fracture incidence compared to those in flat coastal regions.</w:t>
-      </w:r>
-      <w:ins w:id="312" w:author="治輝 齋藤" w:date="2026-04-14T12:41:00Z" w16du:dateUtc="2026-04-14T03:41:00Z">
+        <w:t>Our findings align with and extend international ecological studies examining geospatial determinants of hip fracture risk. The Norwegian Epidemiologic Osteoporosis Studies (NOREPOS), conducted in one of the world’s highest hip fracture incidence countries, used GIS-linked nationwide hospital records to demonstrate that residents of inland, high-elevation, topographically complex areas experienced significantly higher hip fracture incidence compared to those in flat coastal regions.</w:t>
+      </w:r>
+      <w:ins w:id="318" w:author="治輝 齋藤" w:date="2026-04-14T12:41:00Z" w16du:dateUtc="2026-04-14T03:41:00Z">
         <w:r>
           <w:t xml:space="preserve"> </w:t>
         </w:r>
@@ -2702,17 +2793,17 @@
           <w:t>[20]</w:t>
         </w:r>
       </w:ins>
-      <w:del w:id="313" w:author="治輝 齋藤" w:date="2026-04-13T13:50:00Z" w16du:dateUtc="2026-04-13T04:50:00Z">
+      <w:del w:id="319" w:author="治輝 齋藤" w:date="2026-04-13T13:50:00Z" w16du:dateUtc="2026-04-13T04:50:00Z">
         <w:r>
           <w:delText>21</w:delText>
         </w:r>
       </w:del>
-      <w:del w:id="314" w:author="治輝 齋藤" w:date="2026-04-14T12:41:00Z" w16du:dateUtc="2026-04-14T03:41:00Z">
+      <w:del w:id="320" w:author="治輝 齋藤" w:date="2026-04-14T12:41:00Z" w16du:dateUtc="2026-04-14T03:41:00Z">
         <w:r>
           <w:delText>)</w:delText>
         </w:r>
       </w:del>
-      <w:del w:id="315" w:author="治輝 齋藤" w:date="2026-04-13T13:50:00Z" w16du:dateUtc="2026-04-13T04:50:00Z">
+      <w:del w:id="321" w:author="治輝 齋藤" w:date="2026-04-13T13:50:00Z" w16du:dateUtc="2026-04-13T04:50:00Z">
         <w:r>
           <w:delText>, 38), 39)</w:delText>
         </w:r>
@@ -2720,7 +2811,7 @@
       <w:r>
         <w:t xml:space="preserve"> The NOREPOS investigators further identified that cold ambient temperature and icy terrain in mountainous areas amplified this geographic risk,</w:t>
       </w:r>
-      <w:ins w:id="316" w:author="治輝 齋藤" w:date="2026-04-14T12:41:00Z" w16du:dateUtc="2026-04-14T03:41:00Z">
+      <w:ins w:id="322" w:author="治輝 齋藤" w:date="2026-04-14T12:41:00Z" w16du:dateUtc="2026-04-14T03:41:00Z">
         <w:r>
           <w:t xml:space="preserve"> </w:t>
         </w:r>
@@ -2731,17 +2822,17 @@
           <w:t>[33]</w:t>
         </w:r>
       </w:ins>
-      <w:del w:id="317" w:author="治輝 齋藤" w:date="2026-04-13T13:50:00Z" w16du:dateUtc="2026-04-13T04:50:00Z">
+      <w:del w:id="323" w:author="治輝 齋藤" w:date="2026-04-13T13:50:00Z" w16du:dateUtc="2026-04-13T04:50:00Z">
         <w:r>
           <w:delText>40</w:delText>
         </w:r>
       </w:del>
-      <w:del w:id="318" w:author="治輝 齋藤" w:date="2026-04-14T12:41:00Z" w16du:dateUtc="2026-04-14T03:41:00Z">
+      <w:del w:id="324" w:author="治輝 齋藤" w:date="2026-04-14T12:41:00Z" w16du:dateUtc="2026-04-14T03:41:00Z">
         <w:r>
           <w:delText>)</w:delText>
         </w:r>
       </w:del>
-      <w:del w:id="319" w:author="治輝 齋藤" w:date="2026-04-13T13:50:00Z" w16du:dateUtc="2026-04-13T04:50:00Z">
+      <w:del w:id="325" w:author="治輝 齋藤" w:date="2026-04-13T13:50:00Z" w16du:dateUtc="2026-04-13T04:50:00Z">
         <w:r>
           <w:delText>, 41)</w:delText>
         </w:r>
@@ -2757,7 +2848,7 @@
       <w:r>
         <w:t>In Asia, a recent retrospective cohort analysis using data from the China Health and Retirement Longitudinal Study (CHARLS) demonstrated that exposure to high altitude and steep terrain was associated with a 1.65-fold elevated hazard ratio for hip fracture, with particularly pronounced effects among overweight individuals and women.</w:t>
       </w:r>
-      <w:ins w:id="320" w:author="治輝 齋藤" w:date="2026-04-14T12:41:00Z" w16du:dateUtc="2026-04-14T03:41:00Z">
+      <w:ins w:id="326" w:author="治輝 齋藤" w:date="2026-04-14T12:41:00Z" w16du:dateUtc="2026-04-14T03:41:00Z">
         <w:r>
           <w:t xml:space="preserve"> </w:t>
         </w:r>
@@ -2768,17 +2859,17 @@
           <w:t>[21]</w:t>
         </w:r>
       </w:ins>
-      <w:del w:id="321" w:author="治輝 齋藤" w:date="2026-04-13T13:51:00Z" w16du:dateUtc="2026-04-13T04:51:00Z">
+      <w:del w:id="327" w:author="治輝 齋藤" w:date="2026-04-13T13:51:00Z" w16du:dateUtc="2026-04-13T04:51:00Z">
         <w:r>
           <w:delText>22</w:delText>
         </w:r>
       </w:del>
-      <w:del w:id="322" w:author="治輝 齋藤" w:date="2026-04-14T12:41:00Z" w16du:dateUtc="2026-04-14T03:41:00Z">
+      <w:del w:id="328" w:author="治輝 齋藤" w:date="2026-04-14T12:41:00Z" w16du:dateUtc="2026-04-14T03:41:00Z">
         <w:r>
           <w:delText>)</w:delText>
         </w:r>
       </w:del>
-      <w:del w:id="323" w:author="治輝 齋藤" w:date="2026-04-13T13:51:00Z" w16du:dateUtc="2026-04-13T04:51:00Z">
+      <w:del w:id="329" w:author="治輝 齋藤" w:date="2026-04-13T13:51:00Z" w16du:dateUtc="2026-04-13T04:51:00Z">
         <w:r>
           <w:delText>, 23)</w:delText>
         </w:r>
@@ -2794,7 +2885,7 @@
       <w:r>
         <w:t>Previous ecological studies have also examined the relationship between outdoor environment and fall-related injuries. Studies in multiple countries found that neighborhood green space, walkability, and environmental safety were associated with fall-related hospital admissions and fracture risk.</w:t>
       </w:r>
-      <w:ins w:id="324" w:author="治輝 齋藤" w:date="2026-04-14T12:42:00Z" w16du:dateUtc="2026-04-14T03:42:00Z">
+      <w:ins w:id="330" w:author="治輝 齋藤" w:date="2026-04-14T12:42:00Z" w16du:dateUtc="2026-04-14T03:42:00Z">
         <w:r>
           <w:t xml:space="preserve"> </w:t>
         </w:r>
@@ -2805,17 +2896,17 @@
           <w:t>[34]</w:t>
         </w:r>
       </w:ins>
-      <w:del w:id="325" w:author="治輝 齋藤" w:date="2026-04-13T13:51:00Z" w16du:dateUtc="2026-04-13T04:51:00Z">
+      <w:del w:id="331" w:author="治輝 齋藤" w:date="2026-04-13T13:51:00Z" w16du:dateUtc="2026-04-13T04:51:00Z">
         <w:r>
           <w:delText>42</w:delText>
         </w:r>
       </w:del>
-      <w:del w:id="326" w:author="治輝 齋藤" w:date="2026-04-14T12:42:00Z" w16du:dateUtc="2026-04-14T03:42:00Z">
+      <w:del w:id="332" w:author="治輝 齋藤" w:date="2026-04-14T12:42:00Z" w16du:dateUtc="2026-04-14T03:42:00Z">
         <w:r>
           <w:delText>)</w:delText>
         </w:r>
       </w:del>
-      <w:del w:id="327" w:author="治輝 齋藤" w:date="2026-04-13T13:51:00Z" w16du:dateUtc="2026-04-13T04:51:00Z">
+      <w:del w:id="333" w:author="治輝 齋藤" w:date="2026-04-13T13:51:00Z" w16du:dateUtc="2026-04-13T04:51:00Z">
         <w:r>
           <w:delText>, 43)</w:delText>
         </w:r>
@@ -2823,7 +2914,7 @@
       <w:r>
         <w:t xml:space="preserve"> In Japan, Nakamura et al. reported that </w:t>
       </w:r>
-      <w:ins w:id="328" w:author="治輝 齋藤" w:date="2026-04-13T13:51:00Z" w16du:dateUtc="2026-04-13T04:51:00Z">
+      <w:ins w:id="334" w:author="治輝 齋藤" w:date="2026-04-13T13:51:00Z" w16du:dateUtc="2026-04-13T04:51:00Z">
         <w:r>
           <w:t xml:space="preserve">frequent </w:t>
         </w:r>
@@ -2831,17 +2922,17 @@
       <w:r>
         <w:t xml:space="preserve">outdoor activity </w:t>
       </w:r>
-      <w:ins w:id="329" w:author="治輝 齋藤" w:date="2026-04-13T13:54:00Z" w16du:dateUtc="2026-04-13T04:54:00Z">
+      <w:ins w:id="335" w:author="治輝 齋藤" w:date="2026-04-13T13:54:00Z" w16du:dateUtc="2026-04-13T04:54:00Z">
         <w:r>
           <w:t>predicts physical function in rural community-dwelling older adults.</w:t>
         </w:r>
       </w:ins>
-      <w:del w:id="330" w:author="治輝 齋藤" w:date="2026-04-13T13:54:00Z" w16du:dateUtc="2026-04-13T04:54:00Z">
+      <w:del w:id="336" w:author="治輝 齋藤" w:date="2026-04-13T13:54:00Z" w16du:dateUtc="2026-04-13T04:54:00Z">
         <w:r>
           <w:delText>and terrain characteristics influenced walking speed and muscle strength in community-dwelling older adults in mountainous regions.</w:delText>
         </w:r>
       </w:del>
-      <w:ins w:id="331" w:author="治輝 齋藤" w:date="2026-04-14T12:42:00Z" w16du:dateUtc="2026-04-14T03:42:00Z">
+      <w:ins w:id="337" w:author="治輝 齋藤" w:date="2026-04-14T12:42:00Z" w16du:dateUtc="2026-04-14T03:42:00Z">
         <w:r>
           <w:t xml:space="preserve"> </w:t>
         </w:r>
@@ -2852,7 +2943,7 @@
           <w:t>[14]</w:t>
         </w:r>
       </w:ins>
-      <w:del w:id="332" w:author="治輝 齋藤" w:date="2026-04-14T12:42:00Z" w16du:dateUtc="2026-04-14T03:42:00Z">
+      <w:del w:id="338" w:author="治輝 齋藤" w:date="2026-04-14T12:42:00Z" w16du:dateUtc="2026-04-14T03:42:00Z">
         <w:r>
           <w:delText>14)</w:delText>
         </w:r>
@@ -2865,8 +2956,8 @@
       <w:pPr>
         <w:pStyle w:val="2"/>
       </w:pPr>
-      <w:bookmarkStart w:id="333" w:name="role-of-aging-rate"/>
-      <w:bookmarkEnd w:id="311"/>
+      <w:bookmarkStart w:id="339" w:name="role-of-aging-rate"/>
+      <w:bookmarkEnd w:id="317"/>
       <w:r>
         <w:t>4. Role of Aging Rate</w:t>
       </w:r>
@@ -2875,11 +2966,11 @@
       <w:pPr>
         <w:pStyle w:val="FirstParagraph"/>
         <w:rPr>
-          <w:del w:id="334" w:author="治輝 齋藤" w:date="2026-04-13T14:04:00Z" w16du:dateUtc="2026-04-13T05:04:00Z"/>
+          <w:del w:id="340" w:author="治輝 齋藤" w:date="2026-04-13T14:04:00Z" w16du:dateUtc="2026-04-13T05:04:00Z"/>
           <w:highlight w:val="yellow"/>
-          <w:rPrChange w:id="335" w:author="哲也 大平" w:date="2026-04-12T22:04:00Z" w16du:dateUtc="2026-04-12T13:04:00Z">
+          <w:rPrChange w:id="341" w:author="哲也 大平" w:date="2026-04-12T22:04:00Z" w16du:dateUtc="2026-04-12T13:04:00Z">
             <w:rPr>
-              <w:del w:id="336" w:author="治輝 齋藤" w:date="2026-04-13T14:04:00Z" w16du:dateUtc="2026-04-13T05:04:00Z"/>
+              <w:del w:id="342" w:author="治輝 齋藤" w:date="2026-04-13T14:04:00Z" w16du:dateUtc="2026-04-13T05:04:00Z"/>
             </w:rPr>
           </w:rPrChange>
         </w:rPr>
@@ -2895,9 +2986,13 @@
         <w:t>p</w:t>
       </w:r>
       <w:r>
-        <w:t xml:space="preserve"> = 0.011). Prefectures with steeper terrain also tended to have higher aging rates (r = 0.505), reflecting the well-documented trend of rural aging in Japan, where mountainous prefectures experience greater outmigration of younger populations.</w:t>
-      </w:r>
-      <w:ins w:id="337" w:author="治輝 齋藤" w:date="2026-04-14T12:43:00Z" w16du:dateUtc="2026-04-14T03:43:00Z">
+        <w:t xml:space="preserve"> = 0.011). Prefectures with steeper terrain also tended to have higher aging </w:t>
+      </w:r>
+      <w:r>
+        <w:lastRenderedPageBreak/>
+        <w:t>rates (r = 0.505), reflecting the well-documented trend of rural aging in Japan, where mountainous prefectures experience greater outmigration of younger populations.</w:t>
+      </w:r>
+      <w:ins w:id="343" w:author="治輝 齋藤" w:date="2026-04-14T12:43:00Z" w16du:dateUtc="2026-04-14T03:43:00Z">
         <w:r>
           <w:t xml:space="preserve"> </w:t>
         </w:r>
@@ -2908,32 +3003,32 @@
           <w:t>[35, 36, 37]</w:t>
         </w:r>
       </w:ins>
-      <w:del w:id="338" w:author="治輝 齋藤" w:date="2026-04-13T14:03:00Z" w16du:dateUtc="2026-04-13T05:03:00Z">
+      <w:del w:id="344" w:author="治輝 齋藤" w:date="2026-04-13T14:03:00Z" w16du:dateUtc="2026-04-13T05:03:00Z">
         <w:r>
           <w:delText>44</w:delText>
         </w:r>
       </w:del>
-      <w:del w:id="339" w:author="治輝 齋藤" w:date="2026-04-14T12:43:00Z" w16du:dateUtc="2026-04-14T03:43:00Z">
+      <w:del w:id="345" w:author="治輝 齋藤" w:date="2026-04-14T12:43:00Z" w16du:dateUtc="2026-04-14T03:43:00Z">
         <w:r>
           <w:delText xml:space="preserve">), </w:delText>
         </w:r>
       </w:del>
-      <w:del w:id="340" w:author="治輝 齋藤" w:date="2026-04-13T14:03:00Z" w16du:dateUtc="2026-04-13T05:03:00Z">
+      <w:del w:id="346" w:author="治輝 齋藤" w:date="2026-04-13T14:03:00Z" w16du:dateUtc="2026-04-13T05:03:00Z">
         <w:r>
           <w:delText>45</w:delText>
         </w:r>
       </w:del>
-      <w:del w:id="341" w:author="治輝 齋藤" w:date="2026-04-14T12:43:00Z" w16du:dateUtc="2026-04-14T03:43:00Z">
+      <w:del w:id="347" w:author="治輝 齋藤" w:date="2026-04-14T12:43:00Z" w16du:dateUtc="2026-04-14T03:43:00Z">
         <w:r>
           <w:delText xml:space="preserve">), </w:delText>
         </w:r>
       </w:del>
-      <w:del w:id="342" w:author="治輝 齋藤" w:date="2026-04-13T14:03:00Z" w16du:dateUtc="2026-04-13T05:03:00Z">
+      <w:del w:id="348" w:author="治輝 齋藤" w:date="2026-04-13T14:03:00Z" w16du:dateUtc="2026-04-13T05:03:00Z">
         <w:r>
           <w:delText>46</w:delText>
         </w:r>
       </w:del>
-      <w:del w:id="343" w:author="治輝 齋藤" w:date="2026-04-14T12:43:00Z" w16du:dateUtc="2026-04-14T03:43:00Z">
+      <w:del w:id="349" w:author="治輝 齋藤" w:date="2026-04-14T12:43:00Z" w16du:dateUtc="2026-04-14T03:43:00Z">
         <w:r>
           <w:delText>)</w:delText>
         </w:r>
@@ -2941,13 +3036,13 @@
       <w:r>
         <w:t xml:space="preserve"> </w:t>
       </w:r>
-      <w:commentRangeStart w:id="344"/>
-      <w:commentRangeStart w:id="345"/>
-      <w:del w:id="346" w:author="治輝 齋藤" w:date="2026-04-13T14:04:00Z" w16du:dateUtc="2026-04-13T05:04:00Z">
+      <w:commentRangeStart w:id="350"/>
+      <w:commentRangeStart w:id="351"/>
+      <w:del w:id="352" w:author="治輝 齋藤" w:date="2026-04-13T14:04:00Z" w16du:dateUtc="2026-04-13T05:04:00Z">
         <w:r>
           <w:rPr>
             <w:highlight w:val="yellow"/>
-            <w:rPrChange w:id="347" w:author="哲也 大平" w:date="2026-04-12T22:04:00Z" w16du:dateUtc="2026-04-12T13:04:00Z">
+            <w:rPrChange w:id="353" w:author="哲也 大平" w:date="2026-04-12T22:04:00Z" w16du:dateUtc="2026-04-12T13:04:00Z">
               <w:rPr/>
             </w:rPrChange>
           </w:rPr>
@@ -2958,54 +3053,44 @@
     <w:p>
       <w:pPr>
         <w:pStyle w:val="FirstParagraph"/>
-        <w:pPrChange w:id="348" w:author="治輝 齋藤" w:date="2026-04-13T14:04:00Z" w16du:dateUtc="2026-04-13T05:04:00Z">
+        <w:pPrChange w:id="354" w:author="治輝 齋藤" w:date="2026-04-13T14:04:00Z" w16du:dateUtc="2026-04-13T05:04:00Z">
           <w:pPr>
             <w:pStyle w:val="a0"/>
           </w:pPr>
         </w:pPrChange>
       </w:pPr>
-      <w:del w:id="349" w:author="治輝 齋藤" w:date="2026-04-13T14:04:00Z" w16du:dateUtc="2026-04-13T05:04:00Z">
+      <w:del w:id="355" w:author="治輝 齋藤" w:date="2026-04-13T14:04:00Z" w16du:dateUtc="2026-04-13T05:04:00Z">
         <w:r>
           <w:rPr>
             <w:highlight w:val="yellow"/>
-            <w:rPrChange w:id="350" w:author="哲也 大平" w:date="2026-04-12T22:04:00Z" w16du:dateUtc="2026-04-12T13:04:00Z">
+            <w:rPrChange w:id="356" w:author="哲也 大平" w:date="2026-04-12T22:04:00Z" w16du:dateUtc="2026-04-12T13:04:00Z">
               <w:rPr/>
             </w:rPrChange>
           </w:rPr>
-          <w:delText xml:space="preserve">This outmigration has led to the emergence of “Genkai-shuraku” (marginal villages), defined as communities where more than 50% of residents are aged 65 or older and basic community functions are severely impaired.48), 49) In these depopulated </w:delText>
-        </w:r>
-        <w:r>
-          <w:rPr>
-            <w:highlight w:val="yellow"/>
-            <w:rPrChange w:id="351" w:author="哲也 大平" w:date="2026-04-12T22:04:00Z" w16du:dateUtc="2026-04-12T13:04:00Z">
-              <w:rPr/>
-            </w:rPrChange>
-          </w:rPr>
-          <w:lastRenderedPageBreak/>
-          <w:delText>mountainous settlements (Kaso), public transportation, healthcare infrastructure (including orthopedic surgeon availability), snow removal services, and social support networks have deteriorated or collapsed entirely.49), 50)</w:delText>
+          <w:delText>This outmigration has led to the emergence of “Genkai-shuraku” (marginal villages), defined as communities where more than 50% of residents are aged 65 or older and basic community functions are severely impaired.48), 49) In these depopulated mountainous settlements (Kaso), public transportation, healthcare infrastructure (including orthopedic surgeon availability), snow removal services, and social support networks have deteriorated or collapsed entirely.49), 50)</w:delText>
         </w:r>
         <w:r>
           <w:delText xml:space="preserve"> </w:delText>
         </w:r>
-        <w:commentRangeEnd w:id="344"/>
+        <w:commentRangeEnd w:id="350"/>
         <w:r>
           <w:rPr>
             <w:rStyle w:val="af2"/>
           </w:rPr>
-          <w:commentReference w:id="344"/>
-        </w:r>
-      </w:del>
-      <w:commentRangeEnd w:id="345"/>
+          <w:commentReference w:id="350"/>
+        </w:r>
+      </w:del>
+      <w:commentRangeEnd w:id="351"/>
       <w:r>
         <w:rPr>
           <w:rStyle w:val="af2"/>
         </w:rPr>
-        <w:commentReference w:id="345"/>
+        <w:commentReference w:id="351"/>
       </w:r>
       <w:r>
         <w:t>Older adults in these high-slope prefectures thus face a double burden: the physical challenge of navigating harsh terrain on a daily basis (environmental hazard) and the social isolation and lack of medical access associated with rural depopulation (social determinants of health).</w:t>
       </w:r>
-      <w:ins w:id="352" w:author="治輝 齋藤" w:date="2026-04-14T12:43:00Z" w16du:dateUtc="2026-04-14T03:43:00Z">
+      <w:ins w:id="357" w:author="治輝 齋藤" w:date="2026-04-14T12:43:00Z" w16du:dateUtc="2026-04-14T03:43:00Z">
         <w:r>
           <w:t xml:space="preserve"> </w:t>
         </w:r>
@@ -3016,22 +3101,22 @@
           <w:t>[38, 39]</w:t>
         </w:r>
       </w:ins>
-      <w:del w:id="353" w:author="治輝 齋藤" w:date="2026-04-13T14:04:00Z" w16du:dateUtc="2026-04-13T05:04:00Z">
+      <w:del w:id="358" w:author="治輝 齋藤" w:date="2026-04-13T14:04:00Z" w16du:dateUtc="2026-04-13T05:04:00Z">
         <w:r>
           <w:delText>51</w:delText>
         </w:r>
       </w:del>
-      <w:del w:id="354" w:author="治輝 齋藤" w:date="2026-04-14T12:43:00Z" w16du:dateUtc="2026-04-14T03:43:00Z">
+      <w:del w:id="359" w:author="治輝 齋藤" w:date="2026-04-14T12:43:00Z" w16du:dateUtc="2026-04-14T03:43:00Z">
         <w:r>
           <w:delText xml:space="preserve">), </w:delText>
         </w:r>
       </w:del>
-      <w:del w:id="355" w:author="治輝 齋藤" w:date="2026-04-13T14:04:00Z" w16du:dateUtc="2026-04-13T05:04:00Z">
+      <w:del w:id="360" w:author="治輝 齋藤" w:date="2026-04-13T14:04:00Z" w16du:dateUtc="2026-04-13T05:04:00Z">
         <w:r>
           <w:delText>52</w:delText>
         </w:r>
       </w:del>
-      <w:del w:id="356" w:author="治輝 齋藤" w:date="2026-04-14T12:43:00Z" w16du:dateUtc="2026-04-14T03:43:00Z">
+      <w:del w:id="361" w:author="治輝 齋藤" w:date="2026-04-14T12:43:00Z" w16du:dateUtc="2026-04-14T03:43:00Z">
         <w:r>
           <w:delText>)</w:delText>
         </w:r>
@@ -3044,12 +3129,12 @@
       <w:r>
         <w:t xml:space="preserve">The </w:t>
       </w:r>
-      <w:ins w:id="357" w:author="治輝 齋藤" w:date="2026-04-14T14:02:00Z" w16du:dateUtc="2026-04-14T05:02:00Z">
+      <w:ins w:id="362" w:author="治輝 齋藤" w:date="2026-04-14T14:02:00Z" w16du:dateUtc="2026-04-14T05:02:00Z">
         <w:r>
           <w:t>partial</w:t>
         </w:r>
       </w:ins>
-      <w:del w:id="358" w:author="治輝 齋藤" w:date="2026-04-14T14:02:00Z" w16du:dateUtc="2026-04-14T05:02:00Z">
+      <w:del w:id="363" w:author="治輝 齋藤" w:date="2026-04-14T14:02:00Z" w16du:dateUtc="2026-04-14T05:02:00Z">
         <w:r>
           <w:delText>independent</w:delText>
         </w:r>
@@ -3057,12 +3142,12 @@
       <w:r>
         <w:t xml:space="preserve"> association of slope with hip fracture after adjustment for aging rate </w:t>
       </w:r>
-      <w:ins w:id="359" w:author="治輝 齋藤" w:date="2026-04-14T14:02:00Z" w16du:dateUtc="2026-04-14T05:02:00Z">
+      <w:ins w:id="364" w:author="治輝 齋藤" w:date="2026-04-14T14:02:00Z" w16du:dateUtc="2026-04-14T05:02:00Z">
         <w:r>
           <w:t>suggests</w:t>
         </w:r>
       </w:ins>
-      <w:del w:id="360" w:author="治輝 齋藤" w:date="2026-04-14T14:02:00Z" w16du:dateUtc="2026-04-14T05:02:00Z">
+      <w:del w:id="365" w:author="治輝 齋藤" w:date="2026-04-14T14:02:00Z" w16du:dateUtc="2026-04-14T05:02:00Z">
         <w:r>
           <w:delText>indicates</w:delText>
         </w:r>
@@ -3070,12 +3155,12 @@
       <w:r>
         <w:t xml:space="preserve"> that terrain </w:t>
       </w:r>
-      <w:ins w:id="361" w:author="治輝 齋藤" w:date="2026-04-14T14:02:00Z" w16du:dateUtc="2026-04-14T05:02:00Z">
+      <w:ins w:id="366" w:author="治輝 齋藤" w:date="2026-04-14T14:02:00Z" w16du:dateUtc="2026-04-14T05:02:00Z">
         <w:r>
           <w:t>may constitute</w:t>
         </w:r>
       </w:ins>
-      <w:del w:id="362" w:author="治輝 齋藤" w:date="2026-04-14T14:02:00Z" w16du:dateUtc="2026-04-14T05:02:00Z">
+      <w:del w:id="367" w:author="治輝 齋藤" w:date="2026-04-14T14:02:00Z" w16du:dateUtc="2026-04-14T05:02:00Z">
         <w:r>
           <w:delText>constitutes</w:delText>
         </w:r>
@@ -3083,7 +3168,7 @@
       <w:r>
         <w:t xml:space="preserve"> a risk factor over and above demographic composition</w:t>
       </w:r>
-      <w:ins w:id="363" w:author="治輝 齋藤" w:date="2026-04-14T14:03:00Z" w16du:dateUtc="2026-04-14T05:03:00Z">
+      <w:ins w:id="368" w:author="治輝 齋藤" w:date="2026-04-14T14:03:00Z" w16du:dateUtc="2026-04-14T05:03:00Z">
         <w:r>
           <w:t>, subject to the inferential sensitivity noted above</w:t>
         </w:r>
@@ -3096,8 +3181,8 @@
       <w:pPr>
         <w:pStyle w:val="2"/>
       </w:pPr>
-      <w:bookmarkStart w:id="364" w:name="walking-speed-as-a-mediator"/>
-      <w:bookmarkEnd w:id="333"/>
+      <w:bookmarkStart w:id="369" w:name="walking-speed-as-a-mediator"/>
+      <w:bookmarkEnd w:id="339"/>
       <w:r>
         <w:t>5. Walking Speed as a Mediator</w:t>
       </w:r>
@@ -3106,12 +3191,12 @@
       <w:pPr>
         <w:pStyle w:val="FirstParagraph"/>
       </w:pPr>
-      <w:ins w:id="365" w:author="治輝 齋藤" w:date="2026-04-14T14:03:00Z" w16du:dateUtc="2026-04-14T05:03:00Z">
+      <w:ins w:id="370" w:author="治輝 齋藤" w:date="2026-04-14T14:03:00Z" w16du:dateUtc="2026-04-14T05:03:00Z">
         <w:r>
           <w:t>At the individual level, slower</w:t>
         </w:r>
       </w:ins>
-      <w:del w:id="366" w:author="治輝 齋藤" w:date="2026-04-14T14:03:00Z" w16du:dateUtc="2026-04-14T05:03:00Z">
+      <w:del w:id="371" w:author="治輝 齋藤" w:date="2026-04-14T14:03:00Z" w16du:dateUtc="2026-04-14T05:03:00Z">
         <w:r>
           <w:delText>Fast walking rate showed a tendency toward a negative association with hip fracture rate (</w:delText>
         </w:r>
@@ -3129,12 +3214,12 @@
       <w:r>
         <w:t xml:space="preserve"> walking speed </w:t>
       </w:r>
-      <w:ins w:id="367" w:author="治輝 齋藤" w:date="2026-04-14T14:03:00Z" w16du:dateUtc="2026-04-14T05:03:00Z">
+      <w:ins w:id="372" w:author="治輝 齋藤" w:date="2026-04-14T14:03:00Z" w16du:dateUtc="2026-04-14T05:03:00Z">
         <w:r>
           <w:t>is a well-established marker</w:t>
         </w:r>
       </w:ins>
-      <w:del w:id="368" w:author="治輝 齋藤" w:date="2026-04-14T14:03:00Z" w16du:dateUtc="2026-04-14T05:03:00Z">
+      <w:del w:id="373" w:author="治輝 齋藤" w:date="2026-04-14T14:03:00Z" w16du:dateUtc="2026-04-14T05:03:00Z">
         <w:r>
           <w:delText>as the “sixth vital sign” and a powerful predictor</w:delText>
         </w:r>
@@ -3142,7 +3227,7 @@
       <w:r>
         <w:t xml:space="preserve"> of fracture risk, sarcopenia, frailty, and mortality</w:t>
       </w:r>
-      <w:ins w:id="369" w:author="治輝 齋藤" w:date="2026-04-14T14:04:00Z" w16du:dateUtc="2026-04-14T05:04:00Z">
+      <w:ins w:id="374" w:author="治輝 齋藤" w:date="2026-04-14T14:04:00Z" w16du:dateUtc="2026-04-14T05:04:00Z">
         <w:r>
           <w:t xml:space="preserve"> (often termed the "sixth vital sign")</w:t>
         </w:r>
@@ -3150,7 +3235,7 @@
       <w:r>
         <w:t>.</w:t>
       </w:r>
-      <w:ins w:id="370" w:author="治輝 齋藤" w:date="2026-04-14T12:44:00Z" w16du:dateUtc="2026-04-14T03:44:00Z">
+      <w:ins w:id="375" w:author="治輝 齋藤" w:date="2026-04-14T12:44:00Z" w16du:dateUtc="2026-04-14T03:44:00Z">
         <w:r>
           <w:t xml:space="preserve"> </w:t>
         </w:r>
@@ -3161,37 +3246,37 @@
           <w:t>[15, 16, 17]</w:t>
         </w:r>
       </w:ins>
-      <w:del w:id="371" w:author="治輝 齋藤" w:date="2026-04-13T14:05:00Z" w16du:dateUtc="2026-04-13T05:05:00Z">
+      <w:del w:id="376" w:author="治輝 齋藤" w:date="2026-04-13T14:05:00Z" w16du:dateUtc="2026-04-13T05:05:00Z">
         <w:r>
           <w:delText>16</w:delText>
         </w:r>
       </w:del>
-      <w:del w:id="372" w:author="治輝 齋藤" w:date="2026-04-14T12:44:00Z" w16du:dateUtc="2026-04-14T03:44:00Z">
+      <w:del w:id="377" w:author="治輝 齋藤" w:date="2026-04-14T12:44:00Z" w16du:dateUtc="2026-04-14T03:44:00Z">
         <w:r>
           <w:delText xml:space="preserve">), </w:delText>
         </w:r>
       </w:del>
-      <w:del w:id="373" w:author="治輝 齋藤" w:date="2026-04-13T14:05:00Z" w16du:dateUtc="2026-04-13T05:05:00Z">
+      <w:del w:id="378" w:author="治輝 齋藤" w:date="2026-04-13T14:05:00Z" w16du:dateUtc="2026-04-13T05:05:00Z">
         <w:r>
           <w:delText>17</w:delText>
         </w:r>
       </w:del>
-      <w:del w:id="374" w:author="治輝 齋藤" w:date="2026-04-14T12:44:00Z" w16du:dateUtc="2026-04-14T03:44:00Z">
+      <w:del w:id="379" w:author="治輝 齋藤" w:date="2026-04-14T12:44:00Z" w16du:dateUtc="2026-04-14T03:44:00Z">
         <w:r>
           <w:delText xml:space="preserve">), </w:delText>
         </w:r>
       </w:del>
-      <w:del w:id="375" w:author="治輝 齋藤" w:date="2026-04-13T14:05:00Z" w16du:dateUtc="2026-04-13T05:05:00Z">
+      <w:del w:id="380" w:author="治輝 齋藤" w:date="2026-04-13T14:05:00Z" w16du:dateUtc="2026-04-13T05:05:00Z">
         <w:r>
           <w:delText>18</w:delText>
         </w:r>
       </w:del>
-      <w:del w:id="376" w:author="治輝 齋藤" w:date="2026-04-14T12:44:00Z" w16du:dateUtc="2026-04-14T03:44:00Z">
+      <w:del w:id="381" w:author="治輝 齋藤" w:date="2026-04-14T12:44:00Z" w16du:dateUtc="2026-04-14T03:44:00Z">
         <w:r>
           <w:delText>)</w:delText>
         </w:r>
       </w:del>
-      <w:del w:id="377" w:author="治輝 齋藤" w:date="2026-04-13T14:05:00Z" w16du:dateUtc="2026-04-13T05:05:00Z">
+      <w:del w:id="382" w:author="治輝 齋藤" w:date="2026-04-13T14:05:00Z" w16du:dateUtc="2026-04-13T05:05:00Z">
         <w:r>
           <w:delText>, 53)</w:delText>
         </w:r>
@@ -3199,7 +3284,7 @@
       <w:r>
         <w:t xml:space="preserve"> Prospective cohort studies in community-dwelling older adults have demonstrated that walking speeds below 0.8 m/s or 0.69 m/s significantly elevate hip fracture incidence.</w:t>
       </w:r>
-      <w:ins w:id="378" w:author="治輝 齋藤" w:date="2026-04-14T12:44:00Z" w16du:dateUtc="2026-04-14T03:44:00Z">
+      <w:ins w:id="383" w:author="治輝 齋藤" w:date="2026-04-14T12:44:00Z" w16du:dateUtc="2026-04-14T03:44:00Z">
         <w:r>
           <w:t xml:space="preserve"> </w:t>
         </w:r>
@@ -3210,17 +3295,17 @@
           <w:t>[16]</w:t>
         </w:r>
       </w:ins>
-      <w:del w:id="379" w:author="治輝 齋藤" w:date="2026-04-13T14:05:00Z" w16du:dateUtc="2026-04-13T05:05:00Z">
+      <w:del w:id="384" w:author="治輝 齋藤" w:date="2026-04-13T14:05:00Z" w16du:dateUtc="2026-04-13T05:05:00Z">
         <w:r>
           <w:delText>17</w:delText>
         </w:r>
       </w:del>
-      <w:del w:id="380" w:author="治輝 齋藤" w:date="2026-04-14T12:44:00Z" w16du:dateUtc="2026-04-14T03:44:00Z">
+      <w:del w:id="385" w:author="治輝 齋藤" w:date="2026-04-14T12:44:00Z" w16du:dateUtc="2026-04-14T03:44:00Z">
         <w:r>
           <w:delText>)</w:delText>
         </w:r>
       </w:del>
-      <w:del w:id="381" w:author="治輝 齋藤" w:date="2026-04-13T14:05:00Z" w16du:dateUtc="2026-04-13T05:05:00Z">
+      <w:del w:id="386" w:author="治輝 齋藤" w:date="2026-04-13T14:05:00Z" w16du:dateUtc="2026-04-13T05:05:00Z">
         <w:r>
           <w:delText>, 54)</w:delText>
         </w:r>
@@ -3228,12 +3313,12 @@
       <w:r>
         <w:t xml:space="preserve"> </w:t>
       </w:r>
-      <w:ins w:id="382" w:author="治輝 齋藤" w:date="2026-04-14T14:04:00Z" w16du:dateUtc="2026-04-14T05:04:00Z">
+      <w:ins w:id="387" w:author="治輝 齋藤" w:date="2026-04-14T14:04:00Z" w16du:dateUtc="2026-04-14T05:04:00Z">
         <w:r>
           <w:t>Walking</w:t>
         </w:r>
       </w:ins>
-      <w:del w:id="383" w:author="治輝 齋藤" w:date="2026-04-14T14:04:00Z" w16du:dateUtc="2026-04-14T05:04:00Z">
+      <w:del w:id="388" w:author="治輝 齋藤" w:date="2026-04-14T14:04:00Z" w16du:dateUtc="2026-04-14T05:04:00Z">
         <w:r>
           <w:delText>Moreover, walking</w:delText>
         </w:r>
@@ -3241,7 +3326,7 @@
       <w:r>
         <w:t xml:space="preserve"> speed measured in clinical settings (flat 10-meter walk tests) may not accurately reflect real-world walking ability on complex outdoor terrain.</w:t>
       </w:r>
-      <w:ins w:id="384" w:author="治輝 齋藤" w:date="2026-04-14T12:44:00Z" w16du:dateUtc="2026-04-14T03:44:00Z">
+      <w:ins w:id="389" w:author="治輝 齋藤" w:date="2026-04-14T12:44:00Z" w16du:dateUtc="2026-04-14T03:44:00Z">
         <w:r>
           <w:t xml:space="preserve"> </w:t>
         </w:r>
@@ -3252,17 +3337,17 @@
           <w:t>[18]</w:t>
         </w:r>
       </w:ins>
-      <w:del w:id="385" w:author="治輝 齋藤" w:date="2026-04-13T14:06:00Z" w16du:dateUtc="2026-04-13T05:06:00Z">
+      <w:del w:id="390" w:author="治輝 齋藤" w:date="2026-04-13T14:06:00Z" w16du:dateUtc="2026-04-13T05:06:00Z">
         <w:r>
           <w:delText>19</w:delText>
         </w:r>
       </w:del>
-      <w:del w:id="386" w:author="治輝 齋藤" w:date="2026-04-14T12:44:00Z" w16du:dateUtc="2026-04-14T03:44:00Z">
+      <w:del w:id="391" w:author="治輝 齋藤" w:date="2026-04-14T12:44:00Z" w16du:dateUtc="2026-04-14T03:44:00Z">
         <w:r>
           <w:delText>)</w:delText>
         </w:r>
       </w:del>
-      <w:del w:id="387" w:author="治輝 齋藤" w:date="2026-04-13T14:06:00Z" w16du:dateUtc="2026-04-13T05:06:00Z">
+      <w:del w:id="392" w:author="治輝 齋藤" w:date="2026-04-13T14:06:00Z" w16du:dateUtc="2026-04-13T05:06:00Z">
         <w:r>
           <w:delText>, 55)</w:delText>
         </w:r>
@@ -3272,15 +3357,19 @@
       <w:pPr>
         <w:pStyle w:val="a0"/>
       </w:pPr>
-      <w:ins w:id="388" w:author="治輝 齋藤" w:date="2026-04-14T14:04:00Z" w16du:dateUtc="2026-04-14T05:04:00Z">
+      <w:ins w:id="393" w:author="治輝 齋藤" w:date="2026-04-14T14:04:00Z" w16du:dateUtc="2026-04-14T05:04:00Z">
         <w:r>
           <w:t xml:space="preserve">In our ecological data, terrain slope was negatively correlated with prefecture-level fast walking rate (r = −0.264), consistent with residents of steeper prefectures reporting slower habitual walking on average. </w:t>
         </w:r>
       </w:ins>
       <w:r>
-        <w:t>When confronted with uneven or sloped terrain, older adults unconsciously adopt cautious gait strategies, reducing step length and cadence to enhance stability, which results in substantially slower walking speeds.</w:t>
-      </w:r>
-      <w:ins w:id="389" w:author="治輝 齋藤" w:date="2026-04-14T12:44:00Z" w16du:dateUtc="2026-04-14T03:44:00Z">
+        <w:t xml:space="preserve">When confronted with uneven or sloped </w:t>
+      </w:r>
+      <w:r>
+        <w:lastRenderedPageBreak/>
+        <w:t>terrain, older adults unconsciously adopt cautious gait strategies, reducing step length and cadence to enhance stability, which results in substantially slower walking speeds.</w:t>
+      </w:r>
+      <w:ins w:id="394" w:author="治輝 齋藤" w:date="2026-04-14T12:44:00Z" w16du:dateUtc="2026-04-14T03:44:00Z">
         <w:r>
           <w:t xml:space="preserve"> </w:t>
         </w:r>
@@ -3291,27 +3380,27 @@
           <w:t>[11, 18, 19]</w:t>
         </w:r>
       </w:ins>
-      <w:del w:id="390" w:author="治輝 齋藤" w:date="2026-04-14T12:44:00Z" w16du:dateUtc="2026-04-14T03:44:00Z">
+      <w:del w:id="395" w:author="治輝 齋藤" w:date="2026-04-14T12:44:00Z" w16du:dateUtc="2026-04-14T03:44:00Z">
         <w:r>
           <w:delText xml:space="preserve">11), </w:delText>
         </w:r>
       </w:del>
-      <w:del w:id="391" w:author="治輝 齋藤" w:date="2026-04-13T14:07:00Z" w16du:dateUtc="2026-04-13T05:07:00Z">
+      <w:del w:id="396" w:author="治輝 齋藤" w:date="2026-04-13T14:07:00Z" w16du:dateUtc="2026-04-13T05:07:00Z">
         <w:r>
           <w:delText>19</w:delText>
         </w:r>
       </w:del>
-      <w:del w:id="392" w:author="治輝 齋藤" w:date="2026-04-14T12:44:00Z" w16du:dateUtc="2026-04-14T03:44:00Z">
+      <w:del w:id="397" w:author="治輝 齋藤" w:date="2026-04-14T12:44:00Z" w16du:dateUtc="2026-04-14T03:44:00Z">
         <w:r>
           <w:delText xml:space="preserve">), </w:delText>
         </w:r>
       </w:del>
-      <w:del w:id="393" w:author="治輝 齋藤" w:date="2026-04-13T14:07:00Z" w16du:dateUtc="2026-04-13T05:07:00Z">
+      <w:del w:id="398" w:author="治輝 齋藤" w:date="2026-04-13T14:07:00Z" w16du:dateUtc="2026-04-13T05:07:00Z">
         <w:r>
           <w:delText>20</w:delText>
         </w:r>
       </w:del>
-      <w:del w:id="394" w:author="治輝 齋藤" w:date="2026-04-14T12:44:00Z" w16du:dateUtc="2026-04-14T03:44:00Z">
+      <w:del w:id="399" w:author="治輝 齋藤" w:date="2026-04-14T12:44:00Z" w16du:dateUtc="2026-04-14T03:44:00Z">
         <w:r>
           <w:delText>)</w:delText>
         </w:r>
@@ -3319,7 +3408,7 @@
       <w:r>
         <w:t xml:space="preserve"> Older adults residing in high-slope regions are exposed to such challenging terrain daily during shopping and outdoor activities, leading to chronic fear of falling, reduced outdoor activity, and progressive deconditioning (disuse muscle atrophy).</w:t>
       </w:r>
-      <w:ins w:id="395" w:author="治輝 齋藤" w:date="2026-04-14T12:44:00Z" w16du:dateUtc="2026-04-14T03:44:00Z">
+      <w:ins w:id="400" w:author="治輝 齋藤" w:date="2026-04-14T12:44:00Z" w16du:dateUtc="2026-04-14T03:44:00Z">
         <w:r>
           <w:t xml:space="preserve"> </w:t>
         </w:r>
@@ -3330,27 +3419,27 @@
           <w:t>[40, 41]</w:t>
         </w:r>
       </w:ins>
-      <w:del w:id="396" w:author="治輝 齋藤" w:date="2026-04-13T14:07:00Z" w16du:dateUtc="2026-04-13T05:07:00Z">
+      <w:del w:id="401" w:author="治輝 齋藤" w:date="2026-04-13T14:07:00Z" w16du:dateUtc="2026-04-13T05:07:00Z">
         <w:r>
           <w:delText>56</w:delText>
         </w:r>
       </w:del>
-      <w:del w:id="397" w:author="治輝 齋藤" w:date="2026-04-14T12:44:00Z" w16du:dateUtc="2026-04-14T03:44:00Z">
+      <w:del w:id="402" w:author="治輝 齋藤" w:date="2026-04-14T12:44:00Z" w16du:dateUtc="2026-04-14T03:44:00Z">
         <w:r>
           <w:delText xml:space="preserve">), </w:delText>
         </w:r>
       </w:del>
-      <w:del w:id="398" w:author="治輝 齋藤" w:date="2026-04-13T14:07:00Z" w16du:dateUtc="2026-04-13T05:07:00Z">
+      <w:del w:id="403" w:author="治輝 齋藤" w:date="2026-04-13T14:07:00Z" w16du:dateUtc="2026-04-13T05:07:00Z">
         <w:r>
           <w:delText>57</w:delText>
         </w:r>
       </w:del>
-      <w:del w:id="399" w:author="治輝 齋藤" w:date="2026-04-14T12:44:00Z" w16du:dateUtc="2026-04-14T03:44:00Z">
+      <w:del w:id="404" w:author="治輝 齋藤" w:date="2026-04-14T12:44:00Z" w16du:dateUtc="2026-04-14T03:44:00Z">
         <w:r>
           <w:delText>)</w:delText>
         </w:r>
       </w:del>
-      <w:del w:id="400" w:author="治輝 齋藤" w:date="2026-04-14T14:04:00Z" w16du:dateUtc="2026-04-14T05:04:00Z">
+      <w:del w:id="405" w:author="治輝 齋藤" w:date="2026-04-14T14:04:00Z" w16du:dateUtc="2026-04-14T05:04:00Z">
         <w:r>
           <w:delText xml:space="preserve"> The observed correlation between higher slope and lower fast walking rate (r = −0.264) in our data supports this chronic mediation pathway.</w:delText>
         </w:r>
@@ -3361,10 +3450,9 @@
         <w:pStyle w:val="a0"/>
       </w:pPr>
       <w:r>
-        <w:lastRenderedPageBreak/>
         <w:t xml:space="preserve">However, </w:t>
       </w:r>
-      <w:ins w:id="401" w:author="治輝 齋藤" w:date="2026-04-14T14:05:00Z" w16du:dateUtc="2026-04-14T05:05:00Z">
+      <w:ins w:id="406" w:author="治輝 齋藤" w:date="2026-04-14T14:05:00Z" w16du:dateUtc="2026-04-14T05:05:00Z">
         <w:r>
           <w:t xml:space="preserve">the multivariable OLS coefficient for fast walking rate was **positive** (β = 2.02 per 1 percentage-point increase in fast walking), which is difficult to interpret as a causal protective effect at prefecture resolution and is not the individual-level association described in cohort studies. Inference for this coefficient was sensitive to standard error choice (conventional </w:t>
         </w:r>
@@ -3389,7 +3477,7 @@
           <w:t xml:space="preserve"> = 0.022). Plausible drivers include ecological bias, aggregation of a 40–74-year screening metric to represent regions where hip fractures concentrate among the oldest-old, and confounding by unmeasured healthcare and reporting behaviors. We therefore did not treat walking speed as a statistically supported mediator of the slope–hip fracture association.</w:t>
         </w:r>
       </w:ins>
-      <w:del w:id="402" w:author="治輝 齋藤" w:date="2026-04-14T14:05:00Z" w16du:dateUtc="2026-04-14T05:05:00Z">
+      <w:del w:id="407" w:author="治輝 齋藤" w:date="2026-04-14T14:05:00Z" w16du:dateUtc="2026-04-14T05:05:00Z">
         <w:r>
           <w:delText>walking speed did not reach statistical significance in our multivariable model, and we did not observe a significant mediating role of walking speed in the slope–fracture association. This may reflect several limitations: (1) the NDB Specific Health Checkup captures self-reported habitual walking speed in adults aged 40–74 years, which may not accurately represent the functional capacity of the oldest-old (≥75 years) who are at highest fracture risk; (2) prefecture-level ecological analysis inherently lacks the granularity required to detect individual-level mediation pathways; and (3) non-differential measurement error in self-reported walking speed may bias estimates toward the null.</w:delText>
         </w:r>
@@ -3402,8 +3490,8 @@
       <w:pPr>
         <w:pStyle w:val="2"/>
       </w:pPr>
-      <w:bookmarkStart w:id="403" w:name="policy-implications"/>
-      <w:bookmarkEnd w:id="364"/>
+      <w:bookmarkStart w:id="408" w:name="policy-implications"/>
+      <w:bookmarkEnd w:id="369"/>
       <w:r>
         <w:t>6. Policy Implications</w:t>
       </w:r>
@@ -3415,7 +3503,7 @@
       <w:r>
         <w:t>Our findings have concrete policy implications in the context of Japan’s national health promotion strategies and the ongoing escalation of hip fracture healthcare costs. The NDB trends from 2012 to 2023 demonstrate that hip fracture incidence, which had plateaued temporarily, resumed an upward trajectory after 2021, likely reflecting COVID-19-related outdoor activity restrictions and accelerated frailty.</w:t>
       </w:r>
-      <w:ins w:id="404" w:author="治輝 齋藤" w:date="2026-04-14T12:44:00Z" w16du:dateUtc="2026-04-14T03:44:00Z">
+      <w:ins w:id="409" w:author="治輝 齋藤" w:date="2026-04-14T12:44:00Z" w16du:dateUtc="2026-04-14T03:44:00Z">
         <w:r>
           <w:t xml:space="preserve"> </w:t>
         </w:r>
@@ -3426,27 +3514,27 @@
           <w:t>[4, 42, 43]</w:t>
         </w:r>
       </w:ins>
-      <w:del w:id="405" w:author="治輝 齋藤" w:date="2026-04-14T12:44:00Z" w16du:dateUtc="2026-04-14T03:44:00Z">
+      <w:del w:id="410" w:author="治輝 齋藤" w:date="2026-04-14T12:44:00Z" w16du:dateUtc="2026-04-14T03:44:00Z">
         <w:r>
           <w:delText xml:space="preserve">4), </w:delText>
         </w:r>
       </w:del>
-      <w:del w:id="406" w:author="治輝 齋藤" w:date="2026-04-13T14:08:00Z" w16du:dateUtc="2026-04-13T05:08:00Z">
+      <w:del w:id="411" w:author="治輝 齋藤" w:date="2026-04-13T14:08:00Z" w16du:dateUtc="2026-04-13T05:08:00Z">
         <w:r>
           <w:delText>58</w:delText>
         </w:r>
       </w:del>
-      <w:del w:id="407" w:author="治輝 齋藤" w:date="2026-04-14T12:44:00Z" w16du:dateUtc="2026-04-14T03:44:00Z">
+      <w:del w:id="412" w:author="治輝 齋藤" w:date="2026-04-14T12:44:00Z" w16du:dateUtc="2026-04-14T03:44:00Z">
         <w:r>
           <w:delText xml:space="preserve">), </w:delText>
         </w:r>
       </w:del>
-      <w:del w:id="408" w:author="治輝 齋藤" w:date="2026-04-13T14:08:00Z" w16du:dateUtc="2026-04-13T05:08:00Z">
+      <w:del w:id="413" w:author="治輝 齋藤" w:date="2026-04-13T14:08:00Z" w16du:dateUtc="2026-04-13T05:08:00Z">
         <w:r>
           <w:delText>59</w:delText>
         </w:r>
       </w:del>
-      <w:del w:id="409" w:author="治輝 齋藤" w:date="2026-04-14T12:44:00Z" w16du:dateUtc="2026-04-14T03:44:00Z">
+      <w:del w:id="414" w:author="治輝 齋藤" w:date="2026-04-14T12:44:00Z" w16du:dateUtc="2026-04-14T03:44:00Z">
         <w:r>
           <w:delText>)</w:delText>
         </w:r>
@@ -3454,7 +3542,7 @@
       <w:r>
         <w:t xml:space="preserve"> Acute care costs for hip fracture treatment reached approximately 1,000 billion yen in 2021,</w:t>
       </w:r>
-      <w:ins w:id="410" w:author="治輝 齋藤" w:date="2026-04-14T12:45:00Z" w16du:dateUtc="2026-04-14T03:45:00Z">
+      <w:ins w:id="415" w:author="治輝 齋藤" w:date="2026-04-14T12:45:00Z" w16du:dateUtc="2026-04-14T03:45:00Z">
         <w:r>
           <w:t xml:space="preserve"> </w:t>
         </w:r>
@@ -3465,7 +3553,7 @@
           <w:t>[5]</w:t>
         </w:r>
       </w:ins>
-      <w:del w:id="411" w:author="治輝 齋藤" w:date="2026-04-14T12:45:00Z" w16du:dateUtc="2026-04-14T03:45:00Z">
+      <w:del w:id="416" w:author="治輝 齋藤" w:date="2026-04-14T12:45:00Z" w16du:dateUtc="2026-04-14T03:45:00Z">
         <w:r>
           <w:delText>5)</w:delText>
         </w:r>
@@ -3473,7 +3561,7 @@
       <w:r>
         <w:t xml:space="preserve"> prompting the Japanese government to introduce a new reimbursement incentive in April 2022 for early surgery within 48 hours for patients aged ≥75 years.</w:t>
       </w:r>
-      <w:ins w:id="412" w:author="治輝 齋藤" w:date="2026-04-14T12:45:00Z" w16du:dateUtc="2026-04-14T03:45:00Z">
+      <w:ins w:id="417" w:author="治輝 齋藤" w:date="2026-04-14T12:45:00Z" w16du:dateUtc="2026-04-14T03:45:00Z">
         <w:r>
           <w:t xml:space="preserve"> </w:t>
         </w:r>
@@ -3484,12 +3572,12 @@
           <w:t>[44]</w:t>
         </w:r>
       </w:ins>
-      <w:del w:id="413" w:author="治輝 齋藤" w:date="2026-04-13T14:08:00Z" w16du:dateUtc="2026-04-13T05:08:00Z">
+      <w:del w:id="418" w:author="治輝 齋藤" w:date="2026-04-13T14:08:00Z" w16du:dateUtc="2026-04-13T05:08:00Z">
         <w:r>
           <w:delText>60</w:delText>
         </w:r>
       </w:del>
-      <w:del w:id="414" w:author="治輝 齋藤" w:date="2026-04-14T12:45:00Z" w16du:dateUtc="2026-04-14T03:45:00Z">
+      <w:del w:id="419" w:author="治輝 齋藤" w:date="2026-04-14T12:45:00Z" w16du:dateUtc="2026-04-14T03:45:00Z">
         <w:r>
           <w:delText>)</w:delText>
         </w:r>
@@ -3500,9 +3588,10 @@
         <w:pStyle w:val="a0"/>
       </w:pPr>
       <w:r>
+        <w:lastRenderedPageBreak/>
         <w:t>First, prefectures with steeper terrain should be prioritized in national fall prevention programs. Japan’s Ministry of Health, Labour and Welfare has promoted the “Active Guide” (Plus-Ten campaign: “add 10 minutes of physical activity daily”) under the Health Japan 21 (second edition) framework.</w:t>
       </w:r>
-      <w:ins w:id="415" w:author="治輝 齋藤" w:date="2026-04-14T12:45:00Z" w16du:dateUtc="2026-04-14T03:45:00Z">
+      <w:ins w:id="420" w:author="治輝 齋藤" w:date="2026-04-14T12:45:00Z" w16du:dateUtc="2026-04-14T03:45:00Z">
         <w:r>
           <w:t xml:space="preserve"> </w:t>
         </w:r>
@@ -3513,27 +3602,27 @@
           <w:t>[45, 46]</w:t>
         </w:r>
       </w:ins>
-      <w:del w:id="416" w:author="治輝 齋藤" w:date="2026-04-13T14:09:00Z" w16du:dateUtc="2026-04-13T05:09:00Z">
+      <w:del w:id="421" w:author="治輝 齋藤" w:date="2026-04-13T14:09:00Z" w16du:dateUtc="2026-04-13T05:09:00Z">
         <w:r>
           <w:delText>61</w:delText>
         </w:r>
       </w:del>
-      <w:del w:id="417" w:author="治輝 齋藤" w:date="2026-04-14T12:45:00Z" w16du:dateUtc="2026-04-14T03:45:00Z">
+      <w:del w:id="422" w:author="治輝 齋藤" w:date="2026-04-14T12:45:00Z" w16du:dateUtc="2026-04-14T03:45:00Z">
         <w:r>
           <w:delText xml:space="preserve">), </w:delText>
         </w:r>
       </w:del>
-      <w:del w:id="418" w:author="治輝 齋藤" w:date="2026-04-13T14:09:00Z" w16du:dateUtc="2026-04-13T05:09:00Z">
+      <w:del w:id="423" w:author="治輝 齋藤" w:date="2026-04-13T14:09:00Z" w16du:dateUtc="2026-04-13T05:09:00Z">
         <w:r>
           <w:delText>62</w:delText>
         </w:r>
       </w:del>
-      <w:del w:id="419" w:author="治輝 齋藤" w:date="2026-04-14T12:45:00Z" w16du:dateUtc="2026-04-14T03:45:00Z">
+      <w:del w:id="424" w:author="治輝 齋藤" w:date="2026-04-14T12:45:00Z" w16du:dateUtc="2026-04-14T03:45:00Z">
         <w:r>
           <w:delText>)</w:delText>
         </w:r>
       </w:del>
-      <w:del w:id="420" w:author="治輝 齋藤" w:date="2026-04-13T14:09:00Z" w16du:dateUtc="2026-04-13T05:09:00Z">
+      <w:del w:id="425" w:author="治輝 齋藤" w:date="2026-04-13T14:09:00Z" w16du:dateUtc="2026-04-13T05:09:00Z">
         <w:r>
           <w:delText>, 63)</w:delText>
         </w:r>
@@ -3541,7 +3630,7 @@
       <w:r>
         <w:t xml:space="preserve"> However, research has shown that physical activity behavior is strongly dependent on neighborhood environmental features (sidewalk availability, safety, topography), not individual motivation alone.</w:t>
       </w:r>
-      <w:ins w:id="421" w:author="治輝 齋藤" w:date="2026-04-14T12:45:00Z" w16du:dateUtc="2026-04-14T03:45:00Z">
+      <w:ins w:id="426" w:author="治輝 齋藤" w:date="2026-04-14T12:45:00Z" w16du:dateUtc="2026-04-14T03:45:00Z">
         <w:r>
           <w:t xml:space="preserve"> </w:t>
         </w:r>
@@ -3552,29 +3641,25 @@
           <w:t>[45]</w:t>
         </w:r>
       </w:ins>
-      <w:del w:id="422" w:author="治輝 齋藤" w:date="2026-04-13T14:09:00Z" w16du:dateUtc="2026-04-13T05:09:00Z">
+      <w:del w:id="427" w:author="治輝 齋藤" w:date="2026-04-13T14:09:00Z" w16du:dateUtc="2026-04-13T05:09:00Z">
         <w:r>
           <w:delText>61</w:delText>
         </w:r>
       </w:del>
-      <w:del w:id="423" w:author="治輝 齋藤" w:date="2026-04-14T12:45:00Z" w16du:dateUtc="2026-04-14T03:45:00Z">
+      <w:del w:id="428" w:author="治輝 齋藤" w:date="2026-04-14T12:45:00Z" w16du:dateUtc="2026-04-14T03:45:00Z">
         <w:r>
           <w:delText>)</w:delText>
         </w:r>
       </w:del>
-      <w:del w:id="424" w:author="治輝 齋藤" w:date="2026-04-13T14:09:00Z" w16du:dateUtc="2026-04-13T05:09:00Z">
+      <w:del w:id="429" w:author="治輝 齋藤" w:date="2026-04-13T14:09:00Z" w16du:dateUtc="2026-04-13T05:09:00Z">
         <w:r>
           <w:delText>, 64)</w:delText>
         </w:r>
       </w:del>
       <w:r>
-        <w:t xml:space="preserve"> Recommending “10 additional minutes of outdoor walking” in mountainous prefectures with mean slopes exceeding 10 degrees (e.g., </w:t>
-      </w:r>
-      <w:r>
-        <w:lastRenderedPageBreak/>
-        <w:t>regions in Shikoku, Chugoku, inland Kyushu) may inadvertently increase lateral fall and hip fracture risk without concurrent environmental modifications. High-slope regions require environment-specific adaptations of the Active Guide, including balance and strength training programs, anti-slip footwear distribution, and handrail installation subsidies for outdoor pathways.</w:t>
-      </w:r>
-      <w:ins w:id="425" w:author="治輝 齋藤" w:date="2026-04-14T12:45:00Z" w16du:dateUtc="2026-04-14T03:45:00Z">
+        <w:t xml:space="preserve"> Recommending “10 additional minutes of outdoor walking” in mountainous prefectures with mean slopes exceeding 10 degrees (e.g., regions in Shikoku, Chugoku, inland Kyushu) may inadvertently increase lateral fall and hip fracture risk without concurrent environmental modifications. High-slope regions require environment-specific adaptations of the Active Guide, including balance and strength training programs, anti-slip footwear distribution, and handrail installation subsidies for outdoor pathways.</w:t>
+      </w:r>
+      <w:ins w:id="430" w:author="治輝 齋藤" w:date="2026-04-14T12:45:00Z" w16du:dateUtc="2026-04-14T03:45:00Z">
         <w:r>
           <w:t xml:space="preserve"> </w:t>
         </w:r>
@@ -3585,12 +3670,12 @@
           <w:t>[47]</w:t>
         </w:r>
       </w:ins>
-      <w:del w:id="426" w:author="治輝 齋藤" w:date="2026-04-13T14:09:00Z" w16du:dateUtc="2026-04-13T05:09:00Z">
+      <w:del w:id="431" w:author="治輝 齋藤" w:date="2026-04-13T14:09:00Z" w16du:dateUtc="2026-04-13T05:09:00Z">
         <w:r>
           <w:delText>65</w:delText>
         </w:r>
       </w:del>
-      <w:del w:id="427" w:author="治輝 齋藤" w:date="2026-04-14T12:45:00Z" w16du:dateUtc="2026-04-14T03:45:00Z">
+      <w:del w:id="432" w:author="治輝 齋藤" w:date="2026-04-14T12:45:00Z" w16du:dateUtc="2026-04-14T03:45:00Z">
         <w:r>
           <w:delText>)</w:delText>
         </w:r>
@@ -3608,8 +3693,8 @@
       <w:pPr>
         <w:pStyle w:val="2"/>
       </w:pPr>
-      <w:bookmarkStart w:id="428" w:name="strengths"/>
-      <w:bookmarkEnd w:id="403"/>
+      <w:bookmarkStart w:id="433" w:name="strengths"/>
+      <w:bookmarkEnd w:id="408"/>
       <w:r>
         <w:t>7. Strengths</w:t>
       </w:r>
@@ -3626,8 +3711,8 @@
       <w:pPr>
         <w:pStyle w:val="2"/>
       </w:pPr>
-      <w:bookmarkStart w:id="429" w:name="limitations"/>
-      <w:bookmarkEnd w:id="428"/>
+      <w:bookmarkStart w:id="434" w:name="limitations"/>
+      <w:bookmarkEnd w:id="433"/>
       <w:r>
         <w:t>8. Limitations</w:t>
       </w:r>
@@ -3639,7 +3724,7 @@
       <w:r>
         <w:t>Several limitations should be considered. First, as an ecological study, our findings are subject to the ecological fallacy: associations observed at the prefecture level may not reflect individual-level relationships.</w:t>
       </w:r>
-      <w:ins w:id="430" w:author="治輝 齋藤" w:date="2026-04-14T12:46:00Z" w16du:dateUtc="2026-04-14T03:46:00Z">
+      <w:ins w:id="435" w:author="治輝 齋藤" w:date="2026-04-14T12:46:00Z" w16du:dateUtc="2026-04-14T03:46:00Z">
         <w:r>
           <w:t xml:space="preserve"> </w:t>
         </w:r>
@@ -3650,18 +3735,22 @@
           <w:t>[48]</w:t>
         </w:r>
       </w:ins>
-      <w:del w:id="431" w:author="治輝 齋藤" w:date="2026-04-13T14:10:00Z" w16du:dateUtc="2026-04-13T05:10:00Z">
+      <w:del w:id="436" w:author="治輝 齋藤" w:date="2026-04-13T14:10:00Z" w16du:dateUtc="2026-04-13T05:10:00Z">
         <w:r>
           <w:delText>66</w:delText>
         </w:r>
       </w:del>
-      <w:del w:id="432" w:author="治輝 齋藤" w:date="2026-04-14T12:46:00Z" w16du:dateUtc="2026-04-14T03:46:00Z">
+      <w:del w:id="437" w:author="治輝 齋藤" w:date="2026-04-14T12:46:00Z" w16du:dateUtc="2026-04-14T03:46:00Z">
         <w:r>
           <w:delText>)</w:delText>
         </w:r>
       </w:del>
       <w:r>
-        <w:t xml:space="preserve"> We cannot establish whether individuals living in steeper terrain within a prefecture have higher fracture risk than those in flatter areas of the same prefecture. Individual-level studies with residential geocoding and objective measures of daily terrain exposure (e.g., GPS tracking, accelerometry) are necessary to confirm our prefecture-level findings.</w:t>
+        <w:t xml:space="preserve"> We cannot establish whether individuals living in steeper terrain within a prefecture have higher fracture risk than those in flatter areas of the same prefecture. Individual-level studies with residential </w:t>
+      </w:r>
+      <w:r>
+        <w:lastRenderedPageBreak/>
+        <w:t>geocoding and objective measures of daily terrain exposure (e.g., GPS tracking, accelerometry) are necessary to confirm our prefecture-level findings.</w:t>
       </w:r>
     </w:p>
     <w:p>
@@ -3669,18 +3758,14 @@
         <w:pStyle w:val="a0"/>
       </w:pPr>
       <w:r>
-        <w:t>Second, the cross-sectional design precludes causal inference. Although reverse causation is unlikely for a fixed environmental exposure such as terrain slope, residual confounding by unmeasured variables cannot be excluded. Third, important unmeasured confounders—including individual-level socioeconomic status, healthcare access (e.g., prefectural orthopedic surgeon density, distance to emergency hospitals), nutritional status (calcium and vitamin D intake), bone mineral density (BMD), and medication use (bisphosphonates, vitamin D supplementation)—</w:t>
-      </w:r>
-      <w:r>
-        <w:lastRenderedPageBreak/>
-        <w:t>may account for part of the observed association. Future studies incorporating NDB prescription data and BMD screening results at finer geographic resolution would strengthen causal inference.</w:t>
+        <w:t>Second, the cross-sectional design precludes causal inference. Although reverse causation is unlikely for a fixed environmental exposure such as terrain slope, residual confounding by unmeasured variables cannot be excluded. Third, important unmeasured confounders—including individual-level socioeconomic status, healthcare access (e.g., prefectural orthopedic surgeon density, distance to emergency hospitals), nutritional status (calcium and vitamin D intake), bone mineral density (BMD), and medication use (bisphosphonates, vitamin D supplementation)—may account for part of the observed association. Future studies incorporating NDB prescription data and BMD screening results at finer geographic resolution would strengthen causal inference.</w:t>
       </w:r>
     </w:p>
     <w:p>
       <w:pPr>
         <w:pStyle w:val="a0"/>
         <w:rPr>
-          <w:ins w:id="433" w:author="治輝 齋藤" w:date="2026-04-14T14:06:00Z" w16du:dateUtc="2026-04-14T05:06:00Z"/>
+          <w:ins w:id="438" w:author="治輝 齋藤" w:date="2026-04-14T14:06:00Z" w16du:dateUtc="2026-04-14T05:06:00Z"/>
         </w:rPr>
       </w:pPr>
       <w:r>
@@ -3691,11 +3776,11 @@
       <w:pPr>
         <w:pStyle w:val="a0"/>
         <w:rPr>
-          <w:ins w:id="434" w:author="治輝 齋藤" w:date="2026-04-14T14:24:00Z" w16du:dateUtc="2026-04-14T05:24:00Z"/>
-        </w:rPr>
-      </w:pPr>
-      <w:commentRangeStart w:id="435"/>
-      <w:ins w:id="436" w:author="治輝 齋藤" w:date="2026-04-14T14:06:00Z" w16du:dateUtc="2026-04-14T05:06:00Z">
+          <w:ins w:id="439" w:author="治輝 齋藤" w:date="2026-04-14T14:24:00Z" w16du:dateUtc="2026-04-14T05:24:00Z"/>
+        </w:rPr>
+      </w:pPr>
+      <w:commentRangeStart w:id="440"/>
+      <w:ins w:id="441" w:author="治輝 齋藤" w:date="2026-04-14T14:06:00Z" w16du:dateUtc="2026-04-14T05:06:00Z">
         <w:r>
           <w:t xml:space="preserve">Sixth, with only 47 prefectures, regression inference can be sensitive to heteroskedasticity and leverage from skewed covariates (especially population density). Our sensitivity analyses (HC3 robust standard errors and nonparametric bootstrap resampling of prefectures) indicated that the conventional </w:t>
         </w:r>
@@ -3710,13 +3795,13 @@
           <w:t xml:space="preserve"> = 0.043 result for the primary slope coefficient in Model 2 was borderline and compatible with no association under alternative variance assumptions.</w:t>
         </w:r>
       </w:ins>
-      <w:commentRangeEnd w:id="435"/>
-      <w:ins w:id="437" w:author="治輝 齋藤" w:date="2026-04-14T14:25:00Z" w16du:dateUtc="2026-04-14T05:25:00Z">
+      <w:commentRangeEnd w:id="440"/>
+      <w:ins w:id="442" w:author="治輝 齋藤" w:date="2026-04-14T14:25:00Z" w16du:dateUtc="2026-04-14T05:25:00Z">
         <w:r>
           <w:rPr>
             <w:rStyle w:val="af2"/>
           </w:rPr>
-          <w:commentReference w:id="435"/>
+          <w:commentReference w:id="440"/>
         </w:r>
       </w:ins>
     </w:p>
@@ -3724,19 +3809,19 @@
       <w:pPr>
         <w:pStyle w:val="a0"/>
       </w:pPr>
-      <w:commentRangeStart w:id="438"/>
-      <w:ins w:id="439" w:author="治輝 齋藤" w:date="2026-04-14T14:24:00Z" w16du:dateUtc="2026-04-14T05:24:00Z">
+      <w:commentRangeStart w:id="443"/>
+      <w:ins w:id="444" w:author="治輝 齋藤" w:date="2026-04-14T14:24:00Z" w16du:dateUtc="2026-04-14T05:24:00Z">
         <w:r>
           <w:t>Seventh, sex- and gender-stratified outcome tables were not available in the prefecture-level NDB Open Data extracts used here; findings therefore describe aggregate populations and should be interpreted with this limitation in mind.</w:t>
         </w:r>
       </w:ins>
-      <w:commentRangeEnd w:id="438"/>
-      <w:ins w:id="440" w:author="治輝 齋藤" w:date="2026-04-14T14:25:00Z" w16du:dateUtc="2026-04-14T05:25:00Z">
+      <w:commentRangeEnd w:id="443"/>
+      <w:ins w:id="445" w:author="治輝 齋藤" w:date="2026-04-14T14:25:00Z" w16du:dateUtc="2026-04-14T05:25:00Z">
         <w:r>
           <w:rPr>
             <w:rStyle w:val="af2"/>
           </w:rPr>
-          <w:commentReference w:id="438"/>
+          <w:commentReference w:id="443"/>
         </w:r>
       </w:ins>
     </w:p>
@@ -3751,43 +3836,43 @@
       <w:pPr>
         <w:pStyle w:val="1"/>
       </w:pPr>
-      <w:bookmarkStart w:id="441" w:name="conclusions-1"/>
-      <w:bookmarkEnd w:id="244"/>
-      <w:bookmarkEnd w:id="429"/>
-      <w:commentRangeStart w:id="442"/>
-      <w:commentRangeStart w:id="443"/>
+      <w:bookmarkStart w:id="446" w:name="conclusions-1"/>
+      <w:bookmarkEnd w:id="250"/>
+      <w:bookmarkEnd w:id="434"/>
+      <w:commentRangeStart w:id="447"/>
+      <w:commentRangeStart w:id="448"/>
       <w:r>
         <w:t>Conclusions</w:t>
       </w:r>
-      <w:commentRangeEnd w:id="442"/>
+      <w:commentRangeEnd w:id="447"/>
       <w:r>
         <w:rPr>
           <w:rStyle w:val="af2"/>
           <w:rFonts w:asciiTheme="minorHAnsi" w:eastAsiaTheme="minorEastAsia" w:hAnsiTheme="minorHAnsi" w:cstheme="minorBidi"/>
           <w:color w:val="auto"/>
         </w:rPr>
-        <w:commentReference w:id="442"/>
-      </w:r>
-      <w:commentRangeEnd w:id="443"/>
+        <w:commentReference w:id="447"/>
+      </w:r>
+      <w:commentRangeEnd w:id="448"/>
       <w:r>
         <w:rPr>
           <w:rStyle w:val="af2"/>
           <w:rFonts w:asciiTheme="minorHAnsi" w:eastAsiaTheme="minorEastAsia" w:hAnsiTheme="minorHAnsi" w:cstheme="minorBidi"/>
           <w:color w:val="auto"/>
         </w:rPr>
-        <w:commentReference w:id="443"/>
+        <w:commentReference w:id="448"/>
       </w:r>
     </w:p>
     <w:p>
       <w:pPr>
         <w:pStyle w:val="FirstParagraph"/>
       </w:pPr>
-      <w:ins w:id="444" w:author="治輝 齋藤" w:date="2026-04-14T14:07:00Z" w16du:dateUtc="2026-04-14T05:07:00Z">
+      <w:ins w:id="449" w:author="治輝 齋藤" w:date="2026-04-14T14:07:00Z" w16du:dateUtc="2026-04-14T05:07:00Z">
         <w:r>
           <w:t>Under primary ordinary least squares estimation, prefectural terrain</w:t>
         </w:r>
       </w:ins>
-      <w:del w:id="445" w:author="治輝 齋藤" w:date="2026-04-14T14:07:00Z" w16du:dateUtc="2026-04-14T05:07:00Z">
+      <w:del w:id="450" w:author="治輝 齋藤" w:date="2026-04-14T14:07:00Z" w16du:dateUtc="2026-04-14T05:07:00Z">
         <w:r>
           <w:delText>Terrain</w:delText>
         </w:r>
@@ -3795,12 +3880,12 @@
       <w:r>
         <w:t xml:space="preserve"> slope </w:t>
       </w:r>
-      <w:ins w:id="446" w:author="治輝 齋藤" w:date="2026-04-14T14:07:00Z" w16du:dateUtc="2026-04-14T05:07:00Z">
+      <w:ins w:id="451" w:author="治輝 齋藤" w:date="2026-04-14T14:07:00Z" w16du:dateUtc="2026-04-14T05:07:00Z">
         <w:r>
           <w:t>remained positively</w:t>
         </w:r>
       </w:ins>
-      <w:del w:id="447" w:author="治輝 齋藤" w:date="2026-04-14T14:07:00Z" w16du:dateUtc="2026-04-14T05:07:00Z">
+      <w:del w:id="452" w:author="治輝 齋藤" w:date="2026-04-14T14:07:00Z" w16du:dateUtc="2026-04-14T05:07:00Z">
         <w:r>
           <w:delText>was independently</w:delText>
         </w:r>
@@ -3808,20 +3893,21 @@
       <w:r>
         <w:t xml:space="preserve"> associated with hip fracture surgery rates </w:t>
       </w:r>
-      <w:del w:id="448" w:author="治輝 齋藤" w:date="2026-04-14T14:07:00Z" w16du:dateUtc="2026-04-14T05:07:00Z">
-        <w:r>
+      <w:del w:id="453" w:author="治輝 齋藤" w:date="2026-04-14T14:07:00Z" w16du:dateUtc="2026-04-14T05:07:00Z">
+        <w:r>
+          <w:lastRenderedPageBreak/>
           <w:delText xml:space="preserve">across Japanese prefectures </w:delText>
         </w:r>
       </w:del>
       <w:r>
         <w:t>after adjustment for aging rate, walking speed, and population density</w:t>
       </w:r>
-      <w:ins w:id="449" w:author="治輝 齋藤" w:date="2026-04-14T14:08:00Z" w16du:dateUtc="2026-04-14T05:08:00Z">
+      <w:ins w:id="454" w:author="治輝 齋藤" w:date="2026-04-14T14:08:00Z" w16du:dateUtc="2026-04-14T05:08:00Z">
         <w:r>
           <w:t xml:space="preserve"> (β ≈ 3.5 additional surgeries per 100,000 per</w:t>
         </w:r>
       </w:ins>
-      <w:del w:id="450" w:author="治輝 齋藤" w:date="2026-04-14T14:08:00Z" w16du:dateUtc="2026-04-14T05:08:00Z">
+      <w:del w:id="455" w:author="治輝 齋藤" w:date="2026-04-14T14:08:00Z" w16du:dateUtc="2026-04-14T05:08:00Z">
         <w:r>
           <w:delText>. Each</w:delText>
         </w:r>
@@ -3829,17 +3915,17 @@
       <w:r>
         <w:t xml:space="preserve"> one-degree increase</w:t>
       </w:r>
-      <w:del w:id="451" w:author="治輝 齋藤" w:date="2026-04-14T14:09:00Z" w16du:dateUtc="2026-04-14T05:09:00Z">
+      <w:del w:id="456" w:author="治輝 齋藤" w:date="2026-04-14T14:09:00Z" w16du:dateUtc="2026-04-14T05:09:00Z">
         <w:r>
           <w:delText xml:space="preserve"> </w:delText>
         </w:r>
       </w:del>
-      <w:ins w:id="452" w:author="治輝 齋藤" w:date="2026-04-14T14:08:00Z" w16du:dateUtc="2026-04-14T05:08:00Z">
+      <w:ins w:id="457" w:author="治輝 齋藤" w:date="2026-04-14T14:08:00Z" w16du:dateUtc="2026-04-14T05:08:00Z">
         <w:r>
           <w:t>; conventional *p* = 0.043), whereas heteroskedasticity-robust and bootstrap uncertainty quantification yielded borderline support compatible with no association at α = 0.05</w:t>
         </w:r>
       </w:ins>
-      <w:ins w:id="453" w:author="治輝 齋藤" w:date="2026-04-14T14:09:00Z" w16du:dateUtc="2026-04-14T05:09:00Z">
+      <w:ins w:id="458" w:author="治輝 齋藤" w:date="2026-04-14T14:09:00Z" w16du:dateUtc="2026-04-14T05:09:00Z">
         <w:r>
           <w:rPr>
             <w:rFonts w:hint="eastAsia"/>
@@ -3848,12 +3934,12 @@
           <w:t>.</w:t>
         </w:r>
       </w:ins>
-      <w:del w:id="454" w:author="治輝 齋藤" w:date="2026-04-14T14:08:00Z" w16du:dateUtc="2026-04-14T05:08:00Z">
+      <w:del w:id="459" w:author="治輝 齋藤" w:date="2026-04-14T14:08:00Z" w16du:dateUtc="2026-04-14T05:08:00Z">
         <w:r>
           <w:delText>in terrain slope was associated with approximately 3.5 additional hip fracture surgeries per 100,000 population</w:delText>
         </w:r>
       </w:del>
-      <w:del w:id="455" w:author="治輝 齋藤" w:date="2026-04-14T14:09:00Z" w16du:dateUtc="2026-04-14T05:09:00Z">
+      <w:del w:id="460" w:author="治輝 齋藤" w:date="2026-04-14T14:09:00Z" w16du:dateUtc="2026-04-14T05:09:00Z">
         <w:r>
           <w:delText>.</w:delText>
         </w:r>
@@ -3861,12 +3947,12 @@
       <w:r>
         <w:t xml:space="preserve"> The </w:t>
       </w:r>
-      <w:ins w:id="456" w:author="治輝 齋藤" w:date="2026-04-14T14:09:00Z" w16du:dateUtc="2026-04-14T05:09:00Z">
+      <w:ins w:id="461" w:author="治輝 齋藤" w:date="2026-04-14T14:09:00Z" w16du:dateUtc="2026-04-14T05:09:00Z">
         <w:r>
           <w:t>adjusted signal</w:t>
         </w:r>
       </w:ins>
-      <w:del w:id="457" w:author="治輝 齋藤" w:date="2026-04-14T14:09:00Z" w16du:dateUtc="2026-04-14T05:09:00Z">
+      <w:del w:id="462" w:author="治輝 齋藤" w:date="2026-04-14T14:09:00Z" w16du:dateUtc="2026-04-14T05:09:00Z">
         <w:r>
           <w:delText>association</w:delText>
         </w:r>
@@ -3874,7 +3960,7 @@
       <w:r>
         <w:t xml:space="preserve"> was specific to hip fractures, with no significant relationship observed for humerus or forearm fractures, consistent with </w:t>
       </w:r>
-      <w:del w:id="458" w:author="治輝 齋藤" w:date="2026-04-14T14:09:00Z" w16du:dateUtc="2026-04-14T05:09:00Z">
+      <w:del w:id="463" w:author="治輝 齋藤" w:date="2026-04-14T14:09:00Z" w16du:dateUtc="2026-04-14T05:09:00Z">
         <w:r>
           <w:delText xml:space="preserve">the </w:delText>
         </w:r>
@@ -3882,12 +3968,12 @@
       <w:r>
         <w:t xml:space="preserve">biomechanical </w:t>
       </w:r>
-      <w:ins w:id="459" w:author="治輝 齋藤" w:date="2026-04-14T14:10:00Z" w16du:dateUtc="2026-04-14T05:10:00Z">
+      <w:ins w:id="464" w:author="治輝 齋藤" w:date="2026-04-14T14:10:00Z" w16du:dateUtc="2026-04-14T05:10:00Z">
         <w:r>
           <w:t>hypotheses emphasizing</w:t>
         </w:r>
       </w:ins>
-      <w:del w:id="460" w:author="治輝 齋藤" w:date="2026-04-14T14:10:00Z" w16du:dateUtc="2026-04-14T05:10:00Z">
+      <w:del w:id="465" w:author="治輝 齋藤" w:date="2026-04-14T14:10:00Z" w16du:dateUtc="2026-04-14T05:10:00Z">
         <w:r>
           <w:delText>literature demonstrating that</w:delText>
         </w:r>
@@ -3895,29 +3981,25 @@
       <w:r>
         <w:t xml:space="preserve"> lateral falls </w:t>
       </w:r>
-      <w:ins w:id="461" w:author="治輝 齋藤" w:date="2026-04-14T14:10:00Z" w16du:dateUtc="2026-04-14T05:10:00Z">
+      <w:ins w:id="466" w:author="治輝 齋藤" w:date="2026-04-14T14:10:00Z" w16du:dateUtc="2026-04-14T05:10:00Z">
         <w:r>
           <w:t>and trochanteric</w:t>
         </w:r>
       </w:ins>
-      <w:del w:id="462" w:author="治輝 齋藤" w:date="2026-04-14T14:10:00Z" w16du:dateUtc="2026-04-14T05:10:00Z">
-        <w:r>
-          <w:delText xml:space="preserve">on </w:delText>
-        </w:r>
-        <w:r>
-          <w:lastRenderedPageBreak/>
-          <w:delText>inclined terrain specifically increase impact</w:delText>
+      <w:del w:id="467" w:author="治輝 齋藤" w:date="2026-04-14T14:10:00Z" w16du:dateUtc="2026-04-14T05:10:00Z">
+        <w:r>
+          <w:delText>on inclined terrain specifically increase impact</w:delText>
         </w:r>
       </w:del>
       <w:r>
         <w:t xml:space="preserve"> loading </w:t>
       </w:r>
-      <w:ins w:id="463" w:author="治輝 齋藤" w:date="2026-04-14T14:10:00Z" w16du:dateUtc="2026-04-14T05:10:00Z">
+      <w:ins w:id="468" w:author="治輝 齋藤" w:date="2026-04-14T14:10:00Z" w16du:dateUtc="2026-04-14T05:10:00Z">
         <w:r>
           <w:t>on sloped terrain</w:t>
         </w:r>
       </w:ins>
-      <w:del w:id="464" w:author="治輝 齋藤" w:date="2026-04-14T14:10:00Z" w16du:dateUtc="2026-04-14T05:10:00Z">
+      <w:del w:id="469" w:author="治輝 齋藤" w:date="2026-04-14T14:10:00Z" w16du:dateUtc="2026-04-14T05:10:00Z">
         <w:r>
           <w:delText>to the greater trochanter</w:delText>
         </w:r>
@@ -3930,42 +4012,42 @@
       <w:pPr>
         <w:pStyle w:val="a0"/>
         <w:rPr>
-          <w:del w:id="465" w:author="治輝 齋藤" w:date="2026-04-13T14:10:00Z" w16du:dateUtc="2026-04-13T05:10:00Z"/>
+          <w:del w:id="470" w:author="治輝 齋藤" w:date="2026-04-13T14:10:00Z" w16du:dateUtc="2026-04-13T05:10:00Z"/>
           <w:strike/>
-          <w:rPrChange w:id="466" w:author="哲也 大平" w:date="2026-04-12T22:38:00Z" w16du:dateUtc="2026-04-12T13:38:00Z">
+          <w:rPrChange w:id="471" w:author="哲也 大平" w:date="2026-04-12T22:38:00Z" w16du:dateUtc="2026-04-12T13:38:00Z">
             <w:rPr>
-              <w:del w:id="467" w:author="治輝 齋藤" w:date="2026-04-13T14:10:00Z" w16du:dateUtc="2026-04-13T05:10:00Z"/>
+              <w:del w:id="472" w:author="治輝 齋藤" w:date="2026-04-13T14:10:00Z" w16du:dateUtc="2026-04-13T05:10:00Z"/>
             </w:rPr>
           </w:rPrChange>
         </w:rPr>
       </w:pPr>
-      <w:commentRangeStart w:id="468"/>
-      <w:commentRangeStart w:id="469"/>
-      <w:del w:id="470" w:author="治輝 齋藤" w:date="2026-04-13T14:10:00Z" w16du:dateUtc="2026-04-13T05:10:00Z">
+      <w:commentRangeStart w:id="473"/>
+      <w:commentRangeStart w:id="474"/>
+      <w:del w:id="475" w:author="治輝 齋藤" w:date="2026-04-13T14:10:00Z" w16du:dateUtc="2026-04-13T05:10:00Z">
         <w:r>
           <w:rPr>
             <w:strike/>
             <w:highlight w:val="yellow"/>
-            <w:rPrChange w:id="471" w:author="哲也 大平" w:date="2026-04-12T22:38:00Z" w16du:dateUtc="2026-04-12T13:38:00Z">
+            <w:rPrChange w:id="476" w:author="哲也 大平" w:date="2026-04-12T22:38:00Z" w16du:dateUtc="2026-04-12T13:38:00Z">
               <w:rPr/>
             </w:rPrChange>
           </w:rPr>
           <w:delText>Our findings align with international ecological evidence from Norway (NOREPOS) and China (CHARLS), establishing terrain slope as a globally relevant environmental risk factor for hip fracture. In the context of Japan’s accelerating rural aging and depopulation of mountainous areas (Kaso, Genkai-shuraku), these results highlight the double burden faced by older adults in high-slope prefectures: chronic exposure to biomechanically challenging terrain compounded by social isolation and healthcare infrastructure decline.</w:delText>
         </w:r>
-        <w:commentRangeEnd w:id="468"/>
+        <w:commentRangeEnd w:id="473"/>
         <w:r>
           <w:rPr>
             <w:rStyle w:val="af2"/>
           </w:rPr>
-          <w:commentReference w:id="468"/>
-        </w:r>
-      </w:del>
-      <w:commentRangeEnd w:id="469"/>
+          <w:commentReference w:id="473"/>
+        </w:r>
+      </w:del>
+      <w:commentRangeEnd w:id="474"/>
       <w:r>
         <w:rPr>
           <w:rStyle w:val="af2"/>
         </w:rPr>
-        <w:commentReference w:id="469"/>
+        <w:commentReference w:id="474"/>
       </w:r>
     </w:p>
     <w:p>
@@ -3973,45 +4055,45 @@
         <w:pStyle w:val="a0"/>
         <w:rPr>
           <w:strike/>
-          <w:rPrChange w:id="472" w:author="哲也 大平" w:date="2026-04-12T22:39:00Z" w16du:dateUtc="2026-04-12T13:39:00Z">
+          <w:rPrChange w:id="477" w:author="哲也 大平" w:date="2026-04-12T22:39:00Z" w16du:dateUtc="2026-04-12T13:39:00Z">
             <w:rPr/>
           </w:rPrChange>
         </w:rPr>
       </w:pPr>
-      <w:commentRangeStart w:id="473"/>
-      <w:commentRangeStart w:id="474"/>
-      <w:del w:id="475" w:author="治輝 齋藤" w:date="2026-04-13T14:10:00Z" w16du:dateUtc="2026-04-13T05:10:00Z">
+      <w:commentRangeStart w:id="478"/>
+      <w:commentRangeStart w:id="479"/>
+      <w:del w:id="480" w:author="治輝 齋藤" w:date="2026-04-13T14:10:00Z" w16du:dateUtc="2026-04-13T05:10:00Z">
         <w:r>
           <w:rPr>
             <w:strike/>
             <w:highlight w:val="yellow"/>
-            <w:rPrChange w:id="476" w:author="哲也 大平" w:date="2026-04-12T22:39:00Z" w16du:dateUtc="2026-04-12T13:39:00Z">
+            <w:rPrChange w:id="481" w:author="哲也 大平" w:date="2026-04-12T22:39:00Z" w16du:dateUtc="2026-04-12T13:39:00Z">
               <w:rPr/>
             </w:rPrChange>
           </w:rPr>
           <w:delText>These</w:delText>
         </w:r>
-        <w:commentRangeEnd w:id="473"/>
+        <w:commentRangeEnd w:id="478"/>
         <w:r>
           <w:rPr>
             <w:rStyle w:val="af2"/>
           </w:rPr>
-          <w:commentReference w:id="473"/>
-        </w:r>
-      </w:del>
-      <w:commentRangeEnd w:id="474"/>
+          <w:commentReference w:id="478"/>
+        </w:r>
+      </w:del>
+      <w:commentRangeEnd w:id="479"/>
       <w:r>
         <w:rPr>
           <w:rStyle w:val="af2"/>
         </w:rPr>
-        <w:commentReference w:id="474"/>
-      </w:r>
-      <w:del w:id="477" w:author="治輝 齋藤" w:date="2026-04-13T14:10:00Z" w16du:dateUtc="2026-04-13T05:10:00Z">
+        <w:commentReference w:id="479"/>
+      </w:r>
+      <w:del w:id="482" w:author="治輝 齋藤" w:date="2026-04-13T14:10:00Z" w16du:dateUtc="2026-04-13T05:10:00Z">
         <w:r>
           <w:rPr>
             <w:strike/>
             <w:highlight w:val="yellow"/>
-            <w:rPrChange w:id="478" w:author="哲也 大平" w:date="2026-04-12T22:39:00Z" w16du:dateUtc="2026-04-12T13:39:00Z">
+            <w:rPrChange w:id="483" w:author="哲也 大平" w:date="2026-04-12T22:39:00Z" w16du:dateUtc="2026-04-12T13:39:00Z">
               <w:rPr/>
             </w:rPrChange>
           </w:rPr>
@@ -4030,12 +4112,12 @@
     <w:p>
       <w:pPr>
         <w:rPr>
-          <w:ins w:id="479" w:author="治輝 齋藤" w:date="2026-04-14T12:46:00Z" w16du:dateUtc="2026-04-14T03:46:00Z"/>
+          <w:ins w:id="484" w:author="治輝 齋藤" w:date="2026-04-14T12:46:00Z" w16du:dateUtc="2026-04-14T03:46:00Z"/>
         </w:rPr>
       </w:pPr>
       <w:r>
         <w:pict w14:anchorId="05BB88ED">
-          <v:rect id="_x0000_i1068" style="width:0;height:1.5pt" o:hralign="center" o:bullet="t" o:hrstd="t" o:hr="t"/>
+          <v:rect id="_x0000_i1033" style="width:0;height:1.5pt" o:hralign="center" o:bullet="t" o:hrstd="t" o:hr="t"/>
         </w:pict>
       </w:r>
     </w:p>
@@ -4046,15 +4128,15 @@
         <w:spacing w:before="360" w:after="80"/>
         <w:outlineLvl w:val="0"/>
         <w:rPr>
-          <w:ins w:id="480" w:author="治輝 齋藤" w:date="2026-04-14T12:46:00Z" w16du:dateUtc="2026-04-14T03:46:00Z"/>
+          <w:ins w:id="485" w:author="治輝 齋藤" w:date="2026-04-14T12:46:00Z" w16du:dateUtc="2026-04-14T03:46:00Z"/>
           <w:rFonts w:asciiTheme="majorHAnsi" w:eastAsiaTheme="majorEastAsia" w:hAnsiTheme="majorHAnsi" w:cstheme="majorBidi"/>
           <w:color w:val="0F4761" w:themeColor="accent1" w:themeShade="BF"/>
           <w:sz w:val="40"/>
           <w:szCs w:val="40"/>
         </w:rPr>
       </w:pPr>
-      <w:commentRangeStart w:id="481"/>
-      <w:ins w:id="482" w:author="治輝 齋藤" w:date="2026-04-14T12:46:00Z" w16du:dateUtc="2026-04-14T03:46:00Z">
+      <w:commentRangeStart w:id="486"/>
+      <w:ins w:id="487" w:author="治輝 齋藤" w:date="2026-04-14T12:46:00Z" w16du:dateUtc="2026-04-14T03:46:00Z">
         <w:r>
           <w:rPr>
             <w:rFonts w:asciiTheme="majorHAnsi" w:eastAsiaTheme="majorEastAsia" w:hAnsiTheme="majorHAnsi" w:cstheme="majorBidi"/>
@@ -4062,6 +4144,7 @@
             <w:sz w:val="40"/>
             <w:szCs w:val="40"/>
           </w:rPr>
+          <w:lastRenderedPageBreak/>
           <w:t>Data availability</w:t>
         </w:r>
       </w:ins>
@@ -4070,10 +4153,10 @@
       <w:pPr>
         <w:spacing w:before="180" w:after="180"/>
         <w:rPr>
-          <w:ins w:id="483" w:author="治輝 齋藤" w:date="2026-04-14T12:46:00Z" w16du:dateUtc="2026-04-14T03:46:00Z"/>
-        </w:rPr>
-      </w:pPr>
-      <w:ins w:id="484" w:author="治輝 齋藤" w:date="2026-04-14T14:26:00Z" w16du:dateUtc="2026-04-14T05:26:00Z">
+          <w:ins w:id="488" w:author="治輝 齋藤" w:date="2026-04-14T12:46:00Z" w16du:dateUtc="2026-04-14T03:46:00Z"/>
+        </w:rPr>
+      </w:pPr>
+      <w:ins w:id="489" w:author="治輝 齋藤" w:date="2026-04-14T14:26:00Z" w16du:dateUtc="2026-04-14T05:26:00Z">
         <w:r>
           <w:t xml:space="preserve">Aggregate data used in this study are publicly available from the Japanese National Database Open Data and official statistics cited in the Methods. Under Ministry of Health, </w:t>
         </w:r>
@@ -4102,30 +4185,29 @@
           <w:t xml:space="preserve"> taxonomy on the separate title page required for double-anonymized submission</w:t>
         </w:r>
       </w:ins>
-      <w:ins w:id="485" w:author="治輝 齋藤" w:date="2026-04-14T12:47:00Z" w16du:dateUtc="2026-04-14T03:47:00Z">
+      <w:ins w:id="490" w:author="治輝 齋藤" w:date="2026-04-14T12:47:00Z" w16du:dateUtc="2026-04-14T03:47:00Z">
         <w:r>
           <w:t>.</w:t>
         </w:r>
-        <w:commentRangeEnd w:id="481"/>
+        <w:commentRangeEnd w:id="486"/>
         <w:r>
           <w:rPr>
             <w:rStyle w:val="af2"/>
           </w:rPr>
-          <w:commentReference w:id="481"/>
+          <w:commentReference w:id="486"/>
         </w:r>
       </w:ins>
     </w:p>
     <w:p>
       <w:pPr>
         <w:rPr>
-          <w:ins w:id="486" w:author="治輝 齋藤" w:date="2026-04-14T12:46:00Z" w16du:dateUtc="2026-04-14T03:46:00Z"/>
-        </w:rPr>
-      </w:pPr>
-      <w:ins w:id="487" w:author="治輝 齋藤" w:date="2026-04-14T12:46:00Z" w16du:dateUtc="2026-04-14T03:46:00Z">
-        <w:r>
-          <w:lastRenderedPageBreak/>
+          <w:ins w:id="491" w:author="治輝 齋藤" w:date="2026-04-14T12:46:00Z" w16du:dateUtc="2026-04-14T03:46:00Z"/>
+        </w:rPr>
+      </w:pPr>
+      <w:ins w:id="492" w:author="治輝 齋藤" w:date="2026-04-14T12:46:00Z" w16du:dateUtc="2026-04-14T03:46:00Z">
+        <w:r>
           <w:pict w14:anchorId="0AA4F1B8">
-            <v:rect id="_x0000_i1069" style="width:0;height:1.5pt" o:hralign="center" o:hrstd="t" o:hr="t"/>
+            <v:rect id="_x0000_i1034" style="width:0;height:1.5pt" o:hralign="center" o:hrstd="t" o:hr="t"/>
           </w:pict>
         </w:r>
       </w:ins>
@@ -4137,15 +4219,15 @@
         <w:spacing w:before="360" w:after="80"/>
         <w:outlineLvl w:val="0"/>
         <w:rPr>
-          <w:ins w:id="488" w:author="治輝 齋藤" w:date="2026-04-14T15:54:00Z" w16du:dateUtc="2026-04-14T06:54:00Z"/>
+          <w:ins w:id="493" w:author="治輝 齋藤" w:date="2026-04-14T15:54:00Z" w16du:dateUtc="2026-04-14T06:54:00Z"/>
           <w:rFonts w:asciiTheme="majorHAnsi" w:eastAsiaTheme="majorEastAsia" w:hAnsiTheme="majorHAnsi" w:cstheme="majorBidi"/>
           <w:color w:val="0F4761" w:themeColor="accent1" w:themeShade="BF"/>
           <w:sz w:val="40"/>
           <w:szCs w:val="40"/>
         </w:rPr>
       </w:pPr>
-      <w:commentRangeStart w:id="489"/>
-      <w:ins w:id="490" w:author="治輝 齋藤" w:date="2026-04-14T15:55:00Z" w16du:dateUtc="2026-04-14T06:55:00Z">
+      <w:commentRangeStart w:id="494"/>
+      <w:ins w:id="495" w:author="治輝 齋藤" w:date="2026-04-14T15:55:00Z" w16du:dateUtc="2026-04-14T06:55:00Z">
         <w:r>
           <w:rPr>
             <w:rFonts w:asciiTheme="majorHAnsi" w:eastAsiaTheme="majorEastAsia" w:hAnsiTheme="majorHAnsi" w:cstheme="majorBidi"/>
@@ -4161,37 +4243,45 @@
       <w:pPr>
         <w:spacing w:before="180" w:after="180"/>
         <w:rPr>
-          <w:ins w:id="491" w:author="治輝 齋藤" w:date="2026-04-14T15:54:00Z" w16du:dateUtc="2026-04-14T06:54:00Z"/>
-        </w:rPr>
-      </w:pPr>
-      <w:ins w:id="492" w:author="治輝 齋藤" w:date="2026-04-14T16:04:00Z" w16du:dateUtc="2026-04-14T07:04:00Z">
-        <w:r>
-          <w:t>The authors used AI-assisted coding and writing tools to support manuscript preparation and analysis scripting. No individually identifiable data or protected raw NDB values were entered into external cloud AI services. The authors were solely responsible for the selection of statistical methods, interpretation of findings, conclusions, and final reference list, and verified all AI-assisted code and text. AI was not listed as an author</w:t>
+          <w:ins w:id="496" w:author="治輝 齋藤" w:date="2026-04-14T15:54:00Z" w16du:dateUtc="2026-04-14T06:54:00Z"/>
+        </w:rPr>
+      </w:pPr>
+      <w:ins w:id="497" w:author="治輝 齋藤" w:date="2026-04-14T20:15:00Z" w16du:dateUtc="2026-04-14T11:15:00Z">
+        <w:r>
+          <w:t>During the preparation and writing of this work, the authors used AI-assisted tools to support manuscript drafting and statistical analysis scripting. Cursor 2.0 (</w:t>
+        </w:r>
+        <w:proofErr w:type="spellStart"/>
+        <w:r>
+          <w:t>Anysphere</w:t>
+        </w:r>
+        <w:proofErr w:type="spellEnd"/>
+        <w:r>
+          <w:t>) and Google Antigravity (Google) were used for AI-assisted writing and Python code development. Large language models used through these platforms included Claude Sonnet 4.6 and Claude Opus 4.6 (Anthropic) and Gemini 3 Pro (Google). These tools were used only for text drafting and code generation; no generative AI or AI-assisted tools were used to create, alter, or otherwise process any figures, images, or artwork in this manuscript. The authors reviewed and edited all AI-assisted outputs and were responsible for the study design, selection of statistical methods, interpretation of findings, conclusions, and final reference list. The authors take full responsibility for the integrity and accuracy of the final content. AI was not listed as an author</w:t>
         </w:r>
       </w:ins>
-      <w:ins w:id="493" w:author="治輝 齋藤" w:date="2026-04-14T15:54:00Z" w16du:dateUtc="2026-04-14T06:54:00Z">
+      <w:ins w:id="498" w:author="治輝 齋藤" w:date="2026-04-14T15:54:00Z" w16du:dateUtc="2026-04-14T06:54:00Z">
         <w:r>
           <w:t>.</w:t>
         </w:r>
-        <w:commentRangeEnd w:id="489"/>
+        <w:commentRangeEnd w:id="494"/>
         <w:r>
           <w:rPr>
             <w:rStyle w:val="af2"/>
           </w:rPr>
-          <w:commentReference w:id="489"/>
+          <w:commentReference w:id="494"/>
         </w:r>
       </w:ins>
     </w:p>
     <w:p>
       <w:pPr>
         <w:rPr>
-          <w:ins w:id="494" w:author="治輝 齋藤" w:date="2026-04-14T15:54:00Z" w16du:dateUtc="2026-04-14T06:54:00Z"/>
-        </w:rPr>
-      </w:pPr>
-      <w:ins w:id="495" w:author="治輝 齋藤" w:date="2026-04-14T15:54:00Z" w16du:dateUtc="2026-04-14T06:54:00Z">
+          <w:ins w:id="499" w:author="治輝 齋藤" w:date="2026-04-14T15:54:00Z" w16du:dateUtc="2026-04-14T06:54:00Z"/>
+        </w:rPr>
+      </w:pPr>
+      <w:ins w:id="500" w:author="治輝 齋藤" w:date="2026-04-14T15:54:00Z" w16du:dateUtc="2026-04-14T06:54:00Z">
         <w:r>
           <w:pict w14:anchorId="27B74F69">
-            <v:rect id="_x0000_i1075" style="width:0;height:1.5pt" o:hralign="center" o:hrstd="t" o:hr="t"/>
+            <v:rect id="_x0000_i1035" style="width:0;height:1.5pt" o:hralign="center" o:hrstd="t" o:hr="t"/>
           </w:pict>
         </w:r>
       </w:ins>
@@ -4201,30 +4291,30 @@
       <w:pPr>
         <w:pStyle w:val="1"/>
       </w:pPr>
-      <w:bookmarkStart w:id="496" w:name="references"/>
-      <w:bookmarkEnd w:id="441"/>
-      <w:commentRangeStart w:id="497"/>
-      <w:commentRangeStart w:id="498"/>
+      <w:bookmarkStart w:id="501" w:name="references"/>
+      <w:bookmarkEnd w:id="446"/>
+      <w:commentRangeStart w:id="502"/>
+      <w:commentRangeStart w:id="503"/>
       <w:r>
         <w:t>References</w:t>
       </w:r>
-      <w:commentRangeEnd w:id="497"/>
+      <w:commentRangeEnd w:id="502"/>
       <w:r>
         <w:rPr>
           <w:rStyle w:val="af2"/>
           <w:rFonts w:asciiTheme="minorHAnsi" w:eastAsiaTheme="minorEastAsia" w:hAnsiTheme="minorHAnsi" w:cstheme="minorBidi"/>
           <w:color w:val="auto"/>
         </w:rPr>
-        <w:commentReference w:id="497"/>
-      </w:r>
-      <w:commentRangeEnd w:id="498"/>
+        <w:commentReference w:id="502"/>
+      </w:r>
+      <w:commentRangeEnd w:id="503"/>
       <w:r>
         <w:rPr>
           <w:rStyle w:val="af2"/>
           <w:rFonts w:asciiTheme="minorHAnsi" w:eastAsiaTheme="minorEastAsia" w:hAnsiTheme="minorHAnsi" w:cstheme="minorBidi"/>
           <w:color w:val="auto"/>
         </w:rPr>
-        <w:commentReference w:id="498"/>
+        <w:commentReference w:id="503"/>
       </w:r>
     </w:p>
     <w:p>
@@ -4249,6 +4339,7 @@
       </w:pPr>
       <w:proofErr w:type="spellStart"/>
       <w:r>
+        <w:lastRenderedPageBreak/>
         <w:t>Orimo</w:t>
       </w:r>
       <w:proofErr w:type="spellEnd"/>
@@ -4337,7 +4428,6 @@
         </w:numPr>
       </w:pPr>
       <w:r>
-        <w:lastRenderedPageBreak/>
         <w:t>Li W, Keegan TH, Sternfeld B, Sidney S, Quesenberry CP Jr, Kelsey JL. Outdoor falls among middle-aged and older adults: a neglected public health problem. Am J Public Health. 2006;96(7):1192-1200.</w:t>
       </w:r>
     </w:p>
@@ -4405,16 +4495,16 @@
           <w:numId w:val="3"/>
         </w:numPr>
         <w:rPr>
-          <w:del w:id="499" w:author="治輝 齋藤" w:date="2026-04-13T18:04:00Z" w16du:dateUtc="2026-04-13T09:04:00Z"/>
-        </w:rPr>
-      </w:pPr>
-      <w:commentRangeStart w:id="500"/>
-      <w:commentRangeStart w:id="501"/>
-      <w:del w:id="502" w:author="治輝 齋藤" w:date="2026-04-13T18:04:00Z" w16du:dateUtc="2026-04-13T09:04:00Z">
+          <w:del w:id="504" w:author="治輝 齋藤" w:date="2026-04-13T18:04:00Z" w16du:dateUtc="2026-04-13T09:04:00Z"/>
+        </w:rPr>
+      </w:pPr>
+      <w:commentRangeStart w:id="505"/>
+      <w:commentRangeStart w:id="506"/>
+      <w:del w:id="507" w:author="治輝 齋藤" w:date="2026-04-13T18:04:00Z" w16du:dateUtc="2026-04-13T09:04:00Z">
         <w:r>
           <w:rPr>
             <w:highlight w:val="yellow"/>
-            <w:rPrChange w:id="503" w:author="哲也 大平" w:date="2026-04-12T22:20:00Z" w16du:dateUtc="2026-04-12T13:20:00Z">
+            <w:rPrChange w:id="508" w:author="哲也 大平" w:date="2026-04-12T22:20:00Z" w16du:dateUtc="2026-04-12T13:20:00Z">
               <w:rPr/>
             </w:rPrChange>
           </w:rPr>
@@ -4423,22 +4513,22 @@
         <w:r>
           <w:delText xml:space="preserve"> </w:delText>
         </w:r>
-        <w:commentRangeEnd w:id="500"/>
+        <w:commentRangeEnd w:id="505"/>
         <w:r>
           <w:rPr>
             <w:rStyle w:val="af2"/>
           </w:rPr>
-          <w:commentReference w:id="500"/>
-        </w:r>
-      </w:del>
-      <w:commentRangeEnd w:id="501"/>
+          <w:commentReference w:id="505"/>
+        </w:r>
+      </w:del>
+      <w:commentRangeEnd w:id="506"/>
       <w:r>
         <w:rPr>
           <w:rStyle w:val="af2"/>
         </w:rPr>
-        <w:commentReference w:id="501"/>
-      </w:r>
-      <w:del w:id="504" w:author="治輝 齋藤" w:date="2026-04-13T18:04:00Z" w16du:dateUtc="2026-04-13T09:04:00Z">
+        <w:commentReference w:id="506"/>
+      </w:r>
+      <w:del w:id="509" w:author="治輝 齋藤" w:date="2026-04-13T18:04:00Z" w16du:dateUtc="2026-04-13T09:04:00Z">
         <w:r>
           <w:delText>Nakamura K, Oyama M, Saito T, Oshiki R. Characteristics of community-dwelling older people in mountainous regions: implications for fall prevention. J Epidemiol. 2010;20(4):299-306.</w:delText>
         </w:r>
@@ -4473,6 +4563,7 @@
         </w:numPr>
       </w:pPr>
       <w:r>
+        <w:lastRenderedPageBreak/>
         <w:t>Quach L, Galica AM, Jones RN, et al. The nonlinear relationship between gait speed and falls: the MOBILIZE Boston Study. J Am Geriatr Soc. 2011;59(6):1069-1073.</w:t>
       </w:r>
     </w:p>
@@ -4545,7 +4636,6 @@
         </w:numPr>
       </w:pPr>
       <w:r>
-        <w:lastRenderedPageBreak/>
         <w:t>Wang S, Zhang F, Guo Y, Chen C, Zhong Y, Hao D, Zhu S, Wu Y. Exposure to high altitude is associated with an elevated risk of hip fracture: a retrospective cohort study using data from the CHARLS. BMC Geriatr. 2025;25(1):884.</w:t>
       </w:r>
     </w:p>
@@ -4557,10 +4647,10 @@
           <w:numId w:val="3"/>
         </w:numPr>
         <w:rPr>
-          <w:del w:id="505" w:author="治輝 齋藤" w:date="2026-04-13T18:06:00Z" w16du:dateUtc="2026-04-13T09:06:00Z"/>
-        </w:rPr>
-      </w:pPr>
-      <w:del w:id="506" w:author="治輝 齋藤" w:date="2026-04-13T18:06:00Z" w16du:dateUtc="2026-04-13T09:06:00Z">
+          <w:del w:id="510" w:author="治輝 齋藤" w:date="2026-04-13T18:06:00Z" w16du:dateUtc="2026-04-13T09:06:00Z"/>
+        </w:rPr>
+      </w:pPr>
+      <w:del w:id="511" w:author="治輝 齋藤" w:date="2026-04-13T18:06:00Z" w16du:dateUtc="2026-04-13T09:06:00Z">
         <w:r>
           <w:delText>Guo Y, Zhang Y, Jiao TT. Application value of FRAX in high-altitude areas in China: a systematic review and meta-analysis. Front Endocrinol (Lausanne). 2026;17:1656377.</w:delText>
         </w:r>
@@ -4634,11 +4724,12 @@
           <w:numId w:val="3"/>
         </w:numPr>
         <w:rPr>
-          <w:del w:id="507" w:author="治輝 齋藤" w:date="2026-04-13T20:40:00Z" w16du:dateUtc="2026-04-13T11:40:00Z"/>
-        </w:rPr>
-      </w:pPr>
-      <w:del w:id="508" w:author="治輝 齋藤" w:date="2026-04-13T20:40:00Z" w16du:dateUtc="2026-04-13T11:40:00Z">
-        <w:r>
+          <w:del w:id="512" w:author="治輝 齋藤" w:date="2026-04-13T20:40:00Z" w16du:dateUtc="2026-04-13T11:40:00Z"/>
+        </w:rPr>
+      </w:pPr>
+      <w:del w:id="513" w:author="治輝 齋藤" w:date="2026-04-13T20:40:00Z" w16du:dateUtc="2026-04-13T11:40:00Z">
+        <w:r>
+          <w:lastRenderedPageBreak/>
           <w:delText>Galliker ES, Laing AC, Ferguson SJ, et al. The influence of fall direction and hip protector on fracture risk: FE model predictions driven by experimental data. Ann Biomed Eng. 2022;50(3):278-290.</w:delText>
         </w:r>
       </w:del>
@@ -4707,10 +4798,10 @@
           <w:numId w:val="3"/>
         </w:numPr>
         <w:rPr>
-          <w:del w:id="509" w:author="治輝 齋藤" w:date="2026-04-13T20:41:00Z" w16du:dateUtc="2026-04-13T11:41:00Z"/>
-        </w:rPr>
-      </w:pPr>
-      <w:del w:id="510" w:author="治輝 齋藤" w:date="2026-04-13T20:41:00Z" w16du:dateUtc="2026-04-13T11:41:00Z">
+          <w:del w:id="514" w:author="治輝 齋藤" w:date="2026-04-13T20:41:00Z" w16du:dateUtc="2026-04-13T11:41:00Z"/>
+        </w:rPr>
+      </w:pPr>
+      <w:del w:id="515" w:author="治輝 齋藤" w:date="2026-04-13T20:41:00Z" w16du:dateUtc="2026-04-13T11:41:00Z">
         <w:r>
           <w:delText>Burkhart TA. Biomechanics of the upper extremity in response to dynamic impact loading indicative of a forward fall. University of Windsor (Canada) ProQuest Dissertations &amp; Theses,  2012. NR77921.</w:delText>
         </w:r>
@@ -4745,7 +4836,6 @@
         </w:numPr>
       </w:pPr>
       <w:r>
-        <w:lastRenderedPageBreak/>
         <w:t>Court-Brown CM, Caesar B. Epidemiology of adult fractures: a review. Injury. 2006;37(8):691-697.</w:t>
       </w:r>
     </w:p>
@@ -4757,10 +4847,10 @@
           <w:numId w:val="3"/>
         </w:numPr>
         <w:rPr>
-          <w:del w:id="511" w:author="治輝 齋藤" w:date="2026-04-13T20:41:00Z" w16du:dateUtc="2026-04-13T11:41:00Z"/>
-        </w:rPr>
-      </w:pPr>
-      <w:del w:id="512" w:author="治輝 齋藤" w:date="2026-04-13T20:41:00Z" w16du:dateUtc="2026-04-13T11:41:00Z">
+          <w:del w:id="516" w:author="治輝 齋藤" w:date="2026-04-13T20:41:00Z" w16du:dateUtc="2026-04-13T11:41:00Z"/>
+        </w:rPr>
+      </w:pPr>
+      <w:del w:id="517" w:author="治輝 齋藤" w:date="2026-04-13T20:41:00Z" w16du:dateUtc="2026-04-13T11:41:00Z">
         <w:r>
           <w:delText>Østergaard HK, Budtz CR, Sumrein BO, Madsen MN, Brorson S, Launonen AP. Increased all-cause mortality following proximal humerus fractures in Danish adults: a register-based matched cohort study of 93,952 fracture cases and 469,760 controls. Osteoporos Int. 2025;36(11):2157-2165.</w:delText>
         </w:r>
@@ -4774,10 +4864,10 @@
           <w:numId w:val="3"/>
         </w:numPr>
         <w:rPr>
-          <w:del w:id="513" w:author="治輝 齋藤" w:date="2026-04-13T20:41:00Z" w16du:dateUtc="2026-04-13T11:41:00Z"/>
-        </w:rPr>
-      </w:pPr>
-      <w:del w:id="514" w:author="治輝 齋藤" w:date="2026-04-13T20:41:00Z" w16du:dateUtc="2026-04-13T11:41:00Z">
+          <w:del w:id="518" w:author="治輝 齋藤" w:date="2026-04-13T20:41:00Z" w16du:dateUtc="2026-04-13T11:41:00Z"/>
+        </w:rPr>
+      </w:pPr>
+      <w:del w:id="519" w:author="治輝 齋藤" w:date="2026-04-13T20:41:00Z" w16du:dateUtc="2026-04-13T11:41:00Z">
         <w:r>
           <w:delText>Forsén L, Søgaard AJ, Holvik K, et al. Geographic variations in hip fracture incidence in a high-risk country stretching into the Arctic: a NOREPOS study. Osteoporos Int. 2020;31(7):1323-1331.</w:delText>
         </w:r>
@@ -4791,10 +4881,10 @@
           <w:numId w:val="3"/>
         </w:numPr>
         <w:rPr>
-          <w:del w:id="515" w:author="治輝 齋藤" w:date="2026-04-13T20:41:00Z" w16du:dateUtc="2026-04-13T11:41:00Z"/>
-        </w:rPr>
-      </w:pPr>
-      <w:del w:id="516" w:author="治輝 齋藤" w:date="2026-04-13T20:41:00Z" w16du:dateUtc="2026-04-13T11:41:00Z">
+          <w:del w:id="520" w:author="治輝 齋藤" w:date="2026-04-13T20:41:00Z" w16du:dateUtc="2026-04-13T11:41:00Z"/>
+        </w:rPr>
+      </w:pPr>
+      <w:del w:id="521" w:author="治輝 齋藤" w:date="2026-04-13T20:41:00Z" w16du:dateUtc="2026-04-13T11:41:00Z">
         <w:r>
           <w:delText>Ahmed LA, Schirmer H, Bjørnerem Å, Emaus N, Jørgensen L, Størmer J, Joakimsen RM. The gender- and age-specific 10-year and lifetime absolute fracture risk in Tromsø, Norway. Eur J Epidemiol. 2009;24(8):441-448.</w:delText>
         </w:r>
@@ -4820,10 +4910,10 @@
           <w:numId w:val="3"/>
         </w:numPr>
         <w:rPr>
-          <w:del w:id="517" w:author="治輝 齋藤" w:date="2026-04-13T20:42:00Z" w16du:dateUtc="2026-04-13T11:42:00Z"/>
-        </w:rPr>
-      </w:pPr>
-      <w:del w:id="518" w:author="治輝 齋藤" w:date="2026-04-13T20:42:00Z" w16du:dateUtc="2026-04-13T11:42:00Z">
+          <w:del w:id="522" w:author="治輝 齋藤" w:date="2026-04-13T20:42:00Z" w16du:dateUtc="2026-04-13T11:42:00Z"/>
+        </w:rPr>
+      </w:pPr>
+      <w:del w:id="523" w:author="治輝 齋藤" w:date="2026-04-13T20:42:00Z" w16du:dateUtc="2026-04-13T11:42:00Z">
         <w:r>
           <w:delText>Morin SN, Lix LM, Leslie WD. The importance of previous fracture site on osteoporosis diagnosis and incident fractures in women. J Bone Miner Res. 2014;29(7):1675-1680.</w:delText>
         </w:r>
@@ -4838,6 +4928,7 @@
         </w:numPr>
       </w:pPr>
       <w:r>
+        <w:lastRenderedPageBreak/>
         <w:t>Blackwood J, Suzuki R, Karczewski H. Perceived neighborhood walkability is associated with recent falls in urban dwelling older adults. J Geriatr Phys Ther. 2022;45(1</w:t>
       </w:r>
       <w:proofErr w:type="gramStart"/>
@@ -4857,10 +4948,10 @@
           <w:numId w:val="3"/>
         </w:numPr>
         <w:rPr>
-          <w:del w:id="519" w:author="治輝 齋藤" w:date="2026-04-13T20:42:00Z" w16du:dateUtc="2026-04-13T11:42:00Z"/>
-        </w:rPr>
-      </w:pPr>
-      <w:del w:id="520" w:author="治輝 齋藤" w:date="2026-04-13T20:42:00Z" w16du:dateUtc="2026-04-13T11:42:00Z">
+          <w:del w:id="524" w:author="治輝 齋藤" w:date="2026-04-13T20:42:00Z" w16du:dateUtc="2026-04-13T11:42:00Z"/>
+        </w:rPr>
+      </w:pPr>
+      <w:del w:id="525" w:author="治輝 齋藤" w:date="2026-04-13T20:42:00Z" w16du:dateUtc="2026-04-13T11:42:00Z">
         <w:r>
           <w:delText>Lin J, Leung J, Yu B, Woo J, Kwok T, Lau KK. Association of green space with bone mineral density change and incident fracture in elderly Hong Kong Chinese. Environ Res. 2021;201:111547.</w:delText>
         </w:r>
@@ -4910,10 +5001,10 @@
           <w:numId w:val="3"/>
         </w:numPr>
         <w:rPr>
-          <w:del w:id="521" w:author="治輝 齋藤" w:date="2026-04-13T20:43:00Z" w16du:dateUtc="2026-04-13T11:43:00Z"/>
-        </w:rPr>
-      </w:pPr>
-      <w:del w:id="522" w:author="治輝 齋藤" w:date="2026-04-13T20:43:00Z" w16du:dateUtc="2026-04-13T11:43:00Z">
+          <w:del w:id="526" w:author="治輝 齋藤" w:date="2026-04-13T20:43:00Z" w16du:dateUtc="2026-04-13T11:43:00Z"/>
+        </w:rPr>
+      </w:pPr>
+      <w:del w:id="527" w:author="治輝 齋藤" w:date="2026-04-13T20:43:00Z" w16du:dateUtc="2026-04-13T11:43:00Z">
         <w:r>
           <w:delText>Kim DC. Depopulation, aging, and rural restructuring in Japan. Ager. 2021;33:107-123.</w:delText>
         </w:r>
@@ -4927,12 +5018,11 @@
           <w:numId w:val="3"/>
         </w:numPr>
         <w:rPr>
-          <w:del w:id="523" w:author="治輝 齋藤" w:date="2026-04-13T20:43:00Z" w16du:dateUtc="2026-04-13T11:43:00Z"/>
-        </w:rPr>
-      </w:pPr>
-      <w:del w:id="524" w:author="治輝 齋藤" w:date="2026-04-13T20:43:00Z" w16du:dateUtc="2026-04-13T11:43:00Z">
-        <w:r>
-          <w:lastRenderedPageBreak/>
+          <w:del w:id="528" w:author="治輝 齋藤" w:date="2026-04-13T20:43:00Z" w16du:dateUtc="2026-04-13T11:43:00Z"/>
+        </w:rPr>
+      </w:pPr>
+      <w:del w:id="529" w:author="治輝 齋藤" w:date="2026-04-13T20:43:00Z" w16du:dateUtc="2026-04-13T11:43:00Z">
+        <w:r>
           <w:delText>Okubo M, Mohammed A, Inoue M. Out-migrants and local institutions: case study of a depopulated mountain village in Japan. Asian Cult Hist. 2015;8(1):1.</w:delText>
         </w:r>
       </w:del>
@@ -4945,10 +5035,10 @@
           <w:numId w:val="3"/>
         </w:numPr>
         <w:rPr>
-          <w:del w:id="525" w:author="治輝 齋藤" w:date="2026-04-13T20:43:00Z" w16du:dateUtc="2026-04-13T11:43:00Z"/>
-        </w:rPr>
-      </w:pPr>
-      <w:del w:id="526" w:author="治輝 齋藤" w:date="2026-04-13T20:43:00Z" w16du:dateUtc="2026-04-13T11:43:00Z">
+          <w:del w:id="530" w:author="治輝 齋藤" w:date="2026-04-13T20:43:00Z" w16du:dateUtc="2026-04-13T11:43:00Z"/>
+        </w:rPr>
+      </w:pPr>
+      <w:del w:id="531" w:author="治輝 齋藤" w:date="2026-04-13T20:43:00Z" w16du:dateUtc="2026-04-13T11:43:00Z">
         <w:r>
           <w:delText>Wang W, Saito Y. Aging in place in a depopulated, mountainous area: the role of hometown-visiting family members in Shimogo, Japan. Sustainability. 2024;16(23):10547.</w:delText>
         </w:r>
@@ -4962,10 +5052,10 @@
           <w:numId w:val="3"/>
         </w:numPr>
         <w:rPr>
-          <w:del w:id="527" w:author="治輝 齋藤" w:date="2026-04-13T20:43:00Z" w16du:dateUtc="2026-04-13T11:43:00Z"/>
-        </w:rPr>
-      </w:pPr>
-      <w:del w:id="528" w:author="治輝 齋藤" w:date="2026-04-13T20:43:00Z" w16du:dateUtc="2026-04-13T11:43:00Z">
+          <w:del w:id="532" w:author="治輝 齋藤" w:date="2026-04-13T20:43:00Z" w16du:dateUtc="2026-04-13T11:43:00Z"/>
+        </w:rPr>
+      </w:pPr>
+      <w:del w:id="533" w:author="治輝 齋藤" w:date="2026-04-13T20:43:00Z" w16du:dateUtc="2026-04-13T11:43:00Z">
         <w:r>
           <w:delText>Matous P, Todo Y. Analyzing the coevolution of interorganizational networks and organizational performance: Automakers’ production networks in Japan. Appl Netw Sci. 2017;2(1):5.</w:delText>
         </w:r>
@@ -5011,10 +5101,10 @@
           <w:numId w:val="3"/>
         </w:numPr>
         <w:rPr>
-          <w:del w:id="529" w:author="治輝 齋藤" w:date="2026-04-13T20:43:00Z" w16du:dateUtc="2026-04-13T11:43:00Z"/>
-        </w:rPr>
-      </w:pPr>
-      <w:del w:id="530" w:author="治輝 齋藤" w:date="2026-04-13T20:43:00Z" w16du:dateUtc="2026-04-13T11:43:00Z">
+          <w:del w:id="534" w:author="治輝 齋藤" w:date="2026-04-13T20:43:00Z" w16du:dateUtc="2026-04-13T11:43:00Z"/>
+        </w:rPr>
+      </w:pPr>
+      <w:del w:id="535" w:author="治輝 齋藤" w:date="2026-04-13T20:43:00Z" w16du:dateUtc="2026-04-13T11:43:00Z">
         <w:r>
           <w:delText>Abellan van Kan G, Rolland Y, Andrieu S, et al. Gait speed at usual pace as a predictor of adverse outcomes in community-dwelling older people an International Academy on Nutrition and Aging (IANA) Task Force. J Nutr Health Aging. 2009;13(10):881-889.</w:delText>
         </w:r>
@@ -5028,11 +5118,12 @@
           <w:numId w:val="3"/>
         </w:numPr>
         <w:rPr>
-          <w:del w:id="531" w:author="治輝 齋藤" w:date="2026-04-13T20:43:00Z" w16du:dateUtc="2026-04-13T11:43:00Z"/>
-        </w:rPr>
-      </w:pPr>
-      <w:del w:id="532" w:author="治輝 齋藤" w:date="2026-04-13T20:43:00Z" w16du:dateUtc="2026-04-13T11:43:00Z">
-        <w:r>
+          <w:del w:id="536" w:author="治輝 齋藤" w:date="2026-04-13T20:43:00Z" w16du:dateUtc="2026-04-13T11:43:00Z"/>
+        </w:rPr>
+      </w:pPr>
+      <w:del w:id="537" w:author="治輝 齋藤" w:date="2026-04-13T20:43:00Z" w16du:dateUtc="2026-04-13T11:43:00Z">
+        <w:r>
+          <w:lastRenderedPageBreak/>
           <w:delText>Cawthon PM, Fox KM, Gandra SR, et al. Do muscle mass, muscle density, strength, and physical function similarly influence risk of hospitalization in older adults? J Am Geriatr Soc. 2009;57(8):1411-1419.</w:delText>
         </w:r>
       </w:del>
@@ -5045,10 +5136,10 @@
           <w:numId w:val="3"/>
         </w:numPr>
         <w:rPr>
-          <w:del w:id="533" w:author="治輝 齋藤" w:date="2026-04-13T20:43:00Z" w16du:dateUtc="2026-04-13T11:43:00Z"/>
-        </w:rPr>
-      </w:pPr>
-      <w:del w:id="534" w:author="治輝 齋藤" w:date="2026-04-13T20:43:00Z" w16du:dateUtc="2026-04-13T11:43:00Z">
+          <w:del w:id="538" w:author="治輝 齋藤" w:date="2026-04-13T20:43:00Z" w16du:dateUtc="2026-04-13T11:43:00Z"/>
+        </w:rPr>
+      </w:pPr>
+      <w:del w:id="539" w:author="治輝 齋藤" w:date="2026-04-13T20:43:00Z" w16du:dateUtc="2026-04-13T11:43:00Z">
         <w:r>
           <w:delText>Peel NM, Navanathan S, Hubbard RE. Gait speed as a predictor of outcomes in post-acute transitional care for older people. Geriatr Gerontol Int. 2014;14(4):906-910.</w:delText>
         </w:r>
@@ -5132,11 +5223,7 @@
         </w:numPr>
       </w:pPr>
       <w:r>
-        <w:t xml:space="preserve">Yamamoto N, Sawaguchi T, Matsushita T, et al. Fragility Fracture Network-Japan: the challenge of establishment of a national hip fracture </w:t>
-      </w:r>
-      <w:r>
-        <w:lastRenderedPageBreak/>
-        <w:t>database and successful achievement of nationwide health system change for hip fracture care in Japan. Injury. 2024;55(6):111452.</w:t>
+        <w:t>Yamamoto N, Sawaguchi T, Matsushita T, et al. Fragility Fracture Network-Japan: the challenge of establishment of a national hip fracture database and successful achievement of nationwide health system change for hip fracture care in Japan. Injury. 2024;55(6):111452.</w:t>
       </w:r>
     </w:p>
     <w:p>
@@ -5179,10 +5266,10 @@
           <w:numId w:val="3"/>
         </w:numPr>
         <w:rPr>
-          <w:del w:id="535" w:author="治輝 齋藤" w:date="2026-04-13T20:43:00Z" w16du:dateUtc="2026-04-13T11:43:00Z"/>
-        </w:rPr>
-      </w:pPr>
-      <w:del w:id="536" w:author="治輝 齋藤" w:date="2026-04-13T20:43:00Z" w16du:dateUtc="2026-04-13T11:43:00Z">
+          <w:del w:id="540" w:author="治輝 齋藤" w:date="2026-04-13T20:43:00Z" w16du:dateUtc="2026-04-13T11:43:00Z"/>
+        </w:rPr>
+      </w:pPr>
+      <w:del w:id="541" w:author="治輝 齋藤" w:date="2026-04-13T20:43:00Z" w16du:dateUtc="2026-04-13T11:43:00Z">
         <w:r>
           <w:delText>Ministry of Health, Labour and Welfare, Japan. Physical Activity Guide for Health Promotion 2023. Tokyo: MHLW; 2023.</w:delText>
         </w:r>
@@ -5196,10 +5283,10 @@
           <w:numId w:val="3"/>
         </w:numPr>
         <w:rPr>
-          <w:del w:id="537" w:author="治輝 齋藤" w:date="2026-04-13T20:43:00Z" w16du:dateUtc="2026-04-13T11:43:00Z"/>
-        </w:rPr>
-      </w:pPr>
-      <w:del w:id="538" w:author="治輝 齋藤" w:date="2026-04-13T20:43:00Z" w16du:dateUtc="2026-04-13T11:43:00Z">
+          <w:del w:id="542" w:author="治輝 齋藤" w:date="2026-04-13T20:43:00Z" w16du:dateUtc="2026-04-13T11:43:00Z"/>
+        </w:rPr>
+      </w:pPr>
+      <w:del w:id="543" w:author="治輝 齋藤" w:date="2026-04-13T20:43:00Z" w16du:dateUtc="2026-04-13T11:43:00Z">
         <w:r>
           <w:delText>Roux AV, Evenson KR, McGinn AP, et al. Availability of recreational resources and physical activity in adults. Am J Public Health. 2007;97(3):493-499.</w:delText>
         </w:r>
@@ -5240,7 +5327,7 @@
     <w:p>
       <w:r>
         <w:pict w14:anchorId="068098E9">
-          <v:rect id="_x0000_i1070" style="width:0;height:1.5pt" o:hralign="center" o:hrstd="t" o:hr="t"/>
+          <v:rect id="_x0000_i1036" style="width:0;height:1.5pt" o:hralign="center" o:hrstd="t" o:hr="t"/>
         </w:pict>
       </w:r>
     </w:p>
@@ -5248,9 +5335,10 @@
       <w:pPr>
         <w:pStyle w:val="1"/>
       </w:pPr>
-      <w:bookmarkStart w:id="539" w:name="tables-and-figures"/>
-      <w:bookmarkEnd w:id="496"/>
-      <w:r>
+      <w:bookmarkStart w:id="544" w:name="tables-and-figures"/>
+      <w:bookmarkEnd w:id="501"/>
+      <w:r>
+        <w:lastRenderedPageBreak/>
         <w:t>Tables and Figures</w:t>
       </w:r>
     </w:p>
@@ -5258,29 +5346,29 @@
       <w:pPr>
         <w:pStyle w:val="2"/>
       </w:pPr>
-      <w:bookmarkStart w:id="540" w:name="Xd12e5d2fabb7f7da04933f49b094ec2cca003f6"/>
-      <w:commentRangeStart w:id="541"/>
-      <w:commentRangeStart w:id="542"/>
+      <w:bookmarkStart w:id="545" w:name="Xd12e5d2fabb7f7da04933f49b094ec2cca003f6"/>
+      <w:commentRangeStart w:id="546"/>
+      <w:commentRangeStart w:id="547"/>
       <w:r>
         <w:t>Table 1. Descriptive Statistics of Prefecture-Level Variables (N = 47)</w:t>
       </w:r>
-      <w:commentRangeEnd w:id="541"/>
+      <w:commentRangeEnd w:id="546"/>
       <w:r>
         <w:rPr>
           <w:rStyle w:val="af2"/>
           <w:rFonts w:asciiTheme="minorHAnsi" w:eastAsiaTheme="minorEastAsia" w:hAnsiTheme="minorHAnsi" w:cstheme="minorBidi"/>
           <w:color w:val="auto"/>
         </w:rPr>
-        <w:commentReference w:id="541"/>
-      </w:r>
-      <w:commentRangeEnd w:id="542"/>
+        <w:commentReference w:id="546"/>
+      </w:r>
+      <w:commentRangeEnd w:id="547"/>
       <w:r>
         <w:rPr>
           <w:rStyle w:val="af2"/>
           <w:rFonts w:asciiTheme="minorHAnsi" w:eastAsiaTheme="minorEastAsia" w:hAnsiTheme="minorHAnsi" w:cstheme="minorBidi"/>
           <w:color w:val="auto"/>
         </w:rPr>
-        <w:commentReference w:id="542"/>
+        <w:commentReference w:id="547"/>
       </w:r>
     </w:p>
     <w:tbl>
@@ -5430,7 +5518,7 @@
                 <w:lang w:eastAsia="ja-JP"/>
               </w:rPr>
             </w:pPr>
-            <w:ins w:id="543" w:author="治輝 齋藤" w:date="2026-04-14T11:49:00Z" w16du:dateUtc="2026-04-14T02:49:00Z">
+            <w:ins w:id="548" w:author="治輝 齋藤" w:date="2026-04-14T11:49:00Z" w16du:dateUtc="2026-04-14T02:49:00Z">
               <w:r>
                 <w:rPr>
                   <w:rFonts w:hint="eastAsia"/>
@@ -5457,7 +5545,7 @@
                 <w:lang w:eastAsia="ja-JP"/>
               </w:rPr>
             </w:pPr>
-            <w:ins w:id="544" w:author="治輝 齋藤" w:date="2026-04-14T11:51:00Z" w16du:dateUtc="2026-04-14T02:51:00Z">
+            <w:ins w:id="549" w:author="治輝 齋藤" w:date="2026-04-14T11:51:00Z" w16du:dateUtc="2026-04-14T02:51:00Z">
               <w:r>
                 <w:rPr>
                   <w:rFonts w:hint="eastAsia"/>
@@ -5484,7 +5572,7 @@
                 <w:lang w:eastAsia="ja-JP"/>
               </w:rPr>
             </w:pPr>
-            <w:ins w:id="545" w:author="治輝 齋藤" w:date="2026-04-14T11:51:00Z" w16du:dateUtc="2026-04-14T02:51:00Z">
+            <w:ins w:id="550" w:author="治輝 齋藤" w:date="2026-04-14T11:51:00Z" w16du:dateUtc="2026-04-14T02:51:00Z">
               <w:r>
                 <w:rPr>
                   <w:rFonts w:hint="eastAsia"/>
@@ -5532,7 +5620,7 @@
                 <w:szCs w:val="18"/>
               </w:rPr>
             </w:pPr>
-            <w:del w:id="546" w:author="治輝 齋藤" w:date="2026-04-14T10:58:00Z" w16du:dateUtc="2026-04-14T01:58:00Z">
+            <w:del w:id="551" w:author="治輝 齋藤" w:date="2026-04-14T10:58:00Z" w16du:dateUtc="2026-04-14T01:58:00Z">
               <w:r>
                 <w:rPr>
                   <w:sz w:val="18"/>
@@ -5854,7 +5942,7 @@
                 <w:lang w:eastAsia="ja-JP"/>
               </w:rPr>
             </w:pPr>
-            <w:ins w:id="547" w:author="治輝 齋藤" w:date="2026-04-14T11:49:00Z" w16du:dateUtc="2026-04-14T02:49:00Z">
+            <w:ins w:id="552" w:author="治輝 齋藤" w:date="2026-04-14T11:49:00Z" w16du:dateUtc="2026-04-14T02:49:00Z">
               <w:r>
                 <w:rPr>
                   <w:rFonts w:hint="eastAsia"/>
@@ -5881,7 +5969,7 @@
                 <w:lang w:eastAsia="ja-JP"/>
               </w:rPr>
             </w:pPr>
-            <w:ins w:id="548" w:author="治輝 齋藤" w:date="2026-04-14T11:51:00Z" w16du:dateUtc="2026-04-14T02:51:00Z">
+            <w:ins w:id="553" w:author="治輝 齋藤" w:date="2026-04-14T11:51:00Z" w16du:dateUtc="2026-04-14T02:51:00Z">
               <w:r>
                 <w:rPr>
                   <w:rFonts w:hint="eastAsia"/>
@@ -5908,7 +5996,7 @@
                 <w:lang w:eastAsia="ja-JP"/>
               </w:rPr>
             </w:pPr>
-            <w:ins w:id="549" w:author="治輝 齋藤" w:date="2026-04-14T11:51:00Z" w16du:dateUtc="2026-04-14T02:51:00Z">
+            <w:ins w:id="554" w:author="治輝 齋藤" w:date="2026-04-14T11:51:00Z" w16du:dateUtc="2026-04-14T02:51:00Z">
               <w:r>
                 <w:rPr>
                   <w:rFonts w:hint="eastAsia"/>
@@ -5956,7 +6044,7 @@
                 <w:szCs w:val="18"/>
               </w:rPr>
             </w:pPr>
-            <w:del w:id="550" w:author="治輝 齋藤" w:date="2026-04-14T10:58:00Z" w16du:dateUtc="2026-04-14T01:58:00Z">
+            <w:del w:id="555" w:author="治輝 齋藤" w:date="2026-04-14T10:58:00Z" w16du:dateUtc="2026-04-14T01:58:00Z">
               <w:r>
                 <w:rPr>
                   <w:sz w:val="18"/>
@@ -6113,7 +6201,7 @@
                 <w:lang w:eastAsia="ja-JP"/>
               </w:rPr>
             </w:pPr>
-            <w:ins w:id="551" w:author="治輝 齋藤" w:date="2026-04-14T11:49:00Z" w16du:dateUtc="2026-04-14T02:49:00Z">
+            <w:ins w:id="556" w:author="治輝 齋藤" w:date="2026-04-14T11:49:00Z" w16du:dateUtc="2026-04-14T02:49:00Z">
               <w:r>
                 <w:rPr>
                   <w:rFonts w:hint="eastAsia"/>
@@ -6140,7 +6228,7 @@
                 <w:lang w:eastAsia="ja-JP"/>
               </w:rPr>
             </w:pPr>
-            <w:ins w:id="552" w:author="治輝 齋藤" w:date="2026-04-14T11:51:00Z" w16du:dateUtc="2026-04-14T02:51:00Z">
+            <w:ins w:id="557" w:author="治輝 齋藤" w:date="2026-04-14T11:51:00Z" w16du:dateUtc="2026-04-14T02:51:00Z">
               <w:r>
                 <w:rPr>
                   <w:rFonts w:hint="eastAsia"/>
@@ -6167,7 +6255,7 @@
                 <w:lang w:eastAsia="ja-JP"/>
               </w:rPr>
             </w:pPr>
-            <w:ins w:id="553" w:author="治輝 齋藤" w:date="2026-04-14T11:51:00Z" w16du:dateUtc="2026-04-14T02:51:00Z">
+            <w:ins w:id="558" w:author="治輝 齋藤" w:date="2026-04-14T11:51:00Z" w16du:dateUtc="2026-04-14T02:51:00Z">
               <w:r>
                 <w:rPr>
                   <w:rFonts w:hint="eastAsia"/>
@@ -6215,7 +6303,7 @@
                 <w:szCs w:val="18"/>
               </w:rPr>
             </w:pPr>
-            <w:del w:id="554" w:author="治輝 齋藤" w:date="2026-04-14T10:58:00Z" w16du:dateUtc="2026-04-14T01:58:00Z">
+            <w:del w:id="559" w:author="治輝 齋藤" w:date="2026-04-14T10:58:00Z" w16du:dateUtc="2026-04-14T01:58:00Z">
               <w:r>
                 <w:rPr>
                   <w:sz w:val="18"/>
@@ -6267,15 +6355,7 @@
                 <w:sz w:val="18"/>
                 <w:szCs w:val="18"/>
               </w:rPr>
-              <w:t xml:space="preserve">Humerus fracture </w:t>
-            </w:r>
-            <w:r>
-              <w:rPr>
-                <w:sz w:val="18"/>
-                <w:szCs w:val="18"/>
-              </w:rPr>
-              <w:lastRenderedPageBreak/>
-              <w:t>surgery rate</w:t>
+              <w:t>Humerus fracture surgery rate</w:t>
             </w:r>
           </w:p>
         </w:tc>
@@ -6296,7 +6376,6 @@
                 <w:sz w:val="18"/>
                 <w:szCs w:val="18"/>
               </w:rPr>
-              <w:lastRenderedPageBreak/>
               <w:t>per 100,000</w:t>
             </w:r>
           </w:p>
@@ -6381,7 +6460,7 @@
                 <w:lang w:eastAsia="ja-JP"/>
               </w:rPr>
             </w:pPr>
-            <w:ins w:id="555" w:author="治輝 齋藤" w:date="2026-04-14T11:49:00Z" w16du:dateUtc="2026-04-14T02:49:00Z">
+            <w:ins w:id="560" w:author="治輝 齋藤" w:date="2026-04-14T11:49:00Z" w16du:dateUtc="2026-04-14T02:49:00Z">
               <w:r>
                 <w:rPr>
                   <w:rFonts w:hint="eastAsia"/>
@@ -6408,7 +6487,7 @@
                 <w:lang w:eastAsia="ja-JP"/>
               </w:rPr>
             </w:pPr>
-            <w:ins w:id="556" w:author="治輝 齋藤" w:date="2026-04-14T11:52:00Z" w16du:dateUtc="2026-04-14T02:52:00Z">
+            <w:ins w:id="561" w:author="治輝 齋藤" w:date="2026-04-14T11:52:00Z" w16du:dateUtc="2026-04-14T02:52:00Z">
               <w:r>
                 <w:rPr>
                   <w:rFonts w:hint="eastAsia"/>
@@ -6435,7 +6514,7 @@
                 <w:lang w:eastAsia="ja-JP"/>
               </w:rPr>
             </w:pPr>
-            <w:ins w:id="557" w:author="治輝 齋藤" w:date="2026-04-14T11:52:00Z" w16du:dateUtc="2026-04-14T02:52:00Z">
+            <w:ins w:id="562" w:author="治輝 齋藤" w:date="2026-04-14T11:52:00Z" w16du:dateUtc="2026-04-14T02:52:00Z">
               <w:r>
                 <w:rPr>
                   <w:rFonts w:hint="eastAsia"/>
@@ -6483,7 +6562,7 @@
                 <w:szCs w:val="18"/>
               </w:rPr>
             </w:pPr>
-            <w:del w:id="558" w:author="治輝 齋藤" w:date="2026-04-14T10:58:00Z" w16du:dateUtc="2026-04-14T01:58:00Z">
+            <w:del w:id="563" w:author="治輝 齋藤" w:date="2026-04-14T10:58:00Z" w16du:dateUtc="2026-04-14T01:58:00Z">
               <w:r>
                 <w:rPr>
                   <w:sz w:val="18"/>
@@ -6640,7 +6719,7 @@
                 <w:lang w:eastAsia="ja-JP"/>
               </w:rPr>
             </w:pPr>
-            <w:ins w:id="559" w:author="治輝 齋藤" w:date="2026-04-14T11:49:00Z" w16du:dateUtc="2026-04-14T02:49:00Z">
+            <w:ins w:id="564" w:author="治輝 齋藤" w:date="2026-04-14T11:49:00Z" w16du:dateUtc="2026-04-14T02:49:00Z">
               <w:r>
                 <w:rPr>
                   <w:rFonts w:hint="eastAsia"/>
@@ -6667,7 +6746,7 @@
                 <w:lang w:eastAsia="ja-JP"/>
               </w:rPr>
             </w:pPr>
-            <w:ins w:id="560" w:author="治輝 齋藤" w:date="2026-04-14T11:52:00Z" w16du:dateUtc="2026-04-14T02:52:00Z">
+            <w:ins w:id="565" w:author="治輝 齋藤" w:date="2026-04-14T11:52:00Z" w16du:dateUtc="2026-04-14T02:52:00Z">
               <w:r>
                 <w:rPr>
                   <w:rFonts w:hint="eastAsia"/>
@@ -6694,7 +6773,7 @@
                 <w:lang w:eastAsia="ja-JP"/>
               </w:rPr>
             </w:pPr>
-            <w:ins w:id="561" w:author="治輝 齋藤" w:date="2026-04-14T11:52:00Z" w16du:dateUtc="2026-04-14T02:52:00Z">
+            <w:ins w:id="566" w:author="治輝 齋藤" w:date="2026-04-14T11:52:00Z" w16du:dateUtc="2026-04-14T02:52:00Z">
               <w:r>
                 <w:rPr>
                   <w:rFonts w:hint="eastAsia"/>
@@ -6742,7 +6821,7 @@
                 <w:szCs w:val="18"/>
               </w:rPr>
             </w:pPr>
-            <w:del w:id="562" w:author="治輝 齋藤" w:date="2026-04-14T10:58:00Z" w16du:dateUtc="2026-04-14T01:58:00Z">
+            <w:del w:id="567" w:author="治輝 齋藤" w:date="2026-04-14T10:58:00Z" w16du:dateUtc="2026-04-14T01:58:00Z">
               <w:r>
                 <w:rPr>
                   <w:sz w:val="18"/>
@@ -7064,7 +7143,7 @@
                 <w:lang w:eastAsia="ja-JP"/>
               </w:rPr>
             </w:pPr>
-            <w:ins w:id="563" w:author="治輝 齋藤" w:date="2026-04-14T11:49:00Z" w16du:dateUtc="2026-04-14T02:49:00Z">
+            <w:ins w:id="568" w:author="治輝 齋藤" w:date="2026-04-14T11:49:00Z" w16du:dateUtc="2026-04-14T02:49:00Z">
               <w:r>
                 <w:rPr>
                   <w:rFonts w:hint="eastAsia"/>
@@ -7091,7 +7170,7 @@
                 <w:lang w:eastAsia="ja-JP"/>
               </w:rPr>
             </w:pPr>
-            <w:ins w:id="564" w:author="治輝 齋藤" w:date="2026-04-14T11:52:00Z" w16du:dateUtc="2026-04-14T02:52:00Z">
+            <w:ins w:id="569" w:author="治輝 齋藤" w:date="2026-04-14T11:52:00Z" w16du:dateUtc="2026-04-14T02:52:00Z">
               <w:r>
                 <w:rPr>
                   <w:rFonts w:hint="eastAsia"/>
@@ -7118,7 +7197,7 @@
                 <w:lang w:eastAsia="ja-JP"/>
               </w:rPr>
             </w:pPr>
-            <w:ins w:id="565" w:author="治輝 齋藤" w:date="2026-04-14T11:52:00Z" w16du:dateUtc="2026-04-14T02:52:00Z">
+            <w:ins w:id="570" w:author="治輝 齋藤" w:date="2026-04-14T11:52:00Z" w16du:dateUtc="2026-04-14T02:52:00Z">
               <w:r>
                 <w:rPr>
                   <w:rFonts w:hint="eastAsia"/>
@@ -7166,7 +7245,7 @@
                 <w:szCs w:val="18"/>
               </w:rPr>
             </w:pPr>
-            <w:del w:id="566" w:author="治輝 齋藤" w:date="2026-04-14T10:58:00Z" w16du:dateUtc="2026-04-14T01:58:00Z">
+            <w:del w:id="571" w:author="治輝 齋藤" w:date="2026-04-14T10:58:00Z" w16du:dateUtc="2026-04-14T01:58:00Z">
               <w:r>
                 <w:rPr>
                   <w:sz w:val="18"/>
@@ -7323,7 +7402,7 @@
                 <w:lang w:eastAsia="ja-JP"/>
               </w:rPr>
             </w:pPr>
-            <w:ins w:id="567" w:author="治輝 齋藤" w:date="2026-04-14T11:49:00Z" w16du:dateUtc="2026-04-14T02:49:00Z">
+            <w:ins w:id="572" w:author="治輝 齋藤" w:date="2026-04-14T11:49:00Z" w16du:dateUtc="2026-04-14T02:49:00Z">
               <w:r>
                 <w:rPr>
                   <w:rFonts w:hint="eastAsia"/>
@@ -7350,7 +7429,7 @@
                 <w:lang w:eastAsia="ja-JP"/>
               </w:rPr>
             </w:pPr>
-            <w:ins w:id="568" w:author="治輝 齋藤" w:date="2026-04-14T11:52:00Z" w16du:dateUtc="2026-04-14T02:52:00Z">
+            <w:ins w:id="573" w:author="治輝 齋藤" w:date="2026-04-14T11:52:00Z" w16du:dateUtc="2026-04-14T02:52:00Z">
               <w:r>
                 <w:rPr>
                   <w:rFonts w:hint="eastAsia"/>
@@ -7377,7 +7456,7 @@
                 <w:lang w:eastAsia="ja-JP"/>
               </w:rPr>
             </w:pPr>
-            <w:ins w:id="569" w:author="治輝 齋藤" w:date="2026-04-14T11:52:00Z" w16du:dateUtc="2026-04-14T02:52:00Z">
+            <w:ins w:id="574" w:author="治輝 齋藤" w:date="2026-04-14T11:52:00Z" w16du:dateUtc="2026-04-14T02:52:00Z">
               <w:r>
                 <w:rPr>
                   <w:rFonts w:hint="eastAsia"/>
@@ -7425,7 +7504,7 @@
                 <w:szCs w:val="18"/>
               </w:rPr>
             </w:pPr>
-            <w:del w:id="570" w:author="治輝 齋藤" w:date="2026-04-14T10:58:00Z" w16du:dateUtc="2026-04-14T01:58:00Z">
+            <w:del w:id="575" w:author="治輝 齋藤" w:date="2026-04-14T10:58:00Z" w16du:dateUtc="2026-04-14T01:58:00Z">
               <w:r>
                 <w:rPr>
                   <w:sz w:val="18"/>
@@ -7642,6 +7721,7 @@
                 <w:sz w:val="18"/>
                 <w:szCs w:val="18"/>
               </w:rPr>
+              <w:lastRenderedPageBreak/>
               <w:t>Aging rate (≥65 years)</w:t>
             </w:r>
           </w:p>
@@ -7747,7 +7827,7 @@
                 <w:lang w:eastAsia="ja-JP"/>
               </w:rPr>
             </w:pPr>
-            <w:ins w:id="571" w:author="治輝 齋藤" w:date="2026-04-14T11:49:00Z" w16du:dateUtc="2026-04-14T02:49:00Z">
+            <w:ins w:id="576" w:author="治輝 齋藤" w:date="2026-04-14T11:49:00Z" w16du:dateUtc="2026-04-14T02:49:00Z">
               <w:r>
                 <w:rPr>
                   <w:rFonts w:hint="eastAsia"/>
@@ -7774,7 +7854,7 @@
                 <w:lang w:eastAsia="ja-JP"/>
               </w:rPr>
             </w:pPr>
-            <w:ins w:id="572" w:author="治輝 齋藤" w:date="2026-04-14T11:52:00Z" w16du:dateUtc="2026-04-14T02:52:00Z">
+            <w:ins w:id="577" w:author="治輝 齋藤" w:date="2026-04-14T11:52:00Z" w16du:dateUtc="2026-04-14T02:52:00Z">
               <w:r>
                 <w:rPr>
                   <w:rFonts w:hint="eastAsia"/>
@@ -7801,7 +7881,7 @@
                 <w:lang w:eastAsia="ja-JP"/>
               </w:rPr>
             </w:pPr>
-            <w:ins w:id="573" w:author="治輝 齋藤" w:date="2026-04-14T11:52:00Z" w16du:dateUtc="2026-04-14T02:52:00Z">
+            <w:ins w:id="578" w:author="治輝 齋藤" w:date="2026-04-14T11:52:00Z" w16du:dateUtc="2026-04-14T02:52:00Z">
               <w:r>
                 <w:rPr>
                   <w:rFonts w:hint="eastAsia"/>
@@ -7849,7 +7929,7 @@
                 <w:szCs w:val="18"/>
               </w:rPr>
             </w:pPr>
-            <w:del w:id="574" w:author="治輝 齋藤" w:date="2026-04-14T10:58:00Z" w16du:dateUtc="2026-04-14T01:58:00Z">
+            <w:del w:id="579" w:author="治輝 齋藤" w:date="2026-04-14T10:58:00Z" w16du:dateUtc="2026-04-14T01:58:00Z">
               <w:r>
                 <w:rPr>
                   <w:sz w:val="18"/>
@@ -8006,7 +8086,7 @@
                 <w:lang w:eastAsia="ja-JP"/>
               </w:rPr>
             </w:pPr>
-            <w:ins w:id="575" w:author="治輝 齋藤" w:date="2026-04-14T11:49:00Z" w16du:dateUtc="2026-04-14T02:49:00Z">
+            <w:ins w:id="580" w:author="治輝 齋藤" w:date="2026-04-14T11:49:00Z" w16du:dateUtc="2026-04-14T02:49:00Z">
               <w:r>
                 <w:rPr>
                   <w:rFonts w:hint="eastAsia"/>
@@ -8033,7 +8113,7 @@
                 <w:lang w:eastAsia="ja-JP"/>
               </w:rPr>
             </w:pPr>
-            <w:ins w:id="576" w:author="治輝 齋藤" w:date="2026-04-14T11:52:00Z" w16du:dateUtc="2026-04-14T02:52:00Z">
+            <w:ins w:id="581" w:author="治輝 齋藤" w:date="2026-04-14T11:52:00Z" w16du:dateUtc="2026-04-14T02:52:00Z">
               <w:r>
                 <w:rPr>
                   <w:rFonts w:hint="eastAsia"/>
@@ -8060,7 +8140,7 @@
                 <w:lang w:eastAsia="ja-JP"/>
               </w:rPr>
             </w:pPr>
-            <w:ins w:id="577" w:author="治輝 齋藤" w:date="2026-04-14T11:52:00Z" w16du:dateUtc="2026-04-14T02:52:00Z">
+            <w:ins w:id="582" w:author="治輝 齋藤" w:date="2026-04-14T11:52:00Z" w16du:dateUtc="2026-04-14T02:52:00Z">
               <w:r>
                 <w:rPr>
                   <w:rFonts w:hint="eastAsia"/>
@@ -8071,7 +8151,7 @@
                 <w:t>5</w:t>
               </w:r>
             </w:ins>
-            <w:ins w:id="578" w:author="治輝 齋藤" w:date="2026-04-14T11:53:00Z" w16du:dateUtc="2026-04-14T02:53:00Z">
+            <w:ins w:id="583" w:author="治輝 齋藤" w:date="2026-04-14T11:53:00Z" w16du:dateUtc="2026-04-14T02:53:00Z">
               <w:r>
                 <w:rPr>
                   <w:rFonts w:hint="eastAsia"/>
@@ -8119,7 +8199,7 @@
                 <w:szCs w:val="18"/>
               </w:rPr>
             </w:pPr>
-            <w:del w:id="579" w:author="治輝 齋藤" w:date="2026-04-14T10:58:00Z" w16du:dateUtc="2026-04-14T01:58:00Z">
+            <w:del w:id="584" w:author="治輝 齋藤" w:date="2026-04-14T10:58:00Z" w16du:dateUtc="2026-04-14T01:58:00Z">
               <w:r>
                 <w:rPr>
                   <w:sz w:val="18"/>
@@ -8276,7 +8356,7 @@
                 <w:lang w:eastAsia="ja-JP"/>
               </w:rPr>
             </w:pPr>
-            <w:ins w:id="580" w:author="治輝 齋藤" w:date="2026-04-14T11:49:00Z" w16du:dateUtc="2026-04-14T02:49:00Z">
+            <w:ins w:id="585" w:author="治輝 齋藤" w:date="2026-04-14T11:49:00Z" w16du:dateUtc="2026-04-14T02:49:00Z">
               <w:r>
                 <w:rPr>
                   <w:rFonts w:hint="eastAsia"/>
@@ -8303,7 +8383,7 @@
                 <w:lang w:eastAsia="ja-JP"/>
               </w:rPr>
             </w:pPr>
-            <w:ins w:id="581" w:author="治輝 齋藤" w:date="2026-04-14T11:53:00Z" w16du:dateUtc="2026-04-14T02:53:00Z">
+            <w:ins w:id="586" w:author="治輝 齋藤" w:date="2026-04-14T11:53:00Z" w16du:dateUtc="2026-04-14T02:53:00Z">
               <w:r>
                 <w:rPr>
                   <w:rFonts w:hint="eastAsia"/>
@@ -8330,7 +8410,7 @@
                 <w:lang w:eastAsia="ja-JP"/>
               </w:rPr>
             </w:pPr>
-            <w:ins w:id="582" w:author="治輝 齋藤" w:date="2026-04-14T11:53:00Z" w16du:dateUtc="2026-04-14T02:53:00Z">
+            <w:ins w:id="587" w:author="治輝 齋藤" w:date="2026-04-14T11:53:00Z" w16du:dateUtc="2026-04-14T02:53:00Z">
               <w:r>
                 <w:rPr>
                   <w:rFonts w:hint="eastAsia"/>
@@ -8378,7 +8458,7 @@
                 <w:szCs w:val="18"/>
               </w:rPr>
             </w:pPr>
-            <w:del w:id="583" w:author="治輝 齋藤" w:date="2026-04-14T10:58:00Z" w16du:dateUtc="2026-04-14T01:58:00Z">
+            <w:del w:id="588" w:author="治輝 齋藤" w:date="2026-04-14T10:58:00Z" w16du:dateUtc="2026-04-14T01:58:00Z">
               <w:r>
                 <w:rPr>
                   <w:sz w:val="18"/>
@@ -8416,17 +8496,17 @@
     <w:p>
       <w:pPr>
         <w:rPr>
-          <w:ins w:id="584" w:author="治輝 齋藤" w:date="2026-04-14T11:53:00Z" w16du:dateUtc="2026-04-14T02:53:00Z"/>
+          <w:ins w:id="589" w:author="治輝 齋藤" w:date="2026-04-14T11:53:00Z" w16du:dateUtc="2026-04-14T02:53:00Z"/>
         </w:rPr>
       </w:pPr>
       <w:r>
         <w:pict w14:anchorId="0E76C796">
-          <v:rect id="_x0000_i1071" style="width:0;height:1.5pt" o:hralign="center" o:bullet="t" o:hrstd="t" o:hr="t"/>
+          <v:rect id="_x0000_i1037" style="width:0;height:1.5pt" o:hralign="center" o:bullet="t" o:hrstd="t" o:hr="t"/>
         </w:pict>
       </w:r>
     </w:p>
     <w:p>
-      <w:ins w:id="585" w:author="治輝 齋藤" w:date="2026-04-14T11:53:00Z" w16du:dateUtc="2026-04-14T02:53:00Z">
+      <w:ins w:id="590" w:author="治輝 齋藤" w:date="2026-04-14T11:53:00Z" w16du:dateUtc="2026-04-14T02:53:00Z">
         <w:r>
           <w:rPr>
             <w:b/>
@@ -8438,7 +8518,7 @@
           <w:t xml:space="preserve"> </w:t>
         </w:r>
       </w:ins>
-      <w:ins w:id="586" w:author="治輝 齋藤" w:date="2026-04-14T14:11:00Z" w16du:dateUtc="2026-04-14T05:11:00Z">
+      <w:ins w:id="591" w:author="治輝 齋藤" w:date="2026-04-14T14:11:00Z" w16du:dateUtc="2026-04-14T05:11:00Z">
         <w:r>
           <w:t xml:space="preserve">Q1 and Q3 denote 25th and 75th percentiles (prefecture-level observations). Exploratory Shapiro–Wilk tests rejected normality for fast walking rate and population density (both </w:t>
         </w:r>
@@ -8463,7 +8543,7 @@
           <w:t xml:space="preserve"> = 0.090). Marginal normality is not required for ordinary least squares; median and quartiles are presented to describe skewed distributions alongside mean and SD</w:t>
         </w:r>
       </w:ins>
-      <w:ins w:id="587" w:author="治輝 齋藤" w:date="2026-04-14T11:53:00Z" w16du:dateUtc="2026-04-14T02:53:00Z">
+      <w:ins w:id="592" w:author="治輝 齋藤" w:date="2026-04-14T11:53:00Z" w16du:dateUtc="2026-04-14T02:53:00Z">
         <w:r>
           <w:t>.</w:t>
         </w:r>
@@ -8473,10 +8553,9 @@
       <w:pPr>
         <w:pStyle w:val="2"/>
       </w:pPr>
-      <w:bookmarkStart w:id="588" w:name="Xc4d8efe96bb5dc084b3a6055df59151a4b74ad0"/>
-      <w:bookmarkEnd w:id="540"/>
-      <w:r>
-        <w:lastRenderedPageBreak/>
+      <w:bookmarkStart w:id="593" w:name="Xc4d8efe96bb5dc084b3a6055df59151a4b74ad0"/>
+      <w:bookmarkEnd w:id="545"/>
+      <w:r>
         <w:t>Table 2. Pearson Correlation Matrix of Study Variables (N = 47)</w:t>
       </w:r>
     </w:p>
@@ -9174,6 +9253,7 @@
               <w:pStyle w:val="Compact"/>
             </w:pPr>
             <w:r>
+              <w:lastRenderedPageBreak/>
               <w:t>Aging Rate</w:t>
             </w:r>
           </w:p>
@@ -9588,7 +9668,7 @@
     <w:p>
       <w:r>
         <w:pict w14:anchorId="7DD38E05">
-          <v:rect id="_x0000_i1072" style="width:0;height:1.5pt" o:hralign="center" o:hrstd="t" o:hr="t"/>
+          <v:rect id="_x0000_i1038" style="width:0;height:1.5pt" o:hralign="center" o:hrstd="t" o:hr="t"/>
         </w:pict>
       </w:r>
     </w:p>
@@ -9596,10 +9676,9 @@
       <w:pPr>
         <w:pStyle w:val="2"/>
       </w:pPr>
-      <w:bookmarkStart w:id="589" w:name="X6fac7f2e493ef5b618f5ac39729b4328cfa1bc7"/>
-      <w:bookmarkEnd w:id="588"/>
-      <w:r>
-        <w:lastRenderedPageBreak/>
+      <w:bookmarkStart w:id="594" w:name="X6fac7f2e493ef5b618f5ac39729b4328cfa1bc7"/>
+      <w:bookmarkEnd w:id="593"/>
+      <w:r>
         <w:t>Table 3. Linear Regression Analysis: Association between Terrain Slope and Hip Fracture Surgery Rate (N = 47)</w:t>
       </w:r>
     </w:p>
@@ -10320,11 +10399,15 @@
       <w:pPr>
         <w:pStyle w:val="a0"/>
         <w:rPr>
-          <w:ins w:id="590" w:author="治輝 齋藤" w:date="2026-04-14T11:56:00Z" w16du:dateUtc="2026-04-14T02:56:00Z"/>
-        </w:rPr>
-      </w:pPr>
-      <w:r>
-        <w:t xml:space="preserve">Model 1: simple linear regression of hip fracture rate on terrain slope alone. Model 2: multivariable linear regression adjusting for aging rate, fast walking rate, and population density. β, unstandardized regression coefficient; CI, confidence interval. </w:t>
+          <w:ins w:id="595" w:author="治輝 齋藤" w:date="2026-04-14T11:56:00Z" w16du:dateUtc="2026-04-14T02:56:00Z"/>
+        </w:rPr>
+      </w:pPr>
+      <w:r>
+        <w:t xml:space="preserve">Model 1: simple linear regression of hip fracture rate on terrain slope alone. Model 2: multivariable linear regression adjusting for aging rate, fast walking rate, and </w:t>
+      </w:r>
+      <w:r>
+        <w:lastRenderedPageBreak/>
+        <w:t xml:space="preserve">population density. β, unstandardized regression coefficient; CI, confidence interval. </w:t>
       </w:r>
       <w:r>
         <w:rPr>
@@ -10346,7 +10429,7 @@
       <w:r>
         <w:t xml:space="preserve"> &lt; 0.05</w:t>
       </w:r>
-      <w:ins w:id="591" w:author="治輝 齋藤" w:date="2026-04-14T11:56:00Z" w16du:dateUtc="2026-04-14T02:56:00Z">
+      <w:ins w:id="596" w:author="治輝 齋藤" w:date="2026-04-14T11:56:00Z" w16du:dateUtc="2026-04-14T02:56:00Z">
         <w:r>
           <w:t xml:space="preserve"> (conventional model-based standard errors)</w:t>
         </w:r>
@@ -10359,8 +10442,8 @@
       <w:pPr>
         <w:pStyle w:val="a0"/>
       </w:pPr>
-      <w:commentRangeStart w:id="592"/>
-      <w:ins w:id="593" w:author="治輝 齋藤" w:date="2026-04-14T11:57:00Z" w16du:dateUtc="2026-04-14T02:57:00Z">
+      <w:commentRangeStart w:id="597"/>
+      <w:ins w:id="598" w:author="治輝 齋藤" w:date="2026-04-14T11:57:00Z" w16du:dateUtc="2026-04-14T02:57:00Z">
         <w:r>
           <w:rPr>
             <w:b/>
@@ -10372,7 +10455,7 @@
           <w:t xml:space="preserve"> </w:t>
         </w:r>
       </w:ins>
-      <w:ins w:id="594" w:author="治輝 齋藤" w:date="2026-04-14T14:12:00Z" w16du:dateUtc="2026-04-14T05:12:00Z">
+      <w:ins w:id="599" w:author="治輝 齋藤" w:date="2026-04-14T14:12:00Z" w16du:dateUtc="2026-04-14T05:12:00Z">
         <w:r>
           <w:t xml:space="preserve">heteroskedasticity-robust (HC3) β = 3.49 (95% CI, −0.19–7.17; </w:t>
         </w:r>
@@ -10397,25 +10480,25 @@
           <w:t xml:space="preserve"> = 5,000) = −0.03–7.09</w:t>
         </w:r>
       </w:ins>
-      <w:ins w:id="595" w:author="治輝 齋藤" w:date="2026-04-14T11:57:00Z" w16du:dateUtc="2026-04-14T02:57:00Z">
+      <w:ins w:id="600" w:author="治輝 齋藤" w:date="2026-04-14T11:57:00Z" w16du:dateUtc="2026-04-14T02:57:00Z">
         <w:r>
           <w:t>.</w:t>
         </w:r>
       </w:ins>
-      <w:commentRangeEnd w:id="592"/>
-      <w:ins w:id="596" w:author="治輝 齋藤" w:date="2026-04-14T11:58:00Z" w16du:dateUtc="2026-04-14T02:58:00Z">
+      <w:commentRangeEnd w:id="597"/>
+      <w:ins w:id="601" w:author="治輝 齋藤" w:date="2026-04-14T11:58:00Z" w16du:dateUtc="2026-04-14T02:58:00Z">
         <w:r>
           <w:rPr>
             <w:rStyle w:val="af2"/>
           </w:rPr>
-          <w:commentReference w:id="592"/>
+          <w:commentReference w:id="597"/>
         </w:r>
       </w:ins>
     </w:p>
     <w:p>
       <w:r>
         <w:pict w14:anchorId="37FC4F6D">
-          <v:rect id="_x0000_i1073" style="width:0;height:1.5pt" o:hralign="center" o:hrstd="t" o:hr="t"/>
+          <v:rect id="_x0000_i1039" style="width:0;height:1.5pt" o:hralign="center" o:hrstd="t" o:hr="t"/>
         </w:pict>
       </w:r>
     </w:p>
@@ -10423,8 +10506,8 @@
       <w:pPr>
         <w:pStyle w:val="2"/>
       </w:pPr>
-      <w:bookmarkStart w:id="597" w:name="Xdeb87af7aa3e82ca70e47e493f4f841d319d1c1"/>
-      <w:bookmarkEnd w:id="589"/>
+      <w:bookmarkStart w:id="602" w:name="Xdeb87af7aa3e82ca70e47e493f4f841d319d1c1"/>
+      <w:bookmarkEnd w:id="594"/>
       <w:r>
         <w:t>Table 4. Linear Regression Results for All Fracture Outcomes: Model 2 (Multivariable, N = 47)</w:t>
       </w:r>
@@ -10713,7 +10796,6 @@
               <w:pStyle w:val="Compact"/>
             </w:pPr>
             <w:r>
-              <w:lastRenderedPageBreak/>
               <w:t>Total fracture</w:t>
             </w:r>
           </w:p>
@@ -11014,7 +11096,7 @@
       <w:pPr>
         <w:pStyle w:val="a0"/>
         <w:rPr>
-          <w:ins w:id="598" w:author="治輝 齋藤" w:date="2026-04-14T12:00:00Z" w16du:dateUtc="2026-04-14T03:00:00Z"/>
+          <w:ins w:id="603" w:author="治輝 齋藤" w:date="2026-04-14T12:00:00Z" w16du:dateUtc="2026-04-14T03:00:00Z"/>
         </w:rPr>
       </w:pPr>
       <w:r>
@@ -11045,34 +11127,34 @@
       <w:pPr>
         <w:pStyle w:val="a0"/>
       </w:pPr>
-      <w:commentRangeStart w:id="599"/>
-      <w:ins w:id="600" w:author="治輝 齋藤" w:date="2026-04-14T12:00:00Z" w16du:dateUtc="2026-04-14T03:00:00Z">
+      <w:commentRangeStart w:id="604"/>
+      <w:ins w:id="605" w:author="治輝 齋藤" w:date="2026-04-14T12:00:00Z" w16du:dateUtc="2026-04-14T03:00:00Z">
         <w:r>
           <w:t xml:space="preserve">For </w:t>
         </w:r>
       </w:ins>
-      <w:ins w:id="601" w:author="治輝 齋藤" w:date="2026-04-14T14:12:00Z" w16du:dateUtc="2026-04-14T05:12:00Z">
+      <w:ins w:id="606" w:author="治輝 齋藤" w:date="2026-04-14T14:12:00Z" w16du:dateUtc="2026-04-14T05:12:00Z">
         <w:r>
           <w:t>the hip (femur) outcome, heteroskedasticity-robust (HC3) inference and bootstrap CIs for the slope coefficient were borderline (Table 3 footnote)</w:t>
         </w:r>
       </w:ins>
-      <w:ins w:id="602" w:author="治輝 齋藤" w:date="2026-04-14T12:00:00Z" w16du:dateUtc="2026-04-14T03:00:00Z">
+      <w:ins w:id="607" w:author="治輝 齋藤" w:date="2026-04-14T12:00:00Z" w16du:dateUtc="2026-04-14T03:00:00Z">
         <w:r>
           <w:t>.</w:t>
         </w:r>
-        <w:commentRangeEnd w:id="599"/>
+        <w:commentRangeEnd w:id="604"/>
         <w:r>
           <w:rPr>
             <w:rStyle w:val="af2"/>
           </w:rPr>
-          <w:commentReference w:id="599"/>
+          <w:commentReference w:id="604"/>
         </w:r>
       </w:ins>
     </w:p>
     <w:p>
       <w:r>
         <w:pict w14:anchorId="657FDAF1">
-          <v:rect id="_x0000_i1074" style="width:0;height:1.5pt" o:hralign="center" o:hrstd="t" o:hr="t"/>
+          <v:rect id="_x0000_i1040" style="width:0;height:1.5pt" o:hralign="center" o:hrstd="t" o:hr="t"/>
         </w:pict>
       </w:r>
     </w:p>
@@ -11080,8 +11162,8 @@
       <w:pPr>
         <w:pStyle w:val="2"/>
       </w:pPr>
-      <w:bookmarkStart w:id="603" w:name="figure-legends"/>
-      <w:bookmarkEnd w:id="597"/>
+      <w:bookmarkStart w:id="608" w:name="figure-legends"/>
+      <w:bookmarkEnd w:id="602"/>
       <w:r>
         <w:t>Figure Legends</w:t>
       </w:r>
@@ -11098,7 +11180,11 @@
         <w:t>Figure 1.</w:t>
       </w:r>
       <w:r>
-        <w:t xml:space="preserve"> Scatter plot showing the association between habitable-area-weighted terrain slope (degrees) and hip fracture surgery rate (per 100,000 population) across 47 Japanese prefectures. Each point represents one prefecture. The solid line represents the simple linear regression fit.</w:t>
+        <w:t xml:space="preserve"> Scatter plot showing the association between habitable-area-weighted terrain slope (degrees) and hip fracture surgery rate (per 100,000 population) across </w:t>
+      </w:r>
+      <w:r>
+        <w:lastRenderedPageBreak/>
+        <w:t>47 Japanese prefectures. Each point represents one prefecture. The solid line represents the simple linear regression fit.</w:t>
       </w:r>
     </w:p>
     <w:p>
@@ -11120,10 +11206,10 @@
       <w:pPr>
         <w:pStyle w:val="a0"/>
         <w:rPr>
-          <w:del w:id="604" w:author="治輝 齋藤" w:date="2026-04-14T12:04:00Z" w16du:dateUtc="2026-04-14T03:04:00Z"/>
-        </w:rPr>
-      </w:pPr>
-      <w:del w:id="605" w:author="治輝 齋藤" w:date="2026-04-14T12:04:00Z" w16du:dateUtc="2026-04-14T03:04:00Z">
+          <w:del w:id="609" w:author="治輝 齋藤" w:date="2026-04-14T12:04:00Z" w16du:dateUtc="2026-04-14T03:04:00Z"/>
+        </w:rPr>
+      </w:pPr>
+      <w:del w:id="610" w:author="治輝 齋藤" w:date="2026-04-14T12:04:00Z" w16du:dateUtc="2026-04-14T03:04:00Z">
         <w:r>
           <w:rPr>
             <w:b/>
@@ -11140,7 +11226,7 @@
       <w:pPr>
         <w:pStyle w:val="a0"/>
       </w:pPr>
-      <w:commentRangeStart w:id="606"/>
+      <w:commentRangeStart w:id="611"/>
       <w:r>
         <w:rPr>
           <w:b/>
@@ -11148,7 +11234,7 @@
         </w:rPr>
         <w:t xml:space="preserve">Figure </w:t>
       </w:r>
-      <w:ins w:id="607" w:author="治輝 齋藤" w:date="2026-04-14T12:04:00Z" w16du:dateUtc="2026-04-14T03:04:00Z">
+      <w:ins w:id="612" w:author="治輝 齋藤" w:date="2026-04-14T12:04:00Z" w16du:dateUtc="2026-04-14T03:04:00Z">
         <w:r>
           <w:rPr>
             <w:rFonts w:hint="eastAsia"/>
@@ -11159,7 +11245,7 @@
           <w:t>3</w:t>
         </w:r>
       </w:ins>
-      <w:del w:id="608" w:author="治輝 齋藤" w:date="2026-04-14T12:04:00Z" w16du:dateUtc="2026-04-14T03:04:00Z">
+      <w:del w:id="613" w:author="治輝 齋藤" w:date="2026-04-14T12:04:00Z" w16du:dateUtc="2026-04-14T03:04:00Z">
         <w:r>
           <w:rPr>
             <w:b/>
@@ -11186,7 +11272,7 @@
       <w:r>
         <w:t xml:space="preserve"> ranges show the highest slope values.</w:t>
       </w:r>
-      <w:ins w:id="609" w:author="治輝 齋藤" w:date="2026-04-14T14:28:00Z" w16du:dateUtc="2026-04-14T05:28:00Z">
+      <w:ins w:id="614" w:author="治輝 齋藤" w:date="2026-04-14T14:28:00Z" w16du:dateUtc="2026-04-14T05:28:00Z">
         <w:r>
           <w:t xml:space="preserve"> </w:t>
         </w:r>
@@ -11201,7 +11287,7 @@
           <w:t xml:space="preserve"> map lines delineate study areas and do not necessarily depict accepted national boundaries (here, prefectures used as the analytic geography)</w:t>
         </w:r>
       </w:ins>
-      <w:ins w:id="610" w:author="治輝 齋藤" w:date="2026-04-14T12:50:00Z" w16du:dateUtc="2026-04-14T03:50:00Z">
+      <w:ins w:id="615" w:author="治輝 齋藤" w:date="2026-04-14T12:50:00Z" w16du:dateUtc="2026-04-14T03:50:00Z">
         <w:r>
           <w:t>.</w:t>
         </w:r>
@@ -11216,10 +11302,9 @@
           <w:b/>
           <w:bCs/>
         </w:rPr>
-        <w:lastRenderedPageBreak/>
         <w:t xml:space="preserve">Figure </w:t>
       </w:r>
-      <w:ins w:id="611" w:author="治輝 齋藤" w:date="2026-04-14T12:04:00Z" w16du:dateUtc="2026-04-14T03:04:00Z">
+      <w:ins w:id="616" w:author="治輝 齋藤" w:date="2026-04-14T12:04:00Z" w16du:dateUtc="2026-04-14T03:04:00Z">
         <w:r>
           <w:rPr>
             <w:rFonts w:hint="eastAsia"/>
@@ -11230,7 +11315,7 @@
           <w:t>4</w:t>
         </w:r>
       </w:ins>
-      <w:del w:id="612" w:author="治輝 齋藤" w:date="2026-04-14T12:04:00Z" w16du:dateUtc="2026-04-14T03:04:00Z">
+      <w:del w:id="617" w:author="治輝 齋藤" w:date="2026-04-14T12:04:00Z" w16du:dateUtc="2026-04-14T03:04:00Z">
         <w:r>
           <w:rPr>
             <w:b/>
@@ -11249,7 +11334,7 @@
       <w:r>
         <w:t xml:space="preserve"> Prefectural distribution of hip fracture surgery rate (per 100,000 population) across Japan. Darker shading indicates higher rates. Prefectures in mountainous regions tend to show elevated rates.</w:t>
       </w:r>
-      <w:ins w:id="613" w:author="治輝 齋藤" w:date="2026-04-14T14:29:00Z" w16du:dateUtc="2026-04-14T05:29:00Z">
+      <w:ins w:id="618" w:author="治輝 齋藤" w:date="2026-04-14T14:29:00Z" w16du:dateUtc="2026-04-14T05:29:00Z">
         <w:r>
           <w:t xml:space="preserve"> </w:t>
         </w:r>
@@ -11264,7 +11349,7 @@
           <w:t xml:space="preserve"> map lines delineate study areas and do not necessarily depict accepted national boundaries (here, prefectures used as the analytic geography)</w:t>
         </w:r>
       </w:ins>
-      <w:ins w:id="614" w:author="治輝 齋藤" w:date="2026-04-14T12:50:00Z" w16du:dateUtc="2026-04-14T03:50:00Z">
+      <w:ins w:id="619" w:author="治輝 齋藤" w:date="2026-04-14T12:50:00Z" w16du:dateUtc="2026-04-14T03:50:00Z">
         <w:r>
           <w:t>.</w:t>
         </w:r>
@@ -11281,7 +11366,7 @@
         </w:rPr>
         <w:t xml:space="preserve">Figure </w:t>
       </w:r>
-      <w:ins w:id="615" w:author="治輝 齋藤" w:date="2026-04-14T12:04:00Z" w16du:dateUtc="2026-04-14T03:04:00Z">
+      <w:ins w:id="620" w:author="治輝 齋藤" w:date="2026-04-14T12:04:00Z" w16du:dateUtc="2026-04-14T03:04:00Z">
         <w:r>
           <w:rPr>
             <w:rFonts w:hint="eastAsia"/>
@@ -11292,7 +11377,7 @@
           <w:t>5</w:t>
         </w:r>
       </w:ins>
-      <w:del w:id="616" w:author="治輝 齋藤" w:date="2026-04-14T12:04:00Z" w16du:dateUtc="2026-04-14T03:04:00Z">
+      <w:del w:id="621" w:author="治輝 齋藤" w:date="2026-04-14T12:04:00Z" w16du:dateUtc="2026-04-14T03:04:00Z">
         <w:r>
           <w:rPr>
             <w:b/>
@@ -11311,12 +11396,12 @@
       <w:r>
         <w:t xml:space="preserve"> Bivariate choropleth map displaying the joint distribution of terrain slope (horizontal axis of legend) and hip fracture surgery rate (vertical axis of legend) by prefecture. The 3×3 color grid classifies each prefecture into one of nine categories based on tertile rankings of each variable. Purple-brown colors indicate high slope and high fracture rate; light grey indicates low on both dimensions.</w:t>
       </w:r>
-      <w:ins w:id="617" w:author="治輝 齋藤" w:date="2026-04-14T12:51:00Z" w16du:dateUtc="2026-04-14T03:51:00Z">
+      <w:ins w:id="622" w:author="治輝 齋藤" w:date="2026-04-14T12:51:00Z" w16du:dateUtc="2026-04-14T03:51:00Z">
         <w:r>
           <w:t xml:space="preserve"> </w:t>
         </w:r>
       </w:ins>
-      <w:ins w:id="618" w:author="治輝 齋藤" w:date="2026-04-14T14:29:00Z" w16du:dateUtc="2026-04-14T05:29:00Z">
+      <w:ins w:id="623" w:author="治輝 齋藤" w:date="2026-04-14T14:29:00Z" w16du:dateUtc="2026-04-14T05:29:00Z">
         <w:r>
           <w:rPr>
             <w:b/>
@@ -11328,16 +11413,16 @@
           <w:t xml:space="preserve"> map lines delineate study areas and do not necessarily depict accepted national boundaries (here, prefectures used as the analytic geography)</w:t>
         </w:r>
       </w:ins>
-      <w:ins w:id="619" w:author="治輝 齋藤" w:date="2026-04-14T12:51:00Z" w16du:dateUtc="2026-04-14T03:51:00Z">
+      <w:ins w:id="624" w:author="治輝 齋藤" w:date="2026-04-14T12:51:00Z" w16du:dateUtc="2026-04-14T03:51:00Z">
         <w:r>
           <w:t>.</w:t>
         </w:r>
-        <w:commentRangeEnd w:id="606"/>
+        <w:commentRangeEnd w:id="611"/>
         <w:r>
           <w:rPr>
             <w:rStyle w:val="af2"/>
           </w:rPr>
-          <w:commentReference w:id="606"/>
+          <w:commentReference w:id="611"/>
         </w:r>
       </w:ins>
     </w:p>
@@ -11345,8 +11430,8 @@
       <w:pPr>
         <w:pStyle w:val="2"/>
       </w:pPr>
-      <w:bookmarkStart w:id="620" w:name="figure-1"/>
-      <w:bookmarkEnd w:id="603"/>
+      <w:bookmarkStart w:id="625" w:name="figure-1"/>
+      <w:bookmarkEnd w:id="608"/>
       <w:r>
         <w:t>Figure 1</w:t>
       </w:r>
@@ -11355,13 +11440,13 @@
       <w:pPr>
         <w:pStyle w:val="FirstParagraph"/>
         <w:rPr>
-          <w:ins w:id="621" w:author="治輝 齋藤" w:date="2026-04-14T11:20:00Z" w16du:dateUtc="2026-04-14T02:20:00Z"/>
-          <w:lang w:eastAsia="ja-JP"/>
-        </w:rPr>
-      </w:pPr>
-      <w:commentRangeStart w:id="622"/>
-      <w:commentRangeStart w:id="623"/>
-      <w:del w:id="624" w:author="治輝 齋藤" w:date="2026-04-14T11:20:00Z" w16du:dateUtc="2026-04-14T02:20:00Z">
+          <w:ins w:id="626" w:author="治輝 齋藤" w:date="2026-04-14T11:20:00Z" w16du:dateUtc="2026-04-14T02:20:00Z"/>
+          <w:lang w:eastAsia="ja-JP"/>
+        </w:rPr>
+      </w:pPr>
+      <w:commentRangeStart w:id="627"/>
+      <w:commentRangeStart w:id="628"/>
+      <w:del w:id="629" w:author="治輝 齋藤" w:date="2026-04-14T11:20:00Z" w16du:dateUtc="2026-04-14T02:20:00Z">
         <w:r>
           <w:rPr>
             <w:noProof/>
@@ -11409,19 +11494,19 @@
           </w:drawing>
         </w:r>
       </w:del>
-      <w:commentRangeEnd w:id="622"/>
+      <w:commentRangeEnd w:id="627"/>
       <w:r>
         <w:rPr>
           <w:rStyle w:val="af2"/>
         </w:rPr>
-        <w:commentReference w:id="622"/>
-      </w:r>
-      <w:commentRangeEnd w:id="623"/>
+        <w:commentReference w:id="627"/>
+      </w:r>
+      <w:commentRangeEnd w:id="628"/>
       <w:r>
         <w:rPr>
           <w:rStyle w:val="af2"/>
         </w:rPr>
-        <w:commentReference w:id="623"/>
+        <w:commentReference w:id="628"/>
       </w:r>
     </w:p>
     <w:p>
@@ -11431,7 +11516,7 @@
           <w:lang w:eastAsia="ja-JP"/>
         </w:rPr>
       </w:pPr>
-      <w:ins w:id="625" w:author="治輝 齋藤" w:date="2026-04-14T11:20:00Z" w16du:dateUtc="2026-04-14T02:20:00Z">
+      <w:ins w:id="630" w:author="治輝 齋藤" w:date="2026-04-14T11:20:00Z" w16du:dateUtc="2026-04-14T02:20:00Z">
         <w:r>
           <w:rPr>
             <w:rFonts w:hint="eastAsia"/>
@@ -11507,8 +11592,8 @@
       <w:pPr>
         <w:pStyle w:val="2"/>
       </w:pPr>
-      <w:bookmarkStart w:id="626" w:name="figure-2"/>
-      <w:bookmarkEnd w:id="620"/>
+      <w:bookmarkStart w:id="631" w:name="figure-2"/>
+      <w:bookmarkEnd w:id="625"/>
       <w:r>
         <w:lastRenderedPageBreak/>
         <w:t>Figure 2</w:t>
@@ -11569,43 +11654,43 @@
       <w:pPr>
         <w:pStyle w:val="2"/>
         <w:rPr>
-          <w:del w:id="627" w:author="治輝 齋藤" w:date="2026-04-14T09:22:00Z" w16du:dateUtc="2026-04-14T00:22:00Z"/>
-        </w:rPr>
-      </w:pPr>
-      <w:bookmarkStart w:id="628" w:name="figure-3"/>
-      <w:bookmarkEnd w:id="626"/>
-      <w:commentRangeStart w:id="629"/>
-      <w:commentRangeStart w:id="630"/>
-      <w:del w:id="631" w:author="治輝 齋藤" w:date="2026-04-14T09:22:00Z" w16du:dateUtc="2026-04-14T00:22:00Z">
+          <w:del w:id="632" w:author="治輝 齋藤" w:date="2026-04-14T09:22:00Z" w16du:dateUtc="2026-04-14T00:22:00Z"/>
+        </w:rPr>
+      </w:pPr>
+      <w:bookmarkStart w:id="633" w:name="figure-3"/>
+      <w:bookmarkEnd w:id="631"/>
+      <w:commentRangeStart w:id="634"/>
+      <w:commentRangeStart w:id="635"/>
+      <w:del w:id="636" w:author="治輝 齋藤" w:date="2026-04-14T09:22:00Z" w16du:dateUtc="2026-04-14T00:22:00Z">
         <w:r>
           <w:lastRenderedPageBreak/>
           <w:delText>Figure 3</w:delText>
         </w:r>
-        <w:commentRangeEnd w:id="629"/>
+        <w:commentRangeEnd w:id="634"/>
         <w:r>
           <w:rPr>
             <w:rStyle w:val="af2"/>
             <w:rFonts w:asciiTheme="minorHAnsi" w:eastAsiaTheme="minorEastAsia" w:hAnsiTheme="minorHAnsi" w:cstheme="minorBidi"/>
             <w:color w:val="auto"/>
           </w:rPr>
-          <w:commentReference w:id="629"/>
-        </w:r>
-      </w:del>
-      <w:commentRangeEnd w:id="630"/>
+          <w:commentReference w:id="634"/>
+        </w:r>
+      </w:del>
+      <w:commentRangeEnd w:id="635"/>
       <w:r>
         <w:rPr>
           <w:rStyle w:val="af2"/>
           <w:rFonts w:asciiTheme="minorHAnsi" w:eastAsiaTheme="minorEastAsia" w:hAnsiTheme="minorHAnsi" w:cstheme="minorBidi"/>
           <w:color w:val="auto"/>
         </w:rPr>
-        <w:commentReference w:id="630"/>
+        <w:commentReference w:id="635"/>
       </w:r>
     </w:p>
     <w:p>
       <w:pPr>
         <w:pStyle w:val="FirstParagraph"/>
       </w:pPr>
-      <w:del w:id="632" w:author="治輝 齋藤" w:date="2026-04-14T10:58:00Z" w16du:dateUtc="2026-04-14T01:58:00Z">
+      <w:del w:id="637" w:author="治輝 齋藤" w:date="2026-04-14T10:58:00Z" w16du:dateUtc="2026-04-14T01:58:00Z">
         <w:r>
           <w:rPr>
             <w:noProof/>
@@ -11658,13 +11743,13 @@
       <w:pPr>
         <w:pStyle w:val="2"/>
       </w:pPr>
-      <w:bookmarkStart w:id="633" w:name="figure-4"/>
-      <w:bookmarkEnd w:id="628"/>
+      <w:bookmarkStart w:id="638" w:name="figure-4"/>
+      <w:bookmarkEnd w:id="633"/>
       <w:r>
         <w:lastRenderedPageBreak/>
         <w:t xml:space="preserve">Figure </w:t>
       </w:r>
-      <w:ins w:id="634" w:author="治輝 齋藤" w:date="2026-04-14T09:23:00Z" w16du:dateUtc="2026-04-14T00:23:00Z">
+      <w:ins w:id="639" w:author="治輝 齋藤" w:date="2026-04-14T09:23:00Z" w16du:dateUtc="2026-04-14T00:23:00Z">
         <w:r>
           <w:rPr>
             <w:rFonts w:hint="eastAsia"/>
@@ -11673,7 +11758,7 @@
           <w:t>3</w:t>
         </w:r>
       </w:ins>
-      <w:del w:id="635" w:author="治輝 齋藤" w:date="2026-04-14T09:23:00Z" w16du:dateUtc="2026-04-14T00:23:00Z">
+      <w:del w:id="640" w:author="治輝 齋藤" w:date="2026-04-14T09:23:00Z" w16du:dateUtc="2026-04-14T00:23:00Z">
         <w:r>
           <w:delText>4</w:delText>
         </w:r>
@@ -11683,11 +11768,11 @@
       <w:pPr>
         <w:pStyle w:val="FirstParagraph"/>
         <w:rPr>
-          <w:ins w:id="636" w:author="治輝 齋藤" w:date="2026-04-14T11:21:00Z" w16du:dateUtc="2026-04-14T02:21:00Z"/>
-          <w:lang w:eastAsia="ja-JP"/>
-        </w:rPr>
-      </w:pPr>
-      <w:del w:id="637" w:author="治輝 齋藤" w:date="2026-04-14T11:21:00Z" w16du:dateUtc="2026-04-14T02:21:00Z">
+          <w:ins w:id="641" w:author="治輝 齋藤" w:date="2026-04-14T11:21:00Z" w16du:dateUtc="2026-04-14T02:21:00Z"/>
+          <w:lang w:eastAsia="ja-JP"/>
+        </w:rPr>
+      </w:pPr>
+      <w:del w:id="642" w:author="治輝 齋藤" w:date="2026-04-14T11:21:00Z" w16du:dateUtc="2026-04-14T02:21:00Z">
         <w:r>
           <w:rPr>
             <w:noProof/>
@@ -11743,7 +11828,7 @@
           <w:lang w:eastAsia="ja-JP"/>
         </w:rPr>
       </w:pPr>
-      <w:ins w:id="638" w:author="治輝 齋藤" w:date="2026-04-14T11:21:00Z" w16du:dateUtc="2026-04-14T02:21:00Z">
+      <w:ins w:id="643" w:author="治輝 齋藤" w:date="2026-04-14T11:21:00Z" w16du:dateUtc="2026-04-14T02:21:00Z">
         <w:r>
           <w:rPr>
             <w:rFonts w:hint="eastAsia"/>
@@ -11819,13 +11904,13 @@
       <w:pPr>
         <w:pStyle w:val="2"/>
       </w:pPr>
-      <w:bookmarkStart w:id="639" w:name="figure-5"/>
-      <w:bookmarkEnd w:id="633"/>
+      <w:bookmarkStart w:id="644" w:name="figure-5"/>
+      <w:bookmarkEnd w:id="638"/>
       <w:r>
         <w:lastRenderedPageBreak/>
         <w:t xml:space="preserve">Figure </w:t>
       </w:r>
-      <w:ins w:id="640" w:author="治輝 齋藤" w:date="2026-04-14T09:23:00Z" w16du:dateUtc="2026-04-14T00:23:00Z">
+      <w:ins w:id="645" w:author="治輝 齋藤" w:date="2026-04-14T09:23:00Z" w16du:dateUtc="2026-04-14T00:23:00Z">
         <w:r>
           <w:rPr>
             <w:rFonts w:hint="eastAsia"/>
@@ -11834,7 +11919,7 @@
           <w:t>4</w:t>
         </w:r>
       </w:ins>
-      <w:del w:id="641" w:author="治輝 齋藤" w:date="2026-04-14T09:23:00Z" w16du:dateUtc="2026-04-14T00:23:00Z">
+      <w:del w:id="646" w:author="治輝 齋藤" w:date="2026-04-14T09:23:00Z" w16du:dateUtc="2026-04-14T00:23:00Z">
         <w:r>
           <w:delText>5</w:delText>
         </w:r>
@@ -11844,11 +11929,11 @@
       <w:pPr>
         <w:pStyle w:val="FirstParagraph"/>
         <w:rPr>
-          <w:ins w:id="642" w:author="治輝 齋藤" w:date="2026-04-14T11:22:00Z" w16du:dateUtc="2026-04-14T02:22:00Z"/>
-          <w:lang w:eastAsia="ja-JP"/>
-        </w:rPr>
-      </w:pPr>
-      <w:del w:id="643" w:author="治輝 齋藤" w:date="2026-04-14T11:23:00Z" w16du:dateUtc="2026-04-14T02:23:00Z">
+          <w:ins w:id="647" w:author="治輝 齋藤" w:date="2026-04-14T11:22:00Z" w16du:dateUtc="2026-04-14T02:22:00Z"/>
+          <w:lang w:eastAsia="ja-JP"/>
+        </w:rPr>
+      </w:pPr>
+      <w:del w:id="648" w:author="治輝 齋藤" w:date="2026-04-14T11:23:00Z" w16du:dateUtc="2026-04-14T02:23:00Z">
         <w:r>
           <w:rPr>
             <w:noProof/>
@@ -11904,7 +11989,7 @@
           <w:lang w:eastAsia="ja-JP"/>
         </w:rPr>
       </w:pPr>
-      <w:ins w:id="644" w:author="治輝 齋藤" w:date="2026-04-14T11:22:00Z" w16du:dateUtc="2026-04-14T02:22:00Z">
+      <w:ins w:id="649" w:author="治輝 齋藤" w:date="2026-04-14T11:22:00Z" w16du:dateUtc="2026-04-14T02:22:00Z">
         <w:r>
           <w:rPr>
             <w:rFonts w:hint="eastAsia"/>
@@ -11980,13 +12065,13 @@
       <w:pPr>
         <w:pStyle w:val="2"/>
       </w:pPr>
-      <w:bookmarkStart w:id="645" w:name="figure-6"/>
-      <w:bookmarkEnd w:id="639"/>
+      <w:bookmarkStart w:id="650" w:name="figure-6"/>
+      <w:bookmarkEnd w:id="644"/>
       <w:r>
         <w:lastRenderedPageBreak/>
         <w:t xml:space="preserve">Figure </w:t>
       </w:r>
-      <w:ins w:id="646" w:author="治輝 齋藤" w:date="2026-04-14T09:23:00Z" w16du:dateUtc="2026-04-14T00:23:00Z">
+      <w:ins w:id="651" w:author="治輝 齋藤" w:date="2026-04-14T09:23:00Z" w16du:dateUtc="2026-04-14T00:23:00Z">
         <w:r>
           <w:rPr>
             <w:rFonts w:hint="eastAsia"/>
@@ -11995,7 +12080,7 @@
           <w:t>5</w:t>
         </w:r>
       </w:ins>
-      <w:del w:id="647" w:author="治輝 齋藤" w:date="2026-04-14T09:23:00Z" w16du:dateUtc="2026-04-14T00:23:00Z">
+      <w:del w:id="652" w:author="治輝 齋藤" w:date="2026-04-14T09:23:00Z" w16du:dateUtc="2026-04-14T00:23:00Z">
         <w:r>
           <w:delText>6</w:delText>
         </w:r>
@@ -12005,11 +12090,11 @@
       <w:pPr>
         <w:pStyle w:val="FirstParagraph"/>
         <w:rPr>
-          <w:ins w:id="648" w:author="治輝 齋藤" w:date="2026-04-14T11:23:00Z" w16du:dateUtc="2026-04-14T02:23:00Z"/>
-          <w:lang w:eastAsia="ja-JP"/>
-        </w:rPr>
-      </w:pPr>
-      <w:del w:id="649" w:author="治輝 齋藤" w:date="2026-04-14T11:24:00Z" w16du:dateUtc="2026-04-14T02:24:00Z">
+          <w:ins w:id="653" w:author="治輝 齋藤" w:date="2026-04-14T11:23:00Z" w16du:dateUtc="2026-04-14T02:23:00Z"/>
+          <w:lang w:eastAsia="ja-JP"/>
+        </w:rPr>
+      </w:pPr>
+      <w:del w:id="654" w:author="治輝 齋藤" w:date="2026-04-14T11:24:00Z" w16du:dateUtc="2026-04-14T02:24:00Z">
         <w:r>
           <w:rPr>
             <w:noProof/>
@@ -12057,8 +12142,8 @@
           </w:drawing>
         </w:r>
       </w:del>
-      <w:bookmarkEnd w:id="539"/>
-      <w:bookmarkEnd w:id="645"/>
+      <w:bookmarkEnd w:id="544"/>
+      <w:bookmarkEnd w:id="650"/>
     </w:p>
     <w:p>
       <w:pPr>
@@ -12067,7 +12152,7 @@
           <w:lang w:eastAsia="ja-JP"/>
         </w:rPr>
       </w:pPr>
-      <w:ins w:id="650" w:author="治輝 齋藤" w:date="2026-04-14T11:24:00Z" w16du:dateUtc="2026-04-14T02:24:00Z">
+      <w:ins w:id="655" w:author="治輝 齋藤" w:date="2026-04-14T11:24:00Z" w16du:dateUtc="2026-04-14T02:24:00Z">
         <w:r>
           <w:rPr>
             <w:rFonts w:hint="eastAsia"/>
@@ -12220,7 +12305,7 @@
       </w:r>
     </w:p>
   </w:comment>
-  <w:comment w:id="217" w:author="治輝 齋藤" w:date="2026-04-14T13:39:00Z" w:initials="治齋">
+  <w:comment w:id="218" w:author="治輝 齋藤" w:date="2026-04-14T13:39:00Z" w:initials="治齋">
     <w:p>
       <w:pPr>
         <w:pStyle w:val="af3"/>
@@ -12355,11 +12440,12 @@
       </w:r>
     </w:p>
   </w:comment>
-  <w:comment w:id="229" w:author="治輝 齋藤" w:date="2026-04-14T13:48:00Z" w:initials="治齋">
+  <w:comment w:id="221" w:author="治輝 齋藤" w:date="2026-04-14T19:22:00Z" w:initials="治齋">
     <w:p>
       <w:pPr>
         <w:pStyle w:val="af3"/>
         <w:rPr>
+          <w:rFonts w:hint="eastAsia"/>
           <w:lang w:eastAsia="ja-JP"/>
         </w:rPr>
       </w:pPr>
@@ -12374,6 +12460,43 @@
           <w:rFonts w:hint="eastAsia"/>
           <w:lang w:eastAsia="ja-JP"/>
         </w:rPr>
+        <w:t>図の作成において利用した</w:t>
+      </w:r>
+      <w:r>
+        <w:rPr>
+          <w:rFonts w:hint="eastAsia"/>
+          <w:lang w:eastAsia="ja-JP"/>
+        </w:rPr>
+        <w:t>Python</w:t>
+      </w:r>
+      <w:r>
+        <w:rPr>
+          <w:rFonts w:hint="eastAsia"/>
+          <w:lang w:eastAsia="ja-JP"/>
+        </w:rPr>
+        <w:t>ライブラリを記載しました。</w:t>
+      </w:r>
+    </w:p>
+  </w:comment>
+  <w:comment w:id="235" w:author="治輝 齋藤" w:date="2026-04-14T13:48:00Z" w:initials="治齋">
+    <w:p>
+      <w:pPr>
+        <w:pStyle w:val="af3"/>
+        <w:rPr>
+          <w:lang w:eastAsia="ja-JP"/>
+        </w:rPr>
+      </w:pPr>
+      <w:r>
+        <w:rPr>
+          <w:rStyle w:val="af2"/>
+        </w:rPr>
+        <w:annotationRef/>
+      </w:r>
+      <w:r>
+        <w:rPr>
+          <w:rFonts w:hint="eastAsia"/>
+          <w:lang w:eastAsia="ja-JP"/>
+        </w:rPr>
         <w:t>記述統計の本文</w:t>
       </w:r>
       <w:r>
@@ -12427,7 +12550,7 @@
       </w:r>
     </w:p>
   </w:comment>
-  <w:comment w:id="240" w:author="治輝 齋藤" w:date="2026-04-14T13:50:00Z" w:initials="治齋">
+  <w:comment w:id="246" w:author="治輝 齋藤" w:date="2026-04-14T13:50:00Z" w:initials="治齋">
     <w:p>
       <w:pPr>
         <w:pStyle w:val="af3"/>
@@ -12513,7 +12636,7 @@
       </w:r>
     </w:p>
   </w:comment>
-  <w:comment w:id="246" w:author="哲也 大平" w:date="2026-04-12T21:50:00Z" w:initials="哲大">
+  <w:comment w:id="252" w:author="哲也 大平" w:date="2026-04-12T21:50:00Z" w:initials="哲大">
     <w:p>
       <w:pPr>
         <w:pStyle w:val="af3"/>
@@ -12543,7 +12666,7 @@
       </w:r>
     </w:p>
   </w:comment>
-  <w:comment w:id="247" w:author="治輝 齋藤" w:date="2026-04-13T13:46:00Z" w:initials="治齋">
+  <w:comment w:id="253" w:author="治輝 齋藤" w:date="2026-04-13T13:46:00Z" w:initials="治齋">
     <w:p>
       <w:pPr>
         <w:pStyle w:val="af3"/>
@@ -12566,7 +12689,7 @@
       </w:r>
     </w:p>
   </w:comment>
-  <w:comment w:id="344" w:author="哲也 大平" w:date="2026-04-12T22:05:00Z" w:initials="哲大">
+  <w:comment w:id="350" w:author="哲也 大平" w:date="2026-04-12T22:05:00Z" w:initials="哲大">
     <w:p>
       <w:pPr>
         <w:pStyle w:val="af3"/>
@@ -12589,7 +12712,7 @@
       </w:r>
     </w:p>
   </w:comment>
-  <w:comment w:id="345" w:author="治輝 齋藤" w:date="2026-04-13T14:04:00Z" w:initials="治齋">
+  <w:comment w:id="351" w:author="治輝 齋藤" w:date="2026-04-13T14:04:00Z" w:initials="治齋">
     <w:p>
       <w:pPr>
         <w:pStyle w:val="af3"/>
@@ -12612,7 +12735,7 @@
       </w:r>
     </w:p>
   </w:comment>
-  <w:comment w:id="435" w:author="治輝 齋藤" w:date="2026-04-14T14:25:00Z" w:initials="治齋">
+  <w:comment w:id="440" w:author="治輝 齋藤" w:date="2026-04-14T14:25:00Z" w:initials="治齋">
     <w:p>
       <w:pPr>
         <w:pStyle w:val="af3"/>
@@ -12656,7 +12779,7 @@
       </w:r>
     </w:p>
   </w:comment>
-  <w:comment w:id="438" w:author="治輝 齋藤" w:date="2026-04-14T14:25:00Z" w:initials="治齋">
+  <w:comment w:id="443" w:author="治輝 齋藤" w:date="2026-04-14T14:25:00Z" w:initials="治齋">
     <w:p>
       <w:pPr>
         <w:pStyle w:val="af3"/>
@@ -12714,7 +12837,7 @@
       </w:r>
     </w:p>
   </w:comment>
-  <w:comment w:id="442" w:author="哲也 大平" w:date="2026-04-12T22:38:00Z" w:initials="哲大">
+  <w:comment w:id="447" w:author="哲也 大平" w:date="2026-04-12T22:38:00Z" w:initials="哲大">
     <w:p>
       <w:pPr>
         <w:pStyle w:val="af3"/>
@@ -12744,7 +12867,7 @@
       </w:r>
     </w:p>
   </w:comment>
-  <w:comment w:id="443" w:author="治輝 齋藤" w:date="2026-04-13T14:12:00Z" w:initials="治齋">
+  <w:comment w:id="448" w:author="治輝 齋藤" w:date="2026-04-13T14:12:00Z" w:initials="治齋">
     <w:p>
       <w:pPr>
         <w:pStyle w:val="af3"/>
@@ -12774,7 +12897,7 @@
       </w:r>
     </w:p>
   </w:comment>
-  <w:comment w:id="468" w:author="哲也 大平" w:date="2026-04-12T22:38:00Z" w:initials="哲大">
+  <w:comment w:id="473" w:author="哲也 大平" w:date="2026-04-12T22:38:00Z" w:initials="哲大">
     <w:p>
       <w:pPr>
         <w:pStyle w:val="af3"/>
@@ -12797,7 +12920,7 @@
       </w:r>
     </w:p>
   </w:comment>
-  <w:comment w:id="469" w:author="治輝 齋藤" w:date="2026-04-13T14:10:00Z" w:initials="治齋">
+  <w:comment w:id="474" w:author="治輝 齋藤" w:date="2026-04-13T14:10:00Z" w:initials="治齋">
     <w:p>
       <w:pPr>
         <w:pStyle w:val="af3"/>
@@ -12820,7 +12943,7 @@
       </w:r>
     </w:p>
   </w:comment>
-  <w:comment w:id="473" w:author="哲也 大平" w:date="2026-04-12T22:39:00Z" w:initials="哲大">
+  <w:comment w:id="478" w:author="哲也 大平" w:date="2026-04-12T22:39:00Z" w:initials="哲大">
     <w:p>
       <w:pPr>
         <w:pStyle w:val="af3"/>
@@ -12843,7 +12966,7 @@
       </w:r>
     </w:p>
   </w:comment>
-  <w:comment w:id="474" w:author="治輝 齋藤" w:date="2026-04-13T14:11:00Z" w:initials="治齋">
+  <w:comment w:id="479" w:author="治輝 齋藤" w:date="2026-04-13T14:11:00Z" w:initials="治齋">
     <w:p>
       <w:pPr>
         <w:pStyle w:val="af3"/>
@@ -12866,7 +12989,7 @@
       </w:r>
     </w:p>
   </w:comment>
-  <w:comment w:id="481" w:author="治輝 齋藤" w:date="2026-04-14T12:47:00Z" w:initials="治齋">
+  <w:comment w:id="486" w:author="治輝 齋藤" w:date="2026-04-14T12:47:00Z" w:initials="治齋">
     <w:p>
       <w:pPr>
         <w:pStyle w:val="af3"/>
@@ -12896,7 +13019,7 @@
       </w:r>
     </w:p>
   </w:comment>
-  <w:comment w:id="489" w:author="治輝 齋藤" w:date="2026-04-14T12:47:00Z" w:initials="治齋">
+  <w:comment w:id="494" w:author="治輝 齋藤" w:date="2026-04-14T12:47:00Z" w:initials="治齋">
     <w:p>
       <w:pPr>
         <w:pStyle w:val="af3"/>
@@ -12929,18 +13052,76 @@
           <w:rFonts w:hint="eastAsia"/>
           <w:lang w:eastAsia="ja-JP"/>
         </w:rPr>
-        <w:t>の使用に関する開示の</w:t>
+        <w:t>の使用に関する開示の項目を追加しました。</w:t>
+      </w:r>
+    </w:p>
+  </w:comment>
+  <w:comment w:id="502" w:author="哲也 大平" w:date="2026-04-12T22:18:00Z" w:initials="哲大">
+    <w:p>
+      <w:pPr>
+        <w:pStyle w:val="af3"/>
+        <w:rPr>
+          <w:lang w:eastAsia="ja-JP"/>
+        </w:rPr>
+      </w:pPr>
+      <w:r>
+        <w:rPr>
+          <w:rStyle w:val="af2"/>
+        </w:rPr>
+        <w:annotationRef/>
       </w:r>
       <w:r>
         <w:rPr>
           <w:rFonts w:hint="eastAsia"/>
           <w:lang w:eastAsia="ja-JP"/>
         </w:rPr>
-        <w:t>項目を追加しました。</w:t>
+        <w:t>文献数が多すぎのように思います。通常</w:t>
+      </w:r>
+      <w:r>
+        <w:rPr>
+          <w:rFonts w:hint="eastAsia"/>
+          <w:lang w:eastAsia="ja-JP"/>
+        </w:rPr>
+        <w:t>50</w:t>
+      </w:r>
+      <w:r>
+        <w:rPr>
+          <w:rFonts w:hint="eastAsia"/>
+          <w:lang w:eastAsia="ja-JP"/>
+        </w:rPr>
+        <w:t>以内におさめた方がよいでしょう。考察で、</w:t>
+      </w:r>
+      <w:r>
+        <w:rPr>
+          <w:rFonts w:hint="eastAsia"/>
+          <w:lang w:eastAsia="ja-JP"/>
+        </w:rPr>
+        <w:t>1</w:t>
+      </w:r>
+      <w:r>
+        <w:rPr>
+          <w:rFonts w:hint="eastAsia"/>
+          <w:lang w:eastAsia="ja-JP"/>
+        </w:rPr>
+        <w:t>文に</w:t>
+      </w:r>
+      <w:r>
+        <w:rPr>
+          <w:rFonts w:hint="eastAsia"/>
+          <w:lang w:eastAsia="ja-JP"/>
+        </w:rPr>
+        <w:t>3</w:t>
+      </w:r>
+      <w:r>
+        <w:rPr>
+          <w:rFonts w:hint="eastAsia"/>
+          <w:lang w:eastAsia="ja-JP"/>
+        </w:rPr>
+        <w:t>個ぐらい引用しているところが複数ありますが、その部分を代表的な論文一つにした方がよいと思います。</w:t>
       </w:r>
     </w:p>
   </w:comment>
-  <w:comment w:id="497" w:author="哲也 大平" w:date="2026-04-12T22:18:00Z" w:initials="哲大">
+  <w:comment w:id="503" w:author="治輝 齋藤" w:date="2026-04-13T20:44:00Z" w:initials="治齋">
     <w:p>
       <w:pPr>
         <w:pStyle w:val="af3"/>
@@ -12959,53 +13140,171 @@
           <w:rFonts w:hint="eastAsia"/>
           <w:lang w:eastAsia="ja-JP"/>
         </w:rPr>
-        <w:t>文献数が多すぎのように思います。通常</w:t>
+        <w:t>文献数を</w:t>
       </w:r>
       <w:r>
         <w:rPr>
           <w:rFonts w:hint="eastAsia"/>
           <w:lang w:eastAsia="ja-JP"/>
         </w:rPr>
-        <w:t>50</w:t>
+        <w:t>48</w:t>
       </w:r>
       <w:r>
         <w:rPr>
           <w:rFonts w:hint="eastAsia"/>
           <w:lang w:eastAsia="ja-JP"/>
         </w:rPr>
-        <w:t>以内におさめた方がよいでしょう。考察で、</w:t>
+        <w:t>件に修正しました。</w:t>
+      </w:r>
+    </w:p>
+  </w:comment>
+  <w:comment w:id="505" w:author="哲也 大平" w:date="2026-04-12T22:20:00Z" w:initials="哲大">
+    <w:p>
+      <w:pPr>
+        <w:pStyle w:val="af3"/>
+        <w:rPr>
+          <w:lang w:eastAsia="ja-JP"/>
+        </w:rPr>
+      </w:pPr>
+      <w:r>
+        <w:rPr>
+          <w:rStyle w:val="af2"/>
+        </w:rPr>
+        <w:annotationRef/>
       </w:r>
       <w:r>
         <w:rPr>
           <w:rFonts w:hint="eastAsia"/>
           <w:lang w:eastAsia="ja-JP"/>
         </w:rPr>
-        <w:t>1</w:t>
+        <w:t>この論文は検索してもでてこないようです</w:t>
+      </w:r>
+    </w:p>
+  </w:comment>
+  <w:comment w:id="506" w:author="治輝 齋藤" w:date="2026-04-13T20:44:00Z" w:initials="治齋">
+    <w:p>
+      <w:pPr>
+        <w:pStyle w:val="af3"/>
+        <w:rPr>
+          <w:lang w:eastAsia="ja-JP"/>
+        </w:rPr>
+      </w:pPr>
+      <w:r>
+        <w:rPr>
+          <w:rStyle w:val="af2"/>
+        </w:rPr>
+        <w:annotationRef/>
       </w:r>
       <w:r>
         <w:rPr>
           <w:rFonts w:hint="eastAsia"/>
           <w:lang w:eastAsia="ja-JP"/>
         </w:rPr>
-        <w:t>文に</w:t>
+        <w:t>該当文献を削除します。</w:t>
+      </w:r>
+    </w:p>
+  </w:comment>
+  <w:comment w:id="546" w:author="哲也 大平" w:date="2026-04-12T21:39:00Z" w:initials="哲大">
+    <w:p>
+      <w:pPr>
+        <w:pStyle w:val="af3"/>
+        <w:rPr>
+          <w:lang w:eastAsia="ja-JP"/>
+        </w:rPr>
+      </w:pPr>
+      <w:r>
+        <w:rPr>
+          <w:rStyle w:val="af2"/>
+        </w:rPr>
+        <w:annotationRef/>
       </w:r>
       <w:r>
         <w:rPr>
           <w:rFonts w:hint="eastAsia"/>
           <w:lang w:eastAsia="ja-JP"/>
         </w:rPr>
-        <w:t>3</w:t>
+        <w:t>Table1</w:t>
       </w:r>
       <w:r>
         <w:rPr>
           <w:rFonts w:hint="eastAsia"/>
           <w:lang w:eastAsia="ja-JP"/>
         </w:rPr>
-        <w:t>個ぐらい引用しているところが複数ありますが、その部分を代表的な論文一つにした方がよいと思います。</w:t>
+        <w:t>の変数は正規分布しているのでしょうか。もししているのであれば、</w:t>
+      </w:r>
+      <w:r>
+        <w:rPr>
+          <w:rFonts w:hint="eastAsia"/>
+          <w:lang w:eastAsia="ja-JP"/>
+        </w:rPr>
+        <w:t>Median</w:t>
+      </w:r>
+      <w:r>
+        <w:rPr>
+          <w:rFonts w:hint="eastAsia"/>
+          <w:lang w:eastAsia="ja-JP"/>
+        </w:rPr>
+        <w:t>の記載は不要です。していないのであれば、</w:t>
+      </w:r>
+      <w:r>
+        <w:rPr>
+          <w:rFonts w:hint="eastAsia"/>
+          <w:lang w:eastAsia="ja-JP"/>
+        </w:rPr>
+        <w:t>Mean</w:t>
+      </w:r>
+      <w:r>
+        <w:rPr>
+          <w:rFonts w:hint="eastAsia"/>
+          <w:lang w:eastAsia="ja-JP"/>
+        </w:rPr>
+        <w:t>と</w:t>
+      </w:r>
+      <w:r>
+        <w:rPr>
+          <w:rFonts w:hint="eastAsia"/>
+          <w:lang w:eastAsia="ja-JP"/>
+        </w:rPr>
+        <w:t>SD</w:t>
+      </w:r>
+      <w:r>
+        <w:rPr>
+          <w:rFonts w:hint="eastAsia"/>
+          <w:lang w:eastAsia="ja-JP"/>
+        </w:rPr>
+        <w:t>の記載は不要で、その代わりに</w:t>
+      </w:r>
+      <w:r>
+        <w:rPr>
+          <w:rFonts w:hint="eastAsia"/>
+          <w:lang w:eastAsia="ja-JP"/>
+        </w:rPr>
+        <w:t>25</w:t>
+      </w:r>
+      <w:r>
+        <w:rPr>
+          <w:rFonts w:hint="eastAsia"/>
+          <w:lang w:eastAsia="ja-JP"/>
+        </w:rPr>
+        <w:t>％タイルと</w:t>
+      </w:r>
+      <w:r>
+        <w:rPr>
+          <w:rFonts w:hint="eastAsia"/>
+          <w:lang w:eastAsia="ja-JP"/>
+        </w:rPr>
+        <w:t>75</w:t>
+      </w:r>
+      <w:r>
+        <w:rPr>
+          <w:rFonts w:hint="eastAsia"/>
+          <w:lang w:eastAsia="ja-JP"/>
+        </w:rPr>
+        <w:t>％タイルを記載した方がよいと思います。後のグラフをみると、正規分布はしていないようにも見えますが、線形回帰分析をしているので、正規分布していると仮定した方が実際はよいように思います。</w:t>
       </w:r>
     </w:p>
   </w:comment>
-  <w:comment w:id="498" w:author="治輝 齋藤" w:date="2026-04-13T20:44:00Z" w:initials="治齋">
+  <w:comment w:id="547" w:author="治輝 齋藤" w:date="2026-04-14T10:58:00Z" w:initials="治齋">
     <w:p>
       <w:pPr>
         <w:pStyle w:val="af3"/>
@@ -13024,25 +13323,87 @@
           <w:rFonts w:hint="eastAsia"/>
           <w:lang w:eastAsia="ja-JP"/>
         </w:rPr>
-        <w:t>文献数を</w:t>
+        <w:t>表について、</w:t>
       </w:r>
       <w:r>
         <w:rPr>
           <w:rFonts w:hint="eastAsia"/>
           <w:lang w:eastAsia="ja-JP"/>
         </w:rPr>
-        <w:t>48</w:t>
+        <w:t>25%</w:t>
       </w:r>
       <w:r>
         <w:rPr>
           <w:rFonts w:hint="eastAsia"/>
           <w:lang w:eastAsia="ja-JP"/>
         </w:rPr>
-        <w:t>件に修正しました。</w:t>
+        <w:t>タイルと</w:t>
+      </w:r>
+      <w:r>
+        <w:rPr>
+          <w:rFonts w:hint="eastAsia"/>
+          <w:lang w:eastAsia="ja-JP"/>
+        </w:rPr>
+        <w:t>75%</w:t>
+      </w:r>
+      <w:r>
+        <w:rPr>
+          <w:rFonts w:hint="eastAsia"/>
+          <w:lang w:eastAsia="ja-JP"/>
+        </w:rPr>
+        <w:t>タイルの記載を追加しました。</w:t>
+      </w:r>
+      <w:r>
+        <w:rPr>
+          <w:lang w:eastAsia="ja-JP"/>
+        </w:rPr>
+        <w:t xml:space="preserve"> </w:t>
+      </w:r>
+      <w:r>
+        <w:rPr>
+          <w:rFonts w:hint="eastAsia"/>
+          <w:lang w:eastAsia="ja-JP"/>
+        </w:rPr>
+        <w:t>Mean</w:t>
+      </w:r>
+      <w:r>
+        <w:rPr>
+          <w:rFonts w:hint="eastAsia"/>
+          <w:lang w:eastAsia="ja-JP"/>
+        </w:rPr>
+        <w:t>・</w:t>
+      </w:r>
+      <w:r>
+        <w:rPr>
+          <w:rFonts w:hint="eastAsia"/>
+          <w:lang w:eastAsia="ja-JP"/>
+        </w:rPr>
+        <w:t>SD</w:t>
+      </w:r>
+      <w:r>
+        <w:rPr>
+          <w:rFonts w:hint="eastAsia"/>
+          <w:lang w:eastAsia="ja-JP"/>
+        </w:rPr>
+        <w:t>・</w:t>
+      </w:r>
+      <w:r>
+        <w:rPr>
+          <w:rFonts w:hint="eastAsia"/>
+          <w:lang w:eastAsia="ja-JP"/>
+        </w:rPr>
+        <w:t>Median</w:t>
+      </w:r>
+      <w:r>
+        <w:rPr>
+          <w:rFonts w:hint="eastAsia"/>
+          <w:lang w:eastAsia="ja-JP"/>
+        </w:rPr>
+        <w:t>についての記載は、比較も兼ねて残しております。</w:t>
       </w:r>
     </w:p>
   </w:comment>
-  <w:comment w:id="500" w:author="哲也 大平" w:date="2026-04-12T22:20:00Z" w:initials="哲大">
+  <w:comment w:id="597" w:author="治輝 齋藤" w:date="2026-04-14T11:58:00Z" w:initials="治齋">
     <w:p>
       <w:pPr>
         <w:pStyle w:val="af3"/>
@@ -13061,11 +13422,81 @@
           <w:rFonts w:hint="eastAsia"/>
           <w:lang w:eastAsia="ja-JP"/>
         </w:rPr>
-        <w:t>この論文は検索してもでてこないようです</w:t>
+        <w:t>ロバスト標準誤差</w:t>
+      </w:r>
+      <w:r>
+        <w:rPr>
+          <w:rFonts w:hint="eastAsia"/>
+          <w:lang w:eastAsia="ja-JP"/>
+        </w:rPr>
+        <w:t>（</w:t>
+      </w:r>
+      <w:r>
+        <w:rPr>
+          <w:rFonts w:hint="eastAsia"/>
+          <w:lang w:eastAsia="ja-JP"/>
+        </w:rPr>
+        <w:t>HC3</w:t>
+      </w:r>
+      <w:r>
+        <w:rPr>
+          <w:rFonts w:hint="eastAsia"/>
+          <w:lang w:eastAsia="ja-JP"/>
+        </w:rPr>
+        <w:t>）</w:t>
+      </w:r>
+      <w:r>
+        <w:rPr>
+          <w:rFonts w:hint="eastAsia"/>
+          <w:lang w:eastAsia="ja-JP"/>
+        </w:rPr>
+        <w:t>・</w:t>
+      </w:r>
+      <w:r>
+        <w:rPr>
+          <w:rFonts w:hint="eastAsia"/>
+          <w:lang w:eastAsia="ja-JP"/>
+        </w:rPr>
+        <w:t>ブートストラップ</w:t>
+      </w:r>
+      <w:r>
+        <w:rPr>
+          <w:rFonts w:hint="eastAsia"/>
+          <w:lang w:eastAsia="ja-JP"/>
+        </w:rPr>
+        <w:t>法で</w:t>
+      </w:r>
+      <w:r>
+        <w:rPr>
+          <w:rFonts w:hint="eastAsia"/>
+          <w:lang w:eastAsia="ja-JP"/>
+        </w:rPr>
+        <w:t>の</w:t>
+      </w:r>
+      <w:r>
+        <w:rPr>
+          <w:rFonts w:hint="eastAsia"/>
+          <w:lang w:eastAsia="ja-JP"/>
+        </w:rPr>
+        <w:t>結果の</w:t>
+      </w:r>
+      <w:r>
+        <w:rPr>
+          <w:rFonts w:hint="eastAsia"/>
+          <w:lang w:eastAsia="ja-JP"/>
+        </w:rPr>
+        <w:t>数値を記載</w:t>
+      </w:r>
+      <w:r>
+        <w:rPr>
+          <w:rFonts w:hint="eastAsia"/>
+          <w:lang w:eastAsia="ja-JP"/>
+        </w:rPr>
+        <w:t>しました。</w:t>
       </w:r>
     </w:p>
   </w:comment>
-  <w:comment w:id="501" w:author="治輝 齋藤" w:date="2026-04-13T20:44:00Z" w:initials="治齋">
+  <w:comment w:id="604" w:author="治輝 齋藤" w:date="2026-04-14T12:00:00Z" w:initials="治齋">
     <w:p>
       <w:pPr>
         <w:pStyle w:val="af3"/>
@@ -13084,11 +13515,32 @@
           <w:rFonts w:hint="eastAsia"/>
           <w:lang w:eastAsia="ja-JP"/>
         </w:rPr>
-        <w:t>該当文献を削除します。</w:t>
+        <w:t>股関節について</w:t>
+      </w:r>
+      <w:r>
+        <w:rPr>
+          <w:rFonts w:hint="eastAsia"/>
+          <w:lang w:eastAsia="ja-JP"/>
+        </w:rPr>
+        <w:t xml:space="preserve"> Table 3 </w:t>
+      </w:r>
+      <w:r>
+        <w:rPr>
+          <w:rFonts w:hint="eastAsia"/>
+          <w:lang w:eastAsia="ja-JP"/>
+        </w:rPr>
+        <w:t>脚注を参照する一文を追加</w:t>
+      </w:r>
+      <w:r>
+        <w:rPr>
+          <w:rFonts w:hint="eastAsia"/>
+          <w:lang w:eastAsia="ja-JP"/>
+        </w:rPr>
+        <w:t>しました。</w:t>
       </w:r>
     </w:p>
   </w:comment>
-  <w:comment w:id="541" w:author="哲也 大平" w:date="2026-04-12T21:39:00Z" w:initials="哲大">
+  <w:comment w:id="611" w:author="治輝 齋藤" w:date="2026-04-14T12:51:00Z" w:initials="治齋">
     <w:p>
       <w:pPr>
         <w:pStyle w:val="af3"/>
@@ -13107,423 +13559,87 @@
           <w:rFonts w:hint="eastAsia"/>
           <w:lang w:eastAsia="ja-JP"/>
         </w:rPr>
-        <w:t>Table1</w:t>
+        <w:t>Figure 3-5</w:t>
       </w:r>
       <w:r>
         <w:rPr>
           <w:rFonts w:hint="eastAsia"/>
           <w:lang w:eastAsia="ja-JP"/>
         </w:rPr>
-        <w:t>の変数は正規分布しているのでしょうか。もししているのであれば、</w:t>
+        <w:t>について、説明を加えました。</w:t>
+      </w:r>
+    </w:p>
+  </w:comment>
+  <w:comment w:id="627" w:author="哲也 大平" w:date="2026-04-12T21:46:00Z" w:initials="哲大">
+    <w:p>
+      <w:pPr>
+        <w:pStyle w:val="af3"/>
+        <w:rPr>
+          <w:lang w:eastAsia="ja-JP"/>
+        </w:rPr>
+      </w:pPr>
+      <w:r>
+        <w:rPr>
+          <w:rStyle w:val="af2"/>
+        </w:rPr>
+        <w:annotationRef/>
       </w:r>
       <w:r>
         <w:rPr>
           <w:rFonts w:hint="eastAsia"/>
           <w:lang w:eastAsia="ja-JP"/>
         </w:rPr>
-        <w:t>Median</w:t>
+        <w:t>この都道府県名は英文にすること可能でしょうか。</w:t>
+      </w:r>
+    </w:p>
+  </w:comment>
+  <w:comment w:id="628" w:author="治輝 齋藤" w:date="2026-04-14T11:20:00Z" w:initials="治齋">
+    <w:p>
+      <w:pPr>
+        <w:pStyle w:val="af3"/>
+        <w:rPr>
+          <w:lang w:eastAsia="ja-JP"/>
+        </w:rPr>
+      </w:pPr>
+      <w:r>
+        <w:rPr>
+          <w:rStyle w:val="af2"/>
+        </w:rPr>
+        <w:annotationRef/>
       </w:r>
       <w:r>
         <w:rPr>
           <w:rFonts w:hint="eastAsia"/>
           <w:lang w:eastAsia="ja-JP"/>
         </w:rPr>
-        <w:t>の記載は不要です。していないのであれば、</w:t>
+        <w:t>英文の状態にした図に差し替えました。</w:t>
+      </w:r>
+    </w:p>
+  </w:comment>
+  <w:comment w:id="634" w:author="哲也 大平" w:date="2026-04-12T22:31:00Z" w:initials="哲大">
+    <w:p>
+      <w:pPr>
+        <w:pStyle w:val="af3"/>
+        <w:rPr>
+          <w:lang w:eastAsia="ja-JP"/>
+        </w:rPr>
+      </w:pPr>
+      <w:r>
+        <w:rPr>
+          <w:rStyle w:val="af2"/>
+        </w:rPr>
+        <w:annotationRef/>
       </w:r>
       <w:r>
         <w:rPr>
           <w:rFonts w:hint="eastAsia"/>
           <w:lang w:eastAsia="ja-JP"/>
         </w:rPr>
-        <w:t>Mean</w:t>
-      </w:r>
-      <w:r>
-        <w:rPr>
-          <w:rFonts w:hint="eastAsia"/>
-          <w:lang w:eastAsia="ja-JP"/>
-        </w:rPr>
-        <w:t>と</w:t>
-      </w:r>
-      <w:r>
-        <w:rPr>
-          <w:rFonts w:hint="eastAsia"/>
-          <w:lang w:eastAsia="ja-JP"/>
-        </w:rPr>
-        <w:t>SD</w:t>
-      </w:r>
-      <w:r>
-        <w:rPr>
-          <w:rFonts w:hint="eastAsia"/>
-          <w:lang w:eastAsia="ja-JP"/>
-        </w:rPr>
-        <w:t>の記載は不要で、その代わりに</w:t>
-      </w:r>
-      <w:r>
-        <w:rPr>
-          <w:rFonts w:hint="eastAsia"/>
-          <w:lang w:eastAsia="ja-JP"/>
-        </w:rPr>
-        <w:t>25</w:t>
-      </w:r>
-      <w:r>
-        <w:rPr>
-          <w:rFonts w:hint="eastAsia"/>
-          <w:lang w:eastAsia="ja-JP"/>
-        </w:rPr>
-        <w:t>％タイルと</w:t>
-      </w:r>
-      <w:r>
-        <w:rPr>
-          <w:rFonts w:hint="eastAsia"/>
-          <w:lang w:eastAsia="ja-JP"/>
-        </w:rPr>
-        <w:t>75</w:t>
-      </w:r>
-      <w:r>
-        <w:rPr>
-          <w:rFonts w:hint="eastAsia"/>
-          <w:lang w:eastAsia="ja-JP"/>
-        </w:rPr>
-        <w:t>％タイルを記載した方がよいと思います。後のグラフをみると、正規分布はしていないようにも見えますが、線形回帰分析をしているので、正規分布していると仮定した方が実際はよいように思います。</w:t>
+        <w:t>全体的に図表が多いので、このグラフは削除してもよいかと思います。</w:t>
       </w:r>
     </w:p>
   </w:comment>
-  <w:comment w:id="542" w:author="治輝 齋藤" w:date="2026-04-14T10:58:00Z" w:initials="治齋">
-    <w:p>
-      <w:pPr>
-        <w:pStyle w:val="af3"/>
-        <w:rPr>
-          <w:lang w:eastAsia="ja-JP"/>
-        </w:rPr>
-      </w:pPr>
-      <w:r>
-        <w:rPr>
-          <w:rStyle w:val="af2"/>
-        </w:rPr>
-        <w:annotationRef/>
-      </w:r>
-      <w:r>
-        <w:rPr>
-          <w:rFonts w:hint="eastAsia"/>
-          <w:lang w:eastAsia="ja-JP"/>
-        </w:rPr>
-        <w:t>表について、</w:t>
-      </w:r>
-      <w:r>
-        <w:rPr>
-          <w:rFonts w:hint="eastAsia"/>
-          <w:lang w:eastAsia="ja-JP"/>
-        </w:rPr>
-        <w:t>25%</w:t>
-      </w:r>
-      <w:r>
-        <w:rPr>
-          <w:rFonts w:hint="eastAsia"/>
-          <w:lang w:eastAsia="ja-JP"/>
-        </w:rPr>
-        <w:t>タイルと</w:t>
-      </w:r>
-      <w:r>
-        <w:rPr>
-          <w:rFonts w:hint="eastAsia"/>
-          <w:lang w:eastAsia="ja-JP"/>
-        </w:rPr>
-        <w:t>75%</w:t>
-      </w:r>
-      <w:r>
-        <w:rPr>
-          <w:rFonts w:hint="eastAsia"/>
-          <w:lang w:eastAsia="ja-JP"/>
-        </w:rPr>
-        <w:t>タイルの記載を追加しました。</w:t>
-      </w:r>
-      <w:r>
-        <w:rPr>
-          <w:lang w:eastAsia="ja-JP"/>
-        </w:rPr>
-        <w:t xml:space="preserve"> </w:t>
-      </w:r>
-      <w:r>
-        <w:rPr>
-          <w:rFonts w:hint="eastAsia"/>
-          <w:lang w:eastAsia="ja-JP"/>
-        </w:rPr>
-        <w:t>Mean</w:t>
-      </w:r>
-      <w:r>
-        <w:rPr>
-          <w:rFonts w:hint="eastAsia"/>
-          <w:lang w:eastAsia="ja-JP"/>
-        </w:rPr>
-        <w:t>・</w:t>
-      </w:r>
-      <w:r>
-        <w:rPr>
-          <w:rFonts w:hint="eastAsia"/>
-          <w:lang w:eastAsia="ja-JP"/>
-        </w:rPr>
-        <w:t>SD</w:t>
-      </w:r>
-      <w:r>
-        <w:rPr>
-          <w:rFonts w:hint="eastAsia"/>
-          <w:lang w:eastAsia="ja-JP"/>
-        </w:rPr>
-        <w:t>・</w:t>
-      </w:r>
-      <w:r>
-        <w:rPr>
-          <w:rFonts w:hint="eastAsia"/>
-          <w:lang w:eastAsia="ja-JP"/>
-        </w:rPr>
-        <w:t>Median</w:t>
-      </w:r>
-      <w:r>
-        <w:rPr>
-          <w:rFonts w:hint="eastAsia"/>
-          <w:lang w:eastAsia="ja-JP"/>
-        </w:rPr>
-        <w:t>についての記載は、比較も兼ねて残しております。</w:t>
-      </w:r>
-    </w:p>
-  </w:comment>
-  <w:comment w:id="592" w:author="治輝 齋藤" w:date="2026-04-14T11:58:00Z" w:initials="治齋">
-    <w:p>
-      <w:pPr>
-        <w:pStyle w:val="af3"/>
-        <w:rPr>
-          <w:lang w:eastAsia="ja-JP"/>
-        </w:rPr>
-      </w:pPr>
-      <w:r>
-        <w:rPr>
-          <w:rStyle w:val="af2"/>
-        </w:rPr>
-        <w:annotationRef/>
-      </w:r>
-      <w:r>
-        <w:rPr>
-          <w:rFonts w:hint="eastAsia"/>
-          <w:lang w:eastAsia="ja-JP"/>
-        </w:rPr>
-        <w:t>ロバスト標準誤差</w:t>
-      </w:r>
-      <w:r>
-        <w:rPr>
-          <w:rFonts w:hint="eastAsia"/>
-          <w:lang w:eastAsia="ja-JP"/>
-        </w:rPr>
-        <w:t>（</w:t>
-      </w:r>
-      <w:r>
-        <w:rPr>
-          <w:rFonts w:hint="eastAsia"/>
-          <w:lang w:eastAsia="ja-JP"/>
-        </w:rPr>
-        <w:t>HC3</w:t>
-      </w:r>
-      <w:r>
-        <w:rPr>
-          <w:rFonts w:hint="eastAsia"/>
-          <w:lang w:eastAsia="ja-JP"/>
-        </w:rPr>
-        <w:t>）</w:t>
-      </w:r>
-      <w:r>
-        <w:rPr>
-          <w:rFonts w:hint="eastAsia"/>
-          <w:lang w:eastAsia="ja-JP"/>
-        </w:rPr>
-        <w:t>・</w:t>
-      </w:r>
-      <w:r>
-        <w:rPr>
-          <w:rFonts w:hint="eastAsia"/>
-          <w:lang w:eastAsia="ja-JP"/>
-        </w:rPr>
-        <w:t>ブートストラップ</w:t>
-      </w:r>
-      <w:r>
-        <w:rPr>
-          <w:rFonts w:hint="eastAsia"/>
-          <w:lang w:eastAsia="ja-JP"/>
-        </w:rPr>
-        <w:t>法で</w:t>
-      </w:r>
-      <w:r>
-        <w:rPr>
-          <w:rFonts w:hint="eastAsia"/>
-          <w:lang w:eastAsia="ja-JP"/>
-        </w:rPr>
-        <w:t>の</w:t>
-      </w:r>
-      <w:r>
-        <w:rPr>
-          <w:rFonts w:hint="eastAsia"/>
-          <w:lang w:eastAsia="ja-JP"/>
-        </w:rPr>
-        <w:t>結果の</w:t>
-      </w:r>
-      <w:r>
-        <w:rPr>
-          <w:rFonts w:hint="eastAsia"/>
-          <w:lang w:eastAsia="ja-JP"/>
-        </w:rPr>
-        <w:t>数値を記載</w:t>
-      </w:r>
-      <w:r>
-        <w:rPr>
-          <w:rFonts w:hint="eastAsia"/>
-          <w:lang w:eastAsia="ja-JP"/>
-        </w:rPr>
-        <w:t>しました。</w:t>
-      </w:r>
-    </w:p>
-  </w:comment>
-  <w:comment w:id="599" w:author="治輝 齋藤" w:date="2026-04-14T12:00:00Z" w:initials="治齋">
-    <w:p>
-      <w:pPr>
-        <w:pStyle w:val="af3"/>
-        <w:rPr>
-          <w:lang w:eastAsia="ja-JP"/>
-        </w:rPr>
-      </w:pPr>
-      <w:r>
-        <w:rPr>
-          <w:rStyle w:val="af2"/>
-        </w:rPr>
-        <w:annotationRef/>
-      </w:r>
-      <w:r>
-        <w:rPr>
-          <w:rFonts w:hint="eastAsia"/>
-          <w:lang w:eastAsia="ja-JP"/>
-        </w:rPr>
-        <w:t>股関節について</w:t>
-      </w:r>
-      <w:r>
-        <w:rPr>
-          <w:rFonts w:hint="eastAsia"/>
-          <w:lang w:eastAsia="ja-JP"/>
-        </w:rPr>
-        <w:t xml:space="preserve"> Table 3 </w:t>
-      </w:r>
-      <w:r>
-        <w:rPr>
-          <w:rFonts w:hint="eastAsia"/>
-          <w:lang w:eastAsia="ja-JP"/>
-        </w:rPr>
-        <w:t>脚注を参照する一文を追加</w:t>
-      </w:r>
-      <w:r>
-        <w:rPr>
-          <w:rFonts w:hint="eastAsia"/>
-          <w:lang w:eastAsia="ja-JP"/>
-        </w:rPr>
-        <w:t>しました。</w:t>
-      </w:r>
-    </w:p>
-  </w:comment>
-  <w:comment w:id="606" w:author="治輝 齋藤" w:date="2026-04-14T12:51:00Z" w:initials="治齋">
-    <w:p>
-      <w:pPr>
-        <w:pStyle w:val="af3"/>
-        <w:rPr>
-          <w:lang w:eastAsia="ja-JP"/>
-        </w:rPr>
-      </w:pPr>
-      <w:r>
-        <w:rPr>
-          <w:rStyle w:val="af2"/>
-        </w:rPr>
-        <w:annotationRef/>
-      </w:r>
-      <w:r>
-        <w:rPr>
-          <w:rFonts w:hint="eastAsia"/>
-          <w:lang w:eastAsia="ja-JP"/>
-        </w:rPr>
-        <w:t>Figure 3-5</w:t>
-      </w:r>
-      <w:r>
-        <w:rPr>
-          <w:rFonts w:hint="eastAsia"/>
-          <w:lang w:eastAsia="ja-JP"/>
-        </w:rPr>
-        <w:t>について、説明を加えました。</w:t>
-      </w:r>
-    </w:p>
-  </w:comment>
-  <w:comment w:id="622" w:author="哲也 大平" w:date="2026-04-12T21:46:00Z" w:initials="哲大">
-    <w:p>
-      <w:pPr>
-        <w:pStyle w:val="af3"/>
-        <w:rPr>
-          <w:lang w:eastAsia="ja-JP"/>
-        </w:rPr>
-      </w:pPr>
-      <w:r>
-        <w:rPr>
-          <w:rStyle w:val="af2"/>
-        </w:rPr>
-        <w:annotationRef/>
-      </w:r>
-      <w:r>
-        <w:rPr>
-          <w:rFonts w:hint="eastAsia"/>
-          <w:lang w:eastAsia="ja-JP"/>
-        </w:rPr>
-        <w:t>この都道府県名は英文にすること可能でしょうか。</w:t>
-      </w:r>
-    </w:p>
-  </w:comment>
-  <w:comment w:id="623" w:author="治輝 齋藤" w:date="2026-04-14T11:20:00Z" w:initials="治齋">
-    <w:p>
-      <w:pPr>
-        <w:pStyle w:val="af3"/>
-        <w:rPr>
-          <w:lang w:eastAsia="ja-JP"/>
-        </w:rPr>
-      </w:pPr>
-      <w:r>
-        <w:rPr>
-          <w:rStyle w:val="af2"/>
-        </w:rPr>
-        <w:annotationRef/>
-      </w:r>
-      <w:r>
-        <w:rPr>
-          <w:rFonts w:hint="eastAsia"/>
-          <w:lang w:eastAsia="ja-JP"/>
-        </w:rPr>
-        <w:t>英文の状態にした図に差し替えました。</w:t>
-      </w:r>
-    </w:p>
-  </w:comment>
-  <w:comment w:id="629" w:author="哲也 大平" w:date="2026-04-12T22:31:00Z" w:initials="哲大">
-    <w:p>
-      <w:pPr>
-        <w:pStyle w:val="af3"/>
-        <w:rPr>
-          <w:lang w:eastAsia="ja-JP"/>
-        </w:rPr>
-      </w:pPr>
-      <w:r>
-        <w:rPr>
-          <w:rStyle w:val="af2"/>
-        </w:rPr>
-        <w:annotationRef/>
-      </w:r>
-      <w:r>
-        <w:rPr>
-          <w:rFonts w:hint="eastAsia"/>
-          <w:lang w:eastAsia="ja-JP"/>
-        </w:rPr>
-        <w:t>全体的に図表が多いので、このグラフは削除してもよいかと思います。</w:t>
-      </w:r>
-    </w:p>
-  </w:comment>
-  <w:comment w:id="630" w:author="治輝 齋藤" w:date="2026-04-14T10:59:00Z" w:initials="治齋">
+  <w:comment w:id="635" w:author="治輝 齋藤" w:date="2026-04-14T10:59:00Z" w:initials="治齋">
     <w:p>
       <w:pPr>
         <w:pStyle w:val="af3"/>
@@ -13561,6 +13677,7 @@
   <w15:commentEx w15:paraId="7F5EDB9C" w15:done="0"/>
   <w15:commentEx w15:paraId="27FE6C44" w15:done="0"/>
   <w15:commentEx w15:paraId="1FFB32E1" w15:done="0"/>
+  <w15:commentEx w15:paraId="2A1B45B7" w15:done="0"/>
   <w15:commentEx w15:paraId="31EEDED5" w15:done="0"/>
   <w15:commentEx w15:paraId="1A76CBBB" w15:done="0"/>
   <w15:commentEx w15:paraId="67D64AEC" w15:done="0"/>
@@ -13598,6 +13715,7 @@
   <w16cex:commentExtensible w16cex:durableId="77AA197D" w16cex:dateUtc="2026-04-14T03:32:00Z"/>
   <w16cex:commentExtensible w16cex:durableId="68437569" w16cex:dateUtc="2026-04-14T04:38:00Z"/>
   <w16cex:commentExtensible w16cex:durableId="30805ED1" w16cex:dateUtc="2026-04-14T04:39:00Z"/>
+  <w16cex:commentExtensible w16cex:durableId="639DC8C5" w16cex:dateUtc="2026-04-14T10:22:00Z"/>
   <w16cex:commentExtensible w16cex:durableId="5A16557B" w16cex:dateUtc="2026-04-14T04:48:00Z"/>
   <w16cex:commentExtensible w16cex:durableId="43908EE8" w16cex:dateUtc="2026-04-14T04:50:00Z"/>
   <w16cex:commentExtensible w16cex:durableId="47C651EC" w16cex:dateUtc="2026-04-12T12:50:00Z"/>
@@ -13635,6 +13753,7 @@
   <w16cid:commentId w16cid:paraId="7F5EDB9C" w16cid:durableId="77AA197D"/>
   <w16cid:commentId w16cid:paraId="27FE6C44" w16cid:durableId="68437569"/>
   <w16cid:commentId w16cid:paraId="1FFB32E1" w16cid:durableId="30805ED1"/>
+  <w16cid:commentId w16cid:paraId="2A1B45B7" w16cid:durableId="639DC8C5"/>
   <w16cid:commentId w16cid:paraId="31EEDED5" w16cid:durableId="5A16557B"/>
   <w16cid:commentId w16cid:paraId="1A76CBBB" w16cid:durableId="43908EE8"/>
   <w16cid:commentId w16cid:paraId="67D64AEC" w16cid:durableId="47C651EC"/>
@@ -13671,12 +13790,12 @@
 <w:numbering xmlns:wpc="http://schemas.microsoft.com/office/word/2010/wordprocessingCanvas" xmlns:cx="http://schemas.microsoft.com/office/drawing/2014/chartex" xmlns:cx1="http://schemas.microsoft.com/office/drawing/2015/9/8/chartex" xmlns:cx2="http://schemas.microsoft.com/office/drawing/2015/10/21/chartex" xmlns:cx3="http://schemas.microsoft.com/office/drawing/2016/5/9/chartex" xmlns:cx4="http://schemas.microsoft.com/office/drawing/2016/5/10/chartex" xmlns:cx5="http://schemas.microsoft.com/office/drawing/2016/5/11/chartex" xmlns:cx6="http://schemas.microsoft.com/office/drawing/2016/5/12/chartex" xmlns:cx7="http://schemas.microsoft.com/office/drawing/2016/5/13/chartex" xmlns:cx8="http://schemas.microsoft.com/office/drawing/2016/5/14/chartex" xmlns:mc="http://schemas.openxmlformats.org/markup-compatibility/2006" xmlns:aink="http://schemas.microsoft.com/office/drawing/2016/ink" xmlns:am3d="http://schemas.microsoft.com/office/drawing/2017/model3d" xmlns:o="urn:schemas-microsoft-com:office:office" xmlns:oel="http://schemas.microsoft.com/office/2019/extlst" xmlns:r="http://schemas.openxmlformats.org/officeDocument/2006/relationships" xmlns:m="http://schemas.openxmlformats.org/officeDocument/2006/math" xmlns:v="urn:schemas-microsoft-com:vml" xmlns:wp14="http://schemas.microsoft.com/office/word/2010/wordprocessingDrawing" xmlns:wp="http://schemas.openxmlformats.org/drawingml/2006/wordprocessingDrawing" xmlns:w10="urn:schemas-microsoft-com:office:word" xmlns:w="http://schemas.openxmlformats.org/wordprocessingml/2006/main" xmlns:w14="http://schemas.microsoft.com/office/word/2010/wordml" xmlns:w15="http://schemas.microsoft.com/office/word/2012/wordml" xmlns:w16cex="http://schemas.microsoft.com/office/word/2018/wordml/cex" xmlns:w16cid="http://schemas.microsoft.com/office/word/2016/wordml/cid" xmlns:w16="http://schemas.microsoft.com/office/word/2018/wordml" xmlns:w16du="http://schemas.microsoft.com/office/word/2023/wordml/word16du" xmlns:w16sdtdh="http://schemas.microsoft.com/office/word/2020/wordml/sdtdatahash" xmlns:w16sdtfl="http://schemas.microsoft.com/office/word/2024/wordml/sdtformatlock" xmlns:w16se="http://schemas.microsoft.com/office/word/2015/wordml/symex" xmlns:wpg="http://schemas.microsoft.com/office/word/2010/wordprocessingGroup" xmlns:wpi="http://schemas.microsoft.com/office/word/2010/wordprocessingInk" xmlns:wne="http://schemas.microsoft.com/office/word/2006/wordml" xmlns:wps="http://schemas.microsoft.com/office/word/2010/wordprocessingShape" mc:Ignorable="w14 w15 w16se w16cid w16 w16cex w16sdtdh w16sdtfl w16du wp14">
   <w:numPicBullet w:numPicBulletId="0">
     <w:pict>
-      <v:rect id="_x0000_i1050" style="width:0;height:1.5pt" o:hralign="center" o:bullet="t" o:hrstd="t" o:hr="t"/>
+      <v:rect id="_x0000_i1046" style="width:0;height:1.5pt" o:hralign="center" o:bullet="t" o:hrstd="t" o:hr="t"/>
     </w:pict>
   </w:numPicBullet>
   <w:numPicBullet w:numPicBulletId="1">
     <w:pict>
-      <v:rect id="_x0000_i1051" style="width:0;height:1.5pt" o:hralign="center" o:bullet="t" o:hrstd="t" o:hr="t"/>
+      <v:rect id="_x0000_i1047" style="width:0;height:1.5pt" o:hralign="center" o:bullet="t" o:hrstd="t" o:hr="t"/>
     </w:pict>
   </w:numPicBullet>
   <w:abstractNum w:abstractNumId="0" w15:restartNumberingAfterBreak="0">
